--- a/hk2-to-chuc-va-cau-truc-may-tinh/on_tap.docx
+++ b/hk2-to-chuc-va-cau-truc-may-tinh/on_tap.docx
@@ -17,23 +17,7 @@
           <w:sz w:val="32"/>
           <w:szCs w:val="32"/>
         </w:rPr>
-        <w:t>Đề</w:t>
-      </w:r>
-      <w:r>
-        <w:rPr>
-          <w:rFonts w:ascii="Times New Roman" w:hAnsi="Times New Roman"/>
-          <w:sz w:val="32"/>
-          <w:szCs w:val="32"/>
-        </w:rPr>
-        <w:t xml:space="preserve"> </w:t>
-      </w:r>
-      <w:r>
-        <w:rPr>
-          <w:rFonts w:ascii="Times New Roman" w:hAnsi="Times New Roman"/>
-          <w:sz w:val="32"/>
-          <w:szCs w:val="32"/>
-        </w:rPr>
-        <w:t>thi:</w:t>
+        <w:t>Đề thi:</w:t>
       </w:r>
     </w:p>
     <w:p>
@@ -79,6 +63,7 @@
           <w:ilvl w:val="0"/>
           <w:numId w:val="0"/>
         </w:numPr>
+        <w:ind w:hanging="0" w:start="0"/>
         <w:rPr>
           <w:color w:val="FF0000"/>
         </w:rPr>
@@ -11762,7 +11747,7 @@
         <mc:AlternateContent>
           <mc:Choice Requires="wps">
             <w:drawing>
-              <wp:anchor behindDoc="0" distT="0" distB="0" distL="0" distR="0" simplePos="0" locked="0" layoutInCell="0" allowOverlap="1" relativeHeight="29">
+              <wp:anchor behindDoc="0" distT="0" distB="0" distL="0" distR="0" simplePos="0" locked="0" layoutInCell="0" allowOverlap="1" relativeHeight="36">
                 <wp:simplePos x="0" y="0"/>
                 <wp:positionH relativeFrom="page">
                   <wp:posOffset>0</wp:posOffset>
@@ -12798,7 +12783,7 @@
         <mc:AlternateContent>
           <mc:Choice Requires="wps">
             <w:drawing>
-              <wp:anchor behindDoc="0" distT="0" distB="0" distL="0" distR="0" simplePos="0" locked="0" layoutInCell="0" allowOverlap="1" relativeHeight="31">
+              <wp:anchor behindDoc="0" distT="0" distB="0" distL="0" distR="0" simplePos="0" locked="0" layoutInCell="0" allowOverlap="1" relativeHeight="38">
                 <wp:simplePos x="0" y="0"/>
                 <wp:positionH relativeFrom="page">
                   <wp:posOffset>0</wp:posOffset>
@@ -13191,7 +13176,7 @@
         <mc:AlternateContent>
           <mc:Choice Requires="wps">
             <w:drawing>
-              <wp:anchor behindDoc="0" distT="0" distB="0" distL="0" distR="0" simplePos="0" locked="0" layoutInCell="0" allowOverlap="1" relativeHeight="33">
+              <wp:anchor behindDoc="0" distT="0" distB="0" distL="0" distR="0" simplePos="0" locked="0" layoutInCell="0" allowOverlap="1" relativeHeight="40">
                 <wp:simplePos x="0" y="0"/>
                 <wp:positionH relativeFrom="page">
                   <wp:posOffset>0</wp:posOffset>
@@ -13526,7 +13511,7 @@
         <mc:AlternateContent>
           <mc:Choice Requires="wps">
             <w:drawing>
-              <wp:anchor behindDoc="0" distT="0" distB="0" distL="0" distR="0" simplePos="0" locked="0" layoutInCell="0" allowOverlap="1" relativeHeight="35">
+              <wp:anchor behindDoc="0" distT="0" distB="0" distL="0" distR="0" simplePos="0" locked="0" layoutInCell="0" allowOverlap="1" relativeHeight="42">
                 <wp:simplePos x="0" y="0"/>
                 <wp:positionH relativeFrom="page">
                   <wp:posOffset>0</wp:posOffset>
@@ -13873,7 +13858,7 @@
         <mc:AlternateContent>
           <mc:Choice Requires="wps">
             <w:drawing>
-              <wp:anchor behindDoc="0" distT="0" distB="0" distL="0" distR="0" simplePos="0" locked="0" layoutInCell="0" allowOverlap="1" relativeHeight="37">
+              <wp:anchor behindDoc="0" distT="0" distB="0" distL="0" distR="0" simplePos="0" locked="0" layoutInCell="0" allowOverlap="1" relativeHeight="44">
                 <wp:simplePos x="0" y="0"/>
                 <wp:positionH relativeFrom="page">
                   <wp:posOffset>0</wp:posOffset>
@@ -14415,7 +14400,7 @@
         <mc:AlternateContent>
           <mc:Choice Requires="wps">
             <w:drawing>
-              <wp:anchor behindDoc="0" distT="0" distB="0" distL="0" distR="0" simplePos="0" locked="0" layoutInCell="0" allowOverlap="1" relativeHeight="39">
+              <wp:anchor behindDoc="0" distT="0" distB="0" distL="0" distR="0" simplePos="0" locked="0" layoutInCell="0" allowOverlap="1" relativeHeight="46">
                 <wp:simplePos x="0" y="0"/>
                 <wp:positionH relativeFrom="page">
                   <wp:posOffset>0</wp:posOffset>
@@ -14632,7 +14617,7 @@
         <mc:AlternateContent>
           <mc:Choice Requires="wps">
             <w:drawing>
-              <wp:anchor behindDoc="0" distT="0" distB="0" distL="0" distR="0" simplePos="0" locked="0" layoutInCell="0" allowOverlap="1" relativeHeight="41">
+              <wp:anchor behindDoc="0" distT="0" distB="0" distL="0" distR="0" simplePos="0" locked="0" layoutInCell="0" allowOverlap="1" relativeHeight="48">
                 <wp:simplePos x="0" y="0"/>
                 <wp:positionH relativeFrom="page">
                   <wp:posOffset>0</wp:posOffset>
@@ -16052,7 +16037,7 @@
         <mc:AlternateContent>
           <mc:Choice Requires="wps">
             <w:drawing>
-              <wp:anchor behindDoc="0" distT="0" distB="0" distL="0" distR="0" simplePos="0" locked="0" layoutInCell="0" allowOverlap="1" relativeHeight="43">
+              <wp:anchor behindDoc="0" distT="0" distB="0" distL="0" distR="0" simplePos="0" locked="0" layoutInCell="0" allowOverlap="1" relativeHeight="50">
                 <wp:simplePos x="0" y="0"/>
                 <wp:positionH relativeFrom="page">
                   <wp:posOffset>0</wp:posOffset>
@@ -33866,7 +33851,7 @@
         <mc:AlternateContent>
           <mc:Choice Requires="wps">
             <w:drawing>
-              <wp:anchor behindDoc="0" distT="0" distB="0" distL="0" distR="0" simplePos="0" locked="0" layoutInCell="0" allowOverlap="1" relativeHeight="45">
+              <wp:anchor behindDoc="0" distT="0" distB="0" distL="0" distR="0" simplePos="0" locked="0" layoutInCell="0" allowOverlap="1" relativeHeight="52">
                 <wp:simplePos x="0" y="0"/>
                 <wp:positionH relativeFrom="page">
                   <wp:posOffset>0</wp:posOffset>
@@ -33983,7 +33968,7 @@
         <mc:AlternateContent>
           <mc:Choice Requires="wps">
             <w:drawing>
-              <wp:anchor behindDoc="0" distT="0" distB="0" distL="0" distR="0" simplePos="0" locked="0" layoutInCell="0" allowOverlap="1" relativeHeight="47">
+              <wp:anchor behindDoc="0" distT="0" distB="0" distL="0" distR="0" simplePos="0" locked="0" layoutInCell="0" allowOverlap="1" relativeHeight="54">
                 <wp:simplePos x="0" y="0"/>
                 <wp:positionH relativeFrom="page">
                   <wp:posOffset>0</wp:posOffset>
@@ -34096,7 +34081,7 @@
         <mc:AlternateContent>
           <mc:Choice Requires="wps">
             <w:drawing>
-              <wp:anchor behindDoc="0" distT="0" distB="0" distL="0" distR="0" simplePos="0" locked="0" layoutInCell="0" allowOverlap="1" relativeHeight="49">
+              <wp:anchor behindDoc="0" distT="0" distB="0" distL="0" distR="0" simplePos="0" locked="0" layoutInCell="0" allowOverlap="1" relativeHeight="56">
                 <wp:simplePos x="0" y="0"/>
                 <wp:positionH relativeFrom="page">
                   <wp:posOffset>0</wp:posOffset>
@@ -36355,6 +36340,7 @@
           <w:ilvl w:val="0"/>
           <w:numId w:val="0"/>
         </w:numPr>
+        <w:ind w:hanging="0" w:start="0"/>
         <w:rPr>
           <w:color w:val="FF0000"/>
         </w:rPr>
@@ -37213,15 +37199,7 @@
           <w:sz w:val="32"/>
           <w:szCs w:val="32"/>
         </w:rPr>
-        <w:t>a. y = AB + A</w:t>
-      </w:r>
-      <w:r>
-        <w:rPr>
-          <w:rFonts w:ascii="Times New Roman" w:hAnsi="Times New Roman"/>
-          <w:sz w:val="32"/>
-          <w:szCs w:val="32"/>
-        </w:rPr>
-        <w:t xml:space="preserve">’B’ </w:t>
+        <w:t xml:space="preserve">a. y = AB + A’B’ </w:t>
       </w:r>
     </w:p>
     <w:p>
@@ -37613,29 +37591,7 @@
           <w:szCs w:val="24"/>
           <w:lang w:val="en-US" w:eastAsia="zh-CN" w:bidi="hi-IN"/>
         </w:rPr>
-        <w:t xml:space="preserve">00101111→ </w:t>
-      </w:r>
-      <w:r>
-        <w:rPr>
-          <w:rFonts w:eastAsia="NSimSun" w:cs="Lucida Sans"/>
-          <w:color w:val="55308D"/>
-          <w:kern w:val="2"/>
-          <w:sz w:val="24"/>
-          <w:szCs w:val="24"/>
-          <w:lang w:val="en-US" w:eastAsia="zh-CN" w:bidi="hi-IN"/>
-        </w:rPr>
-        <w:t>bù 1:</w:t>
-      </w:r>
-      <w:r>
-        <w:rPr>
-          <w:rFonts w:eastAsia="NSimSun" w:cs="Lucida Sans"/>
-          <w:color w:val="55308D"/>
-          <w:kern w:val="2"/>
-          <w:sz w:val="24"/>
-          <w:szCs w:val="24"/>
-          <w:lang w:val="en-US" w:eastAsia="zh-CN" w:bidi="hi-IN"/>
-        </w:rPr>
-        <w:t xml:space="preserve"> 11010000</w:t>
+        <w:t>00101111→ bù 1: 11010000</w:t>
       </w:r>
     </w:p>
     <w:p>
@@ -37816,39 +37772,7 @@
           <w:sz w:val="32"/>
           <w:szCs w:val="32"/>
         </w:rPr>
-        <w:t xml:space="preserve">Câu 11: Một ổ cứng dung lượng 1TB </w:t>
-      </w:r>
-      <w:r>
-        <w:rPr>
-          <w:rFonts w:ascii="Times New Roman" w:hAnsi="Times New Roman"/>
-          <w:sz w:val="32"/>
-          <w:szCs w:val="32"/>
-        </w:rPr>
-        <w:t>(</w:t>
-      </w:r>
-      <w:r>
-        <w:rPr>
-          <w:rFonts w:ascii="Times New Roman" w:hAnsi="Times New Roman"/>
-          <w:sz w:val="32"/>
-          <w:szCs w:val="32"/>
-        </w:rPr>
-        <w:t>2^40byte</w:t>
-      </w:r>
-      <w:r>
-        <w:rPr>
-          <w:rFonts w:ascii="Times New Roman" w:hAnsi="Times New Roman"/>
-          <w:sz w:val="32"/>
-          <w:szCs w:val="32"/>
-        </w:rPr>
-        <w:t>)</w:t>
-      </w:r>
-      <w:r>
-        <w:rPr>
-          <w:rFonts w:ascii="Times New Roman" w:hAnsi="Times New Roman"/>
-          <w:sz w:val="32"/>
-          <w:szCs w:val="32"/>
-        </w:rPr>
-        <w:t xml:space="preserve"> có thế chứa được bao nhiêu file hình ảnh, biết dung lượng mỗi file hình ảnh có kích thước 256Kbit</w:t>
+        <w:t>Câu 11: Một ổ cứng dung lượng 1TB (2^40byte) có thế chứa được bao nhiêu file hình ảnh, biết dung lượng mỗi file hình ảnh có kích thước 256Kbit</w:t>
       </w:r>
     </w:p>
     <w:p>
@@ -38984,15 +38908,7 @@
           <w:sz w:val="32"/>
           <w:szCs w:val="32"/>
         </w:rPr>
-        <w:t>a. AND, OR, X</w:t>
-      </w:r>
-      <w:r>
-        <w:rPr>
-          <w:rFonts w:ascii="Times New Roman" w:hAnsi="Times New Roman"/>
-          <w:sz w:val="32"/>
-          <w:szCs w:val="32"/>
-        </w:rPr>
-        <w:t>OR, NOT</w:t>
+        <w:t>a. AND, OR, XOR, NOT</w:t>
       </w:r>
     </w:p>
     <w:p>
@@ -39254,11 +39170,7 @@
         </w:drawing>
       </w:r>
       <w:r>
-        <w:rPr>
-          <w:rFonts w:ascii="Times New Roman" w:hAnsi="Times New Roman"/>
-          <w:sz w:val="32"/>
-          <w:szCs w:val="32"/>
-        </w:rPr>
+        <w:rPr/>
         <w:drawing>
           <wp:inline distT="0" distB="0" distL="0" distR="0">
             <wp:extent cx="2806700" cy="1593850"/>
@@ -39428,15 +39340,7 @@
           <w:sz w:val="32"/>
           <w:szCs w:val="32"/>
         </w:rPr>
-        <w:t>a. Xử l</w:t>
-      </w:r>
-      <w:r>
-        <w:rPr>
-          <w:rFonts w:ascii="Times New Roman" w:hAnsi="Times New Roman"/>
-          <w:sz w:val="32"/>
-          <w:szCs w:val="32"/>
-        </w:rPr>
-        <w:t>ý tín hiệu rời rạc và liên tục</w:t>
+        <w:t>a. Xử lý tín hiệu rời rạc và liên tục</w:t>
       </w:r>
     </w:p>
     <w:p>
@@ -40222,13 +40126,6 @@
         </w:rPr>
         <w:tab/>
         <w:tab/>
-      </w:r>
-      <w:r>
-        <w:rPr>
-          <w:rFonts w:ascii="Times New Roman" w:hAnsi="Times New Roman"/>
-          <w:sz w:val="32"/>
-          <w:szCs w:val="32"/>
-        </w:rPr>
         <w:t>0000 0000</w:t>
         <w:tab/>
         <w:t>0000</w:t>
@@ -40257,13 +40154,6 @@
         <w:t>D. 0x00000024</w:t>
         <w:tab/>
         <w:tab/>
-      </w:r>
-      <w:r>
-        <w:rPr>
-          <w:rFonts w:ascii="Times New Roman" w:hAnsi="Times New Roman"/>
-          <w:sz w:val="32"/>
-          <w:szCs w:val="32"/>
-        </w:rPr>
         <w:t>0000 0000 0110 0000</w:t>
       </w:r>
     </w:p>
@@ -40652,6 +40542,20 @@
           <w:szCs w:val="32"/>
         </w:rPr>
         <w:t>A. 1,0,1</w:t>
+        <w:tab/>
+        <w:tab/>
+        <w:tab/>
+      </w:r>
+      <w:r>
+        <w:rPr>
+          <w:rFonts w:eastAsia="NSimSun" w:cs="Lucida Sans" w:ascii="Times New Roman" w:hAnsi="Times New Roman"/>
+          <w:color w:val="55308D"/>
+          <w:kern w:val="2"/>
+          <w:sz w:val="24"/>
+          <w:szCs w:val="24"/>
+          <w:lang w:val="en-US" w:eastAsia="zh-CN" w:bidi="hi-IN"/>
+        </w:rPr>
+        <w:t>RegDst: 0 cho lệnh I-type hoặc X (don't care)</w:t>
       </w:r>
     </w:p>
     <w:p>
@@ -40670,24 +40574,64 @@
           <w:szCs w:val="32"/>
         </w:rPr>
         <w:t>B. 1,0,0</w:t>
-      </w:r>
-    </w:p>
-    <w:p>
-      <w:pPr>
-        <w:pStyle w:val="Normal"/>
-        <w:rPr>
-          <w:rFonts w:ascii="Times New Roman" w:hAnsi="Times New Roman"/>
-          <w:sz w:val="32"/>
-          <w:szCs w:val="32"/>
-        </w:rPr>
-      </w:pPr>
-      <w:r>
-        <w:rPr>
-          <w:rFonts w:ascii="Times New Roman" w:hAnsi="Times New Roman"/>
-          <w:sz w:val="32"/>
-          <w:szCs w:val="32"/>
+        <w:tab/>
+        <w:tab/>
+        <w:tab/>
+      </w:r>
+      <w:r>
+        <w:rPr>
+          <w:rFonts w:eastAsia="NSimSun" w:cs="Lucida Sans" w:ascii="Times New Roman" w:hAnsi="Times New Roman"/>
+          <w:color w:val="55308D"/>
+          <w:kern w:val="2"/>
+          <w:sz w:val="24"/>
+          <w:szCs w:val="24"/>
+          <w:lang w:val="en-US" w:eastAsia="zh-CN" w:bidi="hi-IN"/>
+        </w:rPr>
+        <w:t>RegWrite: 0 (không ghi vào thanh ghi)</w:t>
+      </w:r>
+    </w:p>
+    <w:p>
+      <w:pPr>
+        <w:pStyle w:val="Normal"/>
+        <w:rPr>
+          <w:rFonts w:ascii="Times New Roman" w:hAnsi="Times New Roman"/>
+          <w:sz w:val="32"/>
+          <w:szCs w:val="32"/>
+        </w:rPr>
+      </w:pPr>
+      <w:r>
+        <w:rPr>
+          <w:rFonts w:eastAsia="NSimSun" w:cs="Lucida Sans" w:ascii="Times New Roman" w:hAnsi="Times New Roman"/>
+          <w:b/>
+          <w:bCs/>
+          <w:color w:val="2A6099"/>
+          <w:kern w:val="2"/>
+          <w:sz w:val="32"/>
+          <w:szCs w:val="32"/>
+          <w:lang w:val="en-US" w:eastAsia="zh-CN" w:bidi="hi-IN"/>
         </w:rPr>
         <w:t>C. 0,0,1</w:t>
+      </w:r>
+      <w:r>
+        <w:rPr>
+          <w:rFonts w:ascii="Times New Roman" w:hAnsi="Times New Roman"/>
+          <w:sz w:val="32"/>
+          <w:szCs w:val="32"/>
+        </w:rPr>
+        <w:tab/>
+        <w:tab/>
+        <w:tab/>
+      </w:r>
+      <w:r>
+        <w:rPr>
+          <w:rFonts w:eastAsia="NSimSun" w:cs="Lucida Sans" w:ascii="Times New Roman" w:hAnsi="Times New Roman"/>
+          <w:color w:val="55308D"/>
+          <w:kern w:val="2"/>
+          <w:sz w:val="24"/>
+          <w:szCs w:val="24"/>
+          <w:lang w:val="en-US" w:eastAsia="zh-CN" w:bidi="hi-IN"/>
+        </w:rPr>
+        <w:t>MemWrite: 1 (ghi dữ liệu vào bộ nhớ)</w:t>
       </w:r>
     </w:p>
     <w:p>
@@ -41089,48 +41033,177 @@
         <w:t>Câu 11: Mã máy của lệnh add $s1, $t5, $t1 là gì?</w:t>
       </w:r>
     </w:p>
-    <w:p>
-      <w:pPr>
-        <w:pStyle w:val="Normal"/>
-        <w:rPr>
-          <w:rFonts w:ascii="Times New Roman" w:hAnsi="Times New Roman"/>
-          <w:sz w:val="32"/>
-          <w:szCs w:val="32"/>
-        </w:rPr>
-      </w:pPr>
-      <w:r>
-        <w:rPr>
-          <w:rFonts w:ascii="Times New Roman" w:hAnsi="Times New Roman"/>
-          <w:sz w:val="32"/>
-          <w:szCs w:val="32"/>
-        </w:rPr>
-        <w:t>A. 0x023D8210</w:t>
-        <w:tab/>
-        <w:tab/>
-        <w:tab/>
-        <w:t>B. 0x01A98820</w:t>
-      </w:r>
-    </w:p>
-    <w:p>
-      <w:pPr>
-        <w:pStyle w:val="Normal"/>
-        <w:rPr>
-          <w:rFonts w:ascii="Times New Roman" w:hAnsi="Times New Roman"/>
-          <w:sz w:val="32"/>
-          <w:szCs w:val="32"/>
-        </w:rPr>
-      </w:pPr>
-      <w:r>
-        <w:rPr>
-          <w:rFonts w:ascii="Times New Roman" w:hAnsi="Times New Roman"/>
-          <w:sz w:val="32"/>
-          <w:szCs w:val="32"/>
-        </w:rPr>
-        <w:t>C. 0x012D8024</w:t>
-        <w:tab/>
-        <w:tab/>
-        <w:tab/>
-        <w:t>D. 0x012D8820</w:t>
+    <w:tbl>
+      <w:tblPr>
+        <w:tblW w:w="9975" w:type="dxa"/>
+        <w:jc w:val="start"/>
+        <w:tblInd w:w="0" w:type="dxa"/>
+        <w:tblLayout w:type="fixed"/>
+        <w:tblCellMar>
+          <w:top w:w="29" w:type="dxa"/>
+          <w:start w:w="29" w:type="dxa"/>
+          <w:bottom w:w="29" w:type="dxa"/>
+          <w:end w:w="29" w:type="dxa"/>
+        </w:tblCellMar>
+      </w:tblPr>
+      <w:tblGrid>
+        <w:gridCol w:w="3000"/>
+        <w:gridCol w:w="6975"/>
+      </w:tblGrid>
+      <w:tr>
+        <w:trPr/>
+        <w:tc>
+          <w:tcPr>
+            <w:tcW w:w="3000" w:type="dxa"/>
+            <w:tcBorders/>
+            <w:shd w:fill="FFFFFF" w:val="clear"/>
+          </w:tcPr>
+          <w:p>
+            <w:pPr>
+              <w:pStyle w:val="Normal"/>
+              <w:rPr>
+                <w:rFonts w:ascii="Times New Roman" w:hAnsi="Times New Roman"/>
+                <w:sz w:val="32"/>
+                <w:szCs w:val="32"/>
+              </w:rPr>
+            </w:pPr>
+            <w:r>
+              <w:rPr>
+                <w:rFonts w:ascii="Times New Roman" w:hAnsi="Times New Roman"/>
+                <w:sz w:val="32"/>
+                <w:szCs w:val="32"/>
+              </w:rPr>
+              <w:t>A. 0x023D8210</w:t>
+              <w:tab/>
+            </w:r>
+          </w:p>
+          <w:p>
+            <w:pPr>
+              <w:pStyle w:val="Normal"/>
+              <w:rPr>
+                <w:rFonts w:ascii="Times New Roman" w:hAnsi="Times New Roman"/>
+                <w:b/>
+                <w:bCs/>
+                <w:color w:val="2A6099"/>
+                <w:sz w:val="32"/>
+                <w:szCs w:val="32"/>
+              </w:rPr>
+            </w:pPr>
+            <w:r>
+              <w:rPr>
+                <w:rFonts w:ascii="Times New Roman" w:hAnsi="Times New Roman"/>
+                <w:b/>
+                <w:bCs/>
+                <w:color w:val="2A6099"/>
+                <w:sz w:val="32"/>
+                <w:szCs w:val="32"/>
+              </w:rPr>
+              <w:t>B. 0x01A98820</w:t>
+            </w:r>
+          </w:p>
+          <w:p>
+            <w:pPr>
+              <w:pStyle w:val="Normal"/>
+              <w:rPr>
+                <w:rFonts w:ascii="Times New Roman" w:hAnsi="Times New Roman"/>
+                <w:sz w:val="32"/>
+                <w:szCs w:val="32"/>
+              </w:rPr>
+            </w:pPr>
+            <w:r>
+              <w:rPr>
+                <w:rFonts w:ascii="Times New Roman" w:hAnsi="Times New Roman"/>
+                <w:sz w:val="32"/>
+                <w:szCs w:val="32"/>
+              </w:rPr>
+              <w:t>C. 0x012D8024</w:t>
+            </w:r>
+          </w:p>
+          <w:p>
+            <w:pPr>
+              <w:pStyle w:val="Normal"/>
+              <w:rPr>
+                <w:rFonts w:ascii="Times New Roman" w:hAnsi="Times New Roman"/>
+                <w:sz w:val="32"/>
+                <w:szCs w:val="32"/>
+              </w:rPr>
+            </w:pPr>
+            <w:r>
+              <w:rPr>
+                <w:rFonts w:ascii="Times New Roman" w:hAnsi="Times New Roman"/>
+                <w:sz w:val="32"/>
+                <w:szCs w:val="32"/>
+              </w:rPr>
+              <w:t>D. 0x012D8820</w:t>
+            </w:r>
+          </w:p>
+        </w:tc>
+        <w:tc>
+          <w:tcPr>
+            <w:tcW w:w="6975" w:type="dxa"/>
+            <w:tcBorders/>
+            <w:shd w:fill="FFFFFF" w:val="clear"/>
+          </w:tcPr>
+          <w:p>
+            <w:pPr>
+              <w:pStyle w:val="Normal"/>
+              <w:rPr/>
+            </w:pPr>
+            <w:r>
+              <w:rPr>
+                <w:rStyle w:val="Strong"/>
+                <w:rFonts w:ascii="Courier New" w:hAnsi="Courier New"/>
+                <w:color w:val="55308D"/>
+              </w:rPr>
+              <w:t>000000 01101 01001 10001 00000 100000</w:t>
+            </w:r>
+          </w:p>
+          <w:p>
+            <w:pPr>
+              <w:pStyle w:val="Normal"/>
+              <w:rPr/>
+            </w:pPr>
+            <w:r>
+              <w:rPr>
+                <w:rStyle w:val="Strong"/>
+                <w:rFonts w:ascii="Courier New" w:hAnsi="Courier New"/>
+                <w:color w:val="55308D"/>
+              </w:rPr>
+              <w:t>0000 0001 1010 1001 1000 1000 0010 0000</w:t>
+            </w:r>
+          </w:p>
+          <w:p>
+            <w:pPr>
+              <w:pStyle w:val="Normal"/>
+              <w:rPr/>
+            </w:pPr>
+            <w:r>
+              <w:rPr>
+                <w:rStyle w:val="Strong"/>
+                <w:rFonts w:ascii="Courier New" w:hAnsi="Courier New"/>
+                <w:color w:val="55308D"/>
+              </w:rPr>
+              <w:t>0    1    A    9    8    8    2    0</w:t>
+            </w:r>
+          </w:p>
+        </w:tc>
+      </w:tr>
+    </w:tbl>
+    <w:p>
+      <w:pPr>
+        <w:pStyle w:val="Normal"/>
+        <w:rPr>
+          <w:rFonts w:ascii="Times New Roman" w:hAnsi="Times New Roman"/>
+          <w:sz w:val="32"/>
+          <w:szCs w:val="32"/>
+        </w:rPr>
+      </w:pPr>
+      <w:r>
+        <w:rPr>
+          <w:rFonts w:ascii="Times New Roman" w:hAnsi="Times New Roman"/>
+          <w:sz w:val="32"/>
+          <w:szCs w:val="32"/>
+        </w:rPr>
       </w:r>
     </w:p>
     <w:p>
@@ -41184,8 +41257,23 @@
           <w:szCs w:val="32"/>
         </w:rPr>
         <w:t>A. 10011</w:t>
-        <w:tab/>
-        <w:tab/>
+      </w:r>
+    </w:p>
+    <w:p>
+      <w:pPr>
+        <w:pStyle w:val="Normal"/>
+        <w:rPr>
+          <w:rFonts w:ascii="Times New Roman" w:hAnsi="Times New Roman"/>
+          <w:sz w:val="32"/>
+          <w:szCs w:val="32"/>
+        </w:rPr>
+      </w:pPr>
+      <w:r>
+        <w:rPr>
+          <w:rFonts w:ascii="Times New Roman" w:hAnsi="Times New Roman"/>
+          <w:sz w:val="32"/>
+          <w:szCs w:val="32"/>
+        </w:rPr>
         <w:t>B. 10101</w:t>
       </w:r>
     </w:p>
@@ -41205,9 +41293,46 @@
           <w:szCs w:val="32"/>
         </w:rPr>
         <w:t>C. 01111</w:t>
-        <w:tab/>
-        <w:tab/>
+      </w:r>
+    </w:p>
+    <w:p>
+      <w:pPr>
+        <w:pStyle w:val="Normal"/>
+        <w:rPr>
+          <w:rFonts w:ascii="Times New Roman" w:hAnsi="Times New Roman"/>
+          <w:b/>
+          <w:bCs/>
+          <w:color w:val="2A6099"/>
+          <w:sz w:val="32"/>
+          <w:szCs w:val="32"/>
+        </w:rPr>
+      </w:pPr>
+      <w:r>
+        <w:rPr>
+          <w:rFonts w:ascii="Times New Roman" w:hAnsi="Times New Roman"/>
+          <w:b/>
+          <w:bCs/>
+          <w:color w:val="2A6099"/>
+          <w:sz w:val="32"/>
+          <w:szCs w:val="32"/>
+        </w:rPr>
         <w:t>D. 00000</w:t>
+        <w:tab/>
+        <w:tab/>
+        <w:t xml:space="preserve"> </w:t>
+      </w:r>
+      <w:r>
+        <w:rPr>
+          <w:rFonts w:eastAsia="NSimSun" w:cs="Lucida Sans" w:ascii="Times New Roman" w:hAnsi="Times New Roman"/>
+          <w:b/>
+          <w:bCs/>
+          <w:color w:val="55308D"/>
+          <w:kern w:val="2"/>
+          <w:sz w:val="24"/>
+          <w:szCs w:val="24"/>
+          <w:lang w:val="en-US" w:eastAsia="zh-CN" w:bidi="hi-IN"/>
+        </w:rPr>
+        <w:t>Với lệnh addi, trường shamt không sử dụng và được đặt bằng 0</w:t>
       </w:r>
     </w:p>
     <w:p>
@@ -41264,6 +41389,18 @@
         <w:tab/>
         <w:tab/>
         <w:tab/>
+      </w:r>
+      <w:r>
+        <w:rPr>
+          <w:rFonts w:eastAsia="NSimSun" w:cs="Lucida Sans" w:ascii="Times New Roman" w:hAnsi="Times New Roman"/>
+          <w:b/>
+          <w:bCs/>
+          <w:color w:val="2A6099"/>
+          <w:kern w:val="2"/>
+          <w:sz w:val="32"/>
+          <w:szCs w:val="32"/>
+          <w:lang w:val="en-US" w:eastAsia="zh-CN" w:bidi="hi-IN"/>
+        </w:rPr>
         <w:t>B. Định dạng lệnh I</w:t>
       </w:r>
     </w:p>
@@ -41687,13 +41824,19 @@
         <w:pStyle w:val="Normal"/>
         <w:rPr>
           <w:rFonts w:ascii="Times New Roman" w:hAnsi="Times New Roman"/>
-          <w:sz w:val="32"/>
-          <w:szCs w:val="32"/>
-        </w:rPr>
-      </w:pPr>
-      <w:r>
-        <w:rPr>
-          <w:rFonts w:ascii="Times New Roman" w:hAnsi="Times New Roman"/>
+          <w:b/>
+          <w:bCs/>
+          <w:color w:val="2A6099"/>
+          <w:sz w:val="32"/>
+          <w:szCs w:val="32"/>
+        </w:rPr>
+      </w:pPr>
+      <w:r>
+        <w:rPr>
+          <w:rFonts w:ascii="Times New Roman" w:hAnsi="Times New Roman"/>
+          <w:b/>
+          <w:bCs/>
+          <w:color w:val="2A6099"/>
           <w:sz w:val="32"/>
           <w:szCs w:val="32"/>
         </w:rPr>
@@ -41753,164 +41896,187 @@
         <w:t>Câu 18: Số thập lục phân 0x014B4822 là mã lệnh của lệnh nào sau đây?</w:t>
       </w:r>
     </w:p>
-    <w:p>
-      <w:pPr>
-        <w:pStyle w:val="Normal"/>
-        <w:rPr>
-          <w:rFonts w:ascii="Times New Roman" w:hAnsi="Times New Roman"/>
-          <w:sz w:val="32"/>
-          <w:szCs w:val="32"/>
-        </w:rPr>
-      </w:pPr>
-      <w:r>
-        <w:rPr>
-          <w:rFonts w:ascii="Times New Roman" w:hAnsi="Times New Roman"/>
-          <w:sz w:val="32"/>
-          <w:szCs w:val="32"/>
-        </w:rPr>
-        <w:t>A. add $9, $10, $11</w:t>
-      </w:r>
-    </w:p>
-    <w:p>
-      <w:pPr>
-        <w:pStyle w:val="Normal"/>
-        <w:rPr>
-          <w:rFonts w:ascii="Times New Roman" w:hAnsi="Times New Roman"/>
-          <w:sz w:val="32"/>
-          <w:szCs w:val="32"/>
-        </w:rPr>
-      </w:pPr>
-      <w:r>
-        <w:rPr>
-          <w:rFonts w:ascii="Times New Roman" w:hAnsi="Times New Roman"/>
-          <w:sz w:val="32"/>
-          <w:szCs w:val="32"/>
-        </w:rPr>
-        <w:t>B. sub $9, $10, $10</w:t>
-      </w:r>
-    </w:p>
-    <w:p>
-      <w:pPr>
-        <w:pStyle w:val="Normal"/>
-        <w:rPr>
-          <w:rFonts w:ascii="Times New Roman" w:hAnsi="Times New Roman"/>
-          <w:sz w:val="32"/>
-          <w:szCs w:val="32"/>
-        </w:rPr>
-      </w:pPr>
-      <w:r>
-        <w:rPr>
-          <w:rFonts w:ascii="Times New Roman" w:hAnsi="Times New Roman"/>
-          <w:sz w:val="32"/>
-          <w:szCs w:val="32"/>
-        </w:rPr>
-        <w:t>C. addi $t1, $t2, $t2</w:t>
-      </w:r>
-    </w:p>
-    <w:p>
-      <w:pPr>
-        <w:pStyle w:val="Normal"/>
-        <w:rPr>
-          <w:rFonts w:ascii="Times New Roman" w:hAnsi="Times New Roman"/>
-          <w:sz w:val="32"/>
-          <w:szCs w:val="32"/>
-        </w:rPr>
-      </w:pPr>
-      <w:r>
-        <w:rPr>
-          <w:rFonts w:ascii="Times New Roman" w:hAnsi="Times New Roman"/>
-          <w:sz w:val="32"/>
-          <w:szCs w:val="32"/>
-        </w:rPr>
-        <w:t>D. addu $t1, $t2, $t2</w:t>
-      </w:r>
-    </w:p>
-    <w:p>
-      <w:pPr>
-        <w:pStyle w:val="Normal"/>
-        <w:rPr>
-          <w:rFonts w:ascii="Times New Roman" w:hAnsi="Times New Roman"/>
-          <w:sz w:val="32"/>
-          <w:szCs w:val="32"/>
-        </w:rPr>
-      </w:pPr>
-      <w:r>
-        <w:rPr>
-          <w:rFonts w:ascii="Times New Roman" w:hAnsi="Times New Roman"/>
-          <w:sz w:val="32"/>
-          <w:szCs w:val="32"/>
-        </w:rPr>
-        <w:t>E. Đáp án khác</w:t>
-      </w:r>
-    </w:p>
-    <w:p>
-      <w:pPr>
-        <w:pStyle w:val="Normal"/>
-        <w:rPr>
-          <w:rFonts w:ascii="Times New Roman" w:hAnsi="Times New Roman"/>
-          <w:sz w:val="32"/>
-          <w:szCs w:val="32"/>
-        </w:rPr>
-      </w:pPr>
-      <w:r>
-        <w:rPr>
-          <w:rFonts w:ascii="Times New Roman" w:hAnsi="Times New Roman"/>
-          <w:sz w:val="32"/>
-          <w:szCs w:val="32"/>
-        </w:rPr>
-      </w:r>
-    </w:p>
-    <w:p>
-      <w:pPr>
-        <w:pStyle w:val="Normal"/>
-        <w:rPr>
-          <w:rFonts w:ascii="Times New Roman" w:hAnsi="Times New Roman"/>
-          <w:sz w:val="32"/>
-          <w:szCs w:val="32"/>
-        </w:rPr>
-      </w:pPr>
-      <w:r>
-        <w:rPr>
-          <w:rFonts w:ascii="Times New Roman" w:hAnsi="Times New Roman"/>
-          <w:sz w:val="32"/>
-          <w:szCs w:val="32"/>
-        </w:rPr>
-      </w:r>
-    </w:p>
-    <w:p>
-      <w:pPr>
-        <w:pStyle w:val="Normal"/>
-        <w:rPr>
-          <w:rFonts w:ascii="Times New Roman" w:hAnsi="Times New Roman"/>
-          <w:sz w:val="32"/>
-          <w:szCs w:val="32"/>
-        </w:rPr>
-      </w:pPr>
-      <w:r>
-        <w:rPr>
-          <w:rFonts w:ascii="Times New Roman" w:hAnsi="Times New Roman"/>
-          <w:sz w:val="32"/>
-          <w:szCs w:val="32"/>
-        </w:rPr>
-      </w:r>
-    </w:p>
-    <w:p>
-      <w:pPr>
-        <w:pStyle w:val="Normal"/>
-        <w:rPr>
-          <w:rFonts w:ascii="Times New Roman" w:hAnsi="Times New Roman"/>
-          <w:sz w:val="32"/>
-          <w:szCs w:val="32"/>
-        </w:rPr>
-      </w:pPr>
-      <w:r>
-        <w:rPr>
-          <w:rFonts w:ascii="Times New Roman" w:hAnsi="Times New Roman"/>
-          <w:sz w:val="32"/>
-          <w:szCs w:val="32"/>
-        </w:rPr>
-      </w:r>
-    </w:p>
+    <w:tbl>
+      <w:tblPr>
+        <w:tblW w:w="9975" w:type="dxa"/>
+        <w:jc w:val="start"/>
+        <w:tblInd w:w="0" w:type="dxa"/>
+        <w:tblLayout w:type="fixed"/>
+        <w:tblCellMar>
+          <w:top w:w="29" w:type="dxa"/>
+          <w:start w:w="29" w:type="dxa"/>
+          <w:bottom w:w="29" w:type="dxa"/>
+          <w:end w:w="29" w:type="dxa"/>
+        </w:tblCellMar>
+      </w:tblPr>
+      <w:tblGrid>
+        <w:gridCol w:w="3000"/>
+        <w:gridCol w:w="6975"/>
+      </w:tblGrid>
+      <w:tr>
+        <w:trPr/>
+        <w:tc>
+          <w:tcPr>
+            <w:tcW w:w="3000" w:type="dxa"/>
+            <w:tcBorders/>
+            <w:shd w:fill="FFFFFF" w:val="clear"/>
+          </w:tcPr>
+          <w:p>
+            <w:pPr>
+              <w:pStyle w:val="Normal"/>
+              <w:rPr>
+                <w:rFonts w:ascii="Times New Roman" w:hAnsi="Times New Roman"/>
+                <w:sz w:val="32"/>
+                <w:szCs w:val="32"/>
+              </w:rPr>
+            </w:pPr>
+            <w:r>
+              <w:rPr>
+                <w:rFonts w:ascii="Times New Roman" w:hAnsi="Times New Roman"/>
+                <w:sz w:val="32"/>
+                <w:szCs w:val="32"/>
+              </w:rPr>
+              <w:t>A. add $9, $10, $11</w:t>
+            </w:r>
+          </w:p>
+          <w:p>
+            <w:pPr>
+              <w:pStyle w:val="Normal"/>
+              <w:rPr>
+                <w:rFonts w:ascii="Times New Roman" w:hAnsi="Times New Roman"/>
+                <w:sz w:val="32"/>
+                <w:szCs w:val="32"/>
+              </w:rPr>
+            </w:pPr>
+            <w:r>
+              <w:rPr>
+                <w:rFonts w:ascii="Times New Roman" w:hAnsi="Times New Roman"/>
+                <w:sz w:val="32"/>
+                <w:szCs w:val="32"/>
+              </w:rPr>
+              <w:t>B. sub $9, $10, $10</w:t>
+            </w:r>
+          </w:p>
+          <w:p>
+            <w:pPr>
+              <w:pStyle w:val="Normal"/>
+              <w:rPr>
+                <w:rFonts w:ascii="Times New Roman" w:hAnsi="Times New Roman"/>
+                <w:sz w:val="32"/>
+                <w:szCs w:val="32"/>
+              </w:rPr>
+            </w:pPr>
+            <w:r>
+              <w:rPr>
+                <w:rFonts w:ascii="Times New Roman" w:hAnsi="Times New Roman"/>
+                <w:sz w:val="32"/>
+                <w:szCs w:val="32"/>
+              </w:rPr>
+              <w:t>C. addi $t1, $t2, $t2</w:t>
+            </w:r>
+          </w:p>
+          <w:p>
+            <w:pPr>
+              <w:pStyle w:val="Normal"/>
+              <w:rPr>
+                <w:rFonts w:ascii="Times New Roman" w:hAnsi="Times New Roman"/>
+                <w:sz w:val="32"/>
+                <w:szCs w:val="32"/>
+              </w:rPr>
+            </w:pPr>
+            <w:r>
+              <w:rPr>
+                <w:rFonts w:ascii="Times New Roman" w:hAnsi="Times New Roman"/>
+                <w:sz w:val="32"/>
+                <w:szCs w:val="32"/>
+              </w:rPr>
+              <w:t>D. addu $t1, $t2, $t2</w:t>
+            </w:r>
+          </w:p>
+          <w:p>
+            <w:pPr>
+              <w:pStyle w:val="Normal"/>
+              <w:rPr>
+                <w:rFonts w:ascii="Times New Roman" w:hAnsi="Times New Roman"/>
+                <w:b/>
+                <w:bCs/>
+                <w:color w:val="2A6099"/>
+                <w:sz w:val="32"/>
+                <w:szCs w:val="32"/>
+              </w:rPr>
+            </w:pPr>
+            <w:r>
+              <w:rPr>
+                <w:rFonts w:ascii="Times New Roman" w:hAnsi="Times New Roman"/>
+                <w:b/>
+                <w:bCs/>
+                <w:color w:val="2A6099"/>
+                <w:sz w:val="32"/>
+                <w:szCs w:val="32"/>
+              </w:rPr>
+              <w:t>E. Đáp án khác</w:t>
+            </w:r>
+          </w:p>
+        </w:tc>
+        <w:tc>
+          <w:tcPr>
+            <w:tcW w:w="6975" w:type="dxa"/>
+            <w:tcBorders/>
+            <w:shd w:fill="FFFFFF" w:val="clear"/>
+          </w:tcPr>
+          <w:p>
+            <w:pPr>
+              <w:pStyle w:val="Normal"/>
+              <w:rPr/>
+            </w:pPr>
+            <w:r>
+              <w:rPr>
+                <w:rStyle w:val="Strong"/>
+                <w:rFonts w:ascii="Courier New" w:hAnsi="Courier New"/>
+                <w:color w:val="55308D"/>
+              </w:rPr>
+              <w:t>0000 0001 0100 1011 0100 1000 0010 0010</w:t>
+            </w:r>
+          </w:p>
+          <w:p>
+            <w:pPr>
+              <w:pStyle w:val="Normal"/>
+              <w:rPr/>
+            </w:pPr>
+            <w:r>
+              <w:rPr>
+                <w:rStyle w:val="Strong"/>
+                <w:rFonts w:ascii="Courier New" w:hAnsi="Courier New"/>
+                <w:color w:val="55308D"/>
+              </w:rPr>
+              <w:t>000000 01010 01011 01001 00000 100010</w:t>
+            </w:r>
+          </w:p>
+          <w:p>
+            <w:pPr>
+              <w:pStyle w:val="Normal"/>
+              <w:rPr/>
+            </w:pPr>
+            <w:r>
+              <w:rPr>
+                <w:rStyle w:val="Strong"/>
+                <w:rFonts w:ascii="Courier New" w:hAnsi="Courier New"/>
+                <w:color w:val="55308D"/>
+              </w:rPr>
+              <w:t xml:space="preserve">       </w:t>
+            </w:r>
+            <w:r>
+              <w:rPr>
+                <w:rStyle w:val="Strong"/>
+                <w:rFonts w:ascii="Courier New" w:hAnsi="Courier New"/>
+                <w:color w:val="55308D"/>
+              </w:rPr>
+              <w:t>$t2   $t3   $t1   0     sub</w:t>
+            </w:r>
+          </w:p>
+        </w:tc>
+      </w:tr>
+    </w:tbl>
     <w:p>
       <w:pPr>
         <w:pStyle w:val="Normal"/>
@@ -42181,11 +42347,23 @@
       </w:pPr>
       <w:r>
         <w:rPr>
-          <w:rFonts w:ascii="Times New Roman" w:hAnsi="Times New Roman"/>
-          <w:sz w:val="32"/>
-          <w:szCs w:val="32"/>
+          <w:rFonts w:eastAsia="NSimSun" w:cs="Lucida Sans" w:ascii="Times New Roman" w:hAnsi="Times New Roman"/>
+          <w:b/>
+          <w:bCs/>
+          <w:color w:val="2A6099"/>
+          <w:kern w:val="2"/>
+          <w:sz w:val="32"/>
+          <w:szCs w:val="32"/>
+          <w:lang w:val="en-US" w:eastAsia="zh-CN" w:bidi="hi-IN"/>
         </w:rPr>
         <w:t>A. Lệnh giả</w:t>
+      </w:r>
+      <w:r>
+        <w:rPr>
+          <w:rFonts w:ascii="Times New Roman" w:hAnsi="Times New Roman"/>
+          <w:sz w:val="32"/>
+          <w:szCs w:val="32"/>
+        </w:rPr>
         <w:tab/>
         <w:tab/>
         <w:tab/>
@@ -42266,189 +42444,383 @@
         <w:t>Câu 1: Số thập lục phân 0x22290020 là mã máy của lệnh nào sau đây</w:t>
       </w:r>
     </w:p>
-    <w:p>
-      <w:pPr>
-        <w:pStyle w:val="Normal"/>
-        <w:rPr>
-          <w:rFonts w:ascii="Times New Roman" w:hAnsi="Times New Roman"/>
-          <w:sz w:val="32"/>
-          <w:szCs w:val="32"/>
-        </w:rPr>
-      </w:pPr>
-      <w:r>
-        <w:rPr>
-          <w:rFonts w:ascii="Times New Roman" w:hAnsi="Times New Roman"/>
-          <w:sz w:val="32"/>
-          <w:szCs w:val="32"/>
-        </w:rPr>
-        <w:t>a. add $t1, $s1, 32</w:t>
-      </w:r>
-    </w:p>
-    <w:p>
-      <w:pPr>
-        <w:pStyle w:val="Normal"/>
-        <w:rPr>
-          <w:rFonts w:ascii="Times New Roman" w:hAnsi="Times New Roman"/>
-          <w:sz w:val="32"/>
-          <w:szCs w:val="32"/>
-        </w:rPr>
-      </w:pPr>
-      <w:r>
-        <w:rPr>
-          <w:rFonts w:ascii="Times New Roman" w:hAnsi="Times New Roman"/>
-          <w:sz w:val="32"/>
-          <w:szCs w:val="32"/>
-        </w:rPr>
-        <w:t>b. addi $t1, $s1, 32</w:t>
-      </w:r>
-    </w:p>
-    <w:p>
-      <w:pPr>
-        <w:pStyle w:val="Normal"/>
-        <w:rPr>
-          <w:rFonts w:ascii="Times New Roman" w:hAnsi="Times New Roman"/>
-          <w:sz w:val="32"/>
-          <w:szCs w:val="32"/>
-        </w:rPr>
-      </w:pPr>
-      <w:r>
-        <w:rPr>
-          <w:rFonts w:ascii="Times New Roman" w:hAnsi="Times New Roman"/>
-          <w:sz w:val="32"/>
-          <w:szCs w:val="32"/>
-        </w:rPr>
-        <w:t>c. sub $t1, $t5, $t3</w:t>
-      </w:r>
-    </w:p>
-    <w:p>
-      <w:pPr>
-        <w:pStyle w:val="Normal"/>
-        <w:rPr>
-          <w:rFonts w:ascii="Times New Roman" w:hAnsi="Times New Roman"/>
-          <w:sz w:val="32"/>
-          <w:szCs w:val="32"/>
-        </w:rPr>
-      </w:pPr>
-      <w:r>
-        <w:rPr>
-          <w:rFonts w:ascii="Times New Roman" w:hAnsi="Times New Roman"/>
-          <w:sz w:val="32"/>
-          <w:szCs w:val="32"/>
-        </w:rPr>
-        <w:t>d. sll $t1, $t2, 2</w:t>
-      </w:r>
-    </w:p>
-    <w:p>
-      <w:pPr>
-        <w:pStyle w:val="Normal"/>
-        <w:rPr>
-          <w:rFonts w:ascii="Times New Roman" w:hAnsi="Times New Roman"/>
-          <w:sz w:val="32"/>
-          <w:szCs w:val="32"/>
-        </w:rPr>
-      </w:pPr>
-      <w:r>
-        <w:rPr>
-          <w:rFonts w:ascii="Times New Roman" w:hAnsi="Times New Roman"/>
-          <w:sz w:val="32"/>
-          <w:szCs w:val="32"/>
-        </w:rPr>
-      </w:r>
-    </w:p>
-    <w:p>
-      <w:pPr>
-        <w:pStyle w:val="Normal"/>
-        <w:rPr>
-          <w:rFonts w:ascii="Times New Roman" w:hAnsi="Times New Roman"/>
-          <w:sz w:val="32"/>
-          <w:szCs w:val="32"/>
-        </w:rPr>
-      </w:pPr>
-      <w:r>
-        <w:rPr>
-          <w:rFonts w:ascii="Times New Roman" w:hAnsi="Times New Roman"/>
-          <w:sz w:val="32"/>
-          <w:szCs w:val="32"/>
-        </w:rPr>
-        <w:t>Câu 2: Mã máy của lệnh “lw St3, 40(St0)" là bao nhiêu?</w:t>
-      </w:r>
-    </w:p>
-    <w:p>
-      <w:pPr>
-        <w:pStyle w:val="Normal"/>
-        <w:rPr>
-          <w:rFonts w:ascii="Times New Roman" w:hAnsi="Times New Roman"/>
-          <w:sz w:val="32"/>
-          <w:szCs w:val="32"/>
-        </w:rPr>
-      </w:pPr>
-      <w:r>
-        <w:rPr>
-          <w:rFonts w:ascii="Times New Roman" w:hAnsi="Times New Roman"/>
-          <w:sz w:val="32"/>
-          <w:szCs w:val="32"/>
-        </w:rPr>
-        <w:t>a. 0xad680004</w:t>
-        <w:tab/>
-        <w:tab/>
-        <w:t>b. 0x8d680004</w:t>
-      </w:r>
-    </w:p>
-    <w:p>
-      <w:pPr>
-        <w:pStyle w:val="Normal"/>
-        <w:rPr>
-          <w:rFonts w:ascii="Times New Roman" w:hAnsi="Times New Roman"/>
-          <w:sz w:val="32"/>
-          <w:szCs w:val="32"/>
-        </w:rPr>
-      </w:pPr>
-      <w:r>
-        <w:rPr>
-          <w:rFonts w:ascii="Times New Roman" w:hAnsi="Times New Roman"/>
-          <w:sz w:val="32"/>
-          <w:szCs w:val="32"/>
-        </w:rPr>
-        <w:t>c. 0xad68002c</w:t>
-        <w:tab/>
-        <w:tab/>
-        <w:t>d. 0x8d0b0028</w:t>
-      </w:r>
-    </w:p>
-    <w:p>
-      <w:pPr>
-        <w:pStyle w:val="Normal"/>
-        <w:rPr>
-          <w:rFonts w:ascii="Times New Roman" w:hAnsi="Times New Roman"/>
-          <w:sz w:val="32"/>
-          <w:szCs w:val="32"/>
-        </w:rPr>
-      </w:pPr>
-      <w:r>
-        <w:rPr>
-          <w:rFonts w:ascii="Times New Roman" w:hAnsi="Times New Roman"/>
-          <w:sz w:val="32"/>
-          <w:szCs w:val="32"/>
-        </w:rPr>
-      </w:r>
-    </w:p>
-    <w:p>
-      <w:pPr>
-        <w:pStyle w:val="Normal"/>
-        <w:rPr>
-          <w:rFonts w:ascii="Times New Roman" w:hAnsi="Times New Roman"/>
-          <w:sz w:val="32"/>
-          <w:szCs w:val="32"/>
-        </w:rPr>
-      </w:pPr>
-      <w:r>
-        <w:rPr>
-          <w:rFonts w:ascii="Times New Roman" w:hAnsi="Times New Roman"/>
-          <w:sz w:val="32"/>
-          <w:szCs w:val="32"/>
-        </w:rPr>
-      </w:r>
-    </w:p>
+    <w:tbl>
+      <w:tblPr>
+        <w:tblW w:w="9975" w:type="dxa"/>
+        <w:jc w:val="start"/>
+        <w:tblInd w:w="0" w:type="dxa"/>
+        <w:tblLayout w:type="fixed"/>
+        <w:tblCellMar>
+          <w:top w:w="29" w:type="dxa"/>
+          <w:start w:w="29" w:type="dxa"/>
+          <w:bottom w:w="29" w:type="dxa"/>
+          <w:end w:w="29" w:type="dxa"/>
+        </w:tblCellMar>
+      </w:tblPr>
+      <w:tblGrid>
+        <w:gridCol w:w="3000"/>
+        <w:gridCol w:w="6975"/>
+      </w:tblGrid>
+      <w:tr>
+        <w:trPr/>
+        <w:tc>
+          <w:tcPr>
+            <w:tcW w:w="3000" w:type="dxa"/>
+            <w:tcBorders/>
+            <w:shd w:fill="FFFFFF" w:val="clear"/>
+          </w:tcPr>
+          <w:p>
+            <w:pPr>
+              <w:pStyle w:val="Normal"/>
+              <w:rPr>
+                <w:rFonts w:ascii="Times New Roman" w:hAnsi="Times New Roman"/>
+                <w:sz w:val="32"/>
+                <w:szCs w:val="32"/>
+              </w:rPr>
+            </w:pPr>
+            <w:r>
+              <w:rPr>
+                <w:rFonts w:ascii="Times New Roman" w:hAnsi="Times New Roman"/>
+                <w:sz w:val="32"/>
+                <w:szCs w:val="32"/>
+              </w:rPr>
+              <w:t>a. add $t1, $s1, 32</w:t>
+            </w:r>
+          </w:p>
+          <w:p>
+            <w:pPr>
+              <w:pStyle w:val="Normal"/>
+              <w:rPr>
+                <w:rFonts w:ascii="Times New Roman" w:hAnsi="Times New Roman"/>
+                <w:b/>
+                <w:bCs/>
+                <w:color w:val="2A6099"/>
+                <w:sz w:val="32"/>
+                <w:szCs w:val="32"/>
+              </w:rPr>
+            </w:pPr>
+            <w:r>
+              <w:rPr>
+                <w:rFonts w:ascii="Times New Roman" w:hAnsi="Times New Roman"/>
+                <w:b/>
+                <w:bCs/>
+                <w:color w:val="2A6099"/>
+                <w:sz w:val="32"/>
+                <w:szCs w:val="32"/>
+              </w:rPr>
+              <w:t>b. addi $t1, $s1, 32</w:t>
+            </w:r>
+          </w:p>
+          <w:p>
+            <w:pPr>
+              <w:pStyle w:val="Normal"/>
+              <w:rPr>
+                <w:rFonts w:ascii="Times New Roman" w:hAnsi="Times New Roman"/>
+                <w:sz w:val="32"/>
+                <w:szCs w:val="32"/>
+              </w:rPr>
+            </w:pPr>
+            <w:r>
+              <w:rPr>
+                <w:rFonts w:ascii="Times New Roman" w:hAnsi="Times New Roman"/>
+                <w:sz w:val="32"/>
+                <w:szCs w:val="32"/>
+              </w:rPr>
+              <w:t>c. sub $t1, $t5, $t3</w:t>
+            </w:r>
+          </w:p>
+          <w:p>
+            <w:pPr>
+              <w:pStyle w:val="Normal"/>
+              <w:rPr>
+                <w:rFonts w:ascii="Times New Roman" w:hAnsi="Times New Roman"/>
+                <w:sz w:val="32"/>
+                <w:szCs w:val="32"/>
+              </w:rPr>
+            </w:pPr>
+            <w:r>
+              <w:rPr>
+                <w:rFonts w:ascii="Times New Roman" w:hAnsi="Times New Roman"/>
+                <w:sz w:val="32"/>
+                <w:szCs w:val="32"/>
+              </w:rPr>
+              <w:t>d. sll $t1, $t2, 2</w:t>
+            </w:r>
+          </w:p>
+        </w:tc>
+        <w:tc>
+          <w:tcPr>
+            <w:tcW w:w="6975" w:type="dxa"/>
+            <w:tcBorders/>
+            <w:shd w:fill="FFFFFF" w:val="clear"/>
+          </w:tcPr>
+          <w:p>
+            <w:pPr>
+              <w:pStyle w:val="Normal"/>
+              <w:rPr/>
+            </w:pPr>
+            <w:r>
+              <w:rPr>
+                <w:rStyle w:val="Strong"/>
+                <w:rFonts w:ascii="Courier New" w:hAnsi="Courier New"/>
+                <w:color w:val="55308D"/>
+              </w:rPr>
+              <w:t>0010 0010 0010 1001 0000 0000 0010 0000</w:t>
+            </w:r>
+          </w:p>
+          <w:p>
+            <w:pPr>
+              <w:pStyle w:val="Normal"/>
+              <w:rPr/>
+            </w:pPr>
+            <w:r>
+              <w:rPr>
+                <w:rStyle w:val="Strong"/>
+                <w:rFonts w:ascii="Courier New" w:hAnsi="Courier New"/>
+                <w:color w:val="55308D"/>
+              </w:rPr>
+              <w:t>001000 10001 01001 0000000000100000</w:t>
+            </w:r>
+          </w:p>
+          <w:p>
+            <w:pPr>
+              <w:pStyle w:val="Normal"/>
+              <w:rPr/>
+            </w:pPr>
+            <w:r>
+              <w:rPr>
+                <w:rStyle w:val="Strong"/>
+                <w:rFonts w:ascii="Courier New" w:hAnsi="Courier New"/>
+                <w:color w:val="55308D"/>
+              </w:rPr>
+              <w:t>addi   $s1   $t1   32</w:t>
+            </w:r>
+          </w:p>
+        </w:tc>
+      </w:tr>
+    </w:tbl>
+    <w:p>
+      <w:pPr>
+        <w:pStyle w:val="Normal"/>
+        <w:rPr>
+          <w:rFonts w:ascii="Times New Roman" w:hAnsi="Times New Roman"/>
+          <w:sz w:val="32"/>
+          <w:szCs w:val="32"/>
+        </w:rPr>
+      </w:pPr>
+      <w:r>
+        <w:rPr>
+          <w:rFonts w:ascii="Times New Roman" w:hAnsi="Times New Roman"/>
+          <w:sz w:val="32"/>
+          <w:szCs w:val="32"/>
+        </w:rPr>
+      </w:r>
+    </w:p>
+    <w:p>
+      <w:pPr>
+        <w:pStyle w:val="Normal"/>
+        <w:rPr>
+          <w:rFonts w:ascii="Times New Roman" w:hAnsi="Times New Roman"/>
+          <w:sz w:val="32"/>
+          <w:szCs w:val="32"/>
+        </w:rPr>
+      </w:pPr>
+      <w:r>
+        <w:rPr>
+          <w:rFonts w:ascii="Times New Roman" w:hAnsi="Times New Roman"/>
+          <w:sz w:val="32"/>
+          <w:szCs w:val="32"/>
+        </w:rPr>
+        <w:t xml:space="preserve">Câu 2: Mã máy của lệnh “lw </w:t>
+      </w:r>
+      <w:r>
+        <w:rPr>
+          <w:rFonts w:ascii="Times New Roman" w:hAnsi="Times New Roman"/>
+          <w:sz w:val="32"/>
+          <w:szCs w:val="32"/>
+        </w:rPr>
+        <w:t>$</w:t>
+      </w:r>
+      <w:r>
+        <w:rPr>
+          <w:rFonts w:ascii="Times New Roman" w:hAnsi="Times New Roman"/>
+          <w:sz w:val="32"/>
+          <w:szCs w:val="32"/>
+        </w:rPr>
+        <w:t>t3, 40(</w:t>
+      </w:r>
+      <w:r>
+        <w:rPr>
+          <w:rFonts w:ascii="Times New Roman" w:hAnsi="Times New Roman"/>
+          <w:sz w:val="32"/>
+          <w:szCs w:val="32"/>
+        </w:rPr>
+        <w:t>$</w:t>
+      </w:r>
+      <w:r>
+        <w:rPr>
+          <w:rFonts w:ascii="Times New Roman" w:hAnsi="Times New Roman"/>
+          <w:sz w:val="32"/>
+          <w:szCs w:val="32"/>
+        </w:rPr>
+        <w:t>t0)" là bao nhiêu?</w:t>
+      </w:r>
+    </w:p>
+    <w:tbl>
+      <w:tblPr>
+        <w:tblW w:w="9975" w:type="dxa"/>
+        <w:jc w:val="start"/>
+        <w:tblInd w:w="0" w:type="dxa"/>
+        <w:tblLayout w:type="fixed"/>
+        <w:tblCellMar>
+          <w:top w:w="29" w:type="dxa"/>
+          <w:start w:w="29" w:type="dxa"/>
+          <w:bottom w:w="29" w:type="dxa"/>
+          <w:end w:w="29" w:type="dxa"/>
+        </w:tblCellMar>
+      </w:tblPr>
+      <w:tblGrid>
+        <w:gridCol w:w="3000"/>
+        <w:gridCol w:w="6975"/>
+      </w:tblGrid>
+      <w:tr>
+        <w:trPr/>
+        <w:tc>
+          <w:tcPr>
+            <w:tcW w:w="3000" w:type="dxa"/>
+            <w:tcBorders/>
+            <w:shd w:fill="FFFFFF" w:val="clear"/>
+          </w:tcPr>
+          <w:p>
+            <w:pPr>
+              <w:pStyle w:val="Normal"/>
+              <w:rPr>
+                <w:rFonts w:ascii="Times New Roman" w:hAnsi="Times New Roman"/>
+                <w:sz w:val="32"/>
+                <w:szCs w:val="32"/>
+              </w:rPr>
+            </w:pPr>
+            <w:r>
+              <w:rPr>
+                <w:rFonts w:ascii="Times New Roman" w:hAnsi="Times New Roman"/>
+                <w:sz w:val="32"/>
+                <w:szCs w:val="32"/>
+              </w:rPr>
+              <w:t>a. 0xad680004</w:t>
+            </w:r>
+          </w:p>
+          <w:p>
+            <w:pPr>
+              <w:pStyle w:val="Normal"/>
+              <w:rPr>
+                <w:rFonts w:ascii="Times New Roman" w:hAnsi="Times New Roman"/>
+                <w:b/>
+                <w:bCs/>
+                <w:color w:val="2A6099"/>
+                <w:sz w:val="32"/>
+                <w:szCs w:val="32"/>
+              </w:rPr>
+            </w:pPr>
+            <w:r>
+              <w:rPr>
+                <w:rFonts w:ascii="Times New Roman" w:hAnsi="Times New Roman"/>
+                <w:b/>
+                <w:bCs/>
+                <w:color w:val="2A6099"/>
+                <w:sz w:val="32"/>
+                <w:szCs w:val="32"/>
+              </w:rPr>
+              <w:t>b. 0x8d680004</w:t>
+            </w:r>
+          </w:p>
+          <w:p>
+            <w:pPr>
+              <w:pStyle w:val="Normal"/>
+              <w:rPr>
+                <w:rFonts w:ascii="Times New Roman" w:hAnsi="Times New Roman"/>
+                <w:sz w:val="32"/>
+                <w:szCs w:val="32"/>
+              </w:rPr>
+            </w:pPr>
+            <w:r>
+              <w:rPr>
+                <w:rFonts w:ascii="Times New Roman" w:hAnsi="Times New Roman"/>
+                <w:sz w:val="32"/>
+                <w:szCs w:val="32"/>
+              </w:rPr>
+              <w:t>c. 0xad68002c</w:t>
+            </w:r>
+          </w:p>
+          <w:p>
+            <w:pPr>
+              <w:pStyle w:val="Normal"/>
+              <w:rPr>
+                <w:rFonts w:ascii="Times New Roman" w:hAnsi="Times New Roman"/>
+                <w:sz w:val="32"/>
+                <w:szCs w:val="32"/>
+              </w:rPr>
+            </w:pPr>
+            <w:r>
+              <w:rPr>
+                <w:rFonts w:ascii="Times New Roman" w:hAnsi="Times New Roman"/>
+                <w:sz w:val="32"/>
+                <w:szCs w:val="32"/>
+              </w:rPr>
+              <w:t>d. 0x8d0b0028</w:t>
+            </w:r>
+          </w:p>
+        </w:tc>
+        <w:tc>
+          <w:tcPr>
+            <w:tcW w:w="6975" w:type="dxa"/>
+            <w:tcBorders/>
+            <w:shd w:fill="FFFFFF" w:val="clear"/>
+          </w:tcPr>
+          <w:p>
+            <w:pPr>
+              <w:pStyle w:val="Normal"/>
+              <w:rPr/>
+            </w:pPr>
+            <w:r>
+              <w:rPr>
+                <w:rStyle w:val="Strong"/>
+                <w:rFonts w:ascii="Courier New" w:hAnsi="Courier New"/>
+                <w:color w:val="55308D"/>
+              </w:rPr>
+              <w:t>100011 01000 01011 0000000000101000</w:t>
+            </w:r>
+          </w:p>
+          <w:p>
+            <w:pPr>
+              <w:pStyle w:val="Normal"/>
+              <w:rPr/>
+            </w:pPr>
+            <w:r>
+              <w:rPr>
+                <w:rStyle w:val="Strong"/>
+                <w:rFonts w:ascii="Courier New" w:hAnsi="Courier New"/>
+                <w:color w:val="55308D"/>
+              </w:rPr>
+              <w:t>1000 1101 0000 1011 0000 0000 0010 1000</w:t>
+            </w:r>
+          </w:p>
+          <w:p>
+            <w:pPr>
+              <w:pStyle w:val="Normal"/>
+              <w:rPr/>
+            </w:pPr>
+            <w:r>
+              <w:rPr>
+                <w:rStyle w:val="Strong"/>
+                <w:rFonts w:ascii="Courier New" w:hAnsi="Courier New"/>
+                <w:color w:val="55308D"/>
+              </w:rPr>
+              <w:t>8    d    0    b    0    0    2    8</w:t>
+            </w:r>
+          </w:p>
+        </w:tc>
+      </w:tr>
+    </w:tbl>
     <w:p>
       <w:pPr>
         <w:pStyle w:val="Normal"/>
@@ -42489,13 +42861,19 @@
         <w:pStyle w:val="Normal"/>
         <w:rPr>
           <w:rFonts w:ascii="Times New Roman" w:hAnsi="Times New Roman"/>
-          <w:sz w:val="32"/>
-          <w:szCs w:val="32"/>
-        </w:rPr>
-      </w:pPr>
-      <w:r>
-        <w:rPr>
-          <w:rFonts w:ascii="Times New Roman" w:hAnsi="Times New Roman"/>
+          <w:b/>
+          <w:bCs/>
+          <w:color w:val="2A6099"/>
+          <w:sz w:val="32"/>
+          <w:szCs w:val="32"/>
+        </w:rPr>
+      </w:pPr>
+      <w:r>
+        <w:rPr>
+          <w:rFonts w:ascii="Times New Roman" w:hAnsi="Times New Roman"/>
+          <w:b/>
+          <w:bCs/>
+          <w:color w:val="2A6099"/>
           <w:sz w:val="32"/>
           <w:szCs w:val="32"/>
         </w:rPr>
@@ -42596,18 +42974,56 @@
         <w:pStyle w:val="Normal"/>
         <w:rPr>
           <w:rFonts w:ascii="Times New Roman" w:hAnsi="Times New Roman"/>
-          <w:sz w:val="32"/>
-          <w:szCs w:val="32"/>
-        </w:rPr>
-      </w:pPr>
-      <w:r>
-        <w:rPr>
-          <w:rFonts w:ascii="Times New Roman" w:hAnsi="Times New Roman"/>
-          <w:sz w:val="32"/>
-          <w:szCs w:val="32"/>
-        </w:rPr>
-        <w:t>a. lw</w:t>
-        <w:tab/>
+          <w:b/>
+          <w:bCs/>
+          <w:color w:val="55308D"/>
+          <w:sz w:val="24"/>
+          <w:szCs w:val="24"/>
+        </w:rPr>
+      </w:pPr>
+      <w:r>
+        <w:rPr>
+          <w:rFonts w:ascii="Times New Roman" w:hAnsi="Times New Roman"/>
+          <w:b/>
+          <w:bCs/>
+          <w:color w:val="55308D"/>
+          <w:sz w:val="24"/>
+          <w:szCs w:val="24"/>
+        </w:rPr>
+        <w:t>Tín hiệu ALUSrc = 1 khi toán hạng thứ hai của ALU lấy từ hằng số (immediate), không phải từ thanh ghi.</w:t>
+      </w:r>
+    </w:p>
+    <w:p>
+      <w:pPr>
+        <w:pStyle w:val="Normal"/>
+        <w:rPr>
+          <w:rFonts w:ascii="Times New Roman" w:hAnsi="Times New Roman"/>
+          <w:sz w:val="32"/>
+          <w:szCs w:val="32"/>
+        </w:rPr>
+      </w:pPr>
+      <w:r>
+        <w:rPr>
+          <w:rFonts w:ascii="Times New Roman" w:hAnsi="Times New Roman"/>
+          <w:sz w:val="32"/>
+          <w:szCs w:val="32"/>
+        </w:rPr>
+        <w:t xml:space="preserve">a. </w:t>
+      </w:r>
+      <w:r>
+        <w:rPr>
+          <w:rFonts w:ascii="Times New Roman" w:hAnsi="Times New Roman"/>
+          <w:sz w:val="32"/>
+          <w:szCs w:val="32"/>
+        </w:rPr>
+        <w:t>add</w:t>
+      </w:r>
+      <w:r>
+        <w:rPr>
+          <w:rFonts w:ascii="Times New Roman" w:hAnsi="Times New Roman"/>
+          <w:sz w:val="32"/>
+          <w:szCs w:val="32"/>
+        </w:rPr>
         <w:tab/>
         <w:tab/>
         <w:t>b. beq</w:t>
@@ -42632,7 +43048,41 @@
         <w:tab/>
         <w:tab/>
         <w:tab/>
-        <w:t>d. add</w:t>
+      </w:r>
+      <w:r>
+        <w:rPr>
+          <w:rFonts w:eastAsia="NSimSun" w:cs="Lucida Sans" w:ascii="Times New Roman" w:hAnsi="Times New Roman"/>
+          <w:b/>
+          <w:bCs/>
+          <w:color w:val="2A6099"/>
+          <w:kern w:val="2"/>
+          <w:sz w:val="32"/>
+          <w:szCs w:val="32"/>
+          <w:lang w:val="en-US" w:eastAsia="zh-CN" w:bidi="hi-IN"/>
+        </w:rPr>
+        <w:t>d. lw</w:t>
+        <w:tab/>
+      </w:r>
+      <w:r>
+        <w:rPr>
+          <w:rFonts w:ascii="Times New Roman" w:hAnsi="Times New Roman"/>
+          <w:sz w:val="32"/>
+          <w:szCs w:val="32"/>
+        </w:rPr>
+        <w:tab/>
+      </w:r>
+      <w:r>
+        <w:rPr>
+          <w:rFonts w:eastAsia="NSimSun" w:cs="Lucida Sans" w:ascii="Times New Roman" w:hAnsi="Times New Roman"/>
+          <w:b/>
+          <w:bCs/>
+          <w:color w:val="55308D"/>
+          <w:kern w:val="2"/>
+          <w:sz w:val="24"/>
+          <w:szCs w:val="24"/>
+          <w:lang w:val="en-US" w:eastAsia="zh-CN" w:bidi="hi-IN"/>
+        </w:rPr>
+        <w:t>dùng offset (immediate) → ALUSrc = 1</w:t>
       </w:r>
     </w:p>
     <w:p>
@@ -42800,13 +43250,19 @@
         <w:pStyle w:val="Normal"/>
         <w:rPr>
           <w:rFonts w:ascii="Times New Roman" w:hAnsi="Times New Roman"/>
-          <w:sz w:val="32"/>
-          <w:szCs w:val="32"/>
-        </w:rPr>
-      </w:pPr>
-      <w:r>
-        <w:rPr>
-          <w:rFonts w:ascii="Times New Roman" w:hAnsi="Times New Roman"/>
+          <w:b/>
+          <w:bCs/>
+          <w:color w:val="2A6099"/>
+          <w:sz w:val="32"/>
+          <w:szCs w:val="32"/>
+        </w:rPr>
+      </w:pPr>
+      <w:r>
+        <w:rPr>
+          <w:rFonts w:ascii="Times New Roman" w:hAnsi="Times New Roman"/>
+          <w:b/>
+          <w:bCs/>
+          <w:color w:val="2A6099"/>
           <w:sz w:val="32"/>
           <w:szCs w:val="32"/>
         </w:rPr>
@@ -42884,110 +43340,189 @@
         <w:t>Câu 7. Giá trị output của khối "Sign-extend" bằng bao nhiêu khi mã sau được thanh ghi PC tro tới trong quá trình thực thi: 0x2149ab9c?</w:t>
       </w:r>
     </w:p>
-    <w:p>
-      <w:pPr>
-        <w:pStyle w:val="Normal"/>
-        <w:rPr>
-          <w:rFonts w:ascii="Times New Roman" w:hAnsi="Times New Roman"/>
-          <w:sz w:val="32"/>
-          <w:szCs w:val="32"/>
-        </w:rPr>
-      </w:pPr>
-      <w:r>
-        <w:rPr>
-          <w:rFonts w:ascii="Times New Roman" w:hAnsi="Times New Roman"/>
-          <w:sz w:val="32"/>
-          <w:szCs w:val="32"/>
-        </w:rPr>
-        <w:t>a. 0xffffab9c</w:t>
-      </w:r>
-    </w:p>
-    <w:p>
-      <w:pPr>
-        <w:pStyle w:val="Normal"/>
-        <w:rPr>
-          <w:rFonts w:ascii="Times New Roman" w:hAnsi="Times New Roman"/>
-          <w:sz w:val="32"/>
-          <w:szCs w:val="32"/>
-        </w:rPr>
-      </w:pPr>
-      <w:r>
-        <w:rPr>
-          <w:rFonts w:ascii="Times New Roman" w:hAnsi="Times New Roman"/>
-          <w:sz w:val="32"/>
-          <w:szCs w:val="32"/>
-        </w:rPr>
-        <w:t>b. 0x2149ab9c</w:t>
-      </w:r>
-    </w:p>
-    <w:p>
-      <w:pPr>
-        <w:pStyle w:val="Normal"/>
-        <w:rPr>
-          <w:rFonts w:ascii="Times New Roman" w:hAnsi="Times New Roman"/>
-          <w:sz w:val="32"/>
-          <w:szCs w:val="32"/>
-        </w:rPr>
-      </w:pPr>
-      <w:r>
-        <w:rPr>
-          <w:rFonts w:ascii="Times New Roman" w:hAnsi="Times New Roman"/>
-          <w:sz w:val="32"/>
-          <w:szCs w:val="32"/>
-        </w:rPr>
-        <w:t>c. 0x0000ab9c</w:t>
-      </w:r>
-    </w:p>
-    <w:p>
-      <w:pPr>
-        <w:pStyle w:val="Normal"/>
-        <w:rPr>
-          <w:rFonts w:ascii="Times New Roman" w:hAnsi="Times New Roman"/>
-          <w:sz w:val="32"/>
-          <w:szCs w:val="32"/>
-        </w:rPr>
-      </w:pPr>
-      <w:r>
-        <w:rPr>
-          <w:rFonts w:ascii="Times New Roman" w:hAnsi="Times New Roman"/>
-          <w:sz w:val="32"/>
-          <w:szCs w:val="32"/>
-        </w:rPr>
-        <w:t>d. Oxababab9c</w:t>
-      </w:r>
-    </w:p>
-    <w:p>
-      <w:pPr>
-        <w:pStyle w:val="Normal"/>
-        <w:rPr>
-          <w:rFonts w:ascii="Times New Roman" w:hAnsi="Times New Roman"/>
-          <w:sz w:val="32"/>
-          <w:szCs w:val="32"/>
-        </w:rPr>
-      </w:pPr>
-      <w:r>
-        <w:rPr>
-          <w:rFonts w:ascii="Times New Roman" w:hAnsi="Times New Roman"/>
-          <w:sz w:val="32"/>
-          <w:szCs w:val="32"/>
-        </w:rPr>
-      </w:r>
-    </w:p>
-    <w:p>
-      <w:pPr>
-        <w:pStyle w:val="Normal"/>
-        <w:rPr>
-          <w:rFonts w:ascii="Times New Roman" w:hAnsi="Times New Roman"/>
-          <w:sz w:val="32"/>
-          <w:szCs w:val="32"/>
-        </w:rPr>
-      </w:pPr>
-      <w:r>
-        <w:rPr>
-          <w:rFonts w:ascii="Times New Roman" w:hAnsi="Times New Roman"/>
-          <w:sz w:val="32"/>
-          <w:szCs w:val="32"/>
-        </w:rPr>
+    <w:tbl>
+      <w:tblPr>
+        <w:tblW w:w="5000" w:type="pct"/>
+        <w:jc w:val="start"/>
+        <w:tblInd w:w="0" w:type="dxa"/>
+        <w:tblLayout w:type="fixed"/>
+        <w:tblCellMar>
+          <w:top w:w="29" w:type="dxa"/>
+          <w:start w:w="29" w:type="dxa"/>
+          <w:bottom w:w="29" w:type="dxa"/>
+          <w:end w:w="29" w:type="dxa"/>
+        </w:tblCellMar>
+      </w:tblPr>
+      <w:tblGrid>
+        <w:gridCol w:w="2787"/>
+        <w:gridCol w:w="7185"/>
+      </w:tblGrid>
+      <w:tr>
+        <w:trPr/>
+        <w:tc>
+          <w:tcPr>
+            <w:tcW w:w="2787" w:type="dxa"/>
+            <w:tcBorders/>
+            <w:shd w:fill="FFFFFF" w:val="clear"/>
+          </w:tcPr>
+          <w:p>
+            <w:pPr>
+              <w:pStyle w:val="Normal"/>
+              <w:rPr>
+                <w:rFonts w:ascii="Times New Roman" w:hAnsi="Times New Roman"/>
+                <w:b/>
+                <w:bCs/>
+                <w:color w:val="2A6099"/>
+                <w:sz w:val="32"/>
+                <w:szCs w:val="32"/>
+              </w:rPr>
+            </w:pPr>
+            <w:r>
+              <w:rPr>
+                <w:rFonts w:ascii="Times New Roman" w:hAnsi="Times New Roman"/>
+                <w:b/>
+                <w:bCs/>
+                <w:color w:val="2A6099"/>
+                <w:sz w:val="32"/>
+                <w:szCs w:val="32"/>
+              </w:rPr>
+              <w:t>a. 0xffffab9c</w:t>
+            </w:r>
+          </w:p>
+          <w:p>
+            <w:pPr>
+              <w:pStyle w:val="Normal"/>
+              <w:rPr>
+                <w:rFonts w:ascii="Times New Roman" w:hAnsi="Times New Roman"/>
+                <w:sz w:val="32"/>
+                <w:szCs w:val="32"/>
+              </w:rPr>
+            </w:pPr>
+            <w:r>
+              <w:rPr>
+                <w:rFonts w:ascii="Times New Roman" w:hAnsi="Times New Roman"/>
+                <w:sz w:val="32"/>
+                <w:szCs w:val="32"/>
+              </w:rPr>
+              <w:t>b. 0x2149ab9c</w:t>
+            </w:r>
+          </w:p>
+          <w:p>
+            <w:pPr>
+              <w:pStyle w:val="Normal"/>
+              <w:rPr>
+                <w:rFonts w:ascii="Times New Roman" w:hAnsi="Times New Roman"/>
+                <w:sz w:val="32"/>
+                <w:szCs w:val="32"/>
+              </w:rPr>
+            </w:pPr>
+            <w:r>
+              <w:rPr>
+                <w:rFonts w:ascii="Times New Roman" w:hAnsi="Times New Roman"/>
+                <w:sz w:val="32"/>
+                <w:szCs w:val="32"/>
+              </w:rPr>
+              <w:t>c. 0x0000ab9c</w:t>
+            </w:r>
+          </w:p>
+          <w:p>
+            <w:pPr>
+              <w:pStyle w:val="Normal"/>
+              <w:rPr>
+                <w:rFonts w:ascii="Times New Roman" w:hAnsi="Times New Roman"/>
+                <w:sz w:val="32"/>
+                <w:szCs w:val="32"/>
+              </w:rPr>
+            </w:pPr>
+            <w:r>
+              <w:rPr>
+                <w:rFonts w:ascii="Times New Roman" w:hAnsi="Times New Roman"/>
+                <w:sz w:val="32"/>
+                <w:szCs w:val="32"/>
+              </w:rPr>
+              <w:t>d. Oxababab9c</w:t>
+            </w:r>
+          </w:p>
+        </w:tc>
+        <w:tc>
+          <w:tcPr>
+            <w:tcW w:w="7185" w:type="dxa"/>
+            <w:tcBorders/>
+            <w:shd w:fill="FFFFFF" w:val="clear"/>
+          </w:tcPr>
+          <w:p>
+            <w:pPr>
+              <w:pStyle w:val="Normal"/>
+              <w:rPr/>
+            </w:pPr>
+            <w:r>
+              <w:rPr>
+                <w:rStyle w:val="Strong"/>
+                <w:rFonts w:ascii="Times New Roman" w:hAnsi="Times New Roman"/>
+                <w:color w:val="55308D"/>
+              </w:rPr>
+              <w:t>0010 0001 0100 1001 1010 1011 1001 1100 (I type)</w:t>
+            </w:r>
+          </w:p>
+          <w:p>
+            <w:pPr>
+              <w:pStyle w:val="Normal"/>
+              <w:rPr/>
+            </w:pPr>
+            <w:r>
+              <w:rPr>
+                <w:rStyle w:val="Strong"/>
+                <w:rFonts w:ascii="Times New Roman" w:hAnsi="Times New Roman"/>
+                <w:color w:val="55308D"/>
+              </w:rPr>
+              <w:t>Immediate (16 bit thấp nhất) có bit cao nhất (15) = 1 → số âm</w:t>
+            </w:r>
+          </w:p>
+          <w:p>
+            <w:pPr>
+              <w:pStyle w:val="Normal"/>
+              <w:rPr/>
+            </w:pPr>
+            <w:r>
+              <w:rPr>
+                <w:rStyle w:val="Strong"/>
+                <w:rFonts w:ascii="Times New Roman" w:hAnsi="Times New Roman"/>
+                <w:color w:val="55308D"/>
+              </w:rPr>
+              <w:t>Khi sign-extend (mở rộng dấu) lên 32 bit bằng cách điền 1 ở 16 bit cao → 1111 1111 1111 1111 1010 1011 1001 1100 → 0xffffab9c</w:t>
+            </w:r>
+          </w:p>
+        </w:tc>
+      </w:tr>
+    </w:tbl>
+    <w:p>
+      <w:pPr>
+        <w:pStyle w:val="Normal"/>
+        <w:rPr>
+          <w:rFonts w:ascii="Times New Roman" w:hAnsi="Times New Roman"/>
+          <w:sz w:val="32"/>
+          <w:szCs w:val="32"/>
+        </w:rPr>
+      </w:pPr>
+      <w:r>
+        <w:rPr>
+          <w:rFonts w:ascii="Times New Roman" w:hAnsi="Times New Roman"/>
+          <w:sz w:val="32"/>
+          <w:szCs w:val="32"/>
+        </w:rPr>
+      </w:r>
+    </w:p>
+    <w:p>
+      <w:pPr>
+        <w:pStyle w:val="Normal"/>
+        <w:rPr>
+          <w:rFonts w:ascii="Times New Roman" w:hAnsi="Times New Roman"/>
+          <w:sz w:val="32"/>
+          <w:szCs w:val="32"/>
+        </w:rPr>
+      </w:pPr>
+      <w:r>
+        <w:rPr/>
       </w:r>
     </w:p>
     <w:p>
@@ -43129,21 +43664,43 @@
           <w:sz w:val="32"/>
           <w:szCs w:val="32"/>
         </w:rPr>
-        <w:t>Câu 9. Hãy cho biết đường nào trong các đường sau là critical path (đường đi dài nhất của dữ liệu) của lệnh 's/t với datapath MIPS?</w:t>
-      </w:r>
-    </w:p>
-    <w:p>
-      <w:pPr>
-        <w:pStyle w:val="Normal"/>
-        <w:rPr>
-          <w:rFonts w:ascii="Times New Roman" w:hAnsi="Times New Roman"/>
-          <w:sz w:val="32"/>
-          <w:szCs w:val="32"/>
-        </w:rPr>
-      </w:pPr>
-      <w:r>
-        <w:rPr>
-          <w:rFonts w:ascii="Times New Roman" w:hAnsi="Times New Roman"/>
+        <w:t>Câu 9. Hãy cho biết đường nào trong các đường sau là critical path (đường đi dài nhất của dữ liệu) của lệnh “</w:t>
+      </w:r>
+      <w:r>
+        <w:rPr>
+          <w:rFonts w:ascii="Times New Roman" w:hAnsi="Times New Roman"/>
+          <w:sz w:val="32"/>
+          <w:szCs w:val="32"/>
+        </w:rPr>
+        <w:t>slt”</w:t>
+      </w:r>
+      <w:r>
+        <w:rPr>
+          <w:rFonts w:ascii="Times New Roman" w:hAnsi="Times New Roman"/>
+          <w:sz w:val="32"/>
+          <w:szCs w:val="32"/>
+        </w:rPr>
+        <w:t xml:space="preserve"> với datapath MIPS?</w:t>
+      </w:r>
+    </w:p>
+    <w:p>
+      <w:pPr>
+        <w:pStyle w:val="Normal"/>
+        <w:rPr>
+          <w:rFonts w:ascii="Times New Roman" w:hAnsi="Times New Roman"/>
+          <w:b/>
+          <w:bCs/>
+          <w:color w:val="2A6099"/>
+          <w:sz w:val="32"/>
+          <w:szCs w:val="32"/>
+        </w:rPr>
+      </w:pPr>
+      <w:r>
+        <w:rPr>
+          <w:rFonts w:ascii="Times New Roman" w:hAnsi="Times New Roman"/>
+          <w:b/>
+          <w:bCs/>
+          <w:color w:val="2A6099"/>
           <w:sz w:val="32"/>
           <w:szCs w:val="32"/>
         </w:rPr>
@@ -43183,7 +43740,15 @@
           <w:sz w:val="32"/>
           <w:szCs w:val="32"/>
         </w:rPr>
-        <w:t>c. I-Mem, Mux, Regs, ALU, Mux, D-Mem</w:t>
+        <w:t>c. I-M</w:t>
+      </w:r>
+      <w:r>
+        <w:rPr>
+          <w:rFonts w:ascii="Times New Roman" w:hAnsi="Times New Roman"/>
+          <w:sz w:val="32"/>
+          <w:szCs w:val="32"/>
+        </w:rPr>
+        <w:t>em, Mux, Regs, ALU, Mux, D-Mem</w:t>
       </w:r>
     </w:p>
     <w:p>
@@ -43691,7 +44256,39 @@
           <w:sz w:val="32"/>
           <w:szCs w:val="32"/>
         </w:rPr>
-        <w:t>Câu 11. Khối chức năng nào thuộc datapath KHÔNG tham gia vào lệnh "sw St3, 12(St2)"</w:t>
+        <w:t xml:space="preserve">Câu 11. Khối chức năng nào thuộc datapath KHÔNG tham gia vào lệnh "sw </w:t>
+      </w:r>
+      <w:r>
+        <w:rPr>
+          <w:rFonts w:ascii="Times New Roman" w:hAnsi="Times New Roman"/>
+          <w:sz w:val="32"/>
+          <w:szCs w:val="32"/>
+        </w:rPr>
+        <w:t>$</w:t>
+      </w:r>
+      <w:r>
+        <w:rPr>
+          <w:rFonts w:ascii="Times New Roman" w:hAnsi="Times New Roman"/>
+          <w:sz w:val="32"/>
+          <w:szCs w:val="32"/>
+        </w:rPr>
+        <w:t>t3, 12(</w:t>
+      </w:r>
+      <w:r>
+        <w:rPr>
+          <w:rFonts w:ascii="Times New Roman" w:hAnsi="Times New Roman"/>
+          <w:sz w:val="32"/>
+          <w:szCs w:val="32"/>
+        </w:rPr>
+        <w:t>$</w:t>
+      </w:r>
+      <w:r>
+        <w:rPr>
+          <w:rFonts w:ascii="Times New Roman" w:hAnsi="Times New Roman"/>
+          <w:sz w:val="32"/>
+          <w:szCs w:val="32"/>
+        </w:rPr>
+        <w:t>t2)"</w:t>
       </w:r>
     </w:p>
     <w:p>
@@ -43712,8 +44309,6 @@
         <w:t>a. I-mem</w:t>
         <w:tab/>
         <w:tab/>
-        <w:tab/>
-        <w:tab/>
         <w:t>b. D-mem</w:t>
       </w:r>
     </w:p>
@@ -43732,10 +44327,43 @@
           <w:sz w:val="32"/>
           <w:szCs w:val="32"/>
         </w:rPr>
-        <w:t>c. Add sau shift left 2</w:t>
-        <w:tab/>
-        <w:tab/>
-        <w:t>d. ALU</w:t>
+        <w:t>c. ALU</w:t>
+        <w:tab/>
+        <w:tab/>
+      </w:r>
+      <w:r>
+        <w:rPr>
+          <w:rFonts w:eastAsia="NSimSun" w:cs="Lucida Sans" w:ascii="Times New Roman" w:hAnsi="Times New Roman"/>
+          <w:b/>
+          <w:bCs/>
+          <w:color w:val="2A6099"/>
+          <w:kern w:val="2"/>
+          <w:sz w:val="32"/>
+          <w:szCs w:val="32"/>
+          <w:lang w:val="en-US" w:eastAsia="zh-CN" w:bidi="hi-IN"/>
+        </w:rPr>
+        <w:t>d. Add sau shift left 2</w:t>
+      </w:r>
+      <w:r>
+        <w:rPr>
+          <w:rFonts w:ascii="Times New Roman" w:hAnsi="Times New Roman"/>
+          <w:sz w:val="32"/>
+          <w:szCs w:val="32"/>
+        </w:rPr>
+        <w:tab/>
+        <w:tab/>
+      </w:r>
+      <w:r>
+        <w:rPr>
+          <w:rStyle w:val="Strong"/>
+          <w:rFonts w:eastAsia="NSimSun" w:cs="Lucida Sans" w:ascii="Times New Roman" w:hAnsi="Times New Roman"/>
+          <w:color w:val="55308D"/>
+          <w:kern w:val="2"/>
+          <w:sz w:val="24"/>
+          <w:szCs w:val="24"/>
+          <w:lang w:val="en-US" w:eastAsia="zh-CN" w:bidi="hi-IN"/>
+        </w:rPr>
+        <w:t>Chỉ dùng cho branch</w:t>
       </w:r>
     </w:p>
     <w:p>
@@ -43774,9 +44402,70 @@
         <w:br/>
         <w:t>a. 0, 1, 1</w:t>
         <w:br/>
+      </w:r>
+      <w:r>
+        <w:rPr>
+          <w:rFonts w:eastAsia="NSimSun" w:cs="Lucida Sans" w:ascii="Times New Roman" w:hAnsi="Times New Roman"/>
+          <w:b/>
+          <w:bCs/>
+          <w:color w:val="2A6099"/>
+          <w:kern w:val="2"/>
+          <w:sz w:val="32"/>
+          <w:szCs w:val="32"/>
+          <w:lang w:val="en-US" w:eastAsia="zh-CN" w:bidi="hi-IN"/>
+        </w:rPr>
         <w:t>b. x, 1, x</w:t>
+      </w:r>
+      <w:r>
+        <w:rPr>
+          <w:rFonts w:ascii="Times New Roman" w:hAnsi="Times New Roman"/>
+          <w:sz w:val="32"/>
+          <w:szCs w:val="32"/>
+        </w:rPr>
+        <w:tab/>
+        <w:tab/>
+      </w:r>
+      <w:r>
+        <w:rPr>
+          <w:rStyle w:val="Strong"/>
+          <w:rFonts w:eastAsia="NSimSun" w:cs="Lucida Sans" w:ascii="Times New Roman" w:hAnsi="Times New Roman"/>
+          <w:color w:val="55308D"/>
+          <w:kern w:val="2"/>
+          <w:sz w:val="24"/>
+          <w:szCs w:val="24"/>
+          <w:lang w:val="en-US" w:eastAsia="zh-CN" w:bidi="hi-IN"/>
+        </w:rPr>
+        <w:t>Cần ghi dữ liệu vào Data Memory → MemWrite = 1</w:t>
+      </w:r>
+      <w:r>
+        <w:rPr>
+          <w:rFonts w:ascii="Times New Roman" w:hAnsi="Times New Roman"/>
+          <w:sz w:val="32"/>
+          <w:szCs w:val="32"/>
+        </w:rPr>
         <w:br/>
         <w:t>c. 1, 1, x</w:t>
+        <w:tab/>
+        <w:tab/>
+      </w:r>
+      <w:r>
+        <w:rPr>
+          <w:rStyle w:val="Strong"/>
+          <w:rFonts w:eastAsia="NSimSun" w:cs="Lucida Sans" w:ascii="Times New Roman" w:hAnsi="Times New Roman"/>
+          <w:color w:val="55308D"/>
+          <w:kern w:val="2"/>
+          <w:sz w:val="24"/>
+          <w:szCs w:val="24"/>
+          <w:lang w:val="en-US" w:eastAsia="zh-CN" w:bidi="hi-IN"/>
+        </w:rPr>
+        <w:t>RegDst và MemtoReg đều là don't care với lệnh sw</w:t>
+      </w:r>
+      <w:r>
+        <w:rPr>
+          <w:rFonts w:ascii="Times New Roman" w:hAnsi="Times New Roman"/>
+          <w:sz w:val="32"/>
+          <w:szCs w:val="32"/>
+        </w:rPr>
         <w:br/>
         <w:t>d. 1, 0, x</w:t>
       </w:r>
@@ -46129,8 +46818,6 @@
       <w:r>
         <w:rPr>
           <w:rFonts w:ascii="Times New Roman" w:hAnsi="Times New Roman"/>
-          <w:b/>
-          <w:bCs/>
           <w:sz w:val="32"/>
           <w:szCs w:val="32"/>
         </w:rPr>
@@ -50004,11 +50691,7 @@
         </w:rPr>
       </w:pPr>
       <w:r>
-        <w:rPr>
-          <w:rFonts w:ascii="Times New Roman" w:hAnsi="Times New Roman"/>
-          <w:sz w:val="32"/>
-          <w:szCs w:val="32"/>
-        </w:rPr>
+        <w:rPr/>
         <w:drawing>
           <wp:inline distT="0" distB="0" distL="0" distR="0">
             <wp:extent cx="6332220" cy="4945380"/>
@@ -50342,6 +51025,7 @@
           <w:ilvl w:val="0"/>
           <w:numId w:val="0"/>
         </w:numPr>
+        <w:ind w:hanging="0" w:start="0"/>
         <w:rPr>
           <w:color w:val="FF0000"/>
         </w:rPr>
@@ -50477,7 +51161,9 @@
       <w:r>
         <w:rPr>
           <w:rFonts w:eastAsia="NSimSun" w:cs="Lucida Sans" w:ascii="Times New Roman" w:hAnsi="Times New Roman"/>
-          <w:color w:val="FF0000"/>
+          <w:b/>
+          <w:bCs/>
+          <w:color w:val="2A6099"/>
           <w:kern w:val="2"/>
           <w:sz w:val="32"/>
           <w:szCs w:val="32"/>
@@ -50637,15 +51323,19 @@
         <w:pStyle w:val="Normal"/>
         <w:rPr>
           <w:rFonts w:ascii="Times New Roman" w:hAnsi="Times New Roman"/>
-          <w:color w:val="FF0000"/>
-          <w:sz w:val="32"/>
-          <w:szCs w:val="32"/>
-        </w:rPr>
-      </w:pPr>
-      <w:r>
-        <w:rPr>
-          <w:rFonts w:ascii="Times New Roman" w:hAnsi="Times New Roman"/>
-          <w:color w:val="FF0000"/>
+          <w:b/>
+          <w:bCs/>
+          <w:color w:val="2A6099"/>
+          <w:sz w:val="32"/>
+          <w:szCs w:val="32"/>
+        </w:rPr>
+      </w:pPr>
+      <w:r>
+        <w:rPr>
+          <w:rFonts w:ascii="Times New Roman" w:hAnsi="Times New Roman"/>
+          <w:b/>
+          <w:bCs/>
+          <w:color w:val="2A6099"/>
           <w:sz w:val="32"/>
           <w:szCs w:val="32"/>
         </w:rPr>
@@ -50692,15 +51382,19 @@
         <w:pStyle w:val="Normal"/>
         <w:rPr>
           <w:rFonts w:ascii="Times New Roman" w:hAnsi="Times New Roman"/>
-          <w:color w:val="FF0000"/>
-          <w:sz w:val="32"/>
-          <w:szCs w:val="32"/>
-        </w:rPr>
-      </w:pPr>
-      <w:r>
-        <w:rPr>
-          <w:rFonts w:ascii="Times New Roman" w:hAnsi="Times New Roman"/>
-          <w:color w:val="FF0000"/>
+          <w:b/>
+          <w:bCs/>
+          <w:color w:val="2A6099"/>
+          <w:sz w:val="32"/>
+          <w:szCs w:val="32"/>
+        </w:rPr>
+      </w:pPr>
+      <w:r>
+        <w:rPr>
+          <w:rFonts w:ascii="Times New Roman" w:hAnsi="Times New Roman"/>
+          <w:b/>
+          <w:bCs/>
+          <w:color w:val="2A6099"/>
           <w:sz w:val="32"/>
           <w:szCs w:val="32"/>
         </w:rPr>
@@ -50748,15 +51442,19 @@
         <w:pStyle w:val="Normal"/>
         <w:rPr>
           <w:rFonts w:ascii="Times New Roman" w:hAnsi="Times New Roman"/>
-          <w:color w:val="FF0000"/>
-          <w:sz w:val="32"/>
-          <w:szCs w:val="32"/>
-        </w:rPr>
-      </w:pPr>
-      <w:r>
-        <w:rPr>
-          <w:rFonts w:ascii="Times New Roman" w:hAnsi="Times New Roman"/>
-          <w:color w:val="FF0000"/>
+          <w:b/>
+          <w:bCs/>
+          <w:color w:val="2A6099"/>
+          <w:sz w:val="32"/>
+          <w:szCs w:val="32"/>
+        </w:rPr>
+      </w:pPr>
+      <w:r>
+        <w:rPr>
+          <w:rFonts w:ascii="Times New Roman" w:hAnsi="Times New Roman"/>
+          <w:b/>
+          <w:bCs/>
+          <w:color w:val="2A6099"/>
           <w:sz w:val="32"/>
           <w:szCs w:val="32"/>
         </w:rPr>
@@ -50857,15 +51555,19 @@
         <w:pStyle w:val="Normal"/>
         <w:rPr>
           <w:rFonts w:ascii="Times New Roman" w:hAnsi="Times New Roman"/>
-          <w:color w:val="FF0000"/>
-          <w:sz w:val="32"/>
-          <w:szCs w:val="32"/>
-        </w:rPr>
-      </w:pPr>
-      <w:r>
-        <w:rPr>
-          <w:rFonts w:ascii="Times New Roman" w:hAnsi="Times New Roman"/>
-          <w:color w:val="FF0000"/>
+          <w:b/>
+          <w:bCs/>
+          <w:color w:val="2A6099"/>
+          <w:sz w:val="32"/>
+          <w:szCs w:val="32"/>
+        </w:rPr>
+      </w:pPr>
+      <w:r>
+        <w:rPr>
+          <w:rFonts w:ascii="Times New Roman" w:hAnsi="Times New Roman"/>
+          <w:b/>
+          <w:bCs/>
+          <w:color w:val="2A6099"/>
           <w:sz w:val="32"/>
           <w:szCs w:val="32"/>
         </w:rPr>
@@ -50930,15 +51632,19 @@
         <w:pStyle w:val="Normal"/>
         <w:rPr>
           <w:rFonts w:ascii="Times New Roman" w:hAnsi="Times New Roman"/>
-          <w:color w:val="FF0000"/>
-          <w:sz w:val="32"/>
-          <w:szCs w:val="32"/>
-        </w:rPr>
-      </w:pPr>
-      <w:r>
-        <w:rPr>
-          <w:rFonts w:ascii="Times New Roman" w:hAnsi="Times New Roman"/>
-          <w:color w:val="FF0000"/>
+          <w:b/>
+          <w:bCs/>
+          <w:color w:val="2A6099"/>
+          <w:sz w:val="32"/>
+          <w:szCs w:val="32"/>
+        </w:rPr>
+      </w:pPr>
+      <w:r>
+        <w:rPr>
+          <w:rFonts w:ascii="Times New Roman" w:hAnsi="Times New Roman"/>
+          <w:b/>
+          <w:bCs/>
+          <w:color w:val="2A6099"/>
           <w:sz w:val="32"/>
           <w:szCs w:val="32"/>
         </w:rPr>
@@ -50995,15 +51701,19 @@
         <w:pStyle w:val="Normal"/>
         <w:rPr>
           <w:rFonts w:ascii="Times New Roman" w:hAnsi="Times New Roman"/>
-          <w:color w:val="FF0000"/>
-          <w:sz w:val="32"/>
-          <w:szCs w:val="32"/>
-        </w:rPr>
-      </w:pPr>
-      <w:r>
-        <w:rPr>
-          <w:rFonts w:ascii="Times New Roman" w:hAnsi="Times New Roman"/>
-          <w:color w:val="FF0000"/>
+          <w:b/>
+          <w:bCs/>
+          <w:color w:val="2A6099"/>
+          <w:sz w:val="32"/>
+          <w:szCs w:val="32"/>
+        </w:rPr>
+      </w:pPr>
+      <w:r>
+        <w:rPr>
+          <w:rFonts w:ascii="Times New Roman" w:hAnsi="Times New Roman"/>
+          <w:b/>
+          <w:bCs/>
+          <w:color w:val="2A6099"/>
           <w:sz w:val="32"/>
           <w:szCs w:val="32"/>
         </w:rPr>
@@ -52817,15 +53527,19 @@
         <w:pStyle w:val="Normal"/>
         <w:rPr>
           <w:rFonts w:ascii="Times New Roman" w:hAnsi="Times New Roman"/>
-          <w:color w:val="FF0000"/>
-          <w:sz w:val="32"/>
-          <w:szCs w:val="32"/>
-        </w:rPr>
-      </w:pPr>
-      <w:r>
-        <w:rPr>
-          <w:rFonts w:ascii="Times New Roman" w:hAnsi="Times New Roman"/>
-          <w:color w:val="FF0000"/>
+          <w:b/>
+          <w:bCs/>
+          <w:color w:val="2A6099"/>
+          <w:sz w:val="32"/>
+          <w:szCs w:val="32"/>
+        </w:rPr>
+      </w:pPr>
+      <w:r>
+        <w:rPr>
+          <w:rFonts w:ascii="Times New Roman" w:hAnsi="Times New Roman"/>
+          <w:b/>
+          <w:bCs/>
+          <w:color w:val="2A6099"/>
           <w:sz w:val="32"/>
           <w:szCs w:val="32"/>
         </w:rPr>
@@ -52969,6 +53683,18 @@
           <w:szCs w:val="32"/>
         </w:rPr>
         <w:t>Tính thời gian cần thiết tối thiểu để thực thi lệnhkhi thực thi lệnh slt $t0, $s1, $s2 (datapath và thời gian của các khối như trong slide bài tập 1 ở cuối video)?</w:t>
+        <w:tab/>
+      </w:r>
+      <w:r>
+        <w:rPr>
+          <w:rFonts w:eastAsia="NSimSun" w:cs="Lucida Sans"/>
+          <w:color w:val="55308D"/>
+          <w:kern w:val="2"/>
+          <w:sz w:val="24"/>
+          <w:szCs w:val="24"/>
+          <w:lang w:val="en-US" w:eastAsia="zh-CN" w:bidi="hi-IN"/>
+        </w:rPr>
+        <w:t>I-mem, Mux, Registers, Mux, ALU, Mux, Registers</w:t>
       </w:r>
     </w:p>
     <w:p>
@@ -52995,12 +53721,24 @@
       </w:r>
       <w:r>
         <w:rPr>
+          <w:rFonts w:eastAsia="NSimSun" w:cs="Lucida Sans" w:ascii="Times New Roman" w:hAnsi="Times New Roman"/>
+          <w:b/>
+          <w:bCs/>
+          <w:color w:val="2A6099"/>
+          <w:kern w:val="2"/>
+          <w:sz w:val="32"/>
+          <w:szCs w:val="32"/>
+          <w:lang w:val="en-US" w:eastAsia="zh-CN" w:bidi="hi-IN"/>
+        </w:rPr>
+        <w:t>c. 530</w:t>
+      </w:r>
+      <w:r>
+        <w:rPr>
           <w:rFonts w:ascii="Times New Roman" w:hAnsi="Times New Roman"/>
           <w:color w:val="FF0000"/>
           <w:sz w:val="32"/>
           <w:szCs w:val="32"/>
         </w:rPr>
-        <w:t>c. 530</w:t>
         <w:tab/>
         <w:tab/>
       </w:r>
@@ -53189,6 +53927,18 @@
           <w:szCs w:val="32"/>
         </w:rPr>
         <w:t>Tính thời gian cần thiết tối thiểu để thực thi lệnh khi thực thi lệnh lw $t0, 20($s2) (datapath và thời gian của các khối như trong slide bài tập 2 ở cuối video)?</w:t>
+        <w:tab/>
+      </w:r>
+      <w:r>
+        <w:rPr>
+          <w:rFonts w:eastAsia="NSimSun" w:cs="Lucida Sans"/>
+          <w:color w:val="55308D"/>
+          <w:kern w:val="2"/>
+          <w:sz w:val="24"/>
+          <w:szCs w:val="24"/>
+          <w:lang w:val="en-US" w:eastAsia="zh-CN" w:bidi="hi-IN"/>
+        </w:rPr>
+        <w:t>I-Mem, Mux, Regs, ALU, D-mem, Mux, Regs</w:t>
       </w:r>
     </w:p>
     <w:p>
@@ -53212,12 +53962,24 @@
       </w:r>
       <w:r>
         <w:rPr>
+          <w:rFonts w:eastAsia="NSimSun" w:cs="Lucida Sans" w:ascii="Times New Roman" w:hAnsi="Times New Roman"/>
+          <w:b/>
+          <w:bCs/>
+          <w:color w:val="2A6099"/>
+          <w:kern w:val="2"/>
+          <w:sz w:val="32"/>
+          <w:szCs w:val="32"/>
+          <w:lang w:val="en-US" w:eastAsia="zh-CN" w:bidi="hi-IN"/>
+        </w:rPr>
+        <w:t>b. 760</w:t>
+      </w:r>
+      <w:r>
+        <w:rPr>
           <w:rFonts w:ascii="Times New Roman" w:hAnsi="Times New Roman"/>
           <w:color w:val="FF0000"/>
           <w:sz w:val="32"/>
           <w:szCs w:val="32"/>
         </w:rPr>
-        <w:t>b. 760</w:t>
         <w:tab/>
         <w:tab/>
       </w:r>
@@ -53327,15 +54089,19 @@
         <w:pStyle w:val="Normal"/>
         <w:rPr>
           <w:rFonts w:ascii="Times New Roman" w:hAnsi="Times New Roman"/>
-          <w:color w:val="FF0000"/>
-          <w:sz w:val="32"/>
-          <w:szCs w:val="32"/>
-        </w:rPr>
-      </w:pPr>
-      <w:r>
-        <w:rPr>
-          <w:rFonts w:ascii="Times New Roman" w:hAnsi="Times New Roman"/>
-          <w:color w:val="FF0000"/>
+          <w:b/>
+          <w:bCs/>
+          <w:color w:val="2A6099"/>
+          <w:sz w:val="32"/>
+          <w:szCs w:val="32"/>
+        </w:rPr>
+      </w:pPr>
+      <w:r>
+        <w:rPr>
+          <w:rFonts w:ascii="Times New Roman" w:hAnsi="Times New Roman"/>
+          <w:b/>
+          <w:bCs/>
+          <w:color w:val="2A6099"/>
           <w:sz w:val="32"/>
           <w:szCs w:val="32"/>
         </w:rPr>
@@ -53436,15 +54202,19 @@
         <w:pStyle w:val="Normal"/>
         <w:rPr>
           <w:rFonts w:ascii="Times New Roman" w:hAnsi="Times New Roman"/>
-          <w:color w:val="FF0000"/>
-          <w:sz w:val="32"/>
-          <w:szCs w:val="32"/>
-        </w:rPr>
-      </w:pPr>
-      <w:r>
-        <w:rPr>
-          <w:rFonts w:ascii="Times New Roman" w:hAnsi="Times New Roman"/>
-          <w:color w:val="FF0000"/>
+          <w:b/>
+          <w:bCs/>
+          <w:color w:val="2A6099"/>
+          <w:sz w:val="32"/>
+          <w:szCs w:val="32"/>
+        </w:rPr>
+      </w:pPr>
+      <w:r>
+        <w:rPr>
+          <w:rFonts w:ascii="Times New Roman" w:hAnsi="Times New Roman"/>
+          <w:b/>
+          <w:bCs/>
+          <w:color w:val="2A6099"/>
           <w:sz w:val="32"/>
           <w:szCs w:val="32"/>
         </w:rPr>
@@ -53660,11 +54430,35 @@
       <w:r>
         <w:rPr>
           <w:rFonts w:ascii="Times New Roman" w:hAnsi="Times New Roman"/>
+          <w:b/>
+          <w:bCs/>
+          <w:color w:val="2A6099"/>
+          <w:sz w:val="32"/>
+          <w:szCs w:val="32"/>
+        </w:rPr>
+        <w:t>b. Add sau shift left 2</w:t>
+      </w:r>
+      <w:r>
+        <w:rPr>
+          <w:rFonts w:ascii="Times New Roman" w:hAnsi="Times New Roman"/>
           <w:color w:val="FF0000"/>
           <w:sz w:val="32"/>
           <w:szCs w:val="32"/>
         </w:rPr>
-        <w:t>b. Add sau shift left 2</w:t>
+        <w:tab/>
+        <w:tab/>
+      </w:r>
+      <w:r>
+        <w:rPr>
+          <w:rStyle w:val="Strong"/>
+          <w:rFonts w:eastAsia="NSimSun" w:cs="Lucida Sans" w:ascii="Times New Roman" w:hAnsi="Times New Roman"/>
+          <w:color w:val="55308D"/>
+          <w:kern w:val="2"/>
+          <w:sz w:val="24"/>
+          <w:szCs w:val="24"/>
+          <w:lang w:val="en-US" w:eastAsia="zh-CN" w:bidi="hi-IN"/>
+        </w:rPr>
+        <w:t>Chỉ dùng cho branch</w:t>
       </w:r>
     </w:p>
     <w:p>
@@ -55752,6 +56546,7 @@
           <w:ilvl w:val="0"/>
           <w:numId w:val="0"/>
         </w:numPr>
+        <w:ind w:hanging="0" w:start="0"/>
         <w:rPr>
           <w:color w:val="FF0000"/>
         </w:rPr>
@@ -56516,7 +57311,11 @@
         </w:rPr>
       </w:pPr>
       <w:r>
-        <w:rPr/>
+        <w:rPr>
+          <w:rFonts w:ascii="Times New Roman" w:hAnsi="Times New Roman"/>
+          <w:sz w:val="32"/>
+          <w:szCs w:val="32"/>
+        </w:rPr>
       </w:r>
     </w:p>
     <w:p>
@@ -59154,6 +59953,142 @@
         <w:t>Chuyển các câu lệnh ngôn ngữ cấp cao sau sang dạng mã assembly:</w:t>
       </w:r>
     </w:p>
+    <w:p>
+      <w:pPr>
+        <w:pStyle w:val="Normal"/>
+        <w:rPr>
+          <w:rFonts w:ascii="Times New Roman" w:hAnsi="Times New Roman"/>
+          <w:sz w:val="32"/>
+          <w:szCs w:val="32"/>
+        </w:rPr>
+      </w:pPr>
+      <w:r>
+        <w:rPr>
+          <w:rFonts w:ascii="Times New Roman" w:hAnsi="Times New Roman"/>
+          <w:sz w:val="32"/>
+          <w:szCs w:val="32"/>
+        </w:rPr>
+      </w:r>
+    </w:p>
+    <w:p>
+      <w:pPr>
+        <w:pStyle w:val="Normal"/>
+        <w:rPr>
+          <w:rFonts w:ascii="Times New Roman" w:hAnsi="Times New Roman"/>
+          <w:sz w:val="32"/>
+          <w:szCs w:val="32"/>
+        </w:rPr>
+      </w:pPr>
+      <w:r>
+        <w:rPr>
+          <w:rFonts w:ascii="Times New Roman" w:hAnsi="Times New Roman"/>
+          <w:sz w:val="32"/>
+          <w:szCs w:val="32"/>
+        </w:rPr>
+      </w:r>
+    </w:p>
+    <w:p>
+      <w:pPr>
+        <w:pStyle w:val="Normal"/>
+        <w:rPr>
+          <w:rFonts w:ascii="Times New Roman" w:hAnsi="Times New Roman"/>
+          <w:sz w:val="32"/>
+          <w:szCs w:val="32"/>
+        </w:rPr>
+      </w:pPr>
+      <w:r>
+        <w:rPr/>
+        <w:drawing>
+          <wp:inline distT="0" distB="0" distL="0" distR="0">
+            <wp:extent cx="6332220" cy="1210945"/>
+            <wp:effectExtent l="0" t="0" r="0" b="0"/>
+            <wp:docPr id="46" name="Image26" descr="" title=""/>
+            <wp:cNvGraphicFramePr>
+              <a:graphicFrameLocks xmlns:a="http://schemas.openxmlformats.org/drawingml/2006/main" noChangeAspect="1"/>
+            </wp:cNvGraphicFramePr>
+            <a:graphic xmlns:a="http://schemas.openxmlformats.org/drawingml/2006/main">
+              <a:graphicData uri="http://schemas.openxmlformats.org/drawingml/2006/picture">
+                <pic:pic xmlns:pic="http://schemas.openxmlformats.org/drawingml/2006/picture">
+                  <pic:nvPicPr>
+                    <pic:cNvPr id="46" name="Image26" descr="" title=""/>
+                    <pic:cNvPicPr>
+                      <a:picLocks noChangeAspect="1" noChangeArrowheads="1"/>
+                    </pic:cNvPicPr>
+                  </pic:nvPicPr>
+                  <pic:blipFill>
+                    <a:blip r:embed="rId36"/>
+                    <a:stretch>
+                      <a:fillRect/>
+                    </a:stretch>
+                  </pic:blipFill>
+                  <pic:spPr bwMode="auto">
+                    <a:xfrm>
+                      <a:off x="0" y="0"/>
+                      <a:ext cx="6332220" cy="1210945"/>
+                    </a:xfrm>
+                    <a:prstGeom prst="rect">
+                      <a:avLst/>
+                    </a:prstGeom>
+                    <a:noFill/>
+                  </pic:spPr>
+                </pic:pic>
+              </a:graphicData>
+            </a:graphic>
+          </wp:inline>
+        </w:drawing>
+      </w:r>
+    </w:p>
+    <w:p>
+      <w:pPr>
+        <w:pStyle w:val="Normal"/>
+        <w:rPr>
+          <w:rFonts w:ascii="Times New Roman" w:hAnsi="Times New Roman"/>
+          <w:sz w:val="32"/>
+          <w:szCs w:val="32"/>
+        </w:rPr>
+      </w:pPr>
+      <w:r>
+        <w:rPr>
+          <w:rFonts w:ascii="Times New Roman" w:hAnsi="Times New Roman"/>
+          <w:sz w:val="32"/>
+          <w:szCs w:val="32"/>
+        </w:rPr>
+      </w:r>
+    </w:p>
+    <w:p>
+      <w:pPr>
+        <w:pStyle w:val="Normal"/>
+        <w:rPr>
+          <w:rFonts w:ascii="Times New Roman" w:hAnsi="Times New Roman"/>
+          <w:sz w:val="32"/>
+          <w:szCs w:val="32"/>
+        </w:rPr>
+      </w:pPr>
+      <w:r>
+        <w:rPr>
+          <w:rFonts w:ascii="Times New Roman" w:hAnsi="Times New Roman"/>
+          <w:sz w:val="32"/>
+          <w:szCs w:val="32"/>
+        </w:rPr>
+      </w:r>
+    </w:p>
+    <w:p>
+      <w:pPr>
+        <w:pStyle w:val="Normal"/>
+        <w:rPr>
+          <w:rFonts w:ascii="Times New Roman" w:hAnsi="Times New Roman"/>
+          <w:sz w:val="32"/>
+          <w:szCs w:val="32"/>
+        </w:rPr>
+      </w:pPr>
+      <w:r>
+        <w:rPr>
+          <w:rFonts w:ascii="Times New Roman" w:hAnsi="Times New Roman"/>
+          <w:sz w:val="32"/>
+          <w:szCs w:val="32"/>
+        </w:rPr>
+      </w:r>
+    </w:p>
     <w:sectPr>
       <w:type w:val="nextPage"/>
       <w:pgSz w:w="12240" w:h="15840"/>
@@ -59172,7 +60107,6 @@
   <w:abstractNum w:abstractNumId="1">
     <w:lvl w:ilvl="0">
       <w:start w:val="1"/>
-      <w:pStyle w:val="Heading1"/>
       <w:numFmt w:val="none"/>
       <w:suff w:val="nothing"/>
       <w:lvlText w:val=""/>
@@ -59183,6 +60117,7 @@
         </w:tabs>
         <w:ind w:start="0" w:hanging="0"/>
       </w:pPr>
+      <w:rPr/>
     </w:lvl>
     <w:lvl w:ilvl="1">
       <w:start w:val="1"/>
@@ -59196,6 +60131,7 @@
         </w:tabs>
         <w:ind w:start="0" w:hanging="0"/>
       </w:pPr>
+      <w:rPr/>
     </w:lvl>
     <w:lvl w:ilvl="2">
       <w:start w:val="1"/>
@@ -59209,6 +60145,7 @@
         </w:tabs>
         <w:ind w:start="0" w:hanging="0"/>
       </w:pPr>
+      <w:rPr/>
     </w:lvl>
     <w:lvl w:ilvl="3">
       <w:start w:val="1"/>
@@ -59222,6 +60159,7 @@
         </w:tabs>
         <w:ind w:start="0" w:hanging="0"/>
       </w:pPr>
+      <w:rPr/>
     </w:lvl>
     <w:lvl w:ilvl="4">
       <w:start w:val="1"/>
@@ -59235,6 +60173,7 @@
         </w:tabs>
         <w:ind w:start="0" w:hanging="0"/>
       </w:pPr>
+      <w:rPr/>
     </w:lvl>
     <w:lvl w:ilvl="5">
       <w:start w:val="1"/>
@@ -59248,6 +60187,7 @@
         </w:tabs>
         <w:ind w:start="0" w:hanging="0"/>
       </w:pPr>
+      <w:rPr/>
     </w:lvl>
     <w:lvl w:ilvl="6">
       <w:start w:val="1"/>
@@ -59261,6 +60201,7 @@
         </w:tabs>
         <w:ind w:start="0" w:hanging="0"/>
       </w:pPr>
+      <w:rPr/>
     </w:lvl>
     <w:lvl w:ilvl="7">
       <w:start w:val="1"/>
@@ -59274,6 +60215,7 @@
         </w:tabs>
         <w:ind w:start="0" w:hanging="0"/>
       </w:pPr>
+      <w:rPr/>
     </w:lvl>
     <w:lvl w:ilvl="8">
       <w:start w:val="1"/>
@@ -59287,10 +60229,133 @@
         </w:tabs>
         <w:ind w:start="0" w:hanging="0"/>
       </w:pPr>
+      <w:rPr/>
+    </w:lvl>
+  </w:abstractNum>
+  <w:abstractNum w:abstractNumId="2">
+    <w:lvl w:ilvl="0">
+      <w:start w:val="1"/>
+      <w:numFmt w:val="none"/>
+      <w:suff w:val="nothing"/>
+      <w:lvlText w:val=""/>
+      <w:lvlJc w:val="start"/>
+      <w:pPr>
+        <w:tabs>
+          <w:tab w:val="num" w:pos="0"/>
+        </w:tabs>
+        <w:ind w:start="0" w:hanging="0"/>
+      </w:pPr>
+    </w:lvl>
+    <w:lvl w:ilvl="1">
+      <w:start w:val="1"/>
+      <w:numFmt w:val="none"/>
+      <w:suff w:val="nothing"/>
+      <w:lvlText w:val=""/>
+      <w:lvlJc w:val="start"/>
+      <w:pPr>
+        <w:tabs>
+          <w:tab w:val="num" w:pos="0"/>
+        </w:tabs>
+        <w:ind w:start="0" w:hanging="0"/>
+      </w:pPr>
+    </w:lvl>
+    <w:lvl w:ilvl="2">
+      <w:start w:val="1"/>
+      <w:numFmt w:val="none"/>
+      <w:suff w:val="nothing"/>
+      <w:lvlText w:val=""/>
+      <w:lvlJc w:val="start"/>
+      <w:pPr>
+        <w:tabs>
+          <w:tab w:val="num" w:pos="0"/>
+        </w:tabs>
+        <w:ind w:start="0" w:hanging="0"/>
+      </w:pPr>
+    </w:lvl>
+    <w:lvl w:ilvl="3">
+      <w:start w:val="1"/>
+      <w:numFmt w:val="none"/>
+      <w:suff w:val="nothing"/>
+      <w:lvlText w:val=""/>
+      <w:lvlJc w:val="start"/>
+      <w:pPr>
+        <w:tabs>
+          <w:tab w:val="num" w:pos="0"/>
+        </w:tabs>
+        <w:ind w:start="0" w:hanging="0"/>
+      </w:pPr>
+    </w:lvl>
+    <w:lvl w:ilvl="4">
+      <w:start w:val="1"/>
+      <w:numFmt w:val="none"/>
+      <w:suff w:val="nothing"/>
+      <w:lvlText w:val=""/>
+      <w:lvlJc w:val="start"/>
+      <w:pPr>
+        <w:tabs>
+          <w:tab w:val="num" w:pos="0"/>
+        </w:tabs>
+        <w:ind w:start="0" w:hanging="0"/>
+      </w:pPr>
+    </w:lvl>
+    <w:lvl w:ilvl="5">
+      <w:start w:val="1"/>
+      <w:numFmt w:val="none"/>
+      <w:suff w:val="nothing"/>
+      <w:lvlText w:val=""/>
+      <w:lvlJc w:val="start"/>
+      <w:pPr>
+        <w:tabs>
+          <w:tab w:val="num" w:pos="0"/>
+        </w:tabs>
+        <w:ind w:start="0" w:hanging="0"/>
+      </w:pPr>
+    </w:lvl>
+    <w:lvl w:ilvl="6">
+      <w:start w:val="1"/>
+      <w:numFmt w:val="none"/>
+      <w:suff w:val="nothing"/>
+      <w:lvlText w:val=""/>
+      <w:lvlJc w:val="start"/>
+      <w:pPr>
+        <w:tabs>
+          <w:tab w:val="num" w:pos="0"/>
+        </w:tabs>
+        <w:ind w:start="0" w:hanging="0"/>
+      </w:pPr>
+    </w:lvl>
+    <w:lvl w:ilvl="7">
+      <w:start w:val="1"/>
+      <w:numFmt w:val="none"/>
+      <w:suff w:val="nothing"/>
+      <w:lvlText w:val=""/>
+      <w:lvlJc w:val="start"/>
+      <w:pPr>
+        <w:tabs>
+          <w:tab w:val="num" w:pos="0"/>
+        </w:tabs>
+        <w:ind w:start="0" w:hanging="0"/>
+      </w:pPr>
+    </w:lvl>
+    <w:lvl w:ilvl="8">
+      <w:start w:val="1"/>
+      <w:numFmt w:val="none"/>
+      <w:suff w:val="nothing"/>
+      <w:lvlText w:val=""/>
+      <w:lvlJc w:val="start"/>
+      <w:pPr>
+        <w:tabs>
+          <w:tab w:val="num" w:pos="0"/>
+        </w:tabs>
+        <w:ind w:start="0" w:hanging="0"/>
+      </w:pPr>
     </w:lvl>
   </w:abstractNum>
   <w:num w:numId="1">
     <w:abstractNumId w:val="1"/>
+  </w:num>
+  <w:num w:numId="2">
+    <w:abstractNumId w:val="2"/>
   </w:num>
 </w:numbering>
 </file>
@@ -59374,15 +60439,15 @@
       <w:bCs/>
     </w:rPr>
   </w:style>
-  <w:style w:type="character" w:styleId="Bulletsuser">
-    <w:name w:val="Bullets (user)"/>
+  <w:style w:type="character" w:styleId="Bullets">
+    <w:name w:val="Bullets"/>
     <w:qFormat/>
     <w:rPr>
       <w:rFonts w:ascii="OpenSymbol" w:hAnsi="OpenSymbol" w:eastAsia="OpenSymbol" w:cs="OpenSymbol"/>
     </w:rPr>
   </w:style>
-  <w:style w:type="character" w:styleId="Bullets">
-    <w:name w:val="Bullets"/>
+  <w:style w:type="character" w:styleId="Bulletsuser">
+    <w:name w:val="Bullets (user)"/>
     <w:qFormat/>
     <w:rPr>
       <w:rFonts w:ascii="OpenSymbol" w:hAnsi="OpenSymbol" w:eastAsia="OpenSymbol" w:cs="OpenSymbol"/>
@@ -59477,15 +60542,15 @@
       <w:bCs/>
     </w:rPr>
   </w:style>
-  <w:style w:type="paragraph" w:styleId="FrameContents">
-    <w:name w:val="Frame Contents"/>
+  <w:style w:type="paragraph" w:styleId="FrameContentsuser">
+    <w:name w:val="Frame Contents (user)"/>
     <w:basedOn w:val="Normal"/>
     <w:qFormat/>
     <w:pPr/>
     <w:rPr/>
   </w:style>
-  <w:style w:type="paragraph" w:styleId="FrameContentsuser">
-    <w:name w:val="Frame Contents (user)"/>
+  <w:style w:type="paragraph" w:styleId="FrameContents">
+    <w:name w:val="Frame Contents"/>
     <w:basedOn w:val="Normal"/>
     <w:qFormat/>
     <w:pPr/>

--- a/hk2-to-chuc-va-cau-truc-may-tinh/on_tap.docx
+++ b/hk2-to-chuc-va-cau-truc-may-tinh/on_tap.docx
@@ -656,6 +656,20 @@
           <w:szCs w:val="32"/>
         </w:rPr>
         <w:t>b. Multiplexer</w:t>
+        <w:tab/>
+        <w:tab/>
+      </w:r>
+      <w:r>
+        <w:rPr>
+          <w:rStyle w:val="Strong"/>
+          <w:rFonts w:eastAsia="NSimSun" w:cs="Lucida Sans" w:ascii="Times New Roman" w:hAnsi="Times New Roman"/>
+          <w:color w:val="55308D"/>
+          <w:kern w:val="2"/>
+          <w:sz w:val="24"/>
+          <w:szCs w:val="24"/>
+          <w:lang w:val="en-US" w:eastAsia="zh-CN" w:bidi="hi-IN"/>
+        </w:rPr>
+        <w:t>nhiều vào → 1 ra</w:t>
       </w:r>
     </w:p>
     <w:p>
@@ -674,6 +688,19 @@
           <w:szCs w:val="32"/>
         </w:rPr>
         <w:t>c. Demultiplexer</w:t>
+        <w:tab/>
+      </w:r>
+      <w:r>
+        <w:rPr>
+          <w:rStyle w:val="Strong"/>
+          <w:rFonts w:eastAsia="NSimSun" w:cs="Lucida Sans" w:ascii="Times New Roman" w:hAnsi="Times New Roman"/>
+          <w:color w:val="55308D"/>
+          <w:kern w:val="2"/>
+          <w:sz w:val="24"/>
+          <w:szCs w:val="24"/>
+          <w:lang w:val="en-US" w:eastAsia="zh-CN" w:bidi="hi-IN"/>
+        </w:rPr>
+        <w:t>1 vào → nhiều ra</w:t>
       </w:r>
     </w:p>
     <w:p>
@@ -11747,7 +11774,7 @@
         <mc:AlternateContent>
           <mc:Choice Requires="wps">
             <w:drawing>
-              <wp:anchor behindDoc="0" distT="0" distB="0" distL="0" distR="0" simplePos="0" locked="0" layoutInCell="0" allowOverlap="1" relativeHeight="36">
+              <wp:anchor behindDoc="0" distT="0" distB="0" distL="0" distR="0" simplePos="0" locked="0" layoutInCell="0" allowOverlap="1" relativeHeight="37">
                 <wp:simplePos x="0" y="0"/>
                 <wp:positionH relativeFrom="page">
                   <wp:posOffset>0</wp:posOffset>
@@ -12783,7 +12810,7 @@
         <mc:AlternateContent>
           <mc:Choice Requires="wps">
             <w:drawing>
-              <wp:anchor behindDoc="0" distT="0" distB="0" distL="0" distR="0" simplePos="0" locked="0" layoutInCell="0" allowOverlap="1" relativeHeight="38">
+              <wp:anchor behindDoc="0" distT="0" distB="0" distL="0" distR="0" simplePos="0" locked="0" layoutInCell="0" allowOverlap="1" relativeHeight="39">
                 <wp:simplePos x="0" y="0"/>
                 <wp:positionH relativeFrom="page">
                   <wp:posOffset>0</wp:posOffset>
@@ -13176,7 +13203,7 @@
         <mc:AlternateContent>
           <mc:Choice Requires="wps">
             <w:drawing>
-              <wp:anchor behindDoc="0" distT="0" distB="0" distL="0" distR="0" simplePos="0" locked="0" layoutInCell="0" allowOverlap="1" relativeHeight="40">
+              <wp:anchor behindDoc="0" distT="0" distB="0" distL="0" distR="0" simplePos="0" locked="0" layoutInCell="0" allowOverlap="1" relativeHeight="41">
                 <wp:simplePos x="0" y="0"/>
                 <wp:positionH relativeFrom="page">
                   <wp:posOffset>0</wp:posOffset>
@@ -13511,7 +13538,7 @@
         <mc:AlternateContent>
           <mc:Choice Requires="wps">
             <w:drawing>
-              <wp:anchor behindDoc="0" distT="0" distB="0" distL="0" distR="0" simplePos="0" locked="0" layoutInCell="0" allowOverlap="1" relativeHeight="42">
+              <wp:anchor behindDoc="0" distT="0" distB="0" distL="0" distR="0" simplePos="0" locked="0" layoutInCell="0" allowOverlap="1" relativeHeight="43">
                 <wp:simplePos x="0" y="0"/>
                 <wp:positionH relativeFrom="page">
                   <wp:posOffset>0</wp:posOffset>
@@ -13858,7 +13885,7 @@
         <mc:AlternateContent>
           <mc:Choice Requires="wps">
             <w:drawing>
-              <wp:anchor behindDoc="0" distT="0" distB="0" distL="0" distR="0" simplePos="0" locked="0" layoutInCell="0" allowOverlap="1" relativeHeight="44">
+              <wp:anchor behindDoc="0" distT="0" distB="0" distL="0" distR="0" simplePos="0" locked="0" layoutInCell="0" allowOverlap="1" relativeHeight="45">
                 <wp:simplePos x="0" y="0"/>
                 <wp:positionH relativeFrom="page">
                   <wp:posOffset>0</wp:posOffset>
@@ -14400,7 +14427,7 @@
         <mc:AlternateContent>
           <mc:Choice Requires="wps">
             <w:drawing>
-              <wp:anchor behindDoc="0" distT="0" distB="0" distL="0" distR="0" simplePos="0" locked="0" layoutInCell="0" allowOverlap="1" relativeHeight="46">
+              <wp:anchor behindDoc="0" distT="0" distB="0" distL="0" distR="0" simplePos="0" locked="0" layoutInCell="0" allowOverlap="1" relativeHeight="47">
                 <wp:simplePos x="0" y="0"/>
                 <wp:positionH relativeFrom="page">
                   <wp:posOffset>0</wp:posOffset>
@@ -14617,7 +14644,7 @@
         <mc:AlternateContent>
           <mc:Choice Requires="wps">
             <w:drawing>
-              <wp:anchor behindDoc="0" distT="0" distB="0" distL="0" distR="0" simplePos="0" locked="0" layoutInCell="0" allowOverlap="1" relativeHeight="48">
+              <wp:anchor behindDoc="0" distT="0" distB="0" distL="0" distR="0" simplePos="0" locked="0" layoutInCell="0" allowOverlap="1" relativeHeight="49">
                 <wp:simplePos x="0" y="0"/>
                 <wp:positionH relativeFrom="page">
                   <wp:posOffset>0</wp:posOffset>
@@ -16037,7 +16064,7 @@
         <mc:AlternateContent>
           <mc:Choice Requires="wps">
             <w:drawing>
-              <wp:anchor behindDoc="0" distT="0" distB="0" distL="0" distR="0" simplePos="0" locked="0" layoutInCell="0" allowOverlap="1" relativeHeight="50">
+              <wp:anchor behindDoc="0" distT="0" distB="0" distL="0" distR="0" simplePos="0" locked="0" layoutInCell="0" allowOverlap="1" relativeHeight="51">
                 <wp:simplePos x="0" y="0"/>
                 <wp:positionH relativeFrom="page">
                   <wp:posOffset>0</wp:posOffset>
@@ -33851,7 +33878,7 @@
         <mc:AlternateContent>
           <mc:Choice Requires="wps">
             <w:drawing>
-              <wp:anchor behindDoc="0" distT="0" distB="0" distL="0" distR="0" simplePos="0" locked="0" layoutInCell="0" allowOverlap="1" relativeHeight="52">
+              <wp:anchor behindDoc="0" distT="0" distB="0" distL="0" distR="0" simplePos="0" locked="0" layoutInCell="0" allowOverlap="1" relativeHeight="53">
                 <wp:simplePos x="0" y="0"/>
                 <wp:positionH relativeFrom="page">
                   <wp:posOffset>0</wp:posOffset>
@@ -33968,7 +33995,7 @@
         <mc:AlternateContent>
           <mc:Choice Requires="wps">
             <w:drawing>
-              <wp:anchor behindDoc="0" distT="0" distB="0" distL="0" distR="0" simplePos="0" locked="0" layoutInCell="0" allowOverlap="1" relativeHeight="54">
+              <wp:anchor behindDoc="0" distT="0" distB="0" distL="0" distR="0" simplePos="0" locked="0" layoutInCell="0" allowOverlap="1" relativeHeight="55">
                 <wp:simplePos x="0" y="0"/>
                 <wp:positionH relativeFrom="page">
                   <wp:posOffset>0</wp:posOffset>
@@ -34081,7 +34108,7 @@
         <mc:AlternateContent>
           <mc:Choice Requires="wps">
             <w:drawing>
-              <wp:anchor behindDoc="0" distT="0" distB="0" distL="0" distR="0" simplePos="0" locked="0" layoutInCell="0" allowOverlap="1" relativeHeight="56">
+              <wp:anchor behindDoc="0" distT="0" distB="0" distL="0" distR="0" simplePos="0" locked="0" layoutInCell="0" allowOverlap="1" relativeHeight="57">
                 <wp:simplePos x="0" y="0"/>
                 <wp:positionH relativeFrom="page">
                   <wp:posOffset>0</wp:posOffset>
@@ -41048,7 +41075,7 @@
       </w:tblPr>
       <w:tblGrid>
         <w:gridCol w:w="3000"/>
-        <w:gridCol w:w="6975"/>
+        <w:gridCol w:w="6974"/>
       </w:tblGrid>
       <w:tr>
         <w:trPr/>
@@ -41140,7 +41167,7 @@
         </w:tc>
         <w:tc>
           <w:tcPr>
-            <w:tcW w:w="6975" w:type="dxa"/>
+            <w:tcW w:w="6974" w:type="dxa"/>
             <w:tcBorders/>
             <w:shd w:fill="FFFFFF" w:val="clear"/>
           </w:tcPr>
@@ -41911,7 +41938,7 @@
       </w:tblPr>
       <w:tblGrid>
         <w:gridCol w:w="3000"/>
-        <w:gridCol w:w="6975"/>
+        <w:gridCol w:w="6974"/>
       </w:tblGrid>
       <w:tr>
         <w:trPr/>
@@ -42020,7 +42047,7 @@
         </w:tc>
         <w:tc>
           <w:tcPr>
-            <w:tcW w:w="6975" w:type="dxa"/>
+            <w:tcW w:w="6974" w:type="dxa"/>
             <w:tcBorders/>
             <w:shd w:fill="FFFFFF" w:val="clear"/>
           </w:tcPr>
@@ -42459,7 +42486,7 @@
       </w:tblPr>
       <w:tblGrid>
         <w:gridCol w:w="3000"/>
-        <w:gridCol w:w="6975"/>
+        <w:gridCol w:w="6974"/>
       </w:tblGrid>
       <w:tr>
         <w:trPr/>
@@ -42550,7 +42577,7 @@
         </w:tc>
         <w:tc>
           <w:tcPr>
-            <w:tcW w:w="6975" w:type="dxa"/>
+            <w:tcW w:w="6974" w:type="dxa"/>
             <w:tcBorders/>
             <w:shd w:fill="FFFFFF" w:val="clear"/>
           </w:tcPr>
@@ -42631,39 +42658,7 @@
           <w:sz w:val="32"/>
           <w:szCs w:val="32"/>
         </w:rPr>
-        <w:t xml:space="preserve">Câu 2: Mã máy của lệnh “lw </w:t>
-      </w:r>
-      <w:r>
-        <w:rPr>
-          <w:rFonts w:ascii="Times New Roman" w:hAnsi="Times New Roman"/>
-          <w:sz w:val="32"/>
-          <w:szCs w:val="32"/>
-        </w:rPr>
-        <w:t>$</w:t>
-      </w:r>
-      <w:r>
-        <w:rPr>
-          <w:rFonts w:ascii="Times New Roman" w:hAnsi="Times New Roman"/>
-          <w:sz w:val="32"/>
-          <w:szCs w:val="32"/>
-        </w:rPr>
-        <w:t>t3, 40(</w:t>
-      </w:r>
-      <w:r>
-        <w:rPr>
-          <w:rFonts w:ascii="Times New Roman" w:hAnsi="Times New Roman"/>
-          <w:sz w:val="32"/>
-          <w:szCs w:val="32"/>
-        </w:rPr>
-        <w:t>$</w:t>
-      </w:r>
-      <w:r>
-        <w:rPr>
-          <w:rFonts w:ascii="Times New Roman" w:hAnsi="Times New Roman"/>
-          <w:sz w:val="32"/>
-          <w:szCs w:val="32"/>
-        </w:rPr>
-        <w:t>t0)" là bao nhiêu?</w:t>
+        <w:t>Câu 2: Mã máy của lệnh “lw $t3, 40($t0)" là bao nhiêu?</w:t>
       </w:r>
     </w:p>
     <w:tbl>
@@ -42681,7 +42676,7 @@
       </w:tblPr>
       <w:tblGrid>
         <w:gridCol w:w="3000"/>
-        <w:gridCol w:w="6975"/>
+        <w:gridCol w:w="6974"/>
       </w:tblGrid>
       <w:tr>
         <w:trPr/>
@@ -42772,7 +42767,7 @@
         </w:tc>
         <w:tc>
           <w:tcPr>
-            <w:tcW w:w="6975" w:type="dxa"/>
+            <w:tcW w:w="6974" w:type="dxa"/>
             <w:tcBorders/>
             <w:shd w:fill="FFFFFF" w:val="clear"/>
           </w:tcPr>
@@ -43008,22 +43003,7 @@
           <w:sz w:val="32"/>
           <w:szCs w:val="32"/>
         </w:rPr>
-        <w:t xml:space="preserve">a. </w:t>
-      </w:r>
-      <w:r>
-        <w:rPr>
-          <w:rFonts w:ascii="Times New Roman" w:hAnsi="Times New Roman"/>
-          <w:sz w:val="32"/>
-          <w:szCs w:val="32"/>
-        </w:rPr>
-        <w:t>add</w:t>
-      </w:r>
-      <w:r>
-        <w:rPr>
-          <w:rFonts w:ascii="Times New Roman" w:hAnsi="Times New Roman"/>
-          <w:sz w:val="32"/>
-          <w:szCs w:val="32"/>
-        </w:rPr>
+        <w:t>a. add</w:t>
         <w:tab/>
         <w:tab/>
         <w:t>b. beq</w:t>
@@ -43355,7 +43335,7 @@
       </w:tblPr>
       <w:tblGrid>
         <w:gridCol w:w="2787"/>
-        <w:gridCol w:w="7185"/>
+        <w:gridCol w:w="7184"/>
       </w:tblGrid>
       <w:tr>
         <w:trPr/>
@@ -43446,7 +43426,7 @@
         </w:tc>
         <w:tc>
           <w:tcPr>
-            <w:tcW w:w="7185" w:type="dxa"/>
+            <w:tcW w:w="7184" w:type="dxa"/>
             <w:tcBorders/>
             <w:shd w:fill="FFFFFF" w:val="clear"/>
           </w:tcPr>
@@ -43522,7 +43502,11 @@
         </w:rPr>
       </w:pPr>
       <w:r>
-        <w:rPr/>
+        <w:rPr>
+          <w:rFonts w:ascii="Times New Roman" w:hAnsi="Times New Roman"/>
+          <w:sz w:val="32"/>
+          <w:szCs w:val="32"/>
+        </w:rPr>
       </w:r>
     </w:p>
     <w:p>
@@ -43664,23 +43648,7 @@
           <w:sz w:val="32"/>
           <w:szCs w:val="32"/>
         </w:rPr>
-        <w:t>Câu 9. Hãy cho biết đường nào trong các đường sau là critical path (đường đi dài nhất của dữ liệu) của lệnh “</w:t>
-      </w:r>
-      <w:r>
-        <w:rPr>
-          <w:rFonts w:ascii="Times New Roman" w:hAnsi="Times New Roman"/>
-          <w:sz w:val="32"/>
-          <w:szCs w:val="32"/>
-        </w:rPr>
-        <w:t>slt”</w:t>
-      </w:r>
-      <w:r>
-        <w:rPr>
-          <w:rFonts w:ascii="Times New Roman" w:hAnsi="Times New Roman"/>
-          <w:sz w:val="32"/>
-          <w:szCs w:val="32"/>
-        </w:rPr>
-        <w:t xml:space="preserve"> với datapath MIPS?</w:t>
+        <w:t>Câu 9. Hãy cho biết đường nào trong các đường sau là critical path (đường đi dài nhất của dữ liệu) của lệnh “slt” với datapath MIPS?</w:t>
       </w:r>
     </w:p>
     <w:p>
@@ -43740,15 +43708,7 @@
           <w:sz w:val="32"/>
           <w:szCs w:val="32"/>
         </w:rPr>
-        <w:t>c. I-M</w:t>
-      </w:r>
-      <w:r>
-        <w:rPr>
-          <w:rFonts w:ascii="Times New Roman" w:hAnsi="Times New Roman"/>
-          <w:sz w:val="32"/>
-          <w:szCs w:val="32"/>
-        </w:rPr>
-        <w:t>em, Mux, Regs, ALU, Mux, D-Mem</w:t>
+        <w:t>c. I-Mem, Mux, Regs, ALU, Mux, D-Mem</w:t>
       </w:r>
     </w:p>
     <w:p>
@@ -44256,39 +44216,7 @@
           <w:sz w:val="32"/>
           <w:szCs w:val="32"/>
         </w:rPr>
-        <w:t xml:space="preserve">Câu 11. Khối chức năng nào thuộc datapath KHÔNG tham gia vào lệnh "sw </w:t>
-      </w:r>
-      <w:r>
-        <w:rPr>
-          <w:rFonts w:ascii="Times New Roman" w:hAnsi="Times New Roman"/>
-          <w:sz w:val="32"/>
-          <w:szCs w:val="32"/>
-        </w:rPr>
-        <w:t>$</w:t>
-      </w:r>
-      <w:r>
-        <w:rPr>
-          <w:rFonts w:ascii="Times New Roman" w:hAnsi="Times New Roman"/>
-          <w:sz w:val="32"/>
-          <w:szCs w:val="32"/>
-        </w:rPr>
-        <w:t>t3, 12(</w:t>
-      </w:r>
-      <w:r>
-        <w:rPr>
-          <w:rFonts w:ascii="Times New Roman" w:hAnsi="Times New Roman"/>
-          <w:sz w:val="32"/>
-          <w:szCs w:val="32"/>
-        </w:rPr>
-        <w:t>$</w:t>
-      </w:r>
-      <w:r>
-        <w:rPr>
-          <w:rFonts w:ascii="Times New Roman" w:hAnsi="Times New Roman"/>
-          <w:sz w:val="32"/>
-          <w:szCs w:val="32"/>
-        </w:rPr>
-        <w:t>t2)"</w:t>
+        <w:t>Câu 11. Khối chức năng nào thuộc datapath KHÔNG tham gia vào lệnh "sw $t3, 12($t2)"</w:t>
       </w:r>
     </w:p>
     <w:p>
@@ -56590,15 +56518,15 @@
         </w:tblCellMar>
       </w:tblPr>
       <w:tblGrid>
-        <w:gridCol w:w="3312"/>
-        <w:gridCol w:w="3312"/>
+        <w:gridCol w:w="3467"/>
+        <w:gridCol w:w="3157"/>
         <w:gridCol w:w="3312"/>
       </w:tblGrid>
       <w:tr>
         <w:trPr/>
         <w:tc>
           <w:tcPr>
-            <w:tcW w:w="3312" w:type="dxa"/>
+            <w:tcW w:w="3467" w:type="dxa"/>
             <w:tcBorders>
               <w:top w:val="single" w:sz="4" w:space="0" w:color="000000"/>
               <w:start w:val="single" w:sz="4" w:space="0" w:color="000000"/>
@@ -56626,7 +56554,7 @@
         </w:tc>
         <w:tc>
           <w:tcPr>
-            <w:tcW w:w="3312" w:type="dxa"/>
+            <w:tcW w:w="3157" w:type="dxa"/>
             <w:tcBorders>
               <w:top w:val="single" w:sz="4" w:space="0" w:color="000000"/>
               <w:start w:val="single" w:sz="4" w:space="0" w:color="000000"/>
@@ -56686,7 +56614,7 @@
         <w:trPr/>
         <w:tc>
           <w:tcPr>
-            <w:tcW w:w="3312" w:type="dxa"/>
+            <w:tcW w:w="3467" w:type="dxa"/>
             <w:tcBorders>
               <w:start w:val="single" w:sz="4" w:space="0" w:color="000000"/>
               <w:bottom w:val="single" w:sz="4" w:space="0" w:color="000000"/>
@@ -56713,7 +56641,7 @@
         </w:tc>
         <w:tc>
           <w:tcPr>
-            <w:tcW w:w="3312" w:type="dxa"/>
+            <w:tcW w:w="3157" w:type="dxa"/>
             <w:tcBorders>
               <w:start w:val="single" w:sz="4" w:space="0" w:color="000000"/>
               <w:bottom w:val="single" w:sz="4" w:space="0" w:color="000000"/>
@@ -56769,7 +56697,7 @@
         <w:trPr/>
         <w:tc>
           <w:tcPr>
-            <w:tcW w:w="3312" w:type="dxa"/>
+            <w:tcW w:w="3467" w:type="dxa"/>
             <w:tcBorders>
               <w:start w:val="single" w:sz="4" w:space="0" w:color="000000"/>
               <w:bottom w:val="single" w:sz="4" w:space="0" w:color="000000"/>
@@ -56795,7 +56723,7 @@
         </w:tc>
         <w:tc>
           <w:tcPr>
-            <w:tcW w:w="3312" w:type="dxa"/>
+            <w:tcW w:w="3157" w:type="dxa"/>
             <w:tcBorders>
               <w:start w:val="single" w:sz="4" w:space="0" w:color="000000"/>
               <w:bottom w:val="single" w:sz="4" w:space="0" w:color="000000"/>
@@ -56844,6 +56772,7 @@
                 <w:sz w:val="32"/>
                 <w:szCs w:val="32"/>
               </w:rPr>
+              <w:t>0x5ED</w:t>
             </w:r>
           </w:p>
         </w:tc>
@@ -56852,7 +56781,7 @@
         <w:trPr/>
         <w:tc>
           <w:tcPr>
-            <w:tcW w:w="3312" w:type="dxa"/>
+            <w:tcW w:w="3467" w:type="dxa"/>
             <w:tcBorders>
               <w:start w:val="single" w:sz="4" w:space="0" w:color="000000"/>
               <w:bottom w:val="single" w:sz="4" w:space="0" w:color="000000"/>
@@ -56873,12 +56802,13 @@
                 <w:sz w:val="32"/>
                 <w:szCs w:val="32"/>
               </w:rPr>
+              <w:t>15*16^1 + 10*16^0=250</w:t>
             </w:r>
           </w:p>
         </w:tc>
         <w:tc>
           <w:tcPr>
-            <w:tcW w:w="3312" w:type="dxa"/>
+            <w:tcW w:w="3157" w:type="dxa"/>
             <w:tcBorders>
               <w:start w:val="single" w:sz="4" w:space="0" w:color="000000"/>
               <w:bottom w:val="single" w:sz="4" w:space="0" w:color="000000"/>
@@ -56899,6 +56829,7 @@
                 <w:sz w:val="32"/>
                 <w:szCs w:val="32"/>
               </w:rPr>
+              <w:t>11111010</w:t>
             </w:r>
           </w:p>
         </w:tc>
@@ -60439,15 +60370,15 @@
       <w:bCs/>
     </w:rPr>
   </w:style>
-  <w:style w:type="character" w:styleId="Bullets">
-    <w:name w:val="Bullets"/>
+  <w:style w:type="character" w:styleId="Bulletsuser">
+    <w:name w:val="Bullets (user)"/>
     <w:qFormat/>
     <w:rPr>
       <w:rFonts w:ascii="OpenSymbol" w:hAnsi="OpenSymbol" w:eastAsia="OpenSymbol" w:cs="OpenSymbol"/>
     </w:rPr>
   </w:style>
-  <w:style w:type="character" w:styleId="Bulletsuser">
-    <w:name w:val="Bullets (user)"/>
+  <w:style w:type="character" w:styleId="Bullets">
+    <w:name w:val="Bullets"/>
     <w:qFormat/>
     <w:rPr>
       <w:rFonts w:ascii="OpenSymbol" w:hAnsi="OpenSymbol" w:eastAsia="OpenSymbol" w:cs="OpenSymbol"/>
@@ -60542,15 +60473,15 @@
       <w:bCs/>
     </w:rPr>
   </w:style>
-  <w:style w:type="paragraph" w:styleId="FrameContentsuser">
-    <w:name w:val="Frame Contents (user)"/>
+  <w:style w:type="paragraph" w:styleId="FrameContents">
+    <w:name w:val="Frame Contents"/>
     <w:basedOn w:val="Normal"/>
     <w:qFormat/>
     <w:pPr/>
     <w:rPr/>
   </w:style>
-  <w:style w:type="paragraph" w:styleId="FrameContents">
-    <w:name w:val="Frame Contents"/>
+  <w:style w:type="paragraph" w:styleId="FrameContentsuser">
+    <w:name w:val="Frame Contents (user)"/>
     <w:basedOn w:val="Normal"/>
     <w:qFormat/>
     <w:pPr/>

--- a/hk2-to-chuc-va-cau-truc-may-tinh/on_tap.docx
+++ b/hk2-to-chuc-va-cau-truc-may-tinh/on_tap.docx
@@ -9924,10 +9924,7 @@
           <w:sz w:val="32"/>
           <w:szCs w:val="32"/>
         </w:rPr>
-        <w:t>a. 0x00002023</w:t>
-        <w:br/>
-        <w:t>b. 0x2023abcd</w:t>
-        <w:br/>
+        <w:t xml:space="preserve">a. 0x00002023     b. 0x2023abcd     </w:t>
       </w:r>
       <w:r>
         <w:rPr>
@@ -9940,15 +9937,14 @@
           <w:szCs w:val="32"/>
           <w:lang w:val="en-US" w:eastAsia="zh-CN" w:bidi="hi-IN"/>
         </w:rPr>
-        <w:t>c. 0xabcd2023</w:t>
-      </w:r>
-      <w:r>
-        <w:rPr>
-          <w:rFonts w:ascii="Times New Roman" w:hAnsi="Times New Roman"/>
-          <w:sz w:val="32"/>
-          <w:szCs w:val="32"/>
-        </w:rPr>
-        <w:br/>
+        <w:t xml:space="preserve">c. 0xabcd2023     </w:t>
+      </w:r>
+      <w:r>
+        <w:rPr>
+          <w:rFonts w:ascii="Times New Roman" w:hAnsi="Times New Roman"/>
+          <w:sz w:val="32"/>
+          <w:szCs w:val="32"/>
+        </w:rPr>
         <w:t>d. 0xabcd0000</w:t>
       </w:r>
     </w:p>
@@ -9984,129 +9980,164 @@
           <w:sz w:val="32"/>
           <w:szCs w:val="32"/>
         </w:rPr>
-        <w:t>Khi rút gọn bằng phương pháp bìa K, một lân cận 16 có thể rút gọn được bao nhiêu biến?</w:t>
-      </w:r>
-    </w:p>
-    <w:p>
-      <w:pPr>
-        <w:pStyle w:val="Normal"/>
-        <w:rPr/>
+        <w:t>Câu 8. Giá trị Output của khối ALU bằng bao nhiêu khi mã lệnh sau được thanh ghi PC trỏ tới trong quá trình thực thi: 0x02954824? Biết giá trị của thanh ghi s4 và s5 tương ứng là: 0x20212022 và 0x0000abcd.</w:t>
+      </w:r>
+    </w:p>
+    <w:p>
+      <w:pPr>
+        <w:pStyle w:val="Normal"/>
+        <w:rPr>
+          <w:rFonts w:ascii="Courier New" w:hAnsi="Courier New"/>
+          <w:b/>
+          <w:bCs/>
+          <w:color w:val="55308D"/>
+        </w:rPr>
+      </w:pPr>
+      <w:r>
+        <w:rPr>
+          <w:rFonts w:ascii="Courier New" w:hAnsi="Courier New"/>
+          <w:b/>
+          <w:bCs/>
+          <w:color w:val="55308D"/>
+        </w:rPr>
+        <w:t xml:space="preserve">0x02954824 </w:t>
+      </w:r>
+      <w:r>
+        <w:rPr>
+          <w:rFonts w:ascii="Courier New" w:hAnsi="Courier New"/>
+          <w:b/>
+          <w:bCs/>
+          <w:color w:val="55308D"/>
+        </w:rPr>
+        <w:t>= 000000 10100 10101 01001 00000 100100 and $t1, $s4, $s5</w:t>
+      </w:r>
+    </w:p>
+    <w:p>
+      <w:pPr>
+        <w:pStyle w:val="Normal"/>
+        <w:rPr>
+          <w:rFonts w:ascii="Courier New" w:hAnsi="Courier New"/>
+          <w:b/>
+          <w:bCs/>
+          <w:color w:val="55308D"/>
+        </w:rPr>
+      </w:pPr>
+      <w:r>
+        <w:rPr>
+          <w:rFonts w:ascii="Courier New" w:hAnsi="Courier New"/>
+          <w:b/>
+          <w:bCs/>
+          <w:color w:val="55308D"/>
+        </w:rPr>
+        <w:t>0x20212022 = 0010 0000 0010 0001 0010 0000 0010 0010</w:t>
+      </w:r>
+    </w:p>
+    <w:p>
+      <w:pPr>
+        <w:pStyle w:val="Normal"/>
+        <w:rPr>
+          <w:rFonts w:ascii="Courier New" w:hAnsi="Courier New"/>
+          <w:b/>
+          <w:bCs/>
+          <w:color w:val="55308D"/>
+        </w:rPr>
+      </w:pPr>
+      <w:r>
+        <w:rPr>
+          <w:rFonts w:ascii="Courier New" w:hAnsi="Courier New"/>
+          <w:b/>
+          <w:bCs/>
+          <w:color w:val="55308D"/>
+        </w:rPr>
+        <w:t>0x0000abcd = 0000 0000 0000 0000 1010 1011 1100 1101</w:t>
+      </w:r>
+    </w:p>
+    <w:p>
+      <w:pPr>
+        <w:pStyle w:val="Normal"/>
+        <w:rPr>
+          <w:rFonts w:ascii="Courier New" w:hAnsi="Courier New"/>
+          <w:b/>
+          <w:bCs/>
+          <w:color w:val="55308D"/>
+        </w:rPr>
+      </w:pPr>
+      <w:r>
+        <w:rPr>
+          <w:rFonts w:ascii="Courier New" w:hAnsi="Courier New"/>
+          <w:b/>
+          <w:bCs/>
+          <w:color w:val="55308D"/>
+        </w:rPr>
+        <w:t xml:space="preserve">           </w:t>
+      </w:r>
+      <w:r>
+        <w:rPr>
+          <w:rFonts w:ascii="Courier New" w:hAnsi="Courier New"/>
+          <w:b/>
+          <w:bCs/>
+          <w:color w:val="55308D"/>
+        </w:rPr>
+        <w:t>=                     0010 0000 0000 0000</w:t>
+      </w:r>
+    </w:p>
+    <w:p>
+      <w:pPr>
+        <w:pStyle w:val="Normal"/>
+        <w:rPr>
+          <w:rFonts w:ascii="Times New Roman" w:hAnsi="Times New Roman"/>
+          <w:sz w:val="32"/>
+          <w:szCs w:val="32"/>
+        </w:rPr>
+      </w:pPr>
+      <w:r>
+        <w:rPr>
+          <w:rFonts w:ascii="Times New Roman" w:hAnsi="Times New Roman"/>
+          <w:sz w:val="32"/>
+          <w:szCs w:val="32"/>
+        </w:rPr>
+        <w:t>a. 0x20212022</w:t>
+        <w:tab/>
+        <w:t>b. 0x2021abcd</w:t>
+      </w:r>
+    </w:p>
+    <w:p>
+      <w:pPr>
+        <w:pStyle w:val="Normal"/>
+        <w:rPr>
+          <w:rFonts w:ascii="Times New Roman" w:hAnsi="Times New Roman"/>
+          <w:sz w:val="32"/>
+          <w:szCs w:val="32"/>
+        </w:rPr>
       </w:pPr>
       <w:r>
         <w:rPr>
           <w:rFonts w:eastAsia="NSimSun" w:cs="Lucida Sans" w:ascii="Times New Roman" w:hAnsi="Times New Roman"/>
           <w:b/>
           <w:bCs/>
-          <w:color w:val="3465A4"/>
+          <w:color w:val="2A6099"/>
           <w:kern w:val="2"/>
           <w:sz w:val="32"/>
           <w:szCs w:val="32"/>
           <w:lang w:val="en-US" w:eastAsia="zh-CN" w:bidi="hi-IN"/>
         </w:rPr>
-        <w:t>a. 4</w:t>
-        <w:tab/>
-        <w:tab/>
-      </w:r>
-      <w:r>
-        <w:rPr>
-          <w:rFonts w:ascii="Times New Roman" w:hAnsi="Times New Roman"/>
-          <w:sz w:val="32"/>
-          <w:szCs w:val="32"/>
-        </w:rPr>
-        <w:t>b. 3</w:t>
-        <w:tab/>
-        <w:tab/>
-        <w:t>c. 1</w:t>
-        <w:tab/>
-        <w:tab/>
-        <w:t>d. 2</w:t>
-      </w:r>
-    </w:p>
-    <w:p>
-      <w:pPr>
-        <w:pStyle w:val="Normal"/>
-        <w:rPr>
-          <w:rFonts w:ascii="Times New Roman" w:hAnsi="Times New Roman"/>
-          <w:sz w:val="32"/>
-          <w:szCs w:val="32"/>
-        </w:rPr>
-      </w:pPr>
-      <w:r>
-        <w:rPr>
-          <w:rFonts w:ascii="Times New Roman" w:hAnsi="Times New Roman"/>
-          <w:sz w:val="32"/>
-          <w:szCs w:val="32"/>
-        </w:rPr>
-      </w:r>
-    </w:p>
-    <w:p>
-      <w:pPr>
-        <w:pStyle w:val="Normal"/>
-        <w:rPr>
-          <w:rFonts w:ascii="Times New Roman" w:hAnsi="Times New Roman"/>
-          <w:sz w:val="32"/>
-          <w:szCs w:val="32"/>
-        </w:rPr>
-      </w:pPr>
-      <w:r>
-        <w:rPr>
-          <w:rFonts w:ascii="Times New Roman" w:hAnsi="Times New Roman"/>
-          <w:sz w:val="32"/>
-          <w:szCs w:val="32"/>
-        </w:rPr>
-        <w:t xml:space="preserve">Bộ cộng toàn phần (Full Adder) có bao nhiêu ngõ vào? </w:t>
-      </w:r>
-    </w:p>
-    <w:p>
-      <w:pPr>
-        <w:pStyle w:val="Normal"/>
-        <w:rPr/>
-      </w:pPr>
-      <w:r>
-        <w:rPr>
-          <w:rFonts w:ascii="Times New Roman" w:hAnsi="Times New Roman"/>
-          <w:sz w:val="32"/>
-          <w:szCs w:val="32"/>
-        </w:rPr>
-        <w:t>a. 4</w:t>
-        <w:tab/>
-        <w:tab/>
-        <w:t>b. 5</w:t>
-        <w:tab/>
-        <w:tab/>
-      </w:r>
-      <w:r>
-        <w:rPr>
-          <w:rFonts w:eastAsia="NSimSun" w:cs="Lucida Sans" w:ascii="Times New Roman" w:hAnsi="Times New Roman"/>
-          <w:b/>
-          <w:bCs/>
-          <w:color w:val="3465A4"/>
-          <w:kern w:val="2"/>
-          <w:sz w:val="32"/>
-          <w:szCs w:val="32"/>
-          <w:lang w:val="en-US" w:eastAsia="zh-CN" w:bidi="hi-IN"/>
-        </w:rPr>
-        <w:t>c. 3</w:t>
-      </w:r>
-      <w:r>
-        <w:rPr>
-          <w:rFonts w:eastAsia="NSimSun" w:cs="Lucida Sans" w:ascii="Times New Roman" w:hAnsi="Times New Roman"/>
-          <w:color w:val="FF0000"/>
-          <w:kern w:val="2"/>
-          <w:sz w:val="32"/>
-          <w:szCs w:val="32"/>
-          <w:lang w:val="en-US" w:eastAsia="zh-CN" w:bidi="hi-IN"/>
-        </w:rPr>
-        <w:tab/>
-        <w:tab/>
-      </w:r>
-      <w:r>
-        <w:rPr>
-          <w:rFonts w:ascii="Times New Roman" w:hAnsi="Times New Roman"/>
-          <w:sz w:val="32"/>
-          <w:szCs w:val="32"/>
-        </w:rPr>
-        <w:t>d. 2</w:t>
+        <w:t>c. 0x00002000</w:t>
+      </w:r>
+      <w:r>
+        <w:rPr>
+          <w:rFonts w:ascii="Times New Roman" w:hAnsi="Times New Roman"/>
+          <w:sz w:val="32"/>
+          <w:szCs w:val="32"/>
+        </w:rPr>
+        <w:tab/>
+      </w:r>
+      <w:r>
+        <w:rPr>
+          <w:rFonts w:ascii="Times New Roman" w:hAnsi="Times New Roman"/>
+          <w:sz w:val="32"/>
+          <w:szCs w:val="32"/>
+        </w:rPr>
+        <w:t>d. 0x0000abcd</w:t>
       </w:r>
     </w:p>
     <w:p>
@@ -10295,6 +10326,23 @@
         <w:t>c. Tải dữ liệu từ ô nhớ có địa chỉ 3072 của mảng A vào thanh ghi $t0</w:t>
         <w:br/>
         <w:t>d. Tải dữ liệu từ ô nhớ có địa chỉ 1024 của mảng A vào thanh ghi $t0</w:t>
+      </w:r>
+    </w:p>
+    <w:p>
+      <w:pPr>
+        <w:pStyle w:val="Normal"/>
+        <w:rPr>
+          <w:rFonts w:ascii="Times New Roman" w:hAnsi="Times New Roman"/>
+          <w:sz w:val="32"/>
+          <w:szCs w:val="32"/>
+        </w:rPr>
+      </w:pPr>
+      <w:r>
+        <w:rPr>
+          <w:rFonts w:ascii="Times New Roman" w:hAnsi="Times New Roman"/>
+          <w:sz w:val="32"/>
+          <w:szCs w:val="32"/>
+        </w:rPr>
       </w:r>
     </w:p>
     <w:p>
@@ -41248,23 +41296,6 @@
           <w:sz w:val="32"/>
           <w:szCs w:val="32"/>
         </w:rPr>
-      </w:r>
-    </w:p>
-    <w:p>
-      <w:pPr>
-        <w:pStyle w:val="Normal"/>
-        <w:rPr>
-          <w:rFonts w:ascii="Times New Roman" w:hAnsi="Times New Roman"/>
-          <w:sz w:val="32"/>
-          <w:szCs w:val="32"/>
-        </w:rPr>
-      </w:pPr>
-      <w:r>
-        <w:rPr>
-          <w:rFonts w:ascii="Times New Roman" w:hAnsi="Times New Roman"/>
-          <w:sz w:val="32"/>
-          <w:szCs w:val="32"/>
-        </w:rPr>
         <w:t>Câu 12: Cho câu lệnh addi $s3, $s5, 15. Biểu diễn số nhị phân của trường shamt:</w:t>
       </w:r>
     </w:p>
@@ -41485,6 +41516,23 @@
           <w:sz w:val="32"/>
           <w:szCs w:val="32"/>
         </w:rPr>
+      </w:r>
+    </w:p>
+    <w:p>
+      <w:pPr>
+        <w:pStyle w:val="Normal"/>
+        <w:rPr>
+          <w:rFonts w:ascii="Times New Roman" w:hAnsi="Times New Roman"/>
+          <w:sz w:val="32"/>
+          <w:szCs w:val="32"/>
+        </w:rPr>
+      </w:pPr>
+      <w:r>
+        <w:rPr>
+          <w:rFonts w:ascii="Times New Roman" w:hAnsi="Times New Roman"/>
+          <w:sz w:val="32"/>
+          <w:szCs w:val="32"/>
+        </w:rPr>
         <w:t>Câu 14: Kiến trúc tập lệnh MIPS được thiết kế theo loại nào sau đây:</w:t>
       </w:r>
     </w:p>
@@ -41547,13 +41595,19 @@
         <w:pStyle w:val="Normal"/>
         <w:rPr>
           <w:rFonts w:ascii="Times New Roman" w:hAnsi="Times New Roman"/>
-          <w:sz w:val="32"/>
-          <w:szCs w:val="32"/>
-        </w:rPr>
-      </w:pPr>
-      <w:r>
-        <w:rPr>
-          <w:rFonts w:ascii="Times New Roman" w:hAnsi="Times New Roman"/>
+          <w:b/>
+          <w:bCs/>
+          <w:color w:val="2A6099"/>
+          <w:sz w:val="32"/>
+          <w:szCs w:val="32"/>
+        </w:rPr>
+      </w:pPr>
+      <w:r>
+        <w:rPr>
+          <w:rFonts w:ascii="Times New Roman" w:hAnsi="Times New Roman"/>
+          <w:b/>
+          <w:bCs/>
+          <w:color w:val="2A6099"/>
           <w:sz w:val="32"/>
           <w:szCs w:val="32"/>
         </w:rPr>
@@ -41575,6 +41629,25 @@
           <w:sz w:val="32"/>
           <w:szCs w:val="32"/>
         </w:rPr>
+      </w:r>
+    </w:p>
+    <w:p>
+      <w:pPr>
+        <w:pStyle w:val="Normal"/>
+        <w:rPr>
+          <w:rFonts w:ascii="Times New Roman" w:hAnsi="Times New Roman"/>
+          <w:color w:val="808080"/>
+          <w:sz w:val="32"/>
+          <w:szCs w:val="32"/>
+        </w:rPr>
+      </w:pPr>
+      <w:r>
+        <w:rPr>
+          <w:rFonts w:ascii="Times New Roman" w:hAnsi="Times New Roman"/>
+          <w:color w:val="808080"/>
+          <w:sz w:val="32"/>
+          <w:szCs w:val="32"/>
+        </w:rPr>
         <w:t>Câu 15: Cho hai bộ vi xử lý X và Y có tần số xung clock lần lượt là 800 MHz và 1000 MHz. Giả sử X thực thi một lệnh trung bình mất 5 chu kì, Y thực thi một lệnh trung bình mất 3 chu kì. Vậy để thực thi cùng một chương trình, bộ vi xử lí nào thực thi nhanh hơn?</w:t>
       </w:r>
     </w:p>
@@ -41582,14 +41655,13 @@
       <w:pPr>
         <w:pStyle w:val="Normal"/>
         <w:rPr>
-          <w:rFonts w:ascii="Times New Roman" w:hAnsi="Times New Roman"/>
-          <w:sz w:val="32"/>
-          <w:szCs w:val="32"/>
-        </w:rPr>
-      </w:pPr>
-      <w:r>
-        <w:rPr>
-          <w:rFonts w:ascii="Times New Roman" w:hAnsi="Times New Roman"/>
+          <w:color w:val="808080"/>
+        </w:rPr>
+      </w:pPr>
+      <w:r>
+        <w:rPr>
+          <w:rFonts w:ascii="Times New Roman" w:hAnsi="Times New Roman"/>
+          <w:color w:val="808080"/>
           <w:sz w:val="32"/>
           <w:szCs w:val="32"/>
         </w:rPr>
@@ -41600,14 +41672,13 @@
       <w:pPr>
         <w:pStyle w:val="Normal"/>
         <w:rPr>
-          <w:rFonts w:ascii="Times New Roman" w:hAnsi="Times New Roman"/>
-          <w:sz w:val="32"/>
-          <w:szCs w:val="32"/>
-        </w:rPr>
-      </w:pPr>
-      <w:r>
-        <w:rPr>
-          <w:rFonts w:ascii="Times New Roman" w:hAnsi="Times New Roman"/>
+          <w:color w:val="808080"/>
+        </w:rPr>
+      </w:pPr>
+      <w:r>
+        <w:rPr>
+          <w:rFonts w:ascii="Times New Roman" w:hAnsi="Times New Roman"/>
+          <w:color w:val="808080"/>
           <w:sz w:val="32"/>
           <w:szCs w:val="32"/>
         </w:rPr>
@@ -41618,14 +41689,13 @@
       <w:pPr>
         <w:pStyle w:val="Normal"/>
         <w:rPr>
-          <w:rFonts w:ascii="Times New Roman" w:hAnsi="Times New Roman"/>
-          <w:sz w:val="32"/>
-          <w:szCs w:val="32"/>
-        </w:rPr>
-      </w:pPr>
-      <w:r>
-        <w:rPr>
-          <w:rFonts w:ascii="Times New Roman" w:hAnsi="Times New Roman"/>
+          <w:color w:val="808080"/>
+        </w:rPr>
+      </w:pPr>
+      <w:r>
+        <w:rPr>
+          <w:rFonts w:ascii="Times New Roman" w:hAnsi="Times New Roman"/>
+          <w:color w:val="808080"/>
           <w:sz w:val="32"/>
           <w:szCs w:val="32"/>
         </w:rPr>
@@ -41636,14 +41706,13 @@
       <w:pPr>
         <w:pStyle w:val="Normal"/>
         <w:rPr>
-          <w:rFonts w:ascii="Times New Roman" w:hAnsi="Times New Roman"/>
-          <w:sz w:val="32"/>
-          <w:szCs w:val="32"/>
-        </w:rPr>
-      </w:pPr>
-      <w:r>
-        <w:rPr>
-          <w:rFonts w:ascii="Times New Roman" w:hAnsi="Times New Roman"/>
+          <w:color w:val="808080"/>
+        </w:rPr>
+      </w:pPr>
+      <w:r>
+        <w:rPr>
+          <w:rFonts w:ascii="Times New Roman" w:hAnsi="Times New Roman"/>
+          <w:color w:val="808080"/>
           <w:sz w:val="32"/>
           <w:szCs w:val="32"/>
         </w:rPr>
@@ -41671,32 +41740,48 @@
       <w:pPr>
         <w:pStyle w:val="Normal"/>
         <w:rPr>
-          <w:rFonts w:ascii="Times New Roman" w:hAnsi="Times New Roman"/>
-          <w:sz w:val="32"/>
-          <w:szCs w:val="32"/>
-        </w:rPr>
-      </w:pPr>
-      <w:r>
-        <w:rPr>
-          <w:rFonts w:ascii="Times New Roman" w:hAnsi="Times New Roman"/>
-          <w:sz w:val="32"/>
-          <w:szCs w:val="32"/>
-        </w:rPr>
-        <w:t>Câu 16: Cho máy tính X có CPI = 5. Máy tính X thực thi một chương trình có 1 triệu lệnh mất 5 ns. Hỏi tần số hoạt động của máy tính X là bao nhiêu?</w:t>
-      </w:r>
-    </w:p>
-    <w:p>
-      <w:pPr>
-        <w:pStyle w:val="Normal"/>
-        <w:rPr>
-          <w:rFonts w:ascii="Times New Roman" w:hAnsi="Times New Roman"/>
-          <w:sz w:val="32"/>
-          <w:szCs w:val="32"/>
-        </w:rPr>
-      </w:pPr>
-      <w:r>
-        <w:rPr>
-          <w:rFonts w:ascii="Times New Roman" w:hAnsi="Times New Roman"/>
+          <w:color w:val="808080"/>
+        </w:rPr>
+      </w:pPr>
+      <w:r>
+        <w:rPr>
+          <w:rFonts w:ascii="Times New Roman" w:hAnsi="Times New Roman"/>
+          <w:color w:val="808080"/>
+          <w:sz w:val="32"/>
+          <w:szCs w:val="32"/>
+        </w:rPr>
+        <w:t xml:space="preserve">Câu 16: Cho máy tính X có </w:t>
+      </w:r>
+      <w:r>
+        <w:rPr>
+          <w:rFonts w:ascii="Times New Roman" w:hAnsi="Times New Roman"/>
+          <w:color w:val="808080"/>
+          <w:sz w:val="32"/>
+          <w:szCs w:val="32"/>
+        </w:rPr>
+        <w:t>CPI</w:t>
+      </w:r>
+      <w:r>
+        <w:rPr>
+          <w:rFonts w:ascii="Times New Roman" w:hAnsi="Times New Roman"/>
+          <w:color w:val="808080"/>
+          <w:sz w:val="32"/>
+          <w:szCs w:val="32"/>
+        </w:rPr>
+        <w:t xml:space="preserve"> = 5. Máy tính X thực thi một chương trình có 1 triệu lệnh mất 5 ns. Hỏi tần số hoạt động của máy tính X là bao nhiêu?</w:t>
+      </w:r>
+    </w:p>
+    <w:p>
+      <w:pPr>
+        <w:pStyle w:val="Normal"/>
+        <w:rPr>
+          <w:color w:val="808080"/>
+        </w:rPr>
+      </w:pPr>
+      <w:r>
+        <w:rPr>
+          <w:rFonts w:ascii="Times New Roman" w:hAnsi="Times New Roman"/>
+          <w:color w:val="808080"/>
           <w:sz w:val="32"/>
           <w:szCs w:val="32"/>
         </w:rPr>
@@ -41707,14 +41792,13 @@
       <w:pPr>
         <w:pStyle w:val="Normal"/>
         <w:rPr>
-          <w:rFonts w:ascii="Times New Roman" w:hAnsi="Times New Roman"/>
-          <w:sz w:val="32"/>
-          <w:szCs w:val="32"/>
-        </w:rPr>
-      </w:pPr>
-      <w:r>
-        <w:rPr>
-          <w:rFonts w:ascii="Times New Roman" w:hAnsi="Times New Roman"/>
+          <w:color w:val="808080"/>
+        </w:rPr>
+      </w:pPr>
+      <w:r>
+        <w:rPr>
+          <w:rFonts w:ascii="Times New Roman" w:hAnsi="Times New Roman"/>
+          <w:color w:val="808080"/>
           <w:sz w:val="32"/>
           <w:szCs w:val="32"/>
         </w:rPr>
@@ -41725,14 +41809,13 @@
       <w:pPr>
         <w:pStyle w:val="Normal"/>
         <w:rPr>
-          <w:rFonts w:ascii="Times New Roman" w:hAnsi="Times New Roman"/>
-          <w:sz w:val="32"/>
-          <w:szCs w:val="32"/>
-        </w:rPr>
-      </w:pPr>
-      <w:r>
-        <w:rPr>
-          <w:rFonts w:ascii="Times New Roman" w:hAnsi="Times New Roman"/>
+          <w:color w:val="808080"/>
+        </w:rPr>
+      </w:pPr>
+      <w:r>
+        <w:rPr>
+          <w:rFonts w:ascii="Times New Roman" w:hAnsi="Times New Roman"/>
+          <w:color w:val="808080"/>
           <w:sz w:val="32"/>
           <w:szCs w:val="32"/>
         </w:rPr>
@@ -41743,14 +41826,13 @@
       <w:pPr>
         <w:pStyle w:val="Normal"/>
         <w:rPr>
-          <w:rFonts w:ascii="Times New Roman" w:hAnsi="Times New Roman"/>
-          <w:sz w:val="32"/>
-          <w:szCs w:val="32"/>
-        </w:rPr>
-      </w:pPr>
-      <w:r>
-        <w:rPr>
-          <w:rFonts w:ascii="Times New Roman" w:hAnsi="Times New Roman"/>
+          <w:color w:val="808080"/>
+        </w:rPr>
+      </w:pPr>
+      <w:r>
+        <w:rPr>
+          <w:rFonts w:ascii="Times New Roman" w:hAnsi="Times New Roman"/>
+          <w:color w:val="808080"/>
           <w:sz w:val="32"/>
           <w:szCs w:val="32"/>
         </w:rPr>
@@ -41761,14 +41843,13 @@
       <w:pPr>
         <w:pStyle w:val="Normal"/>
         <w:rPr>
-          <w:rFonts w:ascii="Times New Roman" w:hAnsi="Times New Roman"/>
-          <w:sz w:val="32"/>
-          <w:szCs w:val="32"/>
-        </w:rPr>
-      </w:pPr>
-      <w:r>
-        <w:rPr>
-          <w:rFonts w:ascii="Times New Roman" w:hAnsi="Times New Roman"/>
+          <w:color w:val="808080"/>
+        </w:rPr>
+      </w:pPr>
+      <w:r>
+        <w:rPr>
+          <w:rFonts w:ascii="Times New Roman" w:hAnsi="Times New Roman"/>
+          <w:color w:val="808080"/>
           <w:sz w:val="32"/>
           <w:szCs w:val="32"/>
         </w:rPr>
@@ -42136,23 +42217,6 @@
           <w:sz w:val="32"/>
           <w:szCs w:val="32"/>
         </w:rPr>
-      </w:r>
-    </w:p>
-    <w:p>
-      <w:pPr>
-        <w:pStyle w:val="Normal"/>
-        <w:rPr>
-          <w:rFonts w:ascii="Times New Roman" w:hAnsi="Times New Roman"/>
-          <w:sz w:val="32"/>
-          <w:szCs w:val="32"/>
-        </w:rPr>
-      </w:pPr>
-      <w:r>
-        <w:rPr>
-          <w:rFonts w:ascii="Times New Roman" w:hAnsi="Times New Roman"/>
-          <w:sz w:val="32"/>
-          <w:szCs w:val="32"/>
-        </w:rPr>
         <w:t>Câu 19: Cho một bộ xử lý MIPS 32 bits (có datapath và control như hình đã học).</w:t>
       </w:r>
     </w:p>
@@ -43097,79 +43161,43 @@
           <w:sz w:val="32"/>
           <w:szCs w:val="32"/>
         </w:rPr>
-        <w:t>Câu 5. Giá trị Input thứ hai của ALU bằng bao nhiêu khi mã lệnh sau được thanh ghi PC trỏ tới trong quá trình thực thi: 0x8e2bfff4? Biết giá trị được lưu trong các thanh ghi Read register 1 và Read register 2 tương ứng là: 0xffffff90 và 0x00001234.</w:t>
-      </w:r>
-    </w:p>
-    <w:p>
-      <w:pPr>
-        <w:pStyle w:val="Normal"/>
-        <w:rPr>
-          <w:rFonts w:ascii="Times New Roman" w:hAnsi="Times New Roman"/>
-          <w:sz w:val="32"/>
-          <w:szCs w:val="32"/>
-        </w:rPr>
-      </w:pPr>
-      <w:r>
-        <w:rPr>
-          <w:rFonts w:ascii="Times New Roman" w:hAnsi="Times New Roman"/>
-          <w:sz w:val="32"/>
-          <w:szCs w:val="32"/>
-        </w:rPr>
-        <w:t>a. 0xffffff90</w:t>
-      </w:r>
-    </w:p>
-    <w:p>
-      <w:pPr>
-        <w:pStyle w:val="Normal"/>
-        <w:rPr>
-          <w:rFonts w:ascii="Times New Roman" w:hAnsi="Times New Roman"/>
-          <w:sz w:val="32"/>
-          <w:szCs w:val="32"/>
-        </w:rPr>
-      </w:pPr>
-      <w:r>
-        <w:rPr>
-          <w:rFonts w:ascii="Times New Roman" w:hAnsi="Times New Roman"/>
-          <w:sz w:val="32"/>
-          <w:szCs w:val="32"/>
-        </w:rPr>
-        <w:t>b. 0xfffffff4</w:t>
-      </w:r>
-    </w:p>
-    <w:p>
-      <w:pPr>
-        <w:pStyle w:val="Normal"/>
-        <w:rPr>
-          <w:rFonts w:ascii="Times New Roman" w:hAnsi="Times New Roman"/>
-          <w:sz w:val="32"/>
-          <w:szCs w:val="32"/>
-        </w:rPr>
-      </w:pPr>
-      <w:r>
-        <w:rPr>
-          <w:rFonts w:ascii="Times New Roman" w:hAnsi="Times New Roman"/>
-          <w:sz w:val="32"/>
-          <w:szCs w:val="32"/>
-        </w:rPr>
-        <w:t>c. 0x00001234</w:t>
-      </w:r>
-    </w:p>
-    <w:p>
-      <w:pPr>
-        <w:pStyle w:val="Normal"/>
-        <w:rPr>
-          <w:rFonts w:ascii="Times New Roman" w:hAnsi="Times New Roman"/>
-          <w:sz w:val="32"/>
-          <w:szCs w:val="32"/>
-        </w:rPr>
-      </w:pPr>
-      <w:r>
-        <w:rPr>
-          <w:rFonts w:ascii="Times New Roman" w:hAnsi="Times New Roman"/>
-          <w:sz w:val="32"/>
-          <w:szCs w:val="32"/>
-        </w:rPr>
-        <w:t>d. 0x8e2bfff4</w:t>
+        <w:t>Hãy cho biết đường nào trong các đường sau là critical path (đường đi dài nhất của dữ liệu) của lệnh “_LW_” với datapath như trong hình datapath đã học</w:t>
+      </w:r>
+    </w:p>
+    <w:p>
+      <w:pPr>
+        <w:pStyle w:val="Normal"/>
+        <w:rPr>
+          <w:rFonts w:ascii="Times New Roman" w:hAnsi="Times New Roman"/>
+          <w:sz w:val="32"/>
+          <w:szCs w:val="32"/>
+        </w:rPr>
+      </w:pPr>
+      <w:r>
+        <w:rPr>
+          <w:rFonts w:ascii="Times New Roman" w:hAnsi="Times New Roman"/>
+          <w:sz w:val="32"/>
+          <w:szCs w:val="32"/>
+        </w:rPr>
+        <w:t>a. I-Mem, Mux, Regs, ALU, Mux, D-Mem, Regs</w:t>
+        <w:br/>
+        <w:t>b. I-Mem, Mux, Regs, Mux, ALU, Mux, Regs</w:t>
+        <w:br/>
+        <w:t>c. I-Mem, Regs, Mux, ALU, Mux, Mux, Regs</w:t>
+        <w:br/>
+      </w:r>
+      <w:r>
+        <w:rPr>
+          <w:rFonts w:eastAsia="NSimSun" w:cs="Lucida Sans" w:ascii="Times New Roman" w:hAnsi="Times New Roman"/>
+          <w:b/>
+          <w:bCs/>
+          <w:color w:val="2A6099"/>
+          <w:kern w:val="2"/>
+          <w:sz w:val="32"/>
+          <w:szCs w:val="32"/>
+          <w:lang w:val="en-US" w:eastAsia="zh-CN" w:bidi="hi-IN"/>
+        </w:rPr>
+        <w:t>d. I-Mem, Mux, Regs, ALU, D-mem, Mux, Regs</w:t>
       </w:r>
     </w:p>
     <w:p>
@@ -43541,79 +43569,133 @@
           <w:sz w:val="32"/>
           <w:szCs w:val="32"/>
         </w:rPr>
-        <w:t>Câu 8. Giá trị Output của khối ALU bằng bao nhiêu khi mã lệnh sau được thanh ghi PC trỏ tới trong quá trình thực thi: 0x02954824? Biết giá trị của thanh ghi s4 và s5 tương ứng là: 0x20212022 và 0x0000abcd.</w:t>
-      </w:r>
-    </w:p>
-    <w:p>
-      <w:pPr>
-        <w:pStyle w:val="Normal"/>
-        <w:rPr>
-          <w:rFonts w:ascii="Times New Roman" w:hAnsi="Times New Roman"/>
-          <w:sz w:val="32"/>
-          <w:szCs w:val="32"/>
-        </w:rPr>
-      </w:pPr>
-      <w:r>
-        <w:rPr>
-          <w:rFonts w:ascii="Times New Roman" w:hAnsi="Times New Roman"/>
-          <w:sz w:val="32"/>
-          <w:szCs w:val="32"/>
-        </w:rPr>
-        <w:t>a. 0x20212022</w:t>
-      </w:r>
-    </w:p>
-    <w:p>
-      <w:pPr>
-        <w:pStyle w:val="Normal"/>
-        <w:rPr>
-          <w:rFonts w:ascii="Times New Roman" w:hAnsi="Times New Roman"/>
-          <w:sz w:val="32"/>
-          <w:szCs w:val="32"/>
-        </w:rPr>
-      </w:pPr>
-      <w:r>
-        <w:rPr>
-          <w:rFonts w:ascii="Times New Roman" w:hAnsi="Times New Roman"/>
-          <w:sz w:val="32"/>
-          <w:szCs w:val="32"/>
-        </w:rPr>
-        <w:t>b. 0x2021abcd</w:t>
-      </w:r>
-    </w:p>
-    <w:p>
-      <w:pPr>
-        <w:pStyle w:val="Normal"/>
-        <w:rPr>
-          <w:rFonts w:ascii="Times New Roman" w:hAnsi="Times New Roman"/>
-          <w:sz w:val="32"/>
-          <w:szCs w:val="32"/>
-        </w:rPr>
-      </w:pPr>
-      <w:r>
-        <w:rPr>
-          <w:rFonts w:ascii="Times New Roman" w:hAnsi="Times New Roman"/>
-          <w:sz w:val="32"/>
-          <w:szCs w:val="32"/>
-        </w:rPr>
-        <w:t>c. 0x00002000</w:t>
-      </w:r>
-    </w:p>
-    <w:p>
-      <w:pPr>
-        <w:pStyle w:val="Normal"/>
-        <w:rPr>
-          <w:rFonts w:ascii="Times New Roman" w:hAnsi="Times New Roman"/>
-          <w:sz w:val="32"/>
-          <w:szCs w:val="32"/>
-        </w:rPr>
-      </w:pPr>
-      <w:r>
-        <w:rPr>
-          <w:rFonts w:ascii="Times New Roman" w:hAnsi="Times New Roman"/>
-          <w:sz w:val="32"/>
-          <w:szCs w:val="32"/>
-        </w:rPr>
-        <w:t>d. 0x0000abcd</w:t>
+        <w:t>Khi rút gọn bằng phương pháp bìa K, một lân cận 16 có thể rút gọn được bao nhiêu biến?</w:t>
+      </w:r>
+    </w:p>
+    <w:p>
+      <w:pPr>
+        <w:pStyle w:val="Normal"/>
+        <w:rPr/>
+      </w:pPr>
+      <w:r>
+        <w:rPr>
+          <w:rFonts w:eastAsia="NSimSun" w:cs="Lucida Sans" w:ascii="Times New Roman" w:hAnsi="Times New Roman"/>
+          <w:b/>
+          <w:bCs/>
+          <w:color w:val="3465A4"/>
+          <w:kern w:val="2"/>
+          <w:sz w:val="32"/>
+          <w:szCs w:val="32"/>
+          <w:lang w:val="en-US" w:eastAsia="zh-CN" w:bidi="hi-IN"/>
+        </w:rPr>
+        <w:t>a. 4</w:t>
+        <w:tab/>
+        <w:tab/>
+      </w:r>
+      <w:r>
+        <w:rPr>
+          <w:rFonts w:ascii="Times New Roman" w:hAnsi="Times New Roman"/>
+          <w:sz w:val="32"/>
+          <w:szCs w:val="32"/>
+        </w:rPr>
+        <w:t>b. 3</w:t>
+        <w:tab/>
+        <w:tab/>
+        <w:t>c. 1</w:t>
+        <w:tab/>
+        <w:tab/>
+        <w:t>d. 2</w:t>
+      </w:r>
+    </w:p>
+    <w:p>
+      <w:pPr>
+        <w:pStyle w:val="Normal"/>
+        <w:rPr>
+          <w:rFonts w:ascii="Times New Roman" w:hAnsi="Times New Roman"/>
+          <w:sz w:val="32"/>
+          <w:szCs w:val="32"/>
+        </w:rPr>
+      </w:pPr>
+      <w:r>
+        <w:rPr>
+          <w:rFonts w:ascii="Times New Roman" w:hAnsi="Times New Roman"/>
+          <w:sz w:val="32"/>
+          <w:szCs w:val="32"/>
+        </w:rPr>
+      </w:r>
+    </w:p>
+    <w:p>
+      <w:pPr>
+        <w:pStyle w:val="Normal"/>
+        <w:rPr>
+          <w:rFonts w:ascii="Times New Roman" w:hAnsi="Times New Roman"/>
+          <w:sz w:val="32"/>
+          <w:szCs w:val="32"/>
+        </w:rPr>
+      </w:pPr>
+      <w:r>
+        <w:rPr>
+          <w:rFonts w:ascii="Times New Roman" w:hAnsi="Times New Roman"/>
+          <w:sz w:val="32"/>
+          <w:szCs w:val="32"/>
+        </w:rPr>
+        <w:t xml:space="preserve">Bộ cộng toàn phần (Full Adder) có bao nhiêu ngõ vào? </w:t>
+      </w:r>
+    </w:p>
+    <w:p>
+      <w:pPr>
+        <w:pStyle w:val="Normal"/>
+        <w:rPr>
+          <w:rFonts w:ascii="Times New Roman" w:hAnsi="Times New Roman"/>
+          <w:sz w:val="32"/>
+          <w:szCs w:val="32"/>
+        </w:rPr>
+      </w:pPr>
+      <w:r>
+        <w:rPr>
+          <w:rFonts w:ascii="Times New Roman" w:hAnsi="Times New Roman"/>
+          <w:sz w:val="32"/>
+          <w:szCs w:val="32"/>
+        </w:rPr>
+        <w:t>a. 4</w:t>
+        <w:tab/>
+        <w:tab/>
+        <w:t>b. 5</w:t>
+        <w:tab/>
+        <w:tab/>
+      </w:r>
+      <w:r>
+        <w:rPr>
+          <w:rFonts w:eastAsia="NSimSun" w:cs="Lucida Sans" w:ascii="Times New Roman" w:hAnsi="Times New Roman"/>
+          <w:b/>
+          <w:bCs/>
+          <w:color w:val="3465A4"/>
+          <w:kern w:val="2"/>
+          <w:sz w:val="32"/>
+          <w:szCs w:val="32"/>
+          <w:lang w:val="en-US" w:eastAsia="zh-CN" w:bidi="hi-IN"/>
+        </w:rPr>
+        <w:t>c. 3</w:t>
+      </w:r>
+      <w:r>
+        <w:rPr>
+          <w:rFonts w:eastAsia="NSimSun" w:cs="Lucida Sans" w:ascii="Times New Roman" w:hAnsi="Times New Roman"/>
+          <w:color w:val="FF0000"/>
+          <w:kern w:val="2"/>
+          <w:sz w:val="32"/>
+          <w:szCs w:val="32"/>
+          <w:lang w:val="en-US" w:eastAsia="zh-CN" w:bidi="hi-IN"/>
+        </w:rPr>
+        <w:tab/>
+        <w:tab/>
+      </w:r>
+      <w:r>
+        <w:rPr>
+          <w:rFonts w:ascii="Times New Roman" w:hAnsi="Times New Roman"/>
+          <w:sz w:val="32"/>
+          <w:szCs w:val="32"/>
+        </w:rPr>
+        <w:t>d. 2</w:t>
       </w:r>
     </w:p>
     <w:p>
@@ -44139,147 +44221,7 @@
           <w:sz w:val="32"/>
           <w:szCs w:val="32"/>
         </w:rPr>
-        <w:t>Thời gian trễ lớn nhất của lệnh “beq” khi thực thi theo Datapath MIPS đã học là gì?</w:t>
-      </w:r>
-    </w:p>
-    <w:p>
-      <w:pPr>
-        <w:pStyle w:val="Normal"/>
-        <w:rPr>
-          <w:rFonts w:ascii="Times New Roman" w:hAnsi="Times New Roman"/>
-          <w:sz w:val="32"/>
-          <w:szCs w:val="32"/>
-        </w:rPr>
-      </w:pPr>
-      <w:r>
-        <w:rPr>
-          <w:rFonts w:ascii="Times New Roman" w:hAnsi="Times New Roman"/>
-          <w:sz w:val="32"/>
-          <w:szCs w:val="32"/>
-        </w:rPr>
-        <w:t>a. 1330</w:t>
-        <w:tab/>
-        <w:tab/>
-        <w:t>b. 1240</w:t>
-      </w:r>
-    </w:p>
-    <w:p>
-      <w:pPr>
-        <w:pStyle w:val="Normal"/>
-        <w:rPr>
-          <w:rFonts w:ascii="Times New Roman" w:hAnsi="Times New Roman"/>
-          <w:sz w:val="32"/>
-          <w:szCs w:val="32"/>
-        </w:rPr>
-      </w:pPr>
-      <w:r>
-        <w:rPr>
-          <w:rFonts w:ascii="Times New Roman" w:hAnsi="Times New Roman"/>
-          <w:sz w:val="32"/>
-          <w:szCs w:val="32"/>
-        </w:rPr>
-        <w:t>c. 1150</w:t>
-        <w:tab/>
-        <w:tab/>
-        <w:t>d. 1060</w:t>
-      </w:r>
-    </w:p>
-    <w:p>
-      <w:pPr>
-        <w:pStyle w:val="Normal"/>
-        <w:rPr>
-          <w:rFonts w:ascii="Times New Roman" w:hAnsi="Times New Roman"/>
-          <w:sz w:val="32"/>
-          <w:szCs w:val="32"/>
-        </w:rPr>
-      </w:pPr>
-      <w:r>
-        <w:rPr>
-          <w:rFonts w:ascii="Times New Roman" w:hAnsi="Times New Roman"/>
-          <w:sz w:val="32"/>
-          <w:szCs w:val="32"/>
-        </w:rPr>
-      </w:r>
-    </w:p>
-    <w:p>
-      <w:pPr>
-        <w:pStyle w:val="Normal"/>
-        <w:rPr>
-          <w:rFonts w:ascii="Times New Roman" w:hAnsi="Times New Roman"/>
-          <w:sz w:val="32"/>
-          <w:szCs w:val="32"/>
-        </w:rPr>
-      </w:pPr>
-      <w:r>
-        <w:rPr>
-          <w:rFonts w:ascii="Times New Roman" w:hAnsi="Times New Roman"/>
-          <w:sz w:val="32"/>
-          <w:szCs w:val="32"/>
-        </w:rPr>
-        <w:t>Câu 11. Khối chức năng nào thuộc datapath KHÔNG tham gia vào lệnh "sw $t3, 12($t2)"</w:t>
-      </w:r>
-    </w:p>
-    <w:p>
-      <w:pPr>
-        <w:pStyle w:val="Normal"/>
-        <w:rPr>
-          <w:rFonts w:ascii="Times New Roman" w:hAnsi="Times New Roman"/>
-          <w:sz w:val="32"/>
-          <w:szCs w:val="32"/>
-        </w:rPr>
-      </w:pPr>
-      <w:r>
-        <w:rPr>
-          <w:rFonts w:ascii="Times New Roman" w:hAnsi="Times New Roman"/>
-          <w:sz w:val="32"/>
-          <w:szCs w:val="32"/>
-        </w:rPr>
-        <w:t>a. I-mem</w:t>
-        <w:tab/>
-        <w:tab/>
-        <w:t>b. D-mem</w:t>
-      </w:r>
-    </w:p>
-    <w:p>
-      <w:pPr>
-        <w:pStyle w:val="Normal"/>
-        <w:rPr>
-          <w:rFonts w:ascii="Times New Roman" w:hAnsi="Times New Roman"/>
-          <w:sz w:val="32"/>
-          <w:szCs w:val="32"/>
-        </w:rPr>
-      </w:pPr>
-      <w:r>
-        <w:rPr>
-          <w:rFonts w:ascii="Times New Roman" w:hAnsi="Times New Roman"/>
-          <w:sz w:val="32"/>
-          <w:szCs w:val="32"/>
-        </w:rPr>
-        <w:t>c. ALU</w:t>
-        <w:tab/>
-        <w:tab/>
-      </w:r>
-      <w:r>
-        <w:rPr>
-          <w:rFonts w:eastAsia="NSimSun" w:cs="Lucida Sans" w:ascii="Times New Roman" w:hAnsi="Times New Roman"/>
-          <w:b/>
-          <w:bCs/>
-          <w:color w:val="2A6099"/>
-          <w:kern w:val="2"/>
-          <w:sz w:val="32"/>
-          <w:szCs w:val="32"/>
-          <w:lang w:val="en-US" w:eastAsia="zh-CN" w:bidi="hi-IN"/>
-        </w:rPr>
-        <w:t>d. Add sau shift left 2</w:t>
-      </w:r>
-      <w:r>
-        <w:rPr>
-          <w:rFonts w:ascii="Times New Roman" w:hAnsi="Times New Roman"/>
-          <w:sz w:val="32"/>
-          <w:szCs w:val="32"/>
-        </w:rPr>
-        <w:tab/>
-        <w:tab/>
+        <w:t xml:space="preserve">Thời gian trễ lớn nhất của lệnh “beq” khi thực thi theo Datapath MIPS đã học là gì? </w:t>
       </w:r>
       <w:r>
         <w:rPr>
@@ -44291,46 +44233,39 @@
           <w:szCs w:val="24"/>
           <w:lang w:val="en-US" w:eastAsia="zh-CN" w:bidi="hi-IN"/>
         </w:rPr>
-        <w:t>Chỉ dùng cho branch</w:t>
-      </w:r>
-    </w:p>
-    <w:p>
-      <w:pPr>
-        <w:pStyle w:val="Normal"/>
-        <w:rPr>
-          <w:rFonts w:ascii="Times New Roman" w:hAnsi="Times New Roman"/>
-          <w:sz w:val="32"/>
-          <w:szCs w:val="32"/>
-        </w:rPr>
-      </w:pPr>
-      <w:r>
-        <w:rPr>
-          <w:rFonts w:ascii="Times New Roman" w:hAnsi="Times New Roman"/>
-          <w:sz w:val="32"/>
-          <w:szCs w:val="32"/>
-        </w:rPr>
-      </w:r>
-    </w:p>
-    <w:p>
-      <w:pPr>
-        <w:pStyle w:val="Normal"/>
-        <w:rPr>
-          <w:rFonts w:ascii="Times New Roman" w:hAnsi="Times New Roman"/>
-          <w:sz w:val="32"/>
-          <w:szCs w:val="32"/>
-        </w:rPr>
-      </w:pPr>
-      <w:r>
-        <w:rPr>
-          <w:rFonts w:ascii="Times New Roman" w:hAnsi="Times New Roman"/>
-          <w:sz w:val="32"/>
-          <w:szCs w:val="32"/>
-        </w:rPr>
-        <w:t>Câu 12. Giá trị các tín hiệu điều khiển RegDst, Mem Write, MemtoReg Khi thực thi lệnh sw lần lượt là:</w:t>
-        <w:br/>
-        <w:t>a. 0, 1, 1</w:t>
-        <w:br/>
-      </w:r>
+        <w:t>I-Mem, Regs, Mux, ALU, Mux</w:t>
+      </w:r>
+    </w:p>
+    <w:p>
+      <w:pPr>
+        <w:pStyle w:val="Normal"/>
+        <w:rPr>
+          <w:rFonts w:ascii="Times New Roman" w:hAnsi="Times New Roman"/>
+          <w:sz w:val="32"/>
+          <w:szCs w:val="32"/>
+        </w:rPr>
+      </w:pPr>
+      <w:r>
+        <w:rPr>
+          <w:rFonts w:ascii="Times New Roman" w:hAnsi="Times New Roman"/>
+          <w:sz w:val="32"/>
+          <w:szCs w:val="32"/>
+        </w:rPr>
+        <w:t>a. 1330</w:t>
+        <w:tab/>
+        <w:tab/>
+        <w:t>b. 1240</w:t>
+      </w:r>
+    </w:p>
+    <w:p>
+      <w:pPr>
+        <w:pStyle w:val="Normal"/>
+        <w:rPr>
+          <w:rFonts w:ascii="Times New Roman" w:hAnsi="Times New Roman"/>
+          <w:sz w:val="32"/>
+          <w:szCs w:val="32"/>
+        </w:rPr>
+      </w:pPr>
       <w:r>
         <w:rPr>
           <w:rFonts w:eastAsia="NSimSun" w:cs="Lucida Sans" w:ascii="Times New Roman" w:hAnsi="Times New Roman"/>
@@ -44342,7 +44277,106 @@
           <w:szCs w:val="32"/>
           <w:lang w:val="en-US" w:eastAsia="zh-CN" w:bidi="hi-IN"/>
         </w:rPr>
-        <w:t>b. x, 1, x</w:t>
+        <w:t>c. 1150</w:t>
+      </w:r>
+      <w:r>
+        <w:rPr>
+          <w:rFonts w:ascii="Times New Roman" w:hAnsi="Times New Roman"/>
+          <w:sz w:val="32"/>
+          <w:szCs w:val="32"/>
+        </w:rPr>
+        <w:tab/>
+        <w:tab/>
+        <w:t>d. 1060</w:t>
+      </w:r>
+    </w:p>
+    <w:p>
+      <w:pPr>
+        <w:pStyle w:val="Normal"/>
+        <w:rPr>
+          <w:rFonts w:ascii="Times New Roman" w:hAnsi="Times New Roman"/>
+          <w:sz w:val="32"/>
+          <w:szCs w:val="32"/>
+        </w:rPr>
+      </w:pPr>
+      <w:r>
+        <w:rPr>
+          <w:rFonts w:ascii="Times New Roman" w:hAnsi="Times New Roman"/>
+          <w:sz w:val="32"/>
+          <w:szCs w:val="32"/>
+        </w:rPr>
+      </w:r>
+    </w:p>
+    <w:p>
+      <w:pPr>
+        <w:pStyle w:val="Normal"/>
+        <w:rPr>
+          <w:rFonts w:ascii="Times New Roman" w:hAnsi="Times New Roman"/>
+          <w:sz w:val="32"/>
+          <w:szCs w:val="32"/>
+        </w:rPr>
+      </w:pPr>
+      <w:r>
+        <w:rPr>
+          <w:rFonts w:ascii="Times New Roman" w:hAnsi="Times New Roman"/>
+          <w:sz w:val="32"/>
+          <w:szCs w:val="32"/>
+        </w:rPr>
+        <w:t>Câu 11. Khối chức năng nào thuộc datapath KHÔNG tham gia vào lệnh "sw $t3, 12($t2)"</w:t>
+      </w:r>
+    </w:p>
+    <w:p>
+      <w:pPr>
+        <w:pStyle w:val="Normal"/>
+        <w:rPr>
+          <w:rFonts w:ascii="Times New Roman" w:hAnsi="Times New Roman"/>
+          <w:sz w:val="32"/>
+          <w:szCs w:val="32"/>
+        </w:rPr>
+      </w:pPr>
+      <w:r>
+        <w:rPr>
+          <w:rFonts w:ascii="Times New Roman" w:hAnsi="Times New Roman"/>
+          <w:sz w:val="32"/>
+          <w:szCs w:val="32"/>
+        </w:rPr>
+        <w:t>a. I-mem</w:t>
+        <w:tab/>
+        <w:tab/>
+        <w:t>b. D-mem</w:t>
+      </w:r>
+    </w:p>
+    <w:p>
+      <w:pPr>
+        <w:pStyle w:val="Normal"/>
+        <w:rPr>
+          <w:rFonts w:ascii="Times New Roman" w:hAnsi="Times New Roman"/>
+          <w:sz w:val="32"/>
+          <w:szCs w:val="32"/>
+        </w:rPr>
+      </w:pPr>
+      <w:r>
+        <w:rPr>
+          <w:rFonts w:ascii="Times New Roman" w:hAnsi="Times New Roman"/>
+          <w:sz w:val="32"/>
+          <w:szCs w:val="32"/>
+        </w:rPr>
+        <w:t>c. ALU</w:t>
+        <w:tab/>
+        <w:tab/>
+      </w:r>
+      <w:r>
+        <w:rPr>
+          <w:rFonts w:eastAsia="NSimSun" w:cs="Lucida Sans" w:ascii="Times New Roman" w:hAnsi="Times New Roman"/>
+          <w:b/>
+          <w:bCs/>
+          <w:color w:val="2A6099"/>
+          <w:kern w:val="2"/>
+          <w:sz w:val="32"/>
+          <w:szCs w:val="32"/>
+          <w:lang w:val="en-US" w:eastAsia="zh-CN" w:bidi="hi-IN"/>
+        </w:rPr>
+        <w:t>d. Add sau shift left 2</w:t>
       </w:r>
       <w:r>
         <w:rPr>
@@ -44363,16 +44397,65 @@
           <w:szCs w:val="24"/>
           <w:lang w:val="en-US" w:eastAsia="zh-CN" w:bidi="hi-IN"/>
         </w:rPr>
-        <w:t>Cần ghi dữ liệu vào Data Memory → MemWrite = 1</w:t>
-      </w:r>
-      <w:r>
-        <w:rPr>
-          <w:rFonts w:ascii="Times New Roman" w:hAnsi="Times New Roman"/>
-          <w:sz w:val="32"/>
-          <w:szCs w:val="32"/>
-        </w:rPr>
+        <w:t>Chỉ dùng cho branch</w:t>
+      </w:r>
+    </w:p>
+    <w:p>
+      <w:pPr>
+        <w:pStyle w:val="Normal"/>
+        <w:rPr>
+          <w:rFonts w:ascii="Times New Roman" w:hAnsi="Times New Roman"/>
+          <w:sz w:val="32"/>
+          <w:szCs w:val="32"/>
+        </w:rPr>
+      </w:pPr>
+      <w:r>
+        <w:rPr>
+          <w:rFonts w:ascii="Times New Roman" w:hAnsi="Times New Roman"/>
+          <w:sz w:val="32"/>
+          <w:szCs w:val="32"/>
+        </w:rPr>
+      </w:r>
+    </w:p>
+    <w:p>
+      <w:pPr>
+        <w:pStyle w:val="Normal"/>
+        <w:rPr>
+          <w:rFonts w:ascii="Times New Roman" w:hAnsi="Times New Roman"/>
+          <w:sz w:val="32"/>
+          <w:szCs w:val="32"/>
+        </w:rPr>
+      </w:pPr>
+      <w:r>
+        <w:rPr>
+          <w:rFonts w:ascii="Times New Roman" w:hAnsi="Times New Roman"/>
+          <w:sz w:val="32"/>
+          <w:szCs w:val="32"/>
+        </w:rPr>
+        <w:t>Câu 12. Giá trị các tín hiệu điều khiển RegDst, Mem Write, MemtoReg Khi thực thi lệnh sw lần lượt là:</w:t>
         <w:br/>
-        <w:t>c. 1, 1, x</w:t>
+        <w:t>a. 0, 1, 1</w:t>
+        <w:br/>
+      </w:r>
+      <w:r>
+        <w:rPr>
+          <w:rFonts w:eastAsia="NSimSun" w:cs="Lucida Sans" w:ascii="Times New Roman" w:hAnsi="Times New Roman"/>
+          <w:b/>
+          <w:bCs/>
+          <w:color w:val="2A6099"/>
+          <w:kern w:val="2"/>
+          <w:sz w:val="32"/>
+          <w:szCs w:val="32"/>
+          <w:lang w:val="en-US" w:eastAsia="zh-CN" w:bidi="hi-IN"/>
+        </w:rPr>
+        <w:t>b. x, 1, x</w:t>
+      </w:r>
+      <w:r>
+        <w:rPr>
+          <w:rFonts w:ascii="Times New Roman" w:hAnsi="Times New Roman"/>
+          <w:sz w:val="32"/>
+          <w:szCs w:val="32"/>
+        </w:rPr>
         <w:tab/>
         <w:tab/>
       </w:r>
@@ -44386,6 +44469,29 @@
           <w:szCs w:val="24"/>
           <w:lang w:val="en-US" w:eastAsia="zh-CN" w:bidi="hi-IN"/>
         </w:rPr>
+        <w:t>Cần ghi dữ liệu vào Data Memory → MemWrite = 1</w:t>
+      </w:r>
+      <w:r>
+        <w:rPr>
+          <w:rFonts w:ascii="Times New Roman" w:hAnsi="Times New Roman"/>
+          <w:sz w:val="32"/>
+          <w:szCs w:val="32"/>
+        </w:rPr>
+        <w:br/>
+        <w:t>c. 1, 1, x</w:t>
+        <w:tab/>
+        <w:tab/>
+      </w:r>
+      <w:r>
+        <w:rPr>
+          <w:rStyle w:val="Strong"/>
+          <w:rFonts w:eastAsia="NSimSun" w:cs="Lucida Sans" w:ascii="Times New Roman" w:hAnsi="Times New Roman"/>
+          <w:color w:val="55308D"/>
+          <w:kern w:val="2"/>
+          <w:sz w:val="24"/>
+          <w:szCs w:val="24"/>
+          <w:lang w:val="en-US" w:eastAsia="zh-CN" w:bidi="hi-IN"/>
+        </w:rPr>
         <w:t>RegDst và MemtoReg đều là don't care với lệnh sw</w:t>
       </w:r>
       <w:r>
@@ -44402,14 +44508,13 @@
       <w:pPr>
         <w:pStyle w:val="Normal"/>
         <w:rPr>
-          <w:rFonts w:ascii="Times New Roman" w:hAnsi="Times New Roman"/>
-          <w:sz w:val="32"/>
-          <w:szCs w:val="32"/>
-        </w:rPr>
-      </w:pPr>
-      <w:r>
-        <w:rPr>
-          <w:rFonts w:ascii="Times New Roman" w:hAnsi="Times New Roman"/>
+          <w:color w:val="808080"/>
+        </w:rPr>
+      </w:pPr>
+      <w:r>
+        <w:rPr>
+          <w:rFonts w:ascii="Times New Roman" w:hAnsi="Times New Roman"/>
+          <w:color w:val="808080"/>
           <w:sz w:val="32"/>
           <w:szCs w:val="32"/>
         </w:rPr>
@@ -44449,14 +44554,13 @@
             <w:pPr>
               <w:pStyle w:val="Normal"/>
               <w:rPr>
-                <w:rFonts w:ascii="Times New Roman" w:hAnsi="Times New Roman"/>
-                <w:sz w:val="32"/>
-                <w:szCs w:val="32"/>
+                <w:color w:val="808080"/>
               </w:rPr>
             </w:pPr>
             <w:r>
               <w:rPr>
                 <w:rFonts w:ascii="Times New Roman" w:hAnsi="Times New Roman"/>
+                <w:color w:val="808080"/>
                 <w:sz w:val="32"/>
                 <w:szCs w:val="32"/>
               </w:rPr>
@@ -44477,14 +44581,13 @@
             <w:pPr>
               <w:pStyle w:val="Normal"/>
               <w:rPr>
-                <w:rFonts w:ascii="Times New Roman" w:hAnsi="Times New Roman"/>
-                <w:sz w:val="32"/>
-                <w:szCs w:val="32"/>
+                <w:color w:val="808080"/>
               </w:rPr>
             </w:pPr>
             <w:r>
               <w:rPr>
                 <w:rFonts w:ascii="Times New Roman" w:hAnsi="Times New Roman"/>
+                <w:color w:val="808080"/>
                 <w:sz w:val="32"/>
                 <w:szCs w:val="32"/>
               </w:rPr>
@@ -44506,14 +44609,13 @@
             <w:pPr>
               <w:pStyle w:val="Normal"/>
               <w:rPr>
-                <w:rFonts w:ascii="Times New Roman" w:hAnsi="Times New Roman"/>
-                <w:sz w:val="32"/>
-                <w:szCs w:val="32"/>
+                <w:color w:val="808080"/>
               </w:rPr>
             </w:pPr>
             <w:r>
               <w:rPr>
                 <w:rFonts w:ascii="Times New Roman" w:hAnsi="Times New Roman"/>
+                <w:color w:val="808080"/>
                 <w:sz w:val="32"/>
                 <w:szCs w:val="32"/>
               </w:rPr>
@@ -44536,14 +44638,13 @@
             <w:pPr>
               <w:pStyle w:val="Normal"/>
               <w:rPr>
-                <w:rFonts w:ascii="Times New Roman" w:hAnsi="Times New Roman"/>
-                <w:sz w:val="32"/>
-                <w:szCs w:val="32"/>
+                <w:color w:val="808080"/>
               </w:rPr>
             </w:pPr>
             <w:r>
               <w:rPr>
                 <w:rFonts w:ascii="Times New Roman" w:hAnsi="Times New Roman"/>
+                <w:color w:val="808080"/>
                 <w:sz w:val="32"/>
                 <w:szCs w:val="32"/>
               </w:rPr>
@@ -44563,14 +44664,13 @@
             <w:pPr>
               <w:pStyle w:val="Normal"/>
               <w:rPr>
-                <w:rFonts w:ascii="Times New Roman" w:hAnsi="Times New Roman"/>
-                <w:sz w:val="32"/>
-                <w:szCs w:val="32"/>
+                <w:color w:val="808080"/>
               </w:rPr>
             </w:pPr>
             <w:r>
               <w:rPr>
                 <w:rFonts w:ascii="Times New Roman" w:hAnsi="Times New Roman"/>
+                <w:color w:val="808080"/>
                 <w:sz w:val="32"/>
                 <w:szCs w:val="32"/>
               </w:rPr>
@@ -44591,14 +44691,13 @@
             <w:pPr>
               <w:pStyle w:val="Normal"/>
               <w:rPr>
-                <w:rFonts w:ascii="Times New Roman" w:hAnsi="Times New Roman"/>
-                <w:sz w:val="32"/>
-                <w:szCs w:val="32"/>
+                <w:color w:val="808080"/>
               </w:rPr>
             </w:pPr>
             <w:r>
               <w:rPr>
                 <w:rFonts w:ascii="Times New Roman" w:hAnsi="Times New Roman"/>
+                <w:color w:val="808080"/>
                 <w:sz w:val="32"/>
                 <w:szCs w:val="32"/>
               </w:rPr>
@@ -44621,14 +44720,13 @@
             <w:pPr>
               <w:pStyle w:val="Normal"/>
               <w:rPr>
-                <w:rFonts w:ascii="Times New Roman" w:hAnsi="Times New Roman"/>
-                <w:sz w:val="32"/>
-                <w:szCs w:val="32"/>
+                <w:color w:val="808080"/>
               </w:rPr>
             </w:pPr>
             <w:r>
               <w:rPr>
                 <w:rFonts w:ascii="Times New Roman" w:hAnsi="Times New Roman"/>
+                <w:color w:val="808080"/>
                 <w:sz w:val="32"/>
                 <w:szCs w:val="32"/>
               </w:rPr>
@@ -44648,14 +44746,13 @@
             <w:pPr>
               <w:pStyle w:val="Normal"/>
               <w:rPr>
-                <w:rFonts w:ascii="Times New Roman" w:hAnsi="Times New Roman"/>
-                <w:sz w:val="32"/>
-                <w:szCs w:val="32"/>
+                <w:color w:val="808080"/>
               </w:rPr>
             </w:pPr>
             <w:r>
               <w:rPr>
                 <w:rFonts w:ascii="Times New Roman" w:hAnsi="Times New Roman"/>
+                <w:color w:val="808080"/>
                 <w:sz w:val="32"/>
                 <w:szCs w:val="32"/>
               </w:rPr>
@@ -44676,14 +44773,13 @@
             <w:pPr>
               <w:pStyle w:val="Normal"/>
               <w:rPr>
-                <w:rFonts w:ascii="Times New Roman" w:hAnsi="Times New Roman"/>
-                <w:sz w:val="32"/>
-                <w:szCs w:val="32"/>
+                <w:color w:val="808080"/>
               </w:rPr>
             </w:pPr>
             <w:r>
               <w:rPr>
                 <w:rFonts w:ascii="Times New Roman" w:hAnsi="Times New Roman"/>
+                <w:color w:val="808080"/>
                 <w:sz w:val="32"/>
                 <w:szCs w:val="32"/>
               </w:rPr>
@@ -44706,14 +44802,13 @@
             <w:pPr>
               <w:pStyle w:val="Normal"/>
               <w:rPr>
-                <w:rFonts w:ascii="Times New Roman" w:hAnsi="Times New Roman"/>
-                <w:sz w:val="32"/>
-                <w:szCs w:val="32"/>
+                <w:color w:val="808080"/>
               </w:rPr>
             </w:pPr>
             <w:r>
               <w:rPr>
                 <w:rFonts w:ascii="Times New Roman" w:hAnsi="Times New Roman"/>
+                <w:color w:val="808080"/>
                 <w:sz w:val="32"/>
                 <w:szCs w:val="32"/>
               </w:rPr>
@@ -44733,14 +44828,13 @@
             <w:pPr>
               <w:pStyle w:val="Normal"/>
               <w:rPr>
-                <w:rFonts w:ascii="Times New Roman" w:hAnsi="Times New Roman"/>
-                <w:sz w:val="32"/>
-                <w:szCs w:val="32"/>
+                <w:color w:val="808080"/>
               </w:rPr>
             </w:pPr>
             <w:r>
               <w:rPr>
                 <w:rFonts w:ascii="Times New Roman" w:hAnsi="Times New Roman"/>
+                <w:color w:val="808080"/>
                 <w:sz w:val="32"/>
                 <w:szCs w:val="32"/>
               </w:rPr>
@@ -44761,14 +44855,13 @@
             <w:pPr>
               <w:pStyle w:val="Normal"/>
               <w:rPr>
-                <w:rFonts w:ascii="Times New Roman" w:hAnsi="Times New Roman"/>
-                <w:sz w:val="32"/>
-                <w:szCs w:val="32"/>
+                <w:color w:val="808080"/>
               </w:rPr>
             </w:pPr>
             <w:r>
               <w:rPr>
                 <w:rFonts w:ascii="Times New Roman" w:hAnsi="Times New Roman"/>
+                <w:color w:val="808080"/>
                 <w:sz w:val="32"/>
                 <w:szCs w:val="32"/>
               </w:rPr>
@@ -44782,14 +44875,13 @@
       <w:pPr>
         <w:pStyle w:val="Normal"/>
         <w:rPr>
-          <w:rFonts w:ascii="Times New Roman" w:hAnsi="Times New Roman"/>
-          <w:sz w:val="32"/>
-          <w:szCs w:val="32"/>
-        </w:rPr>
-      </w:pPr>
-      <w:r>
-        <w:rPr>
-          <w:rFonts w:ascii="Times New Roman" w:hAnsi="Times New Roman"/>
+          <w:color w:val="808080"/>
+        </w:rPr>
+      </w:pPr>
+      <w:r>
+        <w:rPr>
+          <w:rFonts w:ascii="Times New Roman" w:hAnsi="Times New Roman"/>
+          <w:color w:val="808080"/>
           <w:sz w:val="32"/>
           <w:szCs w:val="32"/>
         </w:rPr>
@@ -44800,14 +44892,13 @@
       <w:pPr>
         <w:pStyle w:val="Normal"/>
         <w:rPr>
-          <w:rFonts w:ascii="Times New Roman" w:hAnsi="Times New Roman"/>
-          <w:sz w:val="32"/>
-          <w:szCs w:val="32"/>
-        </w:rPr>
-      </w:pPr>
-      <w:r>
-        <w:rPr>
-          <w:rFonts w:ascii="Times New Roman" w:hAnsi="Times New Roman"/>
+          <w:color w:val="808080"/>
+        </w:rPr>
+      </w:pPr>
+      <w:r>
+        <w:rPr>
+          <w:rFonts w:ascii="Times New Roman" w:hAnsi="Times New Roman"/>
+          <w:color w:val="808080"/>
           <w:sz w:val="32"/>
           <w:szCs w:val="32"/>
         </w:rPr>
@@ -44818,14 +44909,13 @@
       <w:pPr>
         <w:pStyle w:val="Normal"/>
         <w:rPr>
-          <w:rFonts w:ascii="Times New Roman" w:hAnsi="Times New Roman"/>
-          <w:sz w:val="32"/>
-          <w:szCs w:val="32"/>
-        </w:rPr>
-      </w:pPr>
-      <w:r>
-        <w:rPr>
-          <w:rFonts w:ascii="Times New Roman" w:hAnsi="Times New Roman"/>
+          <w:color w:val="808080"/>
+        </w:rPr>
+      </w:pPr>
+      <w:r>
+        <w:rPr>
+          <w:rFonts w:ascii="Times New Roman" w:hAnsi="Times New Roman"/>
+          <w:color w:val="808080"/>
           <w:sz w:val="32"/>
           <w:szCs w:val="32"/>
         </w:rPr>
@@ -44836,14 +44926,13 @@
       <w:pPr>
         <w:pStyle w:val="Normal"/>
         <w:rPr>
-          <w:rFonts w:ascii="Times New Roman" w:hAnsi="Times New Roman"/>
-          <w:sz w:val="32"/>
-          <w:szCs w:val="32"/>
-        </w:rPr>
-      </w:pPr>
-      <w:r>
-        <w:rPr>
-          <w:rFonts w:ascii="Times New Roman" w:hAnsi="Times New Roman"/>
+          <w:color w:val="808080"/>
+        </w:rPr>
+      </w:pPr>
+      <w:r>
+        <w:rPr>
+          <w:rFonts w:ascii="Times New Roman" w:hAnsi="Times New Roman"/>
+          <w:color w:val="808080"/>
           <w:sz w:val="32"/>
           <w:szCs w:val="32"/>
         </w:rPr>
@@ -44871,14 +44960,13 @@
       <w:pPr>
         <w:pStyle w:val="Normal"/>
         <w:rPr>
-          <w:rFonts w:ascii="Times New Roman" w:hAnsi="Times New Roman"/>
-          <w:sz w:val="32"/>
-          <w:szCs w:val="32"/>
-        </w:rPr>
-      </w:pPr>
-      <w:r>
-        <w:rPr>
-          <w:rFonts w:ascii="Times New Roman" w:hAnsi="Times New Roman"/>
+          <w:color w:val="808080"/>
+        </w:rPr>
+      </w:pPr>
+      <w:r>
+        <w:rPr>
+          <w:rFonts w:ascii="Times New Roman" w:hAnsi="Times New Roman"/>
+          <w:color w:val="808080"/>
           <w:sz w:val="32"/>
           <w:szCs w:val="32"/>
         </w:rPr>
@@ -44889,14 +44977,13 @@
       <w:pPr>
         <w:pStyle w:val="Normal"/>
         <w:rPr>
-          <w:rFonts w:ascii="Times New Roman" w:hAnsi="Times New Roman"/>
-          <w:sz w:val="32"/>
-          <w:szCs w:val="32"/>
-        </w:rPr>
-      </w:pPr>
-      <w:r>
-        <w:rPr>
-          <w:rFonts w:ascii="Times New Roman" w:hAnsi="Times New Roman"/>
+          <w:color w:val="808080"/>
+        </w:rPr>
+      </w:pPr>
+      <w:r>
+        <w:rPr>
+          <w:rFonts w:ascii="Times New Roman" w:hAnsi="Times New Roman"/>
+          <w:color w:val="808080"/>
           <w:sz w:val="32"/>
           <w:szCs w:val="32"/>
         </w:rPr>
@@ -44907,14 +44994,13 @@
       <w:pPr>
         <w:pStyle w:val="Normal"/>
         <w:rPr>
-          <w:rFonts w:ascii="Times New Roman" w:hAnsi="Times New Roman"/>
-          <w:sz w:val="32"/>
-          <w:szCs w:val="32"/>
-        </w:rPr>
-      </w:pPr>
-      <w:r>
-        <w:rPr>
-          <w:rFonts w:ascii="Times New Roman" w:hAnsi="Times New Roman"/>
+          <w:color w:val="808080"/>
+        </w:rPr>
+      </w:pPr>
+      <w:r>
+        <w:rPr>
+          <w:rFonts w:ascii="Times New Roman" w:hAnsi="Times New Roman"/>
+          <w:color w:val="808080"/>
           <w:sz w:val="32"/>
           <w:szCs w:val="32"/>
         </w:rPr>
@@ -44925,14 +45011,13 @@
       <w:pPr>
         <w:pStyle w:val="Normal"/>
         <w:rPr>
-          <w:rFonts w:ascii="Times New Roman" w:hAnsi="Times New Roman"/>
-          <w:sz w:val="32"/>
-          <w:szCs w:val="32"/>
-        </w:rPr>
-      </w:pPr>
-      <w:r>
-        <w:rPr>
-          <w:rFonts w:ascii="Times New Roman" w:hAnsi="Times New Roman"/>
+          <w:color w:val="808080"/>
+        </w:rPr>
+      </w:pPr>
+      <w:r>
+        <w:rPr>
+          <w:rFonts w:ascii="Times New Roman" w:hAnsi="Times New Roman"/>
+          <w:color w:val="808080"/>
           <w:sz w:val="32"/>
           <w:szCs w:val="32"/>
         </w:rPr>
@@ -44943,14 +45028,13 @@
       <w:pPr>
         <w:pStyle w:val="Normal"/>
         <w:rPr>
-          <w:rFonts w:ascii="Times New Roman" w:hAnsi="Times New Roman"/>
-          <w:sz w:val="32"/>
-          <w:szCs w:val="32"/>
-        </w:rPr>
-      </w:pPr>
-      <w:r>
-        <w:rPr>
-          <w:rFonts w:ascii="Times New Roman" w:hAnsi="Times New Roman"/>
+          <w:color w:val="808080"/>
+        </w:rPr>
+      </w:pPr>
+      <w:r>
+        <w:rPr>
+          <w:rFonts w:ascii="Times New Roman" w:hAnsi="Times New Roman"/>
+          <w:color w:val="808080"/>
           <w:sz w:val="32"/>
           <w:szCs w:val="32"/>
         </w:rPr>
@@ -44961,14 +45045,13 @@
       <w:pPr>
         <w:pStyle w:val="Normal"/>
         <w:rPr>
-          <w:rFonts w:ascii="Times New Roman" w:hAnsi="Times New Roman"/>
-          <w:sz w:val="32"/>
-          <w:szCs w:val="32"/>
-        </w:rPr>
-      </w:pPr>
-      <w:r>
-        <w:rPr>
-          <w:rFonts w:ascii="Times New Roman" w:hAnsi="Times New Roman"/>
+          <w:color w:val="808080"/>
+        </w:rPr>
+      </w:pPr>
+      <w:r>
+        <w:rPr>
+          <w:rFonts w:ascii="Times New Roman" w:hAnsi="Times New Roman"/>
+          <w:color w:val="808080"/>
           <w:sz w:val="32"/>
           <w:szCs w:val="32"/>
         </w:rPr>
@@ -44979,14 +45062,13 @@
       <w:pPr>
         <w:pStyle w:val="Normal"/>
         <w:rPr>
-          <w:rFonts w:ascii="Times New Roman" w:hAnsi="Times New Roman"/>
-          <w:sz w:val="32"/>
-          <w:szCs w:val="32"/>
-        </w:rPr>
-      </w:pPr>
-      <w:r>
-        <w:rPr>
-          <w:rFonts w:ascii="Times New Roman" w:hAnsi="Times New Roman"/>
+          <w:color w:val="808080"/>
+        </w:rPr>
+      </w:pPr>
+      <w:r>
+        <w:rPr>
+          <w:rFonts w:ascii="Times New Roman" w:hAnsi="Times New Roman"/>
+          <w:color w:val="808080"/>
           <w:sz w:val="32"/>
           <w:szCs w:val="32"/>
         </w:rPr>
@@ -44997,14 +45079,13 @@
       <w:pPr>
         <w:pStyle w:val="Normal"/>
         <w:rPr>
-          <w:rFonts w:ascii="Times New Roman" w:hAnsi="Times New Roman"/>
-          <w:sz w:val="32"/>
-          <w:szCs w:val="32"/>
-        </w:rPr>
-      </w:pPr>
-      <w:r>
-        <w:rPr>
-          <w:rFonts w:ascii="Times New Roman" w:hAnsi="Times New Roman"/>
+          <w:color w:val="808080"/>
+        </w:rPr>
+      </w:pPr>
+      <w:r>
+        <w:rPr>
+          <w:rFonts w:ascii="Times New Roman" w:hAnsi="Times New Roman"/>
+          <w:color w:val="808080"/>
           <w:sz w:val="32"/>
           <w:szCs w:val="32"/>
         </w:rPr>
@@ -45015,14 +45096,13 @@
       <w:pPr>
         <w:pStyle w:val="Normal"/>
         <w:rPr>
-          <w:rFonts w:ascii="Times New Roman" w:hAnsi="Times New Roman"/>
-          <w:sz w:val="32"/>
-          <w:szCs w:val="32"/>
-        </w:rPr>
-      </w:pPr>
-      <w:r>
-        <w:rPr>
-          <w:rFonts w:ascii="Times New Roman" w:hAnsi="Times New Roman"/>
+          <w:color w:val="808080"/>
+        </w:rPr>
+      </w:pPr>
+      <w:r>
+        <w:rPr>
+          <w:rFonts w:ascii="Times New Roman" w:hAnsi="Times New Roman"/>
+          <w:color w:val="808080"/>
           <w:sz w:val="32"/>
           <w:szCs w:val="32"/>
         </w:rPr>
@@ -45057,11 +45137,24 @@
       </w:pPr>
       <w:r>
         <w:rPr>
-          <w:rFonts w:ascii="Times New Roman" w:hAnsi="Times New Roman"/>
-          <w:sz w:val="32"/>
-          <w:szCs w:val="32"/>
-        </w:rPr>
-        <w:t xml:space="preserve">Câu 15. Phương pháp nào sau đây giúp tăng hiệu suất của một máy tính? </w:t>
+          <w:rFonts w:eastAsia="NSimSun" w:cs="Lucida Sans" w:ascii="Times New Roman" w:hAnsi="Times New Roman"/>
+          <w:b/>
+          <w:bCs/>
+          <w:color w:val="2A6099"/>
+          <w:kern w:val="2"/>
+          <w:sz w:val="32"/>
+          <w:szCs w:val="32"/>
+          <w:lang w:val="en-US" w:eastAsia="zh-CN" w:bidi="hi-IN"/>
+        </w:rPr>
+        <w:t>Câu 15</w:t>
+      </w:r>
+      <w:r>
+        <w:rPr>
+          <w:rFonts w:ascii="Times New Roman" w:hAnsi="Times New Roman"/>
+          <w:sz w:val="32"/>
+          <w:szCs w:val="32"/>
+        </w:rPr>
+        <w:t xml:space="preserve">. Phương pháp nào sau đây giúp tăng hiệu suất của một máy tính? </w:t>
       </w:r>
     </w:p>
     <w:p>
@@ -45123,13 +45216,19 @@
         <w:pStyle w:val="Normal"/>
         <w:rPr>
           <w:rFonts w:ascii="Times New Roman" w:hAnsi="Times New Roman"/>
-          <w:sz w:val="32"/>
-          <w:szCs w:val="32"/>
-        </w:rPr>
-      </w:pPr>
-      <w:r>
-        <w:rPr>
-          <w:rFonts w:ascii="Times New Roman" w:hAnsi="Times New Roman"/>
+          <w:b/>
+          <w:bCs/>
+          <w:color w:val="2A6099"/>
+          <w:sz w:val="32"/>
+          <w:szCs w:val="32"/>
+        </w:rPr>
+      </w:pPr>
+      <w:r>
+        <w:rPr>
+          <w:rFonts w:ascii="Times New Roman" w:hAnsi="Times New Roman"/>
+          <w:b/>
+          <w:bCs/>
+          <w:color w:val="2A6099"/>
           <w:sz w:val="32"/>
           <w:szCs w:val="32"/>
         </w:rPr>
@@ -45225,14 +45324,13 @@
       <w:pPr>
         <w:pStyle w:val="Normal"/>
         <w:rPr>
-          <w:rFonts w:ascii="Times New Roman" w:hAnsi="Times New Roman"/>
-          <w:sz w:val="32"/>
-          <w:szCs w:val="32"/>
-        </w:rPr>
-      </w:pPr>
-      <w:r>
-        <w:rPr>
-          <w:rFonts w:ascii="Times New Roman" w:hAnsi="Times New Roman"/>
+          <w:color w:val="808080"/>
+        </w:rPr>
+      </w:pPr>
+      <w:r>
+        <w:rPr>
+          <w:rFonts w:ascii="Times New Roman" w:hAnsi="Times New Roman"/>
+          <w:color w:val="808080"/>
           <w:sz w:val="32"/>
           <w:szCs w:val="32"/>
         </w:rPr>
@@ -45272,14 +45370,13 @@
             <w:pPr>
               <w:pStyle w:val="Normal"/>
               <w:rPr>
-                <w:rFonts w:ascii="Times New Roman" w:hAnsi="Times New Roman"/>
-                <w:sz w:val="32"/>
-                <w:szCs w:val="32"/>
+                <w:color w:val="808080"/>
               </w:rPr>
             </w:pPr>
             <w:r>
               <w:rPr>
                 <w:rFonts w:ascii="Times New Roman" w:hAnsi="Times New Roman"/>
+                <w:color w:val="808080"/>
                 <w:sz w:val="32"/>
                 <w:szCs w:val="32"/>
               </w:rPr>
@@ -45300,14 +45397,13 @@
             <w:pPr>
               <w:pStyle w:val="Normal"/>
               <w:rPr>
-                <w:rFonts w:ascii="Times New Roman" w:hAnsi="Times New Roman"/>
-                <w:sz w:val="32"/>
-                <w:szCs w:val="32"/>
+                <w:color w:val="808080"/>
               </w:rPr>
             </w:pPr>
             <w:r>
               <w:rPr>
                 <w:rFonts w:ascii="Times New Roman" w:hAnsi="Times New Roman"/>
+                <w:color w:val="808080"/>
                 <w:sz w:val="32"/>
                 <w:szCs w:val="32"/>
               </w:rPr>
@@ -45329,14 +45425,13 @@
             <w:pPr>
               <w:pStyle w:val="Normal"/>
               <w:rPr>
-                <w:rFonts w:ascii="Times New Roman" w:hAnsi="Times New Roman"/>
-                <w:sz w:val="32"/>
-                <w:szCs w:val="32"/>
+                <w:color w:val="808080"/>
               </w:rPr>
             </w:pPr>
             <w:r>
               <w:rPr>
                 <w:rFonts w:ascii="Times New Roman" w:hAnsi="Times New Roman"/>
+                <w:color w:val="808080"/>
                 <w:sz w:val="32"/>
                 <w:szCs w:val="32"/>
               </w:rPr>
@@ -45359,14 +45454,13 @@
             <w:pPr>
               <w:pStyle w:val="Normal"/>
               <w:rPr>
-                <w:rFonts w:ascii="Times New Roman" w:hAnsi="Times New Roman"/>
-                <w:sz w:val="32"/>
-                <w:szCs w:val="32"/>
+                <w:color w:val="808080"/>
               </w:rPr>
             </w:pPr>
             <w:r>
               <w:rPr>
                 <w:rFonts w:ascii="Times New Roman" w:hAnsi="Times New Roman"/>
+                <w:color w:val="808080"/>
                 <w:sz w:val="32"/>
                 <w:szCs w:val="32"/>
               </w:rPr>
@@ -45386,14 +45480,13 @@
             <w:pPr>
               <w:pStyle w:val="Normal"/>
               <w:rPr>
-                <w:rFonts w:ascii="Times New Roman" w:hAnsi="Times New Roman"/>
-                <w:sz w:val="32"/>
-                <w:szCs w:val="32"/>
+                <w:color w:val="808080"/>
               </w:rPr>
             </w:pPr>
             <w:r>
               <w:rPr>
                 <w:rFonts w:ascii="Times New Roman" w:hAnsi="Times New Roman"/>
+                <w:color w:val="808080"/>
                 <w:sz w:val="32"/>
                 <w:szCs w:val="32"/>
               </w:rPr>
@@ -45414,14 +45507,13 @@
             <w:pPr>
               <w:pStyle w:val="Normal"/>
               <w:rPr>
-                <w:rFonts w:ascii="Times New Roman" w:hAnsi="Times New Roman"/>
-                <w:sz w:val="32"/>
-                <w:szCs w:val="32"/>
+                <w:color w:val="808080"/>
               </w:rPr>
             </w:pPr>
             <w:r>
               <w:rPr>
                 <w:rFonts w:ascii="Times New Roman" w:hAnsi="Times New Roman"/>
+                <w:color w:val="808080"/>
                 <w:sz w:val="32"/>
                 <w:szCs w:val="32"/>
               </w:rPr>
@@ -45444,14 +45536,13 @@
             <w:pPr>
               <w:pStyle w:val="Normal"/>
               <w:rPr>
-                <w:rFonts w:ascii="Times New Roman" w:hAnsi="Times New Roman"/>
-                <w:sz w:val="32"/>
-                <w:szCs w:val="32"/>
+                <w:color w:val="808080"/>
               </w:rPr>
             </w:pPr>
             <w:r>
               <w:rPr>
                 <w:rFonts w:ascii="Times New Roman" w:hAnsi="Times New Roman"/>
+                <w:color w:val="808080"/>
                 <w:sz w:val="32"/>
                 <w:szCs w:val="32"/>
               </w:rPr>
@@ -45471,14 +45562,13 @@
             <w:pPr>
               <w:pStyle w:val="Normal"/>
               <w:rPr>
-                <w:rFonts w:ascii="Times New Roman" w:hAnsi="Times New Roman"/>
-                <w:sz w:val="32"/>
-                <w:szCs w:val="32"/>
+                <w:color w:val="808080"/>
               </w:rPr>
             </w:pPr>
             <w:r>
               <w:rPr>
                 <w:rFonts w:ascii="Times New Roman" w:hAnsi="Times New Roman"/>
+                <w:color w:val="808080"/>
                 <w:sz w:val="32"/>
                 <w:szCs w:val="32"/>
               </w:rPr>
@@ -45499,14 +45589,13 @@
             <w:pPr>
               <w:pStyle w:val="Normal"/>
               <w:rPr>
-                <w:rFonts w:ascii="Times New Roman" w:hAnsi="Times New Roman"/>
-                <w:sz w:val="32"/>
-                <w:szCs w:val="32"/>
+                <w:color w:val="808080"/>
               </w:rPr>
             </w:pPr>
             <w:r>
               <w:rPr>
                 <w:rFonts w:ascii="Times New Roman" w:hAnsi="Times New Roman"/>
+                <w:color w:val="808080"/>
                 <w:sz w:val="32"/>
                 <w:szCs w:val="32"/>
               </w:rPr>
@@ -45529,14 +45618,13 @@
             <w:pPr>
               <w:pStyle w:val="Normal"/>
               <w:rPr>
-                <w:rFonts w:ascii="Times New Roman" w:hAnsi="Times New Roman"/>
-                <w:sz w:val="32"/>
-                <w:szCs w:val="32"/>
+                <w:color w:val="808080"/>
               </w:rPr>
             </w:pPr>
             <w:r>
               <w:rPr>
                 <w:rFonts w:ascii="Times New Roman" w:hAnsi="Times New Roman"/>
+                <w:color w:val="808080"/>
                 <w:sz w:val="32"/>
                 <w:szCs w:val="32"/>
               </w:rPr>
@@ -45556,14 +45644,13 @@
             <w:pPr>
               <w:pStyle w:val="Normal"/>
               <w:rPr>
-                <w:rFonts w:ascii="Times New Roman" w:hAnsi="Times New Roman"/>
-                <w:sz w:val="32"/>
-                <w:szCs w:val="32"/>
+                <w:color w:val="808080"/>
               </w:rPr>
             </w:pPr>
             <w:r>
               <w:rPr>
                 <w:rFonts w:ascii="Times New Roman" w:hAnsi="Times New Roman"/>
+                <w:color w:val="808080"/>
                 <w:sz w:val="32"/>
                 <w:szCs w:val="32"/>
               </w:rPr>
@@ -45584,14 +45671,13 @@
             <w:pPr>
               <w:pStyle w:val="Normal"/>
               <w:rPr>
-                <w:rFonts w:ascii="Times New Roman" w:hAnsi="Times New Roman"/>
-                <w:sz w:val="32"/>
-                <w:szCs w:val="32"/>
+                <w:color w:val="808080"/>
               </w:rPr>
             </w:pPr>
             <w:r>
               <w:rPr>
                 <w:rFonts w:ascii="Times New Roman" w:hAnsi="Times New Roman"/>
+                <w:color w:val="808080"/>
                 <w:sz w:val="32"/>
                 <w:szCs w:val="32"/>
               </w:rPr>
@@ -45614,14 +45700,13 @@
             <w:pPr>
               <w:pStyle w:val="Normal"/>
               <w:rPr>
-                <w:rFonts w:ascii="Times New Roman" w:hAnsi="Times New Roman"/>
-                <w:sz w:val="32"/>
-                <w:szCs w:val="32"/>
+                <w:color w:val="808080"/>
               </w:rPr>
             </w:pPr>
             <w:r>
               <w:rPr>
                 <w:rFonts w:ascii="Times New Roman" w:hAnsi="Times New Roman"/>
+                <w:color w:val="808080"/>
                 <w:sz w:val="32"/>
                 <w:szCs w:val="32"/>
               </w:rPr>
@@ -45641,14 +45726,13 @@
             <w:pPr>
               <w:pStyle w:val="Normal"/>
               <w:rPr>
-                <w:rFonts w:ascii="Times New Roman" w:hAnsi="Times New Roman"/>
-                <w:sz w:val="32"/>
-                <w:szCs w:val="32"/>
+                <w:color w:val="808080"/>
               </w:rPr>
             </w:pPr>
             <w:r>
               <w:rPr>
                 <w:rFonts w:ascii="Times New Roman" w:hAnsi="Times New Roman"/>
+                <w:color w:val="808080"/>
                 <w:sz w:val="32"/>
                 <w:szCs w:val="32"/>
               </w:rPr>
@@ -45669,14 +45753,13 @@
             <w:pPr>
               <w:pStyle w:val="Normal"/>
               <w:rPr>
-                <w:rFonts w:ascii="Times New Roman" w:hAnsi="Times New Roman"/>
-                <w:sz w:val="32"/>
-                <w:szCs w:val="32"/>
+                <w:color w:val="808080"/>
               </w:rPr>
             </w:pPr>
             <w:r>
               <w:rPr>
                 <w:rFonts w:ascii="Times New Roman" w:hAnsi="Times New Roman"/>
+                <w:color w:val="808080"/>
                 <w:sz w:val="32"/>
                 <w:szCs w:val="32"/>
               </w:rPr>
@@ -45690,14 +45773,13 @@
       <w:pPr>
         <w:pStyle w:val="Normal"/>
         <w:rPr>
-          <w:rFonts w:ascii="Times New Roman" w:hAnsi="Times New Roman"/>
-          <w:sz w:val="32"/>
-          <w:szCs w:val="32"/>
-        </w:rPr>
-      </w:pPr>
-      <w:r>
-        <w:rPr>
-          <w:rFonts w:ascii="Times New Roman" w:hAnsi="Times New Roman"/>
+          <w:color w:val="808080"/>
+        </w:rPr>
+      </w:pPr>
+      <w:r>
+        <w:rPr>
+          <w:rFonts w:ascii="Times New Roman" w:hAnsi="Times New Roman"/>
+          <w:color w:val="808080"/>
           <w:sz w:val="32"/>
           <w:szCs w:val="32"/>
         </w:rPr>
@@ -45708,14 +45790,13 @@
       <w:pPr>
         <w:pStyle w:val="Normal"/>
         <w:rPr>
-          <w:rFonts w:ascii="Times New Roman" w:hAnsi="Times New Roman"/>
-          <w:sz w:val="32"/>
-          <w:szCs w:val="32"/>
-        </w:rPr>
-      </w:pPr>
-      <w:r>
-        <w:rPr>
-          <w:rFonts w:ascii="Times New Roman" w:hAnsi="Times New Roman"/>
+          <w:color w:val="808080"/>
+        </w:rPr>
+      </w:pPr>
+      <w:r>
+        <w:rPr>
+          <w:rFonts w:ascii="Times New Roman" w:hAnsi="Times New Roman"/>
+          <w:color w:val="808080"/>
           <w:sz w:val="32"/>
           <w:szCs w:val="32"/>
         </w:rPr>
@@ -45726,14 +45807,13 @@
       <w:pPr>
         <w:pStyle w:val="Normal"/>
         <w:rPr>
-          <w:rFonts w:ascii="Times New Roman" w:hAnsi="Times New Roman"/>
-          <w:sz w:val="32"/>
-          <w:szCs w:val="32"/>
-        </w:rPr>
-      </w:pPr>
-      <w:r>
-        <w:rPr>
-          <w:rFonts w:ascii="Times New Roman" w:hAnsi="Times New Roman"/>
+          <w:color w:val="808080"/>
+        </w:rPr>
+      </w:pPr>
+      <w:r>
+        <w:rPr>
+          <w:rFonts w:ascii="Times New Roman" w:hAnsi="Times New Roman"/>
+          <w:color w:val="808080"/>
           <w:sz w:val="32"/>
           <w:szCs w:val="32"/>
         </w:rPr>
@@ -45744,14 +45824,13 @@
       <w:pPr>
         <w:pStyle w:val="Normal"/>
         <w:rPr>
-          <w:rFonts w:ascii="Times New Roman" w:hAnsi="Times New Roman"/>
-          <w:sz w:val="32"/>
-          <w:szCs w:val="32"/>
-        </w:rPr>
-      </w:pPr>
-      <w:r>
-        <w:rPr>
-          <w:rFonts w:ascii="Times New Roman" w:hAnsi="Times New Roman"/>
+          <w:color w:val="808080"/>
+        </w:rPr>
+      </w:pPr>
+      <w:r>
+        <w:rPr>
+          <w:rFonts w:ascii="Times New Roman" w:hAnsi="Times New Roman"/>
+          <w:color w:val="808080"/>
           <w:sz w:val="32"/>
           <w:szCs w:val="32"/>
         </w:rPr>
@@ -45762,14 +45841,13 @@
       <w:pPr>
         <w:pStyle w:val="Normal"/>
         <w:rPr>
-          <w:rFonts w:ascii="Times New Roman" w:hAnsi="Times New Roman"/>
-          <w:sz w:val="32"/>
-          <w:szCs w:val="32"/>
-        </w:rPr>
-      </w:pPr>
-      <w:r>
-        <w:rPr>
-          <w:rFonts w:ascii="Times New Roman" w:hAnsi="Times New Roman"/>
+          <w:color w:val="808080"/>
+        </w:rPr>
+      </w:pPr>
+      <w:r>
+        <w:rPr>
+          <w:rFonts w:ascii="Times New Roman" w:hAnsi="Times New Roman"/>
+          <w:color w:val="808080"/>
           <w:sz w:val="32"/>
           <w:szCs w:val="32"/>
         </w:rPr>
@@ -45804,11 +45882,14 @@
       </w:pPr>
       <w:r>
         <w:rPr>
-          <w:rFonts w:ascii="Times New Roman" w:hAnsi="Times New Roman"/>
-          <w:b/>
-          <w:bCs/>
-          <w:sz w:val="32"/>
-          <w:szCs w:val="32"/>
+          <w:rFonts w:eastAsia="NSimSun" w:cs="Lucida Sans" w:ascii="Times New Roman" w:hAnsi="Times New Roman"/>
+          <w:b/>
+          <w:bCs/>
+          <w:color w:val="2A6099"/>
+          <w:kern w:val="2"/>
+          <w:sz w:val="32"/>
+          <w:szCs w:val="32"/>
+          <w:lang w:val="en-US" w:eastAsia="zh-CN" w:bidi="hi-IN"/>
         </w:rPr>
         <w:t>Câu 1</w:t>
       </w:r>
@@ -45846,17 +45927,17 @@
           <w:rFonts w:ascii="Times New Roman" w:hAnsi="Times New Roman"/>
           <w:b/>
           <w:bCs/>
-          <w:color w:val="FF4000"/>
-          <w:sz w:val="32"/>
-          <w:szCs w:val="32"/>
-        </w:rPr>
-      </w:pPr>
-      <w:r>
-        <w:rPr>
-          <w:rFonts w:ascii="Times New Roman" w:hAnsi="Times New Roman"/>
-          <w:b/>
-          <w:bCs/>
-          <w:color w:val="FF4000"/>
+          <w:color w:val="2A6099"/>
+          <w:sz w:val="32"/>
+          <w:szCs w:val="32"/>
+        </w:rPr>
+      </w:pPr>
+      <w:r>
+        <w:rPr>
+          <w:rFonts w:ascii="Times New Roman" w:hAnsi="Times New Roman"/>
+          <w:b/>
+          <w:bCs/>
+          <w:color w:val="2A6099"/>
           <w:sz w:val="32"/>
           <w:szCs w:val="32"/>
         </w:rPr>
@@ -45919,11 +46000,14 @@
       </w:pPr>
       <w:r>
         <w:rPr>
-          <w:rFonts w:ascii="Times New Roman" w:hAnsi="Times New Roman"/>
-          <w:b/>
-          <w:bCs/>
-          <w:sz w:val="32"/>
-          <w:szCs w:val="32"/>
+          <w:rFonts w:eastAsia="NSimSun" w:cs="Lucida Sans" w:ascii="Times New Roman" w:hAnsi="Times New Roman"/>
+          <w:b/>
+          <w:bCs/>
+          <w:color w:val="2A6099"/>
+          <w:kern w:val="2"/>
+          <w:sz w:val="32"/>
+          <w:szCs w:val="32"/>
+          <w:lang w:val="en-US" w:eastAsia="zh-CN" w:bidi="hi-IN"/>
         </w:rPr>
         <w:t>Câu 2</w:t>
       </w:r>
@@ -46030,17 +46114,17 @@
           <w:rFonts w:ascii="Times New Roman" w:hAnsi="Times New Roman"/>
           <w:b/>
           <w:bCs/>
-          <w:color w:val="FF4000"/>
-          <w:sz w:val="32"/>
-          <w:szCs w:val="32"/>
-        </w:rPr>
-      </w:pPr>
-      <w:r>
-        <w:rPr>
-          <w:rFonts w:ascii="Times New Roman" w:hAnsi="Times New Roman"/>
-          <w:b/>
-          <w:bCs/>
-          <w:color w:val="FF4000"/>
+          <w:color w:val="2A6099"/>
+          <w:sz w:val="32"/>
+          <w:szCs w:val="32"/>
+        </w:rPr>
+      </w:pPr>
+      <w:r>
+        <w:rPr>
+          <w:rFonts w:ascii="Times New Roman" w:hAnsi="Times New Roman"/>
+          <w:b/>
+          <w:bCs/>
+          <w:color w:val="2A6099"/>
           <w:sz w:val="32"/>
           <w:szCs w:val="32"/>
         </w:rPr>
@@ -46093,11 +46177,14 @@
       </w:pPr>
       <w:r>
         <w:rPr>
-          <w:rFonts w:ascii="Times New Roman" w:hAnsi="Times New Roman"/>
-          <w:b/>
-          <w:bCs/>
-          <w:sz w:val="32"/>
-          <w:szCs w:val="32"/>
+          <w:rFonts w:eastAsia="NSimSun" w:cs="Lucida Sans" w:ascii="Times New Roman" w:hAnsi="Times New Roman"/>
+          <w:b/>
+          <w:bCs/>
+          <w:color w:val="2A6099"/>
+          <w:kern w:val="2"/>
+          <w:sz w:val="32"/>
+          <w:szCs w:val="32"/>
+          <w:lang w:val="en-US" w:eastAsia="zh-CN" w:bidi="hi-IN"/>
         </w:rPr>
         <w:t>Câu 3</w:t>
       </w:r>
@@ -46141,17 +46228,17 @@
           <w:rFonts w:ascii="Times New Roman" w:hAnsi="Times New Roman"/>
           <w:b/>
           <w:bCs/>
-          <w:color w:val="FF4000"/>
-          <w:sz w:val="32"/>
-          <w:szCs w:val="32"/>
-        </w:rPr>
-      </w:pPr>
-      <w:r>
-        <w:rPr>
-          <w:rFonts w:ascii="Times New Roman" w:hAnsi="Times New Roman"/>
-          <w:b/>
-          <w:bCs/>
-          <w:color w:val="FF4000"/>
+          <w:color w:val="2A6099"/>
+          <w:sz w:val="32"/>
+          <w:szCs w:val="32"/>
+        </w:rPr>
+      </w:pPr>
+      <w:r>
+        <w:rPr>
+          <w:rFonts w:ascii="Times New Roman" w:hAnsi="Times New Roman"/>
+          <w:b/>
+          <w:bCs/>
+          <w:color w:val="2A6099"/>
           <w:sz w:val="32"/>
           <w:szCs w:val="32"/>
         </w:rPr>
@@ -46236,11 +46323,14 @@
       </w:pPr>
       <w:r>
         <w:rPr>
-          <w:rFonts w:ascii="Times New Roman" w:hAnsi="Times New Roman"/>
-          <w:b/>
-          <w:bCs/>
-          <w:sz w:val="32"/>
-          <w:szCs w:val="32"/>
+          <w:rFonts w:eastAsia="NSimSun" w:cs="Lucida Sans" w:ascii="Times New Roman" w:hAnsi="Times New Roman"/>
+          <w:b/>
+          <w:bCs/>
+          <w:color w:val="2A6099"/>
+          <w:kern w:val="2"/>
+          <w:sz w:val="32"/>
+          <w:szCs w:val="32"/>
+          <w:lang w:val="en-US" w:eastAsia="zh-CN" w:bidi="hi-IN"/>
         </w:rPr>
         <w:t>Câu 4</w:t>
       </w:r>
@@ -46314,17 +46404,17 @@
           <w:rFonts w:ascii="Times New Roman" w:hAnsi="Times New Roman"/>
           <w:b/>
           <w:bCs/>
-          <w:color w:val="FF4000"/>
-          <w:sz w:val="32"/>
-          <w:szCs w:val="32"/>
-        </w:rPr>
-      </w:pPr>
-      <w:r>
-        <w:rPr>
-          <w:rFonts w:ascii="Times New Roman" w:hAnsi="Times New Roman"/>
-          <w:b/>
-          <w:bCs/>
-          <w:color w:val="FF4000"/>
+          <w:color w:val="2A6099"/>
+          <w:sz w:val="32"/>
+          <w:szCs w:val="32"/>
+        </w:rPr>
+      </w:pPr>
+      <w:r>
+        <w:rPr>
+          <w:rFonts w:ascii="Times New Roman" w:hAnsi="Times New Roman"/>
+          <w:b/>
+          <w:bCs/>
+          <w:color w:val="2A6099"/>
           <w:sz w:val="32"/>
           <w:szCs w:val="32"/>
         </w:rPr>
@@ -46359,11 +46449,14 @@
       </w:pPr>
       <w:r>
         <w:rPr>
-          <w:rFonts w:ascii="Times New Roman" w:hAnsi="Times New Roman"/>
-          <w:b/>
-          <w:bCs/>
-          <w:sz w:val="32"/>
-          <w:szCs w:val="32"/>
+          <w:rFonts w:eastAsia="NSimSun" w:cs="Lucida Sans" w:ascii="Times New Roman" w:hAnsi="Times New Roman"/>
+          <w:b/>
+          <w:bCs/>
+          <w:color w:val="2A6099"/>
+          <w:kern w:val="2"/>
+          <w:sz w:val="32"/>
+          <w:szCs w:val="32"/>
+          <w:lang w:val="en-US" w:eastAsia="zh-CN" w:bidi="hi-IN"/>
         </w:rPr>
         <w:t>Câu 5</w:t>
       </w:r>
@@ -46419,17 +46512,17 @@
           <w:rFonts w:ascii="Times New Roman" w:hAnsi="Times New Roman"/>
           <w:b/>
           <w:bCs/>
-          <w:color w:val="FF4000"/>
-          <w:sz w:val="32"/>
-          <w:szCs w:val="32"/>
-        </w:rPr>
-      </w:pPr>
-      <w:r>
-        <w:rPr>
-          <w:rFonts w:ascii="Times New Roman" w:hAnsi="Times New Roman"/>
-          <w:b/>
-          <w:bCs/>
-          <w:color w:val="FF4000"/>
+          <w:color w:val="2A6099"/>
+          <w:sz w:val="32"/>
+          <w:szCs w:val="32"/>
+        </w:rPr>
+      </w:pPr>
+      <w:r>
+        <w:rPr>
+          <w:rFonts w:ascii="Times New Roman" w:hAnsi="Times New Roman"/>
+          <w:b/>
+          <w:bCs/>
+          <w:color w:val="2A6099"/>
           <w:sz w:val="32"/>
           <w:szCs w:val="32"/>
         </w:rPr>
@@ -46482,11 +46575,14 @@
       </w:pPr>
       <w:r>
         <w:rPr>
-          <w:rFonts w:ascii="Times New Roman" w:hAnsi="Times New Roman"/>
-          <w:b/>
-          <w:bCs/>
-          <w:sz w:val="32"/>
-          <w:szCs w:val="32"/>
+          <w:rFonts w:eastAsia="NSimSun" w:cs="Lucida Sans" w:ascii="Times New Roman" w:hAnsi="Times New Roman"/>
+          <w:b/>
+          <w:bCs/>
+          <w:color w:val="2A6099"/>
+          <w:kern w:val="2"/>
+          <w:sz w:val="32"/>
+          <w:szCs w:val="32"/>
+          <w:lang w:val="en-US" w:eastAsia="zh-CN" w:bidi="hi-IN"/>
         </w:rPr>
         <w:t>Câu 6</w:t>
       </w:r>
@@ -46523,17 +46619,17 @@
           <w:rFonts w:ascii="Times New Roman" w:hAnsi="Times New Roman"/>
           <w:b/>
           <w:bCs/>
-          <w:color w:val="FF4000"/>
-          <w:sz w:val="32"/>
-          <w:szCs w:val="32"/>
-        </w:rPr>
-      </w:pPr>
-      <w:r>
-        <w:rPr>
-          <w:rFonts w:ascii="Times New Roman" w:hAnsi="Times New Roman"/>
-          <w:b/>
-          <w:bCs/>
-          <w:color w:val="FF4000"/>
+          <w:color w:val="2A6099"/>
+          <w:sz w:val="32"/>
+          <w:szCs w:val="32"/>
+        </w:rPr>
+      </w:pPr>
+      <w:r>
+        <w:rPr>
+          <w:rFonts w:ascii="Times New Roman" w:hAnsi="Times New Roman"/>
+          <w:b/>
+          <w:bCs/>
+          <w:color w:val="2A6099"/>
           <w:sz w:val="32"/>
           <w:szCs w:val="32"/>
         </w:rPr>
@@ -46622,11 +46718,14 @@
       </w:pPr>
       <w:r>
         <w:rPr>
-          <w:rFonts w:ascii="Times New Roman" w:hAnsi="Times New Roman"/>
-          <w:b/>
-          <w:bCs/>
-          <w:sz w:val="32"/>
-          <w:szCs w:val="32"/>
+          <w:rFonts w:eastAsia="NSimSun" w:cs="Lucida Sans" w:ascii="Times New Roman" w:hAnsi="Times New Roman"/>
+          <w:b/>
+          <w:bCs/>
+          <w:color w:val="2A6099"/>
+          <w:kern w:val="2"/>
+          <w:sz w:val="32"/>
+          <w:szCs w:val="32"/>
+          <w:lang w:val="en-US" w:eastAsia="zh-CN" w:bidi="hi-IN"/>
         </w:rPr>
         <w:t>Câu 7</w:t>
       </w:r>
@@ -46682,17 +46781,17 @@
           <w:rFonts w:ascii="Times New Roman" w:hAnsi="Times New Roman"/>
           <w:b/>
           <w:bCs/>
-          <w:color w:val="FF4000"/>
-          <w:sz w:val="32"/>
-          <w:szCs w:val="32"/>
-        </w:rPr>
-      </w:pPr>
-      <w:r>
-        <w:rPr>
-          <w:rFonts w:ascii="Times New Roman" w:hAnsi="Times New Roman"/>
-          <w:b/>
-          <w:bCs/>
-          <w:color w:val="FF4000"/>
+          <w:color w:val="2A6099"/>
+          <w:sz w:val="32"/>
+          <w:szCs w:val="32"/>
+        </w:rPr>
+      </w:pPr>
+      <w:r>
+        <w:rPr>
+          <w:rFonts w:ascii="Times New Roman" w:hAnsi="Times New Roman"/>
+          <w:b/>
+          <w:bCs/>
+          <w:color w:val="2A6099"/>
           <w:sz w:val="32"/>
           <w:szCs w:val="32"/>
         </w:rPr>
@@ -46762,11 +46861,14 @@
       </w:pPr>
       <w:r>
         <w:rPr>
-          <w:rFonts w:ascii="Times New Roman" w:hAnsi="Times New Roman"/>
-          <w:b/>
-          <w:bCs/>
-          <w:sz w:val="32"/>
-          <w:szCs w:val="32"/>
+          <w:rFonts w:eastAsia="NSimSun" w:cs="Lucida Sans" w:ascii="Times New Roman" w:hAnsi="Times New Roman"/>
+          <w:b/>
+          <w:bCs/>
+          <w:color w:val="2A6099"/>
+          <w:kern w:val="2"/>
+          <w:sz w:val="32"/>
+          <w:szCs w:val="32"/>
+          <w:lang w:val="en-US" w:eastAsia="zh-CN" w:bidi="hi-IN"/>
         </w:rPr>
         <w:t>Câu 8</w:t>
       </w:r>
@@ -46838,6 +46940,19 @@
         <w:pStyle w:val="Normal"/>
         <w:rPr/>
       </w:pPr>
+      <w:r>
+        <w:rPr>
+          <w:rFonts w:eastAsia="NSimSun" w:cs="Lucida Sans" w:ascii="Times New Roman" w:hAnsi="Times New Roman"/>
+          <w:b/>
+          <w:bCs/>
+          <w:color w:val="2A6099"/>
+          <w:kern w:val="2"/>
+          <w:sz w:val="32"/>
+          <w:szCs w:val="32"/>
+          <w:lang w:val="en-US" w:eastAsia="zh-CN" w:bidi="hi-IN"/>
+        </w:rPr>
+        <w:t>D. 8 bits vào, 4 bits ra</w:t>
+      </w:r>
       <w:r>
         <w:rPr>
           <w:rFonts w:eastAsia="NSimSun" w:cs="Lucida Sans" w:ascii="Times New Roman" w:hAnsi="Times New Roman"/>
@@ -46849,7 +46964,6 @@
           <w:szCs w:val="32"/>
           <w:lang w:val="en-US" w:eastAsia="zh-CN" w:bidi="hi-IN"/>
         </w:rPr>
-        <w:t>D. 8 bits vào, 4 bits ra</w:t>
         <w:tab/>
         <w:tab/>
       </w:r>
@@ -46895,11 +47009,14 @@
       </w:pPr>
       <w:r>
         <w:rPr>
-          <w:rFonts w:ascii="Times New Roman" w:hAnsi="Times New Roman"/>
-          <w:b/>
-          <w:bCs/>
-          <w:sz w:val="32"/>
-          <w:szCs w:val="32"/>
+          <w:rFonts w:eastAsia="NSimSun" w:cs="Lucida Sans" w:ascii="Times New Roman" w:hAnsi="Times New Roman"/>
+          <w:b/>
+          <w:bCs/>
+          <w:color w:val="2A6099"/>
+          <w:kern w:val="2"/>
+          <w:sz w:val="32"/>
+          <w:szCs w:val="32"/>
+          <w:lang w:val="en-US" w:eastAsia="zh-CN" w:bidi="hi-IN"/>
         </w:rPr>
         <w:t>Câu 9</w:t>
       </w:r>
@@ -47050,7 +47167,7 @@
           <w:rFonts w:eastAsia="NSimSun" w:cs="Lucida Sans" w:ascii="Times New Roman" w:hAnsi="Times New Roman"/>
           <w:b/>
           <w:bCs/>
-          <w:color w:val="FF4000"/>
+          <w:color w:val="2A6099"/>
           <w:kern w:val="2"/>
           <w:sz w:val="32"/>
           <w:szCs w:val="32"/>
@@ -47097,11 +47214,14 @@
       </w:pPr>
       <w:r>
         <w:rPr>
-          <w:rFonts w:ascii="Times New Roman" w:hAnsi="Times New Roman"/>
-          <w:b/>
-          <w:bCs/>
-          <w:sz w:val="32"/>
-          <w:szCs w:val="32"/>
+          <w:rFonts w:eastAsia="NSimSun" w:cs="Lucida Sans" w:ascii="Times New Roman" w:hAnsi="Times New Roman"/>
+          <w:b/>
+          <w:bCs/>
+          <w:color w:val="2A6099"/>
+          <w:kern w:val="2"/>
+          <w:sz w:val="32"/>
+          <w:szCs w:val="32"/>
+          <w:lang w:val="en-US" w:eastAsia="zh-CN" w:bidi="hi-IN"/>
         </w:rPr>
         <w:t>Câu 10</w:t>
       </w:r>
@@ -47209,6 +47329,22 @@
       </w:r>
       <w:r>
         <w:rPr>
+          <w:rFonts w:eastAsia="NSimSun" w:cs="Lucida Sans" w:ascii="Times New Roman" w:hAnsi="Times New Roman"/>
+          <w:b/>
+          <w:bCs/>
+          <w:color w:val="2A6099"/>
+          <w:kern w:val="2"/>
+          <w:sz w:val="32"/>
+          <w:szCs w:val="32"/>
+          <w:lang w:val="en-US" w:eastAsia="zh-CN" w:bidi="hi-IN"/>
+        </w:rPr>
+        <w:t>D. F = (A’+B)(C+D+E)</w:t>
+      </w:r>
+    </w:p>
+    <w:p>
+      <w:pPr>
+        <w:pStyle w:val="Normal"/>
+        <w:rPr>
           <w:rFonts w:ascii="Times New Roman" w:hAnsi="Times New Roman"/>
           <w:b/>
           <w:bCs/>
@@ -47216,12 +47352,8 @@
           <w:sz w:val="32"/>
           <w:szCs w:val="32"/>
         </w:rPr>
-        <w:t>D. F = (A’+B)(C+D+E)</w:t>
-      </w:r>
-    </w:p>
-    <w:p>
-      <w:pPr>
-        <w:pStyle w:val="Normal"/>
+      </w:pPr>
+      <w:r>
         <w:rPr>
           <w:rFonts w:ascii="Times New Roman" w:hAnsi="Times New Roman"/>
           <w:b/>
@@ -47230,34 +47362,27 @@
           <w:sz w:val="32"/>
           <w:szCs w:val="32"/>
         </w:rPr>
-      </w:pPr>
-      <w:r>
-        <w:rPr>
-          <w:rFonts w:ascii="Times New Roman" w:hAnsi="Times New Roman"/>
-          <w:b/>
-          <w:bCs/>
-          <w:color w:val="FF4000"/>
-          <w:sz w:val="32"/>
-          <w:szCs w:val="32"/>
-        </w:rPr>
-      </w:r>
-    </w:p>
-    <w:p>
-      <w:pPr>
-        <w:pStyle w:val="Normal"/>
-        <w:rPr>
-          <w:rFonts w:ascii="Times New Roman" w:hAnsi="Times New Roman"/>
-          <w:sz w:val="32"/>
-          <w:szCs w:val="32"/>
-        </w:rPr>
-      </w:pPr>
-      <w:r>
-        <w:rPr>
-          <w:rFonts w:ascii="Times New Roman" w:hAnsi="Times New Roman"/>
-          <w:b/>
-          <w:bCs/>
-          <w:sz w:val="32"/>
-          <w:szCs w:val="32"/>
+      </w:r>
+    </w:p>
+    <w:p>
+      <w:pPr>
+        <w:pStyle w:val="Normal"/>
+        <w:rPr>
+          <w:rFonts w:ascii="Times New Roman" w:hAnsi="Times New Roman"/>
+          <w:sz w:val="32"/>
+          <w:szCs w:val="32"/>
+        </w:rPr>
+      </w:pPr>
+      <w:r>
+        <w:rPr>
+          <w:rFonts w:eastAsia="NSimSun" w:cs="Lucida Sans" w:ascii="Times New Roman" w:hAnsi="Times New Roman"/>
+          <w:b/>
+          <w:bCs/>
+          <w:color w:val="2A6099"/>
+          <w:kern w:val="2"/>
+          <w:sz w:val="32"/>
+          <w:szCs w:val="32"/>
+          <w:lang w:val="en-US" w:eastAsia="zh-CN" w:bidi="hi-IN"/>
         </w:rPr>
         <w:t>Câu 11</w:t>
       </w:r>
@@ -47364,133 +47489,148 @@
           <w:rFonts w:ascii="Times New Roman" w:hAnsi="Times New Roman"/>
           <w:b/>
           <w:bCs/>
+          <w:color w:val="2A6099"/>
+          <w:sz w:val="32"/>
+          <w:szCs w:val="32"/>
+        </w:rPr>
+      </w:pPr>
+      <w:r>
+        <w:rPr>
+          <w:rFonts w:ascii="Times New Roman" w:hAnsi="Times New Roman"/>
+          <w:b/>
+          <w:bCs/>
+          <w:color w:val="2A6099"/>
+          <w:sz w:val="32"/>
+          <w:szCs w:val="32"/>
+        </w:rPr>
+        <w:t>C. F(x,y,z) = x’z + yz + xy’z’</w:t>
+      </w:r>
+    </w:p>
+    <w:p>
+      <w:pPr>
+        <w:pStyle w:val="Normal"/>
+        <w:rPr/>
+      </w:pPr>
+      <w:r>
+        <w:rPr>
+          <w:rFonts w:ascii="Times New Roman" w:hAnsi="Times New Roman"/>
+          <w:sz w:val="32"/>
+          <w:szCs w:val="32"/>
+        </w:rPr>
+        <w:t>D. F(x,y,z) = x’z + yz + x’y’z’</w:t>
+      </w:r>
+    </w:p>
+    <w:p>
+      <w:pPr>
+        <w:pStyle w:val="Normal"/>
+        <w:rPr>
+          <w:rFonts w:ascii="Times New Roman" w:hAnsi="Times New Roman"/>
+          <w:sz w:val="32"/>
+          <w:szCs w:val="32"/>
+        </w:rPr>
+      </w:pPr>
+      <w:r>
+        <w:rPr>
+          <w:rFonts w:ascii="Times New Roman" w:hAnsi="Times New Roman"/>
+          <w:sz w:val="32"/>
+          <w:szCs w:val="32"/>
+        </w:rPr>
+      </w:r>
+    </w:p>
+    <w:p>
+      <w:pPr>
+        <w:pStyle w:val="Normal"/>
+        <w:rPr>
+          <w:rFonts w:ascii="Times New Roman" w:hAnsi="Times New Roman"/>
+          <w:sz w:val="32"/>
+          <w:szCs w:val="32"/>
+        </w:rPr>
+      </w:pPr>
+      <w:r>
+        <w:rPr>
+          <w:rFonts w:eastAsia="NSimSun" w:cs="Lucida Sans" w:ascii="Times New Roman" w:hAnsi="Times New Roman"/>
+          <w:b/>
+          <w:bCs/>
+          <w:color w:val="2A6099"/>
+          <w:kern w:val="2"/>
+          <w:sz w:val="32"/>
+          <w:szCs w:val="32"/>
+          <w:lang w:val="en-US" w:eastAsia="zh-CN" w:bidi="hi-IN"/>
+        </w:rPr>
+        <w:t>Câu 12</w:t>
+      </w:r>
+      <w:r>
+        <w:rPr>
+          <w:rFonts w:ascii="Times New Roman" w:hAnsi="Times New Roman"/>
+          <w:sz w:val="32"/>
+          <w:szCs w:val="32"/>
+        </w:rPr>
+        <w:t>: Khi thực hiện lệnh nào dưới đây thì tín hiệu MemRead = 1?</w:t>
+      </w:r>
+    </w:p>
+    <w:p>
+      <w:pPr>
+        <w:pStyle w:val="Normal"/>
+        <w:rPr>
+          <w:rFonts w:ascii="Times New Roman" w:hAnsi="Times New Roman"/>
+          <w:sz w:val="32"/>
+          <w:szCs w:val="32"/>
+        </w:rPr>
+      </w:pPr>
+      <w:r>
+        <w:rPr>
+          <w:rFonts w:ascii="Times New Roman" w:hAnsi="Times New Roman"/>
+          <w:sz w:val="32"/>
+          <w:szCs w:val="32"/>
+        </w:rPr>
+        <w:t>A. Lệnh beq</w:t>
+      </w:r>
+    </w:p>
+    <w:p>
+      <w:pPr>
+        <w:pStyle w:val="Normal"/>
+        <w:rPr>
+          <w:rFonts w:ascii="Times New Roman" w:hAnsi="Times New Roman"/>
+          <w:sz w:val="32"/>
+          <w:szCs w:val="32"/>
+        </w:rPr>
+      </w:pPr>
+      <w:r>
+        <w:rPr>
+          <w:rFonts w:ascii="Times New Roman" w:hAnsi="Times New Roman"/>
+          <w:sz w:val="32"/>
+          <w:szCs w:val="32"/>
+        </w:rPr>
+        <w:t>B. Lệnh add</w:t>
+      </w:r>
+    </w:p>
+    <w:p>
+      <w:pPr>
+        <w:pStyle w:val="Normal"/>
+        <w:rPr/>
+      </w:pPr>
+      <w:r>
+        <w:rPr>
+          <w:rFonts w:eastAsia="NSimSun" w:cs="Lucida Sans" w:ascii="Times New Roman" w:hAnsi="Times New Roman"/>
+          <w:b/>
+          <w:bCs/>
+          <w:color w:val="2A6099"/>
+          <w:kern w:val="2"/>
+          <w:sz w:val="32"/>
+          <w:szCs w:val="32"/>
+          <w:lang w:val="en-US" w:eastAsia="zh-CN" w:bidi="hi-IN"/>
+        </w:rPr>
+        <w:t>C. Lệnh lw</w:t>
+      </w:r>
+      <w:r>
+        <w:rPr>
+          <w:rFonts w:ascii="Times New Roman" w:hAnsi="Times New Roman"/>
+          <w:b/>
+          <w:bCs/>
           <w:color w:val="FF4000"/>
           <w:sz w:val="32"/>
           <w:szCs w:val="32"/>
         </w:rPr>
-      </w:pPr>
-      <w:r>
-        <w:rPr>
-          <w:rFonts w:ascii="Times New Roman" w:hAnsi="Times New Roman"/>
-          <w:b/>
-          <w:bCs/>
-          <w:color w:val="FF4000"/>
-          <w:sz w:val="32"/>
-          <w:szCs w:val="32"/>
-        </w:rPr>
-        <w:t>C. F(x,y,z) = x’z + yz + xy’z’</w:t>
-      </w:r>
-    </w:p>
-    <w:p>
-      <w:pPr>
-        <w:pStyle w:val="Normal"/>
-        <w:rPr/>
-      </w:pPr>
-      <w:r>
-        <w:rPr>
-          <w:rFonts w:ascii="Times New Roman" w:hAnsi="Times New Roman"/>
-          <w:sz w:val="32"/>
-          <w:szCs w:val="32"/>
-        </w:rPr>
-        <w:t>D. F(x,y,z) = x’z + yz + x’y’z’</w:t>
-      </w:r>
-    </w:p>
-    <w:p>
-      <w:pPr>
-        <w:pStyle w:val="Normal"/>
-        <w:rPr>
-          <w:rFonts w:ascii="Times New Roman" w:hAnsi="Times New Roman"/>
-          <w:sz w:val="32"/>
-          <w:szCs w:val="32"/>
-        </w:rPr>
-      </w:pPr>
-      <w:r>
-        <w:rPr>
-          <w:rFonts w:ascii="Times New Roman" w:hAnsi="Times New Roman"/>
-          <w:sz w:val="32"/>
-          <w:szCs w:val="32"/>
-        </w:rPr>
-      </w:r>
-    </w:p>
-    <w:p>
-      <w:pPr>
-        <w:pStyle w:val="Normal"/>
-        <w:rPr>
-          <w:rFonts w:ascii="Times New Roman" w:hAnsi="Times New Roman"/>
-          <w:sz w:val="32"/>
-          <w:szCs w:val="32"/>
-        </w:rPr>
-      </w:pPr>
-      <w:r>
-        <w:rPr>
-          <w:rFonts w:ascii="Times New Roman" w:hAnsi="Times New Roman"/>
-          <w:b/>
-          <w:bCs/>
-          <w:sz w:val="32"/>
-          <w:szCs w:val="32"/>
-        </w:rPr>
-        <w:t>Câu 12</w:t>
-      </w:r>
-      <w:r>
-        <w:rPr>
-          <w:rFonts w:ascii="Times New Roman" w:hAnsi="Times New Roman"/>
-          <w:sz w:val="32"/>
-          <w:szCs w:val="32"/>
-        </w:rPr>
-        <w:t>: Khi thực hiện lệnh nào dưới đây thì tín hiệu MemRead = 1?</w:t>
-      </w:r>
-    </w:p>
-    <w:p>
-      <w:pPr>
-        <w:pStyle w:val="Normal"/>
-        <w:rPr>
-          <w:rFonts w:ascii="Times New Roman" w:hAnsi="Times New Roman"/>
-          <w:sz w:val="32"/>
-          <w:szCs w:val="32"/>
-        </w:rPr>
-      </w:pPr>
-      <w:r>
-        <w:rPr>
-          <w:rFonts w:ascii="Times New Roman" w:hAnsi="Times New Roman"/>
-          <w:sz w:val="32"/>
-          <w:szCs w:val="32"/>
-        </w:rPr>
-        <w:t>A. Lệnh beq</w:t>
-      </w:r>
-    </w:p>
-    <w:p>
-      <w:pPr>
-        <w:pStyle w:val="Normal"/>
-        <w:rPr>
-          <w:rFonts w:ascii="Times New Roman" w:hAnsi="Times New Roman"/>
-          <w:sz w:val="32"/>
-          <w:szCs w:val="32"/>
-        </w:rPr>
-      </w:pPr>
-      <w:r>
-        <w:rPr>
-          <w:rFonts w:ascii="Times New Roman" w:hAnsi="Times New Roman"/>
-          <w:sz w:val="32"/>
-          <w:szCs w:val="32"/>
-        </w:rPr>
-        <w:t>B. Lệnh add</w:t>
-      </w:r>
-    </w:p>
-    <w:p>
-      <w:pPr>
-        <w:pStyle w:val="Normal"/>
-        <w:rPr/>
-      </w:pPr>
-      <w:r>
-        <w:rPr>
-          <w:rFonts w:ascii="Times New Roman" w:hAnsi="Times New Roman"/>
-          <w:b/>
-          <w:bCs/>
-          <w:color w:val="FF4000"/>
-          <w:sz w:val="32"/>
-          <w:szCs w:val="32"/>
-        </w:rPr>
-        <w:t>C. Lệnh lw</w:t>
         <w:tab/>
       </w:r>
       <w:r>
@@ -47567,11 +47707,14 @@
       </w:pPr>
       <w:r>
         <w:rPr>
-          <w:rFonts w:ascii="Times New Roman" w:hAnsi="Times New Roman"/>
-          <w:b/>
-          <w:bCs/>
-          <w:sz w:val="32"/>
-          <w:szCs w:val="32"/>
+          <w:rFonts w:eastAsia="NSimSun" w:cs="Lucida Sans" w:ascii="Times New Roman" w:hAnsi="Times New Roman"/>
+          <w:b/>
+          <w:bCs/>
+          <w:color w:val="2A6099"/>
+          <w:kern w:val="2"/>
+          <w:sz w:val="32"/>
+          <w:szCs w:val="32"/>
+          <w:lang w:val="en-US" w:eastAsia="zh-CN" w:bidi="hi-IN"/>
         </w:rPr>
         <w:t>Câu 13</w:t>
       </w:r>
@@ -47606,12 +47749,14 @@
       </w:r>
       <w:r>
         <w:rPr>
-          <w:rFonts w:ascii="Times New Roman" w:hAnsi="Times New Roman"/>
-          <w:b/>
-          <w:bCs/>
-          <w:color w:val="FF4000"/>
-          <w:sz w:val="32"/>
-          <w:szCs w:val="32"/>
+          <w:rFonts w:eastAsia="NSimSun" w:cs="Lucida Sans" w:ascii="Times New Roman" w:hAnsi="Times New Roman"/>
+          <w:b/>
+          <w:bCs/>
+          <w:color w:val="2A6099"/>
+          <w:kern w:val="2"/>
+          <w:sz w:val="32"/>
+          <w:szCs w:val="32"/>
+          <w:lang w:val="en-US" w:eastAsia="zh-CN" w:bidi="hi-IN"/>
         </w:rPr>
         <w:t>B. Function</w:t>
       </w:r>
@@ -47665,11 +47810,14 @@
       </w:pPr>
       <w:r>
         <w:rPr>
-          <w:rFonts w:ascii="Times New Roman" w:hAnsi="Times New Roman"/>
-          <w:b/>
-          <w:bCs/>
-          <w:sz w:val="32"/>
-          <w:szCs w:val="32"/>
+          <w:rFonts w:eastAsia="NSimSun" w:cs="Lucida Sans" w:ascii="Times New Roman" w:hAnsi="Times New Roman"/>
+          <w:b/>
+          <w:bCs/>
+          <w:color w:val="2A6099"/>
+          <w:kern w:val="2"/>
+          <w:sz w:val="32"/>
+          <w:szCs w:val="32"/>
+          <w:lang w:val="en-US" w:eastAsia="zh-CN" w:bidi="hi-IN"/>
         </w:rPr>
         <w:t>Câu 14</w:t>
       </w:r>
@@ -47707,17 +47855,17 @@
           <w:rFonts w:ascii="Times New Roman" w:hAnsi="Times New Roman"/>
           <w:b/>
           <w:bCs/>
-          <w:color w:val="FF4000"/>
-          <w:sz w:val="32"/>
-          <w:szCs w:val="32"/>
-        </w:rPr>
-      </w:pPr>
-      <w:r>
-        <w:rPr>
-          <w:rFonts w:ascii="Times New Roman" w:hAnsi="Times New Roman"/>
-          <w:b/>
-          <w:bCs/>
-          <w:color w:val="FF4000"/>
+          <w:color w:val="2A6099"/>
+          <w:sz w:val="32"/>
+          <w:szCs w:val="32"/>
+        </w:rPr>
+      </w:pPr>
+      <w:r>
+        <w:rPr>
+          <w:rFonts w:ascii="Times New Roman" w:hAnsi="Times New Roman"/>
+          <w:b/>
+          <w:bCs/>
+          <w:color w:val="2A6099"/>
           <w:sz w:val="32"/>
           <w:szCs w:val="32"/>
         </w:rPr>
@@ -47788,11 +47936,14 @@
       </w:pPr>
       <w:r>
         <w:rPr>
-          <w:rFonts w:ascii="Times New Roman" w:hAnsi="Times New Roman"/>
-          <w:b/>
-          <w:bCs/>
-          <w:sz w:val="32"/>
-          <w:szCs w:val="32"/>
+          <w:rFonts w:eastAsia="NSimSun" w:cs="Lucida Sans" w:ascii="Times New Roman" w:hAnsi="Times New Roman"/>
+          <w:b/>
+          <w:bCs/>
+          <w:color w:val="2A6099"/>
+          <w:kern w:val="2"/>
+          <w:sz w:val="32"/>
+          <w:szCs w:val="32"/>
+          <w:lang w:val="en-US" w:eastAsia="zh-CN" w:bidi="hi-IN"/>
         </w:rPr>
         <w:t>Câu 15</w:t>
       </w:r>
@@ -47833,17 +47984,17 @@
           <w:rFonts w:ascii="Times New Roman" w:hAnsi="Times New Roman"/>
           <w:b/>
           <w:bCs/>
-          <w:color w:val="FF4000"/>
-          <w:sz w:val="32"/>
-          <w:szCs w:val="32"/>
-        </w:rPr>
-      </w:pPr>
-      <w:r>
-        <w:rPr>
-          <w:rFonts w:ascii="Times New Roman" w:hAnsi="Times New Roman"/>
-          <w:b/>
-          <w:bCs/>
-          <w:color w:val="FF4000"/>
+          <w:color w:val="2A6099"/>
+          <w:sz w:val="32"/>
+          <w:szCs w:val="32"/>
+        </w:rPr>
+      </w:pPr>
+      <w:r>
+        <w:rPr>
+          <w:rFonts w:ascii="Times New Roman" w:hAnsi="Times New Roman"/>
+          <w:b/>
+          <w:bCs/>
+          <w:color w:val="2A6099"/>
           <w:sz w:val="32"/>
           <w:szCs w:val="32"/>
         </w:rPr>
@@ -47973,11 +48124,14 @@
       </w:pPr>
       <w:r>
         <w:rPr>
-          <w:rFonts w:ascii="Times New Roman" w:hAnsi="Times New Roman"/>
-          <w:b/>
-          <w:bCs/>
-          <w:sz w:val="32"/>
-          <w:szCs w:val="32"/>
+          <w:rFonts w:eastAsia="NSimSun" w:cs="Lucida Sans" w:ascii="Times New Roman" w:hAnsi="Times New Roman"/>
+          <w:b/>
+          <w:bCs/>
+          <w:color w:val="2A6099"/>
+          <w:kern w:val="2"/>
+          <w:sz w:val="32"/>
+          <w:szCs w:val="32"/>
+          <w:lang w:val="en-US" w:eastAsia="zh-CN" w:bidi="hi-IN"/>
         </w:rPr>
         <w:t>Câu 16</w:t>
       </w:r>
@@ -48047,6 +48201,99 @@
           <w:rFonts w:ascii="Times New Roman" w:hAnsi="Times New Roman"/>
           <w:b/>
           <w:bCs/>
+          <w:color w:val="2A6099"/>
+          <w:sz w:val="32"/>
+          <w:szCs w:val="32"/>
+        </w:rPr>
+      </w:pPr>
+      <w:r>
+        <w:rPr>
+          <w:rFonts w:ascii="Times New Roman" w:hAnsi="Times New Roman"/>
+          <w:b/>
+          <w:bCs/>
+          <w:color w:val="2A6099"/>
+          <w:sz w:val="32"/>
+          <w:szCs w:val="32"/>
+        </w:rPr>
+        <w:t>D. Register &gt; Cache &gt; RAM &gt; SSD</w:t>
+      </w:r>
+    </w:p>
+    <w:p>
+      <w:pPr>
+        <w:pStyle w:val="Normal"/>
+        <w:rPr>
+          <w:rFonts w:ascii="Times New Roman" w:hAnsi="Times New Roman"/>
+          <w:sz w:val="32"/>
+          <w:szCs w:val="32"/>
+        </w:rPr>
+      </w:pPr>
+      <w:r>
+        <w:rPr>
+          <w:rFonts w:ascii="Times New Roman" w:hAnsi="Times New Roman"/>
+          <w:sz w:val="32"/>
+          <w:szCs w:val="32"/>
+        </w:rPr>
+      </w:r>
+    </w:p>
+    <w:p>
+      <w:pPr>
+        <w:pStyle w:val="Normal"/>
+        <w:rPr>
+          <w:rFonts w:ascii="Times New Roman" w:hAnsi="Times New Roman"/>
+          <w:sz w:val="32"/>
+          <w:szCs w:val="32"/>
+        </w:rPr>
+      </w:pPr>
+      <w:r>
+        <w:rPr>
+          <w:rFonts w:eastAsia="NSimSun" w:cs="Lucida Sans" w:ascii="Times New Roman" w:hAnsi="Times New Roman"/>
+          <w:b/>
+          <w:bCs/>
+          <w:color w:val="2A6099"/>
+          <w:kern w:val="2"/>
+          <w:sz w:val="32"/>
+          <w:szCs w:val="32"/>
+          <w:lang w:val="en-US" w:eastAsia="zh-CN" w:bidi="hi-IN"/>
+        </w:rPr>
+        <w:t>Câu 17</w:t>
+      </w:r>
+      <w:r>
+        <w:rPr>
+          <w:rFonts w:ascii="Times New Roman" w:hAnsi="Times New Roman"/>
+          <w:sz w:val="32"/>
+          <w:szCs w:val="32"/>
+        </w:rPr>
+        <w:t>: Trong ngữ cảnh máy tính, "CPU" là viết tắt của từ gì?</w:t>
+      </w:r>
+    </w:p>
+    <w:p>
+      <w:pPr>
+        <w:pStyle w:val="Normal"/>
+        <w:rPr>
+          <w:rFonts w:ascii="Times New Roman" w:hAnsi="Times New Roman"/>
+          <w:sz w:val="32"/>
+          <w:szCs w:val="32"/>
+        </w:rPr>
+      </w:pPr>
+      <w:r>
+        <w:rPr>
+          <w:rFonts w:ascii="Times New Roman" w:hAnsi="Times New Roman"/>
+          <w:sz w:val="32"/>
+          <w:szCs w:val="32"/>
+        </w:rPr>
+        <w:t>A. Computer Processing Unit</w:t>
+        <w:tab/>
+        <w:tab/>
+        <w:t>B. Central Processor Unit</w:t>
+      </w:r>
+    </w:p>
+    <w:p>
+      <w:pPr>
+        <w:pStyle w:val="Normal"/>
+        <w:rPr>
+          <w:rFonts w:ascii="Times New Roman" w:hAnsi="Times New Roman"/>
+          <w:b/>
+          <w:bCs/>
           <w:color w:val="FF4000"/>
           <w:sz w:val="32"/>
           <w:szCs w:val="32"/>
@@ -48054,6 +48301,19 @@
       </w:pPr>
       <w:r>
         <w:rPr>
+          <w:rFonts w:eastAsia="NSimSun" w:cs="Lucida Sans" w:ascii="Times New Roman" w:hAnsi="Times New Roman"/>
+          <w:b/>
+          <w:bCs/>
+          <w:color w:val="2A6099"/>
+          <w:kern w:val="2"/>
+          <w:sz w:val="32"/>
+          <w:szCs w:val="32"/>
+          <w:lang w:val="en-US" w:eastAsia="zh-CN" w:bidi="hi-IN"/>
+        </w:rPr>
+        <w:t>C. Central Processing Unit</w:t>
+      </w:r>
+      <w:r>
+        <w:rPr>
           <w:rFonts w:ascii="Times New Roman" w:hAnsi="Times New Roman"/>
           <w:b/>
           <w:bCs/>
@@ -48061,97 +48321,6 @@
           <w:sz w:val="32"/>
           <w:szCs w:val="32"/>
         </w:rPr>
-        <w:t>D. Register &gt; Cache &gt; RAM &gt; SSD</w:t>
-      </w:r>
-    </w:p>
-    <w:p>
-      <w:pPr>
-        <w:pStyle w:val="Normal"/>
-        <w:rPr>
-          <w:rFonts w:ascii="Times New Roman" w:hAnsi="Times New Roman"/>
-          <w:sz w:val="32"/>
-          <w:szCs w:val="32"/>
-        </w:rPr>
-      </w:pPr>
-      <w:r>
-        <w:rPr>
-          <w:rFonts w:ascii="Times New Roman" w:hAnsi="Times New Roman"/>
-          <w:sz w:val="32"/>
-          <w:szCs w:val="32"/>
-        </w:rPr>
-      </w:r>
-    </w:p>
-    <w:p>
-      <w:pPr>
-        <w:pStyle w:val="Normal"/>
-        <w:rPr>
-          <w:rFonts w:ascii="Times New Roman" w:hAnsi="Times New Roman"/>
-          <w:sz w:val="32"/>
-          <w:szCs w:val="32"/>
-        </w:rPr>
-      </w:pPr>
-      <w:r>
-        <w:rPr>
-          <w:rFonts w:ascii="Times New Roman" w:hAnsi="Times New Roman"/>
-          <w:b/>
-          <w:bCs/>
-          <w:sz w:val="32"/>
-          <w:szCs w:val="32"/>
-        </w:rPr>
-        <w:t>Câu 17</w:t>
-      </w:r>
-      <w:r>
-        <w:rPr>
-          <w:rFonts w:ascii="Times New Roman" w:hAnsi="Times New Roman"/>
-          <w:sz w:val="32"/>
-          <w:szCs w:val="32"/>
-        </w:rPr>
-        <w:t>: Trong ngữ cảnh máy tính, "CPU" là viết tắt của từ gì?</w:t>
-      </w:r>
-    </w:p>
-    <w:p>
-      <w:pPr>
-        <w:pStyle w:val="Normal"/>
-        <w:rPr>
-          <w:rFonts w:ascii="Times New Roman" w:hAnsi="Times New Roman"/>
-          <w:sz w:val="32"/>
-          <w:szCs w:val="32"/>
-        </w:rPr>
-      </w:pPr>
-      <w:r>
-        <w:rPr>
-          <w:rFonts w:ascii="Times New Roman" w:hAnsi="Times New Roman"/>
-          <w:sz w:val="32"/>
-          <w:szCs w:val="32"/>
-        </w:rPr>
-        <w:t>A. Computer Processing Unit</w:t>
-        <w:tab/>
-        <w:tab/>
-        <w:t>B. Central Processor Unit</w:t>
-      </w:r>
-    </w:p>
-    <w:p>
-      <w:pPr>
-        <w:pStyle w:val="Normal"/>
-        <w:rPr>
-          <w:rFonts w:ascii="Times New Roman" w:hAnsi="Times New Roman"/>
-          <w:b/>
-          <w:bCs/>
-          <w:color w:val="FF4000"/>
-          <w:sz w:val="32"/>
-          <w:szCs w:val="32"/>
-        </w:rPr>
-      </w:pPr>
-      <w:r>
-        <w:rPr>
-          <w:rFonts w:ascii="Times New Roman" w:hAnsi="Times New Roman"/>
-          <w:b/>
-          <w:bCs/>
-          <w:color w:val="FF4000"/>
-          <w:sz w:val="32"/>
-          <w:szCs w:val="32"/>
-        </w:rPr>
-        <w:t>C. Central Processing Unit</w:t>
         <w:tab/>
         <w:tab/>
       </w:r>
@@ -48188,11 +48357,14 @@
       </w:pPr>
       <w:r>
         <w:rPr>
-          <w:rFonts w:ascii="Times New Roman" w:hAnsi="Times New Roman"/>
-          <w:b/>
-          <w:bCs/>
-          <w:sz w:val="32"/>
-          <w:szCs w:val="32"/>
+          <w:rFonts w:eastAsia="NSimSun" w:cs="Lucida Sans" w:ascii="Times New Roman" w:hAnsi="Times New Roman"/>
+          <w:b/>
+          <w:bCs/>
+          <w:color w:val="2A6099"/>
+          <w:kern w:val="2"/>
+          <w:sz w:val="32"/>
+          <w:szCs w:val="32"/>
+          <w:lang w:val="en-US" w:eastAsia="zh-CN" w:bidi="hi-IN"/>
         </w:rPr>
         <w:t>Câu 18</w:t>
       </w:r>
@@ -48212,17 +48384,17 @@
           <w:rFonts w:ascii="Times New Roman" w:hAnsi="Times New Roman"/>
           <w:b/>
           <w:bCs/>
-          <w:color w:val="FF4000"/>
-          <w:sz w:val="32"/>
-          <w:szCs w:val="32"/>
-        </w:rPr>
-      </w:pPr>
-      <w:r>
-        <w:rPr>
-          <w:rFonts w:ascii="Times New Roman" w:hAnsi="Times New Roman"/>
-          <w:b/>
-          <w:bCs/>
-          <w:color w:val="FF4000"/>
+          <w:color w:val="2A6099"/>
+          <w:sz w:val="32"/>
+          <w:szCs w:val="32"/>
+        </w:rPr>
+      </w:pPr>
+      <w:r>
+        <w:rPr>
+          <w:rFonts w:ascii="Times New Roman" w:hAnsi="Times New Roman"/>
+          <w:b/>
+          <w:bCs/>
+          <w:color w:val="2A6099"/>
           <w:sz w:val="32"/>
           <w:szCs w:val="32"/>
         </w:rPr>
@@ -48311,11 +48483,14 @@
       </w:pPr>
       <w:r>
         <w:rPr>
-          <w:rFonts w:ascii="Times New Roman" w:hAnsi="Times New Roman"/>
-          <w:b/>
-          <w:bCs/>
-          <w:sz w:val="32"/>
-          <w:szCs w:val="32"/>
+          <w:rFonts w:eastAsia="NSimSun" w:cs="Lucida Sans" w:ascii="Times New Roman" w:hAnsi="Times New Roman"/>
+          <w:b/>
+          <w:bCs/>
+          <w:color w:val="2A6099"/>
+          <w:kern w:val="2"/>
+          <w:sz w:val="32"/>
+          <w:szCs w:val="32"/>
+          <w:lang w:val="en-US" w:eastAsia="zh-CN" w:bidi="hi-IN"/>
         </w:rPr>
         <w:t>Câu 19</w:t>
       </w:r>
@@ -48342,21 +48517,21 @@
           <w:rFonts w:eastAsia="NSimSun" w:cs="Lucida Sans" w:ascii="Times New Roman" w:hAnsi="Times New Roman"/>
           <w:b/>
           <w:bCs/>
-          <w:color w:val="FF4000"/>
+          <w:color w:val="2A6099"/>
           <w:kern w:val="2"/>
           <w:sz w:val="32"/>
           <w:szCs w:val="32"/>
           <w:lang w:val="en-US" w:eastAsia="zh-CN" w:bidi="hi-IN"/>
         </w:rPr>
         <w:t>A. 0x010F502A</w:t>
-      </w:r>
-      <w:r>
-        <w:rPr>
-          <w:rFonts w:ascii="Times New Roman" w:hAnsi="Times New Roman"/>
-          <w:sz w:val="32"/>
-          <w:szCs w:val="32"/>
-        </w:rPr>
-        <w:tab/>
+        <w:tab/>
+      </w:r>
+      <w:r>
+        <w:rPr>
+          <w:rFonts w:ascii="Times New Roman" w:hAnsi="Times New Roman"/>
+          <w:sz w:val="32"/>
+          <w:szCs w:val="32"/>
+        </w:rPr>
         <w:tab/>
       </w:r>
       <w:r>
@@ -48466,11 +48641,14 @@
       </w:pPr>
       <w:r>
         <w:rPr>
-          <w:rFonts w:ascii="Times New Roman" w:hAnsi="Times New Roman"/>
-          <w:b/>
-          <w:bCs/>
-          <w:sz w:val="32"/>
-          <w:szCs w:val="32"/>
+          <w:rFonts w:eastAsia="NSimSun" w:cs="Lucida Sans" w:ascii="Times New Roman" w:hAnsi="Times New Roman"/>
+          <w:b/>
+          <w:bCs/>
+          <w:color w:val="2A6099"/>
+          <w:kern w:val="2"/>
+          <w:sz w:val="32"/>
+          <w:szCs w:val="32"/>
+          <w:lang w:val="en-US" w:eastAsia="zh-CN" w:bidi="hi-IN"/>
         </w:rPr>
         <w:t>Câu 20</w:t>
       </w:r>
@@ -48566,17 +48744,17 @@
           <w:rFonts w:ascii="Times New Roman" w:hAnsi="Times New Roman"/>
           <w:b/>
           <w:bCs/>
-          <w:color w:val="FF4000"/>
-          <w:sz w:val="32"/>
-          <w:szCs w:val="32"/>
-        </w:rPr>
-      </w:pPr>
-      <w:r>
-        <w:rPr>
-          <w:rFonts w:ascii="Times New Roman" w:hAnsi="Times New Roman"/>
-          <w:b/>
-          <w:bCs/>
-          <w:color w:val="FF4000"/>
+          <w:color w:val="2A6099"/>
+          <w:sz w:val="32"/>
+          <w:szCs w:val="32"/>
+        </w:rPr>
+      </w:pPr>
+      <w:r>
+        <w:rPr>
+          <w:rFonts w:ascii="Times New Roman" w:hAnsi="Times New Roman"/>
+          <w:b/>
+          <w:bCs/>
+          <w:color w:val="2A6099"/>
           <w:sz w:val="32"/>
           <w:szCs w:val="32"/>
         </w:rPr>
@@ -48611,11 +48789,14 @@
       </w:pPr>
       <w:r>
         <w:rPr>
-          <w:rFonts w:ascii="Times New Roman" w:hAnsi="Times New Roman"/>
-          <w:b/>
-          <w:bCs/>
-          <w:sz w:val="32"/>
-          <w:szCs w:val="32"/>
+          <w:rFonts w:eastAsia="NSimSun" w:cs="Lucida Sans" w:ascii="Times New Roman" w:hAnsi="Times New Roman"/>
+          <w:b/>
+          <w:bCs/>
+          <w:color w:val="2A6099"/>
+          <w:kern w:val="2"/>
+          <w:sz w:val="32"/>
+          <w:szCs w:val="32"/>
+          <w:lang w:val="en-US" w:eastAsia="zh-CN" w:bidi="hi-IN"/>
         </w:rPr>
         <w:t>Câu 21</w:t>
       </w:r>
@@ -48642,7 +48823,7 @@
           <w:rFonts w:eastAsia="NSimSun" w:cs="Lucida Sans" w:ascii="Times New Roman" w:hAnsi="Times New Roman"/>
           <w:b/>
           <w:bCs/>
-          <w:color w:val="FF4000"/>
+          <w:color w:val="2A6099"/>
           <w:kern w:val="2"/>
           <w:sz w:val="32"/>
           <w:szCs w:val="32"/>
@@ -48818,11 +48999,14 @@
       </w:pPr>
       <w:r>
         <w:rPr>
-          <w:rFonts w:ascii="Times New Roman" w:hAnsi="Times New Roman"/>
-          <w:b/>
-          <w:bCs/>
-          <w:sz w:val="32"/>
-          <w:szCs w:val="32"/>
+          <w:rFonts w:eastAsia="NSimSun" w:cs="Lucida Sans" w:ascii="Times New Roman" w:hAnsi="Times New Roman"/>
+          <w:b/>
+          <w:bCs/>
+          <w:color w:val="2A6099"/>
+          <w:kern w:val="2"/>
+          <w:sz w:val="32"/>
+          <w:szCs w:val="32"/>
+          <w:lang w:val="en-US" w:eastAsia="zh-CN" w:bidi="hi-IN"/>
         </w:rPr>
         <w:t>Câu 22</w:t>
       </w:r>
@@ -48842,17 +49026,17 @@
           <w:rFonts w:ascii="Times New Roman" w:hAnsi="Times New Roman"/>
           <w:b/>
           <w:bCs/>
-          <w:color w:val="FF4000"/>
-          <w:sz w:val="32"/>
-          <w:szCs w:val="32"/>
-        </w:rPr>
-      </w:pPr>
-      <w:r>
-        <w:rPr>
-          <w:rFonts w:ascii="Times New Roman" w:hAnsi="Times New Roman"/>
-          <w:b/>
-          <w:bCs/>
-          <w:color w:val="FF4000"/>
+          <w:color w:val="2A6099"/>
+          <w:sz w:val="32"/>
+          <w:szCs w:val="32"/>
+        </w:rPr>
+      </w:pPr>
+      <w:r>
+        <w:rPr>
+          <w:rFonts w:ascii="Times New Roman" w:hAnsi="Times New Roman"/>
+          <w:b/>
+          <w:bCs/>
+          <w:color w:val="2A6099"/>
           <w:sz w:val="32"/>
           <w:szCs w:val="32"/>
         </w:rPr>
@@ -48937,11 +49121,14 @@
       </w:pPr>
       <w:r>
         <w:rPr>
-          <w:rFonts w:ascii="Times New Roman" w:hAnsi="Times New Roman"/>
-          <w:b/>
-          <w:bCs/>
-          <w:sz w:val="32"/>
-          <w:szCs w:val="32"/>
+          <w:rFonts w:eastAsia="NSimSun" w:cs="Lucida Sans" w:ascii="Times New Roman" w:hAnsi="Times New Roman"/>
+          <w:b/>
+          <w:bCs/>
+          <w:color w:val="2A6099"/>
+          <w:kern w:val="2"/>
+          <w:sz w:val="32"/>
+          <w:szCs w:val="32"/>
+          <w:lang w:val="en-US" w:eastAsia="zh-CN" w:bidi="hi-IN"/>
         </w:rPr>
         <w:t>Câu 23</w:t>
       </w:r>
@@ -48961,17 +49148,17 @@
           <w:rFonts w:ascii="Times New Roman" w:hAnsi="Times New Roman"/>
           <w:b/>
           <w:bCs/>
-          <w:color w:val="FF4000"/>
-          <w:sz w:val="32"/>
-          <w:szCs w:val="32"/>
-        </w:rPr>
-      </w:pPr>
-      <w:r>
-        <w:rPr>
-          <w:rFonts w:ascii="Times New Roman" w:hAnsi="Times New Roman"/>
-          <w:b/>
-          <w:bCs/>
-          <w:color w:val="FF4000"/>
+          <w:color w:val="2A6099"/>
+          <w:sz w:val="32"/>
+          <w:szCs w:val="32"/>
+        </w:rPr>
+      </w:pPr>
+      <w:r>
+        <w:rPr>
+          <w:rFonts w:ascii="Times New Roman" w:hAnsi="Times New Roman"/>
+          <w:b/>
+          <w:bCs/>
+          <w:color w:val="2A6099"/>
           <w:sz w:val="32"/>
           <w:szCs w:val="32"/>
         </w:rPr>
@@ -49060,11 +49247,14 @@
       </w:pPr>
       <w:r>
         <w:rPr>
-          <w:rFonts w:ascii="Times New Roman" w:hAnsi="Times New Roman"/>
-          <w:b/>
-          <w:bCs/>
-          <w:sz w:val="32"/>
-          <w:szCs w:val="32"/>
+          <w:rFonts w:eastAsia="NSimSun" w:cs="Lucida Sans" w:ascii="Times New Roman" w:hAnsi="Times New Roman"/>
+          <w:b/>
+          <w:bCs/>
+          <w:color w:val="2A6099"/>
+          <w:kern w:val="2"/>
+          <w:sz w:val="32"/>
+          <w:szCs w:val="32"/>
+          <w:lang w:val="en-US" w:eastAsia="zh-CN" w:bidi="hi-IN"/>
         </w:rPr>
         <w:t>Câu 24</w:t>
       </w:r>
@@ -49104,17 +49294,17 @@
           <w:rFonts w:ascii="Times New Roman" w:hAnsi="Times New Roman"/>
           <w:b/>
           <w:bCs/>
-          <w:color w:val="FF4000"/>
-          <w:sz w:val="32"/>
-          <w:szCs w:val="32"/>
-        </w:rPr>
-      </w:pPr>
-      <w:r>
-        <w:rPr>
-          <w:rFonts w:ascii="Times New Roman" w:hAnsi="Times New Roman"/>
-          <w:b/>
-          <w:bCs/>
-          <w:color w:val="FF4000"/>
+          <w:color w:val="2A6099"/>
+          <w:sz w:val="32"/>
+          <w:szCs w:val="32"/>
+        </w:rPr>
+      </w:pPr>
+      <w:r>
+        <w:rPr>
+          <w:rFonts w:ascii="Times New Roman" w:hAnsi="Times New Roman"/>
+          <w:b/>
+          <w:bCs/>
+          <w:color w:val="2A6099"/>
           <w:sz w:val="32"/>
           <w:szCs w:val="32"/>
         </w:rPr>
@@ -49203,11 +49393,14 @@
       </w:pPr>
       <w:r>
         <w:rPr>
-          <w:rFonts w:ascii="Times New Roman" w:hAnsi="Times New Roman"/>
-          <w:b/>
-          <w:bCs/>
-          <w:sz w:val="32"/>
-          <w:szCs w:val="32"/>
+          <w:rFonts w:eastAsia="NSimSun" w:cs="Lucida Sans" w:ascii="Times New Roman" w:hAnsi="Times New Roman"/>
+          <w:b/>
+          <w:bCs/>
+          <w:color w:val="2A6099"/>
+          <w:kern w:val="2"/>
+          <w:sz w:val="32"/>
+          <w:szCs w:val="32"/>
+          <w:lang w:val="en-US" w:eastAsia="zh-CN" w:bidi="hi-IN"/>
         </w:rPr>
         <w:t>Câu 25</w:t>
       </w:r>
@@ -49245,17 +49438,17 @@
           <w:rFonts w:ascii="Times New Roman" w:hAnsi="Times New Roman"/>
           <w:b/>
           <w:bCs/>
-          <w:color w:val="FF4000"/>
-          <w:sz w:val="32"/>
-          <w:szCs w:val="32"/>
-        </w:rPr>
-      </w:pPr>
-      <w:r>
-        <w:rPr>
-          <w:rFonts w:ascii="Times New Roman" w:hAnsi="Times New Roman"/>
-          <w:b/>
-          <w:bCs/>
-          <w:color w:val="FF4000"/>
+          <w:color w:val="2A6099"/>
+          <w:sz w:val="32"/>
+          <w:szCs w:val="32"/>
+        </w:rPr>
+      </w:pPr>
+      <w:r>
+        <w:rPr>
+          <w:rFonts w:ascii="Times New Roman" w:hAnsi="Times New Roman"/>
+          <w:b/>
+          <w:bCs/>
+          <w:color w:val="2A6099"/>
           <w:sz w:val="32"/>
           <w:szCs w:val="32"/>
         </w:rPr>
@@ -49325,6 +49518,7 @@
           <w:rFonts w:ascii="Times New Roman" w:hAnsi="Times New Roman"/>
           <w:b/>
           <w:bCs/>
+          <w:color w:val="2A6099"/>
           <w:sz w:val="32"/>
           <w:szCs w:val="32"/>
         </w:rPr>
@@ -49364,17 +49558,17 @@
           <w:rFonts w:ascii="Times New Roman" w:hAnsi="Times New Roman"/>
           <w:b/>
           <w:bCs/>
-          <w:color w:val="FF4000"/>
-          <w:sz w:val="32"/>
-          <w:szCs w:val="32"/>
-        </w:rPr>
-      </w:pPr>
-      <w:r>
-        <w:rPr>
-          <w:rFonts w:ascii="Times New Roman" w:hAnsi="Times New Roman"/>
-          <w:b/>
-          <w:bCs/>
-          <w:color w:val="FF4000"/>
+          <w:color w:val="2A6099"/>
+          <w:sz w:val="32"/>
+          <w:szCs w:val="32"/>
+        </w:rPr>
+      </w:pPr>
+      <w:r>
+        <w:rPr>
+          <w:rFonts w:ascii="Times New Roman" w:hAnsi="Times New Roman"/>
+          <w:b/>
+          <w:bCs/>
+          <w:color w:val="2A6099"/>
           <w:sz w:val="32"/>
           <w:szCs w:val="32"/>
         </w:rPr>
@@ -49444,6 +49638,7 @@
           <w:rFonts w:ascii="Times New Roman" w:hAnsi="Times New Roman"/>
           <w:b/>
           <w:bCs/>
+          <w:color w:val="2A6099"/>
           <w:sz w:val="32"/>
           <w:szCs w:val="32"/>
         </w:rPr>
@@ -49480,20 +49675,15 @@
       <w:pPr>
         <w:pStyle w:val="Normal"/>
         <w:rPr>
-          <w:rFonts w:ascii="Times New Roman" w:hAnsi="Times New Roman"/>
-          <w:b/>
-          <w:bCs/>
-          <w:color w:val="FF4000"/>
-          <w:sz w:val="32"/>
-          <w:szCs w:val="32"/>
-        </w:rPr>
-      </w:pPr>
-      <w:r>
-        <w:rPr>
-          <w:rFonts w:ascii="Times New Roman" w:hAnsi="Times New Roman"/>
-          <w:b/>
-          <w:bCs/>
-          <w:color w:val="FF4000"/>
+          <w:color w:val="2A6099"/>
+        </w:rPr>
+      </w:pPr>
+      <w:r>
+        <w:rPr>
+          <w:rFonts w:ascii="Times New Roman" w:hAnsi="Times New Roman"/>
+          <w:b/>
+          <w:bCs/>
+          <w:color w:val="2A6099"/>
           <w:sz w:val="32"/>
           <w:szCs w:val="32"/>
         </w:rPr>
@@ -49563,6 +49753,7 @@
           <w:rFonts w:ascii="Times New Roman" w:hAnsi="Times New Roman"/>
           <w:b/>
           <w:bCs/>
+          <w:color w:val="2A6099"/>
           <w:sz w:val="32"/>
           <w:szCs w:val="32"/>
         </w:rPr>
@@ -49599,20 +49790,15 @@
       <w:pPr>
         <w:pStyle w:val="Normal"/>
         <w:rPr>
-          <w:rFonts w:ascii="Times New Roman" w:hAnsi="Times New Roman"/>
-          <w:b/>
-          <w:bCs/>
-          <w:color w:val="FF4000"/>
-          <w:sz w:val="32"/>
-          <w:szCs w:val="32"/>
-        </w:rPr>
-      </w:pPr>
-      <w:r>
-        <w:rPr>
-          <w:rFonts w:ascii="Times New Roman" w:hAnsi="Times New Roman"/>
-          <w:b/>
-          <w:bCs/>
-          <w:color w:val="FF4000"/>
+          <w:color w:val="2A6099"/>
+        </w:rPr>
+      </w:pPr>
+      <w:r>
+        <w:rPr>
+          <w:rFonts w:ascii="Times New Roman" w:hAnsi="Times New Roman"/>
+          <w:b/>
+          <w:bCs/>
+          <w:color w:val="2A6099"/>
           <w:sz w:val="32"/>
           <w:szCs w:val="32"/>
         </w:rPr>
@@ -49658,11 +49844,14 @@
       </w:pPr>
       <w:r>
         <w:rPr>
-          <w:rFonts w:ascii="Times New Roman" w:hAnsi="Times New Roman"/>
-          <w:b/>
-          <w:bCs/>
-          <w:sz w:val="32"/>
-          <w:szCs w:val="32"/>
+          <w:rFonts w:eastAsia="NSimSun" w:cs="Lucida Sans" w:ascii="Times New Roman" w:hAnsi="Times New Roman"/>
+          <w:b/>
+          <w:bCs/>
+          <w:color w:val="2A6099"/>
+          <w:kern w:val="2"/>
+          <w:sz w:val="32"/>
+          <w:szCs w:val="32"/>
+          <w:lang w:val="en-US" w:eastAsia="zh-CN" w:bidi="hi-IN"/>
         </w:rPr>
         <w:t>Câu 29</w:t>
       </w:r>
@@ -49682,17 +49871,17 @@
           <w:rFonts w:ascii="Times New Roman" w:hAnsi="Times New Roman"/>
           <w:b/>
           <w:bCs/>
-          <w:color w:val="FF4000"/>
-          <w:sz w:val="32"/>
-          <w:szCs w:val="32"/>
-        </w:rPr>
-      </w:pPr>
-      <w:r>
-        <w:rPr>
-          <w:rFonts w:ascii="Times New Roman" w:hAnsi="Times New Roman"/>
-          <w:b/>
-          <w:bCs/>
-          <w:color w:val="FF4000"/>
+          <w:color w:val="2A6099"/>
+          <w:sz w:val="32"/>
+          <w:szCs w:val="32"/>
+        </w:rPr>
+      </w:pPr>
+      <w:r>
+        <w:rPr>
+          <w:rFonts w:ascii="Times New Roman" w:hAnsi="Times New Roman"/>
+          <w:b/>
+          <w:bCs/>
+          <w:color w:val="2A6099"/>
           <w:sz w:val="32"/>
           <w:szCs w:val="32"/>
         </w:rPr>
@@ -49780,6 +49969,7 @@
           <w:rFonts w:ascii="Times New Roman" w:hAnsi="Times New Roman"/>
           <w:b/>
           <w:bCs/>
+          <w:color w:val="2A6099"/>
           <w:sz w:val="32"/>
           <w:szCs w:val="32"/>
         </w:rPr>
@@ -49835,17 +50025,17 @@
           <w:rFonts w:ascii="Times New Roman" w:hAnsi="Times New Roman"/>
           <w:b/>
           <w:bCs/>
-          <w:color w:val="FF4000"/>
-          <w:sz w:val="32"/>
-          <w:szCs w:val="32"/>
-        </w:rPr>
-      </w:pPr>
-      <w:r>
-        <w:rPr>
-          <w:rFonts w:ascii="Times New Roman" w:hAnsi="Times New Roman"/>
-          <w:b/>
-          <w:bCs/>
-          <w:color w:val="FF4000"/>
+          <w:color w:val="2A6099"/>
+          <w:sz w:val="32"/>
+          <w:szCs w:val="32"/>
+        </w:rPr>
+      </w:pPr>
+      <w:r>
+        <w:rPr>
+          <w:rFonts w:ascii="Times New Roman" w:hAnsi="Times New Roman"/>
+          <w:b/>
+          <w:bCs/>
+          <w:color w:val="2A6099"/>
           <w:sz w:val="32"/>
           <w:szCs w:val="32"/>
         </w:rPr>
@@ -50976,7 +51166,35 @@
           <w:sz w:val="32"/>
           <w:szCs w:val="32"/>
         </w:rPr>
-        <w:t xml:space="preserve">Giá trị Input thứ nhất của ALU (input phía trên của ALU trong datapath nối với Read data 1) bằng bao nhiêu khi mã lệnh sau được thanh ghi PC trỏ tới trong quá trình thực thi: 0x8e2bfff4? Biết giá trị được lưu trong các thanh ghi của thanh ghi Read register 1 và thanh ghi Read register 2 tương ứng là: 0xffffff90 và 0x00001234 </w:t>
+        <w:t>Giá trị Input thứ nhất của ALU (input phía trên của ALU trong datapath nối với Read data 1) bằng bao nhiêu khi mã lệnh sau được thanh ghi PC trỏ tới trong quá trình thực thi: 0x8e2bfff4? Biết giá trị được lưu trong các thanh ghi của thanh ghi Read register 1 và thanh ghi Read register 2 tương ứng là: 0xffffff90 và 0x00001234</w:t>
+        <w:tab/>
+      </w:r>
+      <w:r>
+        <w:rPr>
+          <w:rFonts w:eastAsia="NSimSun" w:cs="Lucida Sans" w:ascii="Times New Roman" w:hAnsi="Times New Roman"/>
+          <w:color w:val="800080"/>
+          <w:kern w:val="2"/>
+          <w:sz w:val="24"/>
+          <w:szCs w:val="24"/>
+          <w:lang w:val="en-US" w:eastAsia="zh-CN" w:bidi="hi-IN"/>
+        </w:rPr>
+        <w:t>ALU input 1 ← Read data 1 (rs)</w:t>
+      </w:r>
+    </w:p>
+    <w:p>
+      <w:pPr>
+        <w:pStyle w:val="Normal"/>
+        <w:rPr>
+          <w:rFonts w:ascii="Times New Roman" w:hAnsi="Times New Roman"/>
+          <w:color w:val="800080"/>
+        </w:rPr>
+      </w:pPr>
+      <w:r>
+        <w:rPr>
+          <w:rFonts w:ascii="Times New Roman" w:hAnsi="Times New Roman"/>
+          <w:color w:val="800080"/>
+        </w:rPr>
+        <w:t>ALU input trên = Read data 1 = giá trị thanh ghi rs</w:t>
       </w:r>
     </w:p>
     <w:p>
@@ -50995,7 +51213,7 @@
           <w:szCs w:val="32"/>
         </w:rPr>
         <w:t>a. 0xfffffff4</w:t>
-        <w:br/>
+        <w:tab/>
         <w:t>b. x8e2bfff4</w:t>
       </w:r>
     </w:p>
@@ -51008,6 +51226,19 @@
           <w:szCs w:val="32"/>
         </w:rPr>
       </w:pPr>
+      <w:r>
+        <w:rPr>
+          <w:rFonts w:eastAsia="NSimSun" w:cs="Lucida Sans" w:ascii="Times New Roman" w:hAnsi="Times New Roman"/>
+          <w:b/>
+          <w:bCs/>
+          <w:color w:val="2A6099"/>
+          <w:kern w:val="2"/>
+          <w:sz w:val="32"/>
+          <w:szCs w:val="32"/>
+          <w:lang w:val="en-US" w:eastAsia="zh-CN" w:bidi="hi-IN"/>
+        </w:rPr>
+        <w:t>c. 0xffffff90</w:t>
+      </w:r>
       <w:r>
         <w:rPr>
           <w:rFonts w:eastAsia="NSimSun" w:cs="Lucida Sans" w:ascii="Times New Roman" w:hAnsi="Times New Roman"/>
@@ -51017,15 +51248,14 @@
           <w:szCs w:val="32"/>
           <w:lang w:val="en-US" w:eastAsia="zh-CN" w:bidi="hi-IN"/>
         </w:rPr>
-        <w:t>c. 0xffffff90</w:t>
-      </w:r>
-      <w:r>
-        <w:rPr>
-          <w:rFonts w:ascii="Times New Roman" w:hAnsi="Times New Roman"/>
-          <w:sz w:val="32"/>
-          <w:szCs w:val="32"/>
-        </w:rPr>
-        <w:br/>
+        <w:tab/>
+      </w:r>
+      <w:r>
+        <w:rPr>
+          <w:rFonts w:ascii="Times New Roman" w:hAnsi="Times New Roman"/>
+          <w:sz w:val="32"/>
+          <w:szCs w:val="32"/>
+        </w:rPr>
         <w:t>d. 0x00001234</w:t>
       </w:r>
     </w:p>
@@ -51061,30 +51291,37 @@
           <w:sz w:val="32"/>
           <w:szCs w:val="32"/>
         </w:rPr>
-        <w:t>Hãy cho biết đường nào trong các đường sau là critical path (đường đi dài nhất của dữ liệu) của lệnh “_LW_” với datapath như trong hình datapath đã học</w:t>
-      </w:r>
-    </w:p>
-    <w:p>
-      <w:pPr>
-        <w:pStyle w:val="Normal"/>
-        <w:rPr>
-          <w:rFonts w:ascii="Times New Roman" w:hAnsi="Times New Roman"/>
-          <w:sz w:val="32"/>
-          <w:szCs w:val="32"/>
-        </w:rPr>
-      </w:pPr>
-      <w:r>
-        <w:rPr>
-          <w:rFonts w:ascii="Times New Roman" w:hAnsi="Times New Roman"/>
-          <w:sz w:val="32"/>
-          <w:szCs w:val="32"/>
-        </w:rPr>
-        <w:t>a. I-Mem, Mux, Regs, ALU, Mux, D-Mem, Regs</w:t>
-        <w:br/>
-        <w:t>b. I-Mem, Mux, Regs, Mux, ALU, Mux, Regs</w:t>
-        <w:br/>
-        <w:t>c. I-Mem, Regs, Mux, ALU, Mux, Mux, Regs</w:t>
-        <w:br/>
+        <w:t xml:space="preserve">Giá trị Input thứ hai của ALU bằng bao nhiêu khi mã lệnh sau được thanh ghi PC trỏ tới trong quá trình thực thi: 0x8e2bfff4? Biết giá trị được lưu trong các thanh ghi Read register 1 và Read register 2 tương ứng là: 0xffffff90 và 0x00001234. </w:t>
+      </w:r>
+      <w:r>
+        <w:rPr>
+          <w:rFonts w:eastAsia="NSimSun" w:cs="Lucida Sans" w:ascii="Times New Roman" w:hAnsi="Times New Roman"/>
+          <w:color w:val="800080"/>
+          <w:kern w:val="2"/>
+          <w:sz w:val="24"/>
+          <w:szCs w:val="24"/>
+          <w:lang w:val="en-US" w:eastAsia="zh-CN" w:bidi="hi-IN"/>
+        </w:rPr>
+        <w:t>ALU input 2 ← Immediate (được sign-extend). Phần immediate là 0xFFF4 (16 bit). Vì bit cao nhất = 1 → số âm, nên sign-extend lên 32 bit: 0xFFF4→0xFFFFFFF4</w:t>
+      </w:r>
+    </w:p>
+    <w:p>
+      <w:pPr>
+        <w:pStyle w:val="Normal"/>
+        <w:rPr>
+          <w:rFonts w:ascii="Times New Roman" w:hAnsi="Times New Roman"/>
+          <w:sz w:val="32"/>
+          <w:szCs w:val="32"/>
+        </w:rPr>
+      </w:pPr>
+      <w:r>
+        <w:rPr>
+          <w:rFonts w:ascii="Times New Roman" w:hAnsi="Times New Roman"/>
+          <w:sz w:val="32"/>
+          <w:szCs w:val="32"/>
+        </w:rPr>
+        <w:t>a. 0xffffff90</w:t>
+        <w:tab/>
       </w:r>
       <w:r>
         <w:rPr>
@@ -51097,7 +51334,40 @@
           <w:szCs w:val="32"/>
           <w:lang w:val="en-US" w:eastAsia="zh-CN" w:bidi="hi-IN"/>
         </w:rPr>
-        <w:t>d. I-Mem, Mux, Regs, ALU, D-mem, Mux, Regs</w:t>
+        <w:t>b. 0xfffffff4</w:t>
+      </w:r>
+    </w:p>
+    <w:p>
+      <w:pPr>
+        <w:pStyle w:val="Normal"/>
+        <w:rPr>
+          <w:rFonts w:ascii="Times New Roman" w:hAnsi="Times New Roman"/>
+          <w:sz w:val="32"/>
+          <w:szCs w:val="32"/>
+        </w:rPr>
+      </w:pPr>
+      <w:r>
+        <w:rPr>
+          <w:rFonts w:ascii="Times New Roman" w:hAnsi="Times New Roman"/>
+          <w:sz w:val="32"/>
+          <w:szCs w:val="32"/>
+        </w:rPr>
+        <w:t>c. 0x00001234</w:t>
+        <w:tab/>
+        <w:t>d. 0x8e2bfff4</w:t>
+      </w:r>
+    </w:p>
+    <w:p>
+      <w:pPr>
+        <w:pStyle w:val="Normal"/>
+        <w:rPr>
+          <w:rFonts w:ascii="Times New Roman" w:hAnsi="Times New Roman"/>
+          <w:sz w:val="32"/>
+          <w:szCs w:val="32"/>
+        </w:rPr>
+      </w:pPr>
+      <w:r>
+        <w:rPr/>
       </w:r>
     </w:p>
     <w:p>
@@ -51838,165 +52108,7 @@
           <w:szCs w:val="32"/>
         </w:rPr>
         <w:t>addi $t0, $0, 0x10010004</w:t>
-      </w:r>
-    </w:p>
-    <w:p>
-      <w:pPr>
-        <w:pStyle w:val="Normal"/>
-        <w:rPr>
-          <w:rFonts w:ascii="Times New Roman" w:hAnsi="Times New Roman"/>
-          <w:sz w:val="32"/>
-          <w:szCs w:val="32"/>
-        </w:rPr>
-      </w:pPr>
-      <w:r>
-        <w:rPr>
-          <w:rFonts w:ascii="Times New Roman" w:hAnsi="Times New Roman"/>
-          <w:sz w:val="32"/>
-          <w:szCs w:val="32"/>
-        </w:rPr>
-        <w:t>addi $t1, $0, 0x10010008</w:t>
-      </w:r>
-    </w:p>
-    <w:p>
-      <w:pPr>
-        <w:pStyle w:val="Normal"/>
-        <w:rPr>
-          <w:rFonts w:ascii="Times New Roman" w:hAnsi="Times New Roman"/>
-          <w:sz w:val="32"/>
-          <w:szCs w:val="32"/>
-        </w:rPr>
-      </w:pPr>
-      <w:r>
-        <w:rPr>
-          <w:rFonts w:ascii="Times New Roman" w:hAnsi="Times New Roman"/>
-          <w:sz w:val="32"/>
-          <w:szCs w:val="32"/>
-        </w:rPr>
-        <w:t>sw   $t1, 8($t0)</w:t>
-      </w:r>
-    </w:p>
-    <w:p>
-      <w:pPr>
-        <w:pStyle w:val="Normal"/>
-        <w:rPr>
-          <w:rFonts w:ascii="Times New Roman" w:hAnsi="Times New Roman"/>
-          <w:sz w:val="32"/>
-          <w:szCs w:val="32"/>
-        </w:rPr>
-      </w:pPr>
-      <w:r>
-        <w:rPr>
-          <w:rFonts w:ascii="Times New Roman" w:hAnsi="Times New Roman"/>
-          <w:sz w:val="32"/>
-          <w:szCs w:val="32"/>
-        </w:rPr>
-        <w:t>Sau khi chạy hết đoạn lệnh trên thì giá trị của thanh ghi $t1 sẽ được lưu tại địa chỉ nào trong vùng nhớ?</w:t>
-      </w:r>
-    </w:p>
-    <w:p>
-      <w:pPr>
-        <w:pStyle w:val="Normal"/>
-        <w:rPr>
-          <w:rFonts w:ascii="Times New Roman" w:hAnsi="Times New Roman"/>
-          <w:color w:val="FF0000"/>
-          <w:sz w:val="32"/>
-          <w:szCs w:val="32"/>
-        </w:rPr>
-      </w:pPr>
-      <w:r>
-        <w:rPr>
-          <w:rFonts w:ascii="Times New Roman" w:hAnsi="Times New Roman"/>
-          <w:color w:val="FF0000"/>
-          <w:sz w:val="32"/>
-          <w:szCs w:val="32"/>
-        </w:rPr>
-        <w:t>a. 0x1001000C</w:t>
-      </w:r>
-    </w:p>
-    <w:p>
-      <w:pPr>
-        <w:pStyle w:val="Normal"/>
-        <w:rPr>
-          <w:rFonts w:ascii="Times New Roman" w:hAnsi="Times New Roman"/>
-          <w:sz w:val="32"/>
-          <w:szCs w:val="32"/>
-        </w:rPr>
-      </w:pPr>
-      <w:r>
-        <w:rPr>
-          <w:rFonts w:ascii="Times New Roman" w:hAnsi="Times New Roman"/>
-          <w:sz w:val="32"/>
-          <w:szCs w:val="32"/>
-        </w:rPr>
-        <w:t>b. 0x10010024</w:t>
-      </w:r>
-    </w:p>
-    <w:p>
-      <w:pPr>
-        <w:pStyle w:val="Normal"/>
-        <w:rPr>
-          <w:rFonts w:ascii="Times New Roman" w:hAnsi="Times New Roman"/>
-          <w:sz w:val="32"/>
-          <w:szCs w:val="32"/>
-        </w:rPr>
-      </w:pPr>
-      <w:r>
-        <w:rPr>
-          <w:rFonts w:ascii="Times New Roman" w:hAnsi="Times New Roman"/>
-          <w:sz w:val="32"/>
-          <w:szCs w:val="32"/>
-        </w:rPr>
-        <w:t>c. 0x10010008</w:t>
-      </w:r>
-    </w:p>
-    <w:p>
-      <w:pPr>
-        <w:pStyle w:val="Normal"/>
-        <w:rPr/>
-      </w:pPr>
-      <w:r>
-        <w:rPr>
-          <w:rFonts w:ascii="Times New Roman" w:hAnsi="Times New Roman"/>
-          <w:sz w:val="32"/>
-          <w:szCs w:val="32"/>
-        </w:rPr>
-        <w:t>d. 0x10010012</w:t>
-      </w:r>
-    </w:p>
-    <w:p>
-      <w:pPr>
-        <w:pStyle w:val="Normal"/>
-        <w:rPr>
-          <w:rFonts w:ascii="Times New Roman" w:hAnsi="Times New Roman"/>
-          <w:sz w:val="32"/>
-          <w:szCs w:val="32"/>
-        </w:rPr>
-      </w:pPr>
-      <w:r>
-        <w:rPr>
-          <w:rFonts w:ascii="Times New Roman" w:hAnsi="Times New Roman"/>
-          <w:sz w:val="32"/>
-          <w:szCs w:val="32"/>
-        </w:rPr>
-      </w:r>
-    </w:p>
-    <w:p>
-      <w:pPr>
-        <w:pStyle w:val="Normal"/>
-        <w:rPr>
-          <w:rFonts w:ascii="Times New Roman" w:hAnsi="Times New Roman"/>
-          <w:sz w:val="32"/>
-          <w:szCs w:val="32"/>
-        </w:rPr>
-      </w:pPr>
-      <w:r>
-        <w:rPr>
-          <w:rFonts w:ascii="Times New Roman" w:hAnsi="Times New Roman"/>
-          <w:sz w:val="32"/>
-          <w:szCs w:val="32"/>
-        </w:rPr>
-        <w:t xml:space="preserve">Những lệnh nào trong các lệnh sau không có công đoạn ghi lại kết quả? </w:t>
+        <w:tab/>
       </w:r>
       <w:r>
         <w:rPr>
@@ -52007,38 +52119,25 @@
           <w:szCs w:val="24"/>
           <w:lang w:val="en-US" w:eastAsia="zh-CN" w:bidi="hi-IN"/>
         </w:rPr>
-        <w:t>là những lệnh không ghi vào thanh ghi.</w:t>
-      </w:r>
-    </w:p>
-    <w:p>
-      <w:pPr>
-        <w:pStyle w:val="Normal"/>
-        <w:rPr>
-          <w:rFonts w:ascii="Times New Roman" w:hAnsi="Times New Roman"/>
-          <w:color w:val="FF0000"/>
-          <w:sz w:val="32"/>
-          <w:szCs w:val="32"/>
-        </w:rPr>
-      </w:pPr>
-      <w:r>
-        <w:rPr>
-          <w:rFonts w:ascii="Times New Roman" w:hAnsi="Times New Roman"/>
-          <w:b/>
-          <w:bCs/>
-          <w:color w:val="2A6099"/>
-          <w:sz w:val="32"/>
-          <w:szCs w:val="32"/>
-        </w:rPr>
-        <w:t>a. sw</w:t>
-      </w:r>
-      <w:r>
-        <w:rPr>
-          <w:rFonts w:ascii="Times New Roman" w:hAnsi="Times New Roman"/>
-          <w:color w:val="FF0000"/>
-          <w:sz w:val="32"/>
-          <w:szCs w:val="32"/>
-        </w:rPr>
-        <w:tab/>
+        <w:t>$t0 = 0x10010004</w:t>
+      </w:r>
+    </w:p>
+    <w:p>
+      <w:pPr>
+        <w:pStyle w:val="Normal"/>
+        <w:rPr>
+          <w:rFonts w:ascii="Times New Roman" w:hAnsi="Times New Roman"/>
+          <w:sz w:val="32"/>
+          <w:szCs w:val="32"/>
+        </w:rPr>
+      </w:pPr>
+      <w:r>
+        <w:rPr>
+          <w:rFonts w:ascii="Times New Roman" w:hAnsi="Times New Roman"/>
+          <w:sz w:val="32"/>
+          <w:szCs w:val="32"/>
+        </w:rPr>
+        <w:t>addi $t1, $0, 0x10010008</w:t>
         <w:tab/>
       </w:r>
       <w:r>
@@ -52050,25 +52149,27 @@
           <w:szCs w:val="24"/>
           <w:lang w:val="en-US" w:eastAsia="zh-CN" w:bidi="hi-IN"/>
         </w:rPr>
-        <w:t>Ghi dữ liệu từ thanh ghi ra bộ nhớ, không ghi thanh ghi ⇒ không có Write Back</w:t>
-      </w:r>
-    </w:p>
-    <w:p>
-      <w:pPr>
-        <w:pStyle w:val="Normal"/>
-        <w:rPr>
-          <w:rFonts w:ascii="Times New Roman" w:hAnsi="Times New Roman"/>
-          <w:sz w:val="32"/>
-          <w:szCs w:val="32"/>
-        </w:rPr>
-      </w:pPr>
-      <w:r>
-        <w:rPr>
-          <w:rFonts w:ascii="Times New Roman" w:hAnsi="Times New Roman"/>
-          <w:sz w:val="32"/>
-          <w:szCs w:val="32"/>
-        </w:rPr>
-        <w:t>b. add</w:t>
+        <w:t>$t1 = 0x10010008</w:t>
+      </w:r>
+    </w:p>
+    <w:p>
+      <w:pPr>
+        <w:pStyle w:val="Normal"/>
+        <w:rPr>
+          <w:rFonts w:ascii="Times New Roman" w:hAnsi="Times New Roman"/>
+          <w:sz w:val="32"/>
+          <w:szCs w:val="32"/>
+        </w:rPr>
+      </w:pPr>
+      <w:r>
+        <w:rPr>
+          <w:rFonts w:ascii="Times New Roman" w:hAnsi="Times New Roman"/>
+          <w:sz w:val="32"/>
+          <w:szCs w:val="32"/>
+        </w:rPr>
+        <w:t>sw   $t1, 8($t0)</w:t>
+        <w:tab/>
+        <w:tab/>
         <w:tab/>
       </w:r>
       <w:r>
@@ -52080,27 +52181,134 @@
           <w:szCs w:val="24"/>
           <w:lang w:val="en-US" w:eastAsia="zh-CN" w:bidi="hi-IN"/>
         </w:rPr>
-        <w:t>Ghi kết quả vào thanh ghi đích</w:t>
-      </w:r>
-    </w:p>
-    <w:p>
-      <w:pPr>
-        <w:pStyle w:val="Normal"/>
-        <w:rPr>
-          <w:rFonts w:ascii="Times New Roman" w:hAnsi="Times New Roman"/>
-          <w:sz w:val="32"/>
-          <w:szCs w:val="32"/>
-        </w:rPr>
-      </w:pPr>
-      <w:r>
-        <w:rPr>
-          <w:rFonts w:ascii="Times New Roman" w:hAnsi="Times New Roman"/>
-          <w:sz w:val="32"/>
-          <w:szCs w:val="32"/>
-        </w:rPr>
-        <w:t>c. lw</w:t>
-        <w:tab/>
-        <w:tab/>
+        <w:t>Địa chỉ lưu = base + offset = 0x10010004 + 8 = 0x1001000C</w:t>
+      </w:r>
+    </w:p>
+    <w:p>
+      <w:pPr>
+        <w:pStyle w:val="Normal"/>
+        <w:rPr>
+          <w:rFonts w:ascii="Times New Roman" w:hAnsi="Times New Roman"/>
+          <w:sz w:val="32"/>
+          <w:szCs w:val="32"/>
+        </w:rPr>
+      </w:pPr>
+      <w:r>
+        <w:rPr>
+          <w:rFonts w:ascii="Times New Roman" w:hAnsi="Times New Roman"/>
+          <w:sz w:val="32"/>
+          <w:szCs w:val="32"/>
+        </w:rPr>
+        <w:t>Sau khi chạy hết đoạn lệnh trên thì giá trị của thanh ghi $t1 sẽ được lưu tại địa chỉ nào trong vùng nhớ?</w:t>
+      </w:r>
+    </w:p>
+    <w:p>
+      <w:pPr>
+        <w:pStyle w:val="Normal"/>
+        <w:rPr>
+          <w:rFonts w:ascii="Times New Roman" w:hAnsi="Times New Roman"/>
+          <w:b/>
+          <w:bCs/>
+          <w:color w:val="2A6099"/>
+          <w:sz w:val="32"/>
+          <w:szCs w:val="32"/>
+        </w:rPr>
+      </w:pPr>
+      <w:r>
+        <w:rPr>
+          <w:rFonts w:ascii="Times New Roman" w:hAnsi="Times New Roman"/>
+          <w:b/>
+          <w:bCs/>
+          <w:color w:val="2A6099"/>
+          <w:sz w:val="32"/>
+          <w:szCs w:val="32"/>
+        </w:rPr>
+        <w:t>a. 0x1001000C</w:t>
+      </w:r>
+    </w:p>
+    <w:p>
+      <w:pPr>
+        <w:pStyle w:val="Normal"/>
+        <w:rPr>
+          <w:rFonts w:ascii="Times New Roman" w:hAnsi="Times New Roman"/>
+          <w:sz w:val="32"/>
+          <w:szCs w:val="32"/>
+        </w:rPr>
+      </w:pPr>
+      <w:r>
+        <w:rPr>
+          <w:rFonts w:ascii="Times New Roman" w:hAnsi="Times New Roman"/>
+          <w:sz w:val="32"/>
+          <w:szCs w:val="32"/>
+        </w:rPr>
+        <w:t>b. 0x10010024</w:t>
+      </w:r>
+    </w:p>
+    <w:p>
+      <w:pPr>
+        <w:pStyle w:val="Normal"/>
+        <w:rPr>
+          <w:rFonts w:ascii="Times New Roman" w:hAnsi="Times New Roman"/>
+          <w:sz w:val="32"/>
+          <w:szCs w:val="32"/>
+        </w:rPr>
+      </w:pPr>
+      <w:r>
+        <w:rPr>
+          <w:rFonts w:ascii="Times New Roman" w:hAnsi="Times New Roman"/>
+          <w:sz w:val="32"/>
+          <w:szCs w:val="32"/>
+        </w:rPr>
+        <w:t>c. 0x10010008</w:t>
+      </w:r>
+    </w:p>
+    <w:p>
+      <w:pPr>
+        <w:pStyle w:val="Normal"/>
+        <w:rPr/>
+      </w:pPr>
+      <w:r>
+        <w:rPr>
+          <w:rFonts w:ascii="Times New Roman" w:hAnsi="Times New Roman"/>
+          <w:sz w:val="32"/>
+          <w:szCs w:val="32"/>
+        </w:rPr>
+        <w:t>d. 0x10010012</w:t>
+      </w:r>
+    </w:p>
+    <w:p>
+      <w:pPr>
+        <w:pStyle w:val="Normal"/>
+        <w:rPr>
+          <w:rFonts w:ascii="Times New Roman" w:hAnsi="Times New Roman"/>
+          <w:sz w:val="32"/>
+          <w:szCs w:val="32"/>
+        </w:rPr>
+      </w:pPr>
+      <w:r>
+        <w:rPr>
+          <w:rFonts w:ascii="Times New Roman" w:hAnsi="Times New Roman"/>
+          <w:sz w:val="32"/>
+          <w:szCs w:val="32"/>
+        </w:rPr>
+      </w:r>
+    </w:p>
+    <w:p>
+      <w:pPr>
+        <w:pStyle w:val="Normal"/>
+        <w:rPr>
+          <w:rFonts w:ascii="Times New Roman" w:hAnsi="Times New Roman"/>
+          <w:sz w:val="32"/>
+          <w:szCs w:val="32"/>
+        </w:rPr>
+      </w:pPr>
+      <w:r>
+        <w:rPr>
+          <w:rFonts w:ascii="Times New Roman" w:hAnsi="Times New Roman"/>
+          <w:sz w:val="32"/>
+          <w:szCs w:val="32"/>
+        </w:rPr>
+        <w:t xml:space="preserve">Những lệnh nào trong các lệnh sau không có công đoạn ghi lại kết quả? </w:t>
       </w:r>
       <w:r>
         <w:rPr>
@@ -52111,25 +52319,37 @@
           <w:szCs w:val="24"/>
           <w:lang w:val="en-US" w:eastAsia="zh-CN" w:bidi="hi-IN"/>
         </w:rPr>
-        <w:t>Ghi dữ liệu từ bộ nhớ vào thanh ghi</w:t>
-      </w:r>
-    </w:p>
-    <w:p>
-      <w:pPr>
-        <w:pStyle w:val="Normal"/>
-        <w:rPr>
-          <w:rFonts w:ascii="Times New Roman" w:hAnsi="Times New Roman"/>
-          <w:sz w:val="32"/>
-          <w:szCs w:val="32"/>
-        </w:rPr>
-      </w:pPr>
-      <w:r>
-        <w:rPr>
-          <w:rFonts w:ascii="Times New Roman" w:hAnsi="Times New Roman"/>
-          <w:sz w:val="32"/>
-          <w:szCs w:val="32"/>
-        </w:rPr>
-        <w:t>d. slt</w:t>
+        <w:t>là những lệnh không ghi vào thanh ghi.</w:t>
+      </w:r>
+    </w:p>
+    <w:p>
+      <w:pPr>
+        <w:pStyle w:val="Normal"/>
+        <w:rPr>
+          <w:rFonts w:ascii="Times New Roman" w:hAnsi="Times New Roman"/>
+          <w:color w:val="FF0000"/>
+          <w:sz w:val="32"/>
+          <w:szCs w:val="32"/>
+        </w:rPr>
+      </w:pPr>
+      <w:r>
+        <w:rPr>
+          <w:rFonts w:ascii="Times New Roman" w:hAnsi="Times New Roman"/>
+          <w:b/>
+          <w:bCs/>
+          <w:color w:val="2A6099"/>
+          <w:sz w:val="32"/>
+          <w:szCs w:val="32"/>
+        </w:rPr>
+        <w:t>a. sw</w:t>
+      </w:r>
+      <w:r>
+        <w:rPr>
+          <w:rFonts w:ascii="Times New Roman" w:hAnsi="Times New Roman"/>
+          <w:color w:val="FF0000"/>
+          <w:sz w:val="32"/>
+          <w:szCs w:val="32"/>
+        </w:rPr>
         <w:tab/>
         <w:tab/>
       </w:r>
@@ -52142,6 +52362,98 @@
           <w:szCs w:val="24"/>
           <w:lang w:val="en-US" w:eastAsia="zh-CN" w:bidi="hi-IN"/>
         </w:rPr>
+        <w:t>Ghi dữ liệu từ thanh ghi ra bộ nhớ, không ghi thanh ghi ⇒ không có Write Back</w:t>
+      </w:r>
+    </w:p>
+    <w:p>
+      <w:pPr>
+        <w:pStyle w:val="Normal"/>
+        <w:rPr>
+          <w:rFonts w:ascii="Times New Roman" w:hAnsi="Times New Roman"/>
+          <w:sz w:val="32"/>
+          <w:szCs w:val="32"/>
+        </w:rPr>
+      </w:pPr>
+      <w:r>
+        <w:rPr>
+          <w:rFonts w:ascii="Times New Roman" w:hAnsi="Times New Roman"/>
+          <w:sz w:val="32"/>
+          <w:szCs w:val="32"/>
+        </w:rPr>
+        <w:t>b. add</w:t>
+        <w:tab/>
+      </w:r>
+      <w:r>
+        <w:rPr>
+          <w:rFonts w:eastAsia="NSimSun" w:cs="Lucida Sans"/>
+          <w:color w:val="55308D"/>
+          <w:kern w:val="2"/>
+          <w:sz w:val="24"/>
+          <w:szCs w:val="24"/>
+          <w:lang w:val="en-US" w:eastAsia="zh-CN" w:bidi="hi-IN"/>
+        </w:rPr>
+        <w:t>Ghi kết quả vào thanh ghi đích</w:t>
+      </w:r>
+    </w:p>
+    <w:p>
+      <w:pPr>
+        <w:pStyle w:val="Normal"/>
+        <w:rPr>
+          <w:rFonts w:ascii="Times New Roman" w:hAnsi="Times New Roman"/>
+          <w:sz w:val="32"/>
+          <w:szCs w:val="32"/>
+        </w:rPr>
+      </w:pPr>
+      <w:r>
+        <w:rPr>
+          <w:rFonts w:ascii="Times New Roman" w:hAnsi="Times New Roman"/>
+          <w:sz w:val="32"/>
+          <w:szCs w:val="32"/>
+        </w:rPr>
+        <w:t>c. lw</w:t>
+        <w:tab/>
+        <w:tab/>
+      </w:r>
+      <w:r>
+        <w:rPr>
+          <w:rFonts w:eastAsia="NSimSun" w:cs="Lucida Sans"/>
+          <w:color w:val="55308D"/>
+          <w:kern w:val="2"/>
+          <w:sz w:val="24"/>
+          <w:szCs w:val="24"/>
+          <w:lang w:val="en-US" w:eastAsia="zh-CN" w:bidi="hi-IN"/>
+        </w:rPr>
+        <w:t>Ghi dữ liệu từ bộ nhớ vào thanh ghi</w:t>
+      </w:r>
+    </w:p>
+    <w:p>
+      <w:pPr>
+        <w:pStyle w:val="Normal"/>
+        <w:rPr>
+          <w:rFonts w:ascii="Times New Roman" w:hAnsi="Times New Roman"/>
+          <w:sz w:val="32"/>
+          <w:szCs w:val="32"/>
+        </w:rPr>
+      </w:pPr>
+      <w:r>
+        <w:rPr>
+          <w:rFonts w:ascii="Times New Roman" w:hAnsi="Times New Roman"/>
+          <w:sz w:val="32"/>
+          <w:szCs w:val="32"/>
+        </w:rPr>
+        <w:t>d. slt</w:t>
+        <w:tab/>
+        <w:tab/>
+      </w:r>
+      <w:r>
+        <w:rPr>
+          <w:rFonts w:eastAsia="NSimSun" w:cs="Lucida Sans"/>
+          <w:color w:val="55308D"/>
+          <w:kern w:val="2"/>
+          <w:sz w:val="24"/>
+          <w:szCs w:val="24"/>
+          <w:lang w:val="en-US" w:eastAsia="zh-CN" w:bidi="hi-IN"/>
+        </w:rPr>
         <w:t>Ghi kết quả so sánh vào thanh ghi</w:t>
       </w:r>
     </w:p>
@@ -52165,7 +52477,11 @@
     <w:p>
       <w:pPr>
         <w:pStyle w:val="Normal"/>
-        <w:rPr/>
+        <w:rPr>
+          <w:rFonts w:ascii="Times New Roman" w:hAnsi="Times New Roman"/>
+          <w:sz w:val="32"/>
+          <w:szCs w:val="32"/>
+        </w:rPr>
       </w:pPr>
       <w:r>
         <w:rPr>
@@ -52181,6 +52497,28 @@
         <w:pStyle w:val="Normal"/>
         <w:rPr>
           <w:rFonts w:ascii="Times New Roman" w:hAnsi="Times New Roman"/>
+          <w:color w:val="800080"/>
+          <w:sz w:val="32"/>
+          <w:szCs w:val="32"/>
+        </w:rPr>
+      </w:pPr>
+      <w:r>
+        <w:rPr>
+          <w:rFonts w:eastAsia="NSimSun" w:cs="Lucida Sans" w:ascii="Courier New" w:hAnsi="Courier New"/>
+          <w:color w:val="800080"/>
+          <w:kern w:val="2"/>
+          <w:sz w:val="24"/>
+          <w:szCs w:val="24"/>
+          <w:lang w:val="en-US" w:eastAsia="zh-CN" w:bidi="hi-IN"/>
+        </w:rPr>
+        <w:t>0x02954824 = 000000 10100 10101 01001 00000 100100 and .., $s4, $s5</w:t>
+      </w:r>
+    </w:p>
+    <w:p>
+      <w:pPr>
+        <w:pStyle w:val="Normal"/>
+        <w:rPr>
+          <w:rFonts w:ascii="Times New Roman" w:hAnsi="Times New Roman"/>
           <w:sz w:val="32"/>
           <w:szCs w:val="32"/>
         </w:rPr>
@@ -52235,15 +52573,19 @@
         <w:pStyle w:val="Normal"/>
         <w:rPr>
           <w:rFonts w:ascii="Times New Roman" w:hAnsi="Times New Roman"/>
-          <w:color w:val="FF0000"/>
-          <w:sz w:val="32"/>
-          <w:szCs w:val="32"/>
-        </w:rPr>
-      </w:pPr>
-      <w:r>
-        <w:rPr>
-          <w:rFonts w:ascii="Times New Roman" w:hAnsi="Times New Roman"/>
-          <w:color w:val="FF0000"/>
+          <w:b/>
+          <w:bCs/>
+          <w:color w:val="2A6099"/>
+          <w:sz w:val="32"/>
+          <w:szCs w:val="32"/>
+        </w:rPr>
+      </w:pPr>
+      <w:r>
+        <w:rPr>
+          <w:rFonts w:ascii="Times New Roman" w:hAnsi="Times New Roman"/>
+          <w:b/>
+          <w:bCs/>
+          <w:color w:val="2A6099"/>
           <w:sz w:val="32"/>
           <w:szCs w:val="32"/>
         </w:rPr>
@@ -53701,6 +54043,36 @@
       <w:pPr>
         <w:pStyle w:val="Normal"/>
         <w:rPr>
+          <w:color w:val="800080"/>
+        </w:rPr>
+      </w:pPr>
+      <w:r>
+        <w:rPr>
+          <w:rFonts w:eastAsia="NSimSun" w:cs="Lucida Sans" w:ascii="Courier New" w:hAnsi="Courier New"/>
+          <w:color w:val="800080"/>
+          <w:kern w:val="2"/>
+          <w:sz w:val="24"/>
+          <w:szCs w:val="24"/>
+          <w:lang w:val="en-US" w:eastAsia="zh-CN" w:bidi="hi-IN"/>
+        </w:rPr>
+        <w:t xml:space="preserve">0x02954825 </w:t>
+      </w:r>
+      <w:r>
+        <w:rPr>
+          <w:rFonts w:eastAsia="NSimSun" w:cs="Lucida Sans" w:ascii="Courier New" w:hAnsi="Courier New"/>
+          <w:color w:val="800080"/>
+          <w:kern w:val="2"/>
+          <w:sz w:val="24"/>
+          <w:szCs w:val="24"/>
+          <w:lang w:val="en-US" w:eastAsia="zh-CN" w:bidi="hi-IN"/>
+        </w:rPr>
+        <w:t>= 000000 10100 10101 01001 00000 100101 or $a1, $s4, $s5</w:t>
+      </w:r>
+    </w:p>
+    <w:p>
+      <w:pPr>
+        <w:pStyle w:val="Normal"/>
+        <w:rPr>
           <w:rFonts w:ascii="Times New Roman" w:hAnsi="Times New Roman"/>
           <w:sz w:val="32"/>
           <w:szCs w:val="32"/>
@@ -53763,12 +54135,29 @@
       </w:pPr>
       <w:r>
         <w:rPr>
-          <w:rFonts w:ascii="Times New Roman" w:hAnsi="Times New Roman"/>
-          <w:color w:val="FF0000"/>
-          <w:sz w:val="32"/>
-          <w:szCs w:val="32"/>
-        </w:rPr>
-        <w:t>d. 0x2021abcd</w:t>
+          <w:rFonts w:eastAsia="NSimSun" w:cs="Lucida Sans" w:ascii="Times New Roman" w:hAnsi="Times New Roman"/>
+          <w:b/>
+          <w:bCs/>
+          <w:color w:val="2A6099"/>
+          <w:kern w:val="2"/>
+          <w:sz w:val="32"/>
+          <w:szCs w:val="32"/>
+          <w:lang w:val="en-US" w:eastAsia="zh-CN" w:bidi="hi-IN"/>
+        </w:rPr>
+        <w:t>d. 0x</w:t>
+      </w:r>
+      <w:r>
+        <w:rPr>
+          <w:rFonts w:eastAsia="NSimSun" w:cs="Lucida Sans" w:ascii="Times New Roman" w:hAnsi="Times New Roman"/>
+          <w:b/>
+          <w:bCs/>
+          <w:color w:val="2A6099"/>
+          <w:kern w:val="2"/>
+          <w:sz w:val="32"/>
+          <w:szCs w:val="32"/>
+          <w:lang w:val="en-US" w:eastAsia="zh-CN" w:bidi="hi-IN"/>
+        </w:rPr>
+        <w:t>2021abcd</w:t>
       </w:r>
     </w:p>
     <w:p>
@@ -54215,23 +54604,39 @@
           <w:sz w:val="32"/>
           <w:szCs w:val="32"/>
         </w:rPr>
-        <w:t>Tính thời gian cần thiết tối thiểu để thực thi lệnh khi thực thi lệnh sw $t0, 20($s2) (datapath và thời gian của các khối như trong slide bài tập 3 ở cuối video)?</w:t>
-      </w:r>
-    </w:p>
-    <w:p>
-      <w:pPr>
-        <w:pStyle w:val="Normal"/>
-        <w:rPr>
-          <w:rFonts w:ascii="Times New Roman" w:hAnsi="Times New Roman"/>
-          <w:color w:val="FF0000"/>
-          <w:sz w:val="32"/>
-          <w:szCs w:val="32"/>
-        </w:rPr>
-      </w:pPr>
-      <w:r>
-        <w:rPr>
-          <w:rFonts w:ascii="Times New Roman" w:hAnsi="Times New Roman"/>
-          <w:color w:val="FF0000"/>
+        <w:t xml:space="preserve">Tính thời gian cần thiết tối thiểu để thực thi lệnh khi thực thi lệnh sw $t0, 20($s2) (datapath và thời gian của các khối như trong slide bài tập 3 ở cuối video)? </w:t>
+      </w:r>
+      <w:r>
+        <w:rPr>
+          <w:rStyle w:val="Strong"/>
+          <w:rFonts w:eastAsia="NSimSun" w:cs="Lucida Sans" w:ascii="Times New Roman" w:hAnsi="Times New Roman"/>
+          <w:color w:val="55308D"/>
+          <w:kern w:val="2"/>
+          <w:sz w:val="24"/>
+          <w:szCs w:val="24"/>
+          <w:lang w:val="en-US" w:eastAsia="zh-CN" w:bidi="hi-IN"/>
+        </w:rPr>
+        <w:t>I-Mem, Regs, ALU, D-mem</w:t>
+      </w:r>
+    </w:p>
+    <w:p>
+      <w:pPr>
+        <w:pStyle w:val="Normal"/>
+        <w:rPr>
+          <w:rFonts w:ascii="Times New Roman" w:hAnsi="Times New Roman"/>
+          <w:b/>
+          <w:bCs/>
+          <w:color w:val="2A6099"/>
+          <w:sz w:val="32"/>
+          <w:szCs w:val="32"/>
+        </w:rPr>
+      </w:pPr>
+      <w:r>
+        <w:rPr>
+          <w:rFonts w:ascii="Times New Roman" w:hAnsi="Times New Roman"/>
+          <w:b/>
+          <w:bCs/>
+          <w:color w:val="2A6099"/>
           <w:sz w:val="32"/>
           <w:szCs w:val="32"/>
         </w:rPr>
@@ -54534,15 +54939,19 @@
         <w:pStyle w:val="Normal"/>
         <w:rPr>
           <w:rFonts w:ascii="Times New Roman" w:hAnsi="Times New Roman"/>
-          <w:color w:val="FF0000"/>
-          <w:sz w:val="32"/>
-          <w:szCs w:val="32"/>
-        </w:rPr>
-      </w:pPr>
-      <w:r>
-        <w:rPr>
-          <w:rFonts w:ascii="Times New Roman" w:hAnsi="Times New Roman"/>
-          <w:color w:val="FF0000"/>
+          <w:b/>
+          <w:bCs/>
+          <w:color w:val="2A6099"/>
+          <w:sz w:val="32"/>
+          <w:szCs w:val="32"/>
+        </w:rPr>
+      </w:pPr>
+      <w:r>
+        <w:rPr>
+          <w:rFonts w:ascii="Times New Roman" w:hAnsi="Times New Roman"/>
+          <w:b/>
+          <w:bCs/>
+          <w:color w:val="2A6099"/>
           <w:sz w:val="32"/>
           <w:szCs w:val="32"/>
         </w:rPr>
@@ -54617,7 +55026,19 @@
           <w:sz w:val="32"/>
           <w:szCs w:val="32"/>
         </w:rPr>
-        <w:t>Tính thời gian cần thiết tối thiểu để thực thi lệnh khi thực thi lệnh beq $t0, $s1, 3 (datapath và thời gian của các khối như trong slide bài tập 1 ở cuối video)?</w:t>
+        <w:t xml:space="preserve">Tính thời gian cần thiết tối thiểu để thực thi lệnh khi thực thi lệnh beq $t0, $s1, 3 (datapath và thời gian của các khối như trong slide bài tập 1 ở cuối video)? </w:t>
+      </w:r>
+      <w:r>
+        <w:rPr>
+          <w:rStyle w:val="Strong"/>
+          <w:rFonts w:eastAsia="NSimSun" w:cs="Lucida Sans" w:ascii="Times New Roman" w:hAnsi="Times New Roman"/>
+          <w:color w:val="55308D"/>
+          <w:kern w:val="2"/>
+          <w:sz w:val="24"/>
+          <w:szCs w:val="24"/>
+          <w:lang w:val="en-US" w:eastAsia="zh-CN" w:bidi="hi-IN"/>
+        </w:rPr>
+        <w:t>I-Mem, Regs, Mux, ALU, Mux</w:t>
       </w:r>
     </w:p>
     <w:p>
@@ -54661,15 +55082,19 @@
         <w:pStyle w:val="Normal"/>
         <w:rPr>
           <w:rFonts w:ascii="Times New Roman" w:hAnsi="Times New Roman"/>
-          <w:color w:val="FF0000"/>
-          <w:sz w:val="32"/>
-          <w:szCs w:val="32"/>
-        </w:rPr>
-      </w:pPr>
-      <w:r>
-        <w:rPr>
-          <w:rFonts w:ascii="Times New Roman" w:hAnsi="Times New Roman"/>
-          <w:color w:val="FF0000"/>
+          <w:b/>
+          <w:bCs/>
+          <w:color w:val="2A6099"/>
+          <w:sz w:val="32"/>
+          <w:szCs w:val="32"/>
+        </w:rPr>
+      </w:pPr>
+      <w:r>
+        <w:rPr>
+          <w:rFonts w:ascii="Times New Roman" w:hAnsi="Times New Roman"/>
+          <w:b/>
+          <w:bCs/>
+          <w:color w:val="2A6099"/>
           <w:sz w:val="32"/>
           <w:szCs w:val="32"/>
         </w:rPr>
@@ -56338,7 +56763,19 @@
           <w:sz w:val="32"/>
           <w:szCs w:val="32"/>
         </w:rPr>
-        <w:t>Cho thời gian trễ (thời gian cần để hoàn thành) của từng khối trong datapath đã học như sau (khối nào không có trong bảng xem như thời gian trễ bằng 0): I-Mem (360ps), Add (190ps), Mux (60ps), ALU (180ps), Regs (250ps), D-Mem (310ps). Thời gian trễ lớn nhất của lệnh “add” khi thực thi theo Datapath đã học là?</w:t>
+        <w:t xml:space="preserve">Cho thời gian trễ (thời gian cần để hoàn thành) của từng khối trong datapath đã học như sau (khối nào không có trong bảng xem như thời gian trễ bằng 0): I-Mem (360ps), Add (190ps), Mux (60ps), ALU (180ps), Regs (250ps), D-Mem (310ps). Thời gian trễ lớn nhất của lệnh “add” khi thực thi theo Datapath đã học là? </w:t>
+      </w:r>
+      <w:r>
+        <w:rPr>
+          <w:rStyle w:val="Strong"/>
+          <w:rFonts w:eastAsia="NSimSun" w:cs="Lucida Sans" w:ascii="Times New Roman" w:hAnsi="Times New Roman"/>
+          <w:color w:val="55308D"/>
+          <w:kern w:val="2"/>
+          <w:sz w:val="24"/>
+          <w:szCs w:val="24"/>
+          <w:lang w:val="en-US" w:eastAsia="zh-CN" w:bidi="hi-IN"/>
+        </w:rPr>
+        <w:t>I-Mem, Mux, Regs, Mux, ALU, Mux, Regs</w:t>
       </w:r>
     </w:p>
     <w:p>
@@ -56400,15 +56837,19 @@
         <w:pStyle w:val="Normal"/>
         <w:rPr>
           <w:rFonts w:ascii="Times New Roman" w:hAnsi="Times New Roman"/>
-          <w:color w:val="FF0000"/>
-          <w:sz w:val="32"/>
-          <w:szCs w:val="32"/>
-        </w:rPr>
-      </w:pPr>
-      <w:r>
-        <w:rPr>
-          <w:rFonts w:ascii="Times New Roman" w:hAnsi="Times New Roman"/>
-          <w:color w:val="FF0000"/>
+          <w:b/>
+          <w:bCs/>
+          <w:color w:val="2A6099"/>
+          <w:sz w:val="32"/>
+          <w:szCs w:val="32"/>
+        </w:rPr>
+      </w:pPr>
+      <w:r>
+        <w:rPr>
+          <w:rFonts w:ascii="Times New Roman" w:hAnsi="Times New Roman"/>
+          <w:b/>
+          <w:bCs/>
+          <w:color w:val="2A6099"/>
           <w:sz w:val="32"/>
           <w:szCs w:val="32"/>
         </w:rPr>
@@ -56518,15 +56959,15 @@
         </w:tblCellMar>
       </w:tblPr>
       <w:tblGrid>
-        <w:gridCol w:w="3467"/>
-        <w:gridCol w:w="3157"/>
+        <w:gridCol w:w="3466"/>
+        <w:gridCol w:w="3158"/>
         <w:gridCol w:w="3312"/>
       </w:tblGrid>
       <w:tr>
         <w:trPr/>
         <w:tc>
           <w:tcPr>
-            <w:tcW w:w="3467" w:type="dxa"/>
+            <w:tcW w:w="3466" w:type="dxa"/>
             <w:tcBorders>
               <w:top w:val="single" w:sz="4" w:space="0" w:color="000000"/>
               <w:start w:val="single" w:sz="4" w:space="0" w:color="000000"/>
@@ -56554,7 +56995,7 @@
         </w:tc>
         <w:tc>
           <w:tcPr>
-            <w:tcW w:w="3157" w:type="dxa"/>
+            <w:tcW w:w="3158" w:type="dxa"/>
             <w:tcBorders>
               <w:top w:val="single" w:sz="4" w:space="0" w:color="000000"/>
               <w:start w:val="single" w:sz="4" w:space="0" w:color="000000"/>
@@ -56614,7 +57055,7 @@
         <w:trPr/>
         <w:tc>
           <w:tcPr>
-            <w:tcW w:w="3467" w:type="dxa"/>
+            <w:tcW w:w="3466" w:type="dxa"/>
             <w:tcBorders>
               <w:start w:val="single" w:sz="4" w:space="0" w:color="000000"/>
               <w:bottom w:val="single" w:sz="4" w:space="0" w:color="000000"/>
@@ -56641,7 +57082,7 @@
         </w:tc>
         <w:tc>
           <w:tcPr>
-            <w:tcW w:w="3157" w:type="dxa"/>
+            <w:tcW w:w="3158" w:type="dxa"/>
             <w:tcBorders>
               <w:start w:val="single" w:sz="4" w:space="0" w:color="000000"/>
               <w:bottom w:val="single" w:sz="4" w:space="0" w:color="000000"/>
@@ -56697,7 +57138,7 @@
         <w:trPr/>
         <w:tc>
           <w:tcPr>
-            <w:tcW w:w="3467" w:type="dxa"/>
+            <w:tcW w:w="3466" w:type="dxa"/>
             <w:tcBorders>
               <w:start w:val="single" w:sz="4" w:space="0" w:color="000000"/>
               <w:bottom w:val="single" w:sz="4" w:space="0" w:color="000000"/>
@@ -56723,7 +57164,7 @@
         </w:tc>
         <w:tc>
           <w:tcPr>
-            <w:tcW w:w="3157" w:type="dxa"/>
+            <w:tcW w:w="3158" w:type="dxa"/>
             <w:tcBorders>
               <w:start w:val="single" w:sz="4" w:space="0" w:color="000000"/>
               <w:bottom w:val="single" w:sz="4" w:space="0" w:color="000000"/>
@@ -56781,7 +57222,7 @@
         <w:trPr/>
         <w:tc>
           <w:tcPr>
-            <w:tcW w:w="3467" w:type="dxa"/>
+            <w:tcW w:w="3466" w:type="dxa"/>
             <w:tcBorders>
               <w:start w:val="single" w:sz="4" w:space="0" w:color="000000"/>
               <w:bottom w:val="single" w:sz="4" w:space="0" w:color="000000"/>
@@ -56808,7 +57249,7 @@
         </w:tc>
         <w:tc>
           <w:tcPr>
-            <w:tcW w:w="3157" w:type="dxa"/>
+            <w:tcW w:w="3158" w:type="dxa"/>
             <w:tcBorders>
               <w:start w:val="single" w:sz="4" w:space="0" w:color="000000"/>
               <w:bottom w:val="single" w:sz="4" w:space="0" w:color="000000"/>
@@ -60370,15 +60811,15 @@
       <w:bCs/>
     </w:rPr>
   </w:style>
-  <w:style w:type="character" w:styleId="Bulletsuser">
-    <w:name w:val="Bullets (user)"/>
+  <w:style w:type="character" w:styleId="Bullets">
+    <w:name w:val="Bullets"/>
     <w:qFormat/>
     <w:rPr>
       <w:rFonts w:ascii="OpenSymbol" w:hAnsi="OpenSymbol" w:eastAsia="OpenSymbol" w:cs="OpenSymbol"/>
     </w:rPr>
   </w:style>
-  <w:style w:type="character" w:styleId="Bullets">
-    <w:name w:val="Bullets"/>
+  <w:style w:type="character" w:styleId="Bulletsuser">
+    <w:name w:val="Bullets (user)"/>
     <w:qFormat/>
     <w:rPr>
       <w:rFonts w:ascii="OpenSymbol" w:hAnsi="OpenSymbol" w:eastAsia="OpenSymbol" w:cs="OpenSymbol"/>
@@ -60473,15 +60914,15 @@
       <w:bCs/>
     </w:rPr>
   </w:style>
-  <w:style w:type="paragraph" w:styleId="FrameContents">
-    <w:name w:val="Frame Contents"/>
+  <w:style w:type="paragraph" w:styleId="FrameContentsuser">
+    <w:name w:val="Frame Contents (user)"/>
     <w:basedOn w:val="Normal"/>
     <w:qFormat/>
     <w:pPr/>
     <w:rPr/>
   </w:style>
-  <w:style w:type="paragraph" w:styleId="FrameContentsuser">
-    <w:name w:val="Frame Contents (user)"/>
+  <w:style w:type="paragraph" w:styleId="FrameContents">
+    <w:name w:val="Frame Contents"/>
     <w:basedOn w:val="Normal"/>
     <w:qFormat/>
     <w:pPr/>

--- a/hk2-to-chuc-va-cau-truc-may-tinh/on_tap.docx
+++ b/hk2-to-chuc-va-cau-truc-may-tinh/on_tap.docx
@@ -42267,21 +42267,119 @@
       </w:pPr>
       <w:r>
         <w:rPr>
-          <w:rFonts w:ascii="Times New Roman" w:hAnsi="Times New Roman"/>
-          <w:sz w:val="32"/>
-          <w:szCs w:val="32"/>
-        </w:rPr>
-        <w:t>addi $s0, St1, 8</w:t>
+          <w:rFonts w:ascii="Courier New" w:hAnsi="Courier New"/>
+          <w:sz w:val="20"/>
+          <w:szCs w:val="20"/>
+        </w:rPr>
+        <w:t>0x00400000</w:t>
+      </w:r>
+      <w:r>
+        <w:rPr>
+          <w:rFonts w:ascii="Times New Roman" w:hAnsi="Times New Roman"/>
+          <w:sz w:val="32"/>
+          <w:szCs w:val="32"/>
+        </w:rPr>
+        <w:t xml:space="preserve">  addi $s0, St1, 8</w:t>
         <w:br/>
-        <w:t>lw St2, 8(Ss0)</w:t>
+      </w:r>
+      <w:r>
+        <w:rPr>
+          <w:rFonts w:eastAsia="NSimSun" w:cs="Lucida Sans" w:ascii="Courier New" w:hAnsi="Courier New"/>
+          <w:color w:val="auto"/>
+          <w:kern w:val="2"/>
+          <w:sz w:val="20"/>
+          <w:szCs w:val="20"/>
+          <w:lang w:val="en-US" w:eastAsia="zh-CN" w:bidi="hi-IN"/>
+        </w:rPr>
+        <w:t>0x00400004</w:t>
+      </w:r>
+      <w:r>
+        <w:rPr>
+          <w:rFonts w:ascii="Times New Roman" w:hAnsi="Times New Roman"/>
+          <w:sz w:val="32"/>
+          <w:szCs w:val="32"/>
+        </w:rPr>
+        <w:t xml:space="preserve">  lw St2, 8(Ss0)</w:t>
         <w:br/>
-        <w:t>lw St2, 8(Ss0)</w:t>
+      </w:r>
+      <w:r>
+        <w:rPr>
+          <w:rFonts w:eastAsia="NSimSun" w:cs="Lucida Sans" w:ascii="Courier New" w:hAnsi="Courier New"/>
+          <w:color w:val="auto"/>
+          <w:kern w:val="2"/>
+          <w:sz w:val="20"/>
+          <w:szCs w:val="20"/>
+          <w:lang w:val="en-US" w:eastAsia="zh-CN" w:bidi="hi-IN"/>
+        </w:rPr>
+        <w:t>0x00400008</w:t>
+      </w:r>
+      <w:r>
+        <w:rPr>
+          <w:rFonts w:ascii="Times New Roman" w:hAnsi="Times New Roman"/>
+          <w:sz w:val="32"/>
+          <w:szCs w:val="32"/>
+        </w:rPr>
+        <w:t xml:space="preserve">  lw St2, 8(Ss0)</w:t>
         <w:br/>
-        <w:t>beq $t3, $t2, ABC</w:t>
+      </w:r>
+      <w:r>
+        <w:rPr>
+          <w:rFonts w:eastAsia="NSimSun" w:cs="Lucida Sans" w:ascii="Courier New" w:hAnsi="Courier New"/>
+          <w:color w:val="auto"/>
+          <w:kern w:val="2"/>
+          <w:sz w:val="20"/>
+          <w:szCs w:val="20"/>
+          <w:lang w:val="en-US" w:eastAsia="zh-CN" w:bidi="hi-IN"/>
+        </w:rPr>
+        <w:t>0x0040000C</w:t>
+      </w:r>
+      <w:r>
+        <w:rPr>
+          <w:rFonts w:ascii="Times New Roman" w:hAnsi="Times New Roman"/>
+          <w:sz w:val="32"/>
+          <w:szCs w:val="32"/>
+        </w:rPr>
+        <w:t xml:space="preserve">  beq $t3, $t2, ABC</w:t>
         <w:br/>
-        <w:t>add $t2, $t3, St4</w:t>
+      </w:r>
+      <w:r>
+        <w:rPr>
+          <w:rFonts w:eastAsia="NSimSun" w:cs="Lucida Sans" w:ascii="Courier New" w:hAnsi="Courier New"/>
+          <w:color w:val="auto"/>
+          <w:kern w:val="2"/>
+          <w:sz w:val="20"/>
+          <w:szCs w:val="20"/>
+          <w:lang w:val="en-US" w:eastAsia="zh-CN" w:bidi="hi-IN"/>
+        </w:rPr>
+        <w:t>0x00400010</w:t>
+      </w:r>
+      <w:r>
+        <w:rPr>
+          <w:rFonts w:ascii="Times New Roman" w:hAnsi="Times New Roman"/>
+          <w:sz w:val="32"/>
+          <w:szCs w:val="32"/>
+        </w:rPr>
+        <w:t xml:space="preserve">  add $t2, $t3, St4</w:t>
         <w:br/>
-        <w:t>ABC: sub $t3, $t4, St5</w:t>
+      </w:r>
+      <w:r>
+        <w:rPr>
+          <w:rFonts w:eastAsia="NSimSun" w:cs="Lucida Sans" w:ascii="Courier New" w:hAnsi="Courier New"/>
+          <w:color w:val="auto"/>
+          <w:kern w:val="2"/>
+          <w:sz w:val="20"/>
+          <w:szCs w:val="20"/>
+          <w:lang w:val="en-US" w:eastAsia="zh-CN" w:bidi="hi-IN"/>
+        </w:rPr>
+        <w:t>0x00400014</w:t>
+      </w:r>
+      <w:r>
+        <w:rPr>
+          <w:rFonts w:ascii="Times New Roman" w:hAnsi="Times New Roman"/>
+          <w:sz w:val="32"/>
+          <w:szCs w:val="32"/>
+        </w:rPr>
+        <w:t xml:space="preserve">  ABC: sub $t3, $t4, St5</w:t>
       </w:r>
     </w:p>
     <w:p>
@@ -42361,13 +42459,19 @@
         <w:pStyle w:val="Normal"/>
         <w:rPr>
           <w:rFonts w:ascii="Times New Roman" w:hAnsi="Times New Roman"/>
-          <w:sz w:val="32"/>
-          <w:szCs w:val="32"/>
-        </w:rPr>
-      </w:pPr>
-      <w:r>
-        <w:rPr>
-          <w:rFonts w:ascii="Times New Roman" w:hAnsi="Times New Roman"/>
+          <w:b/>
+          <w:bCs/>
+          <w:color w:val="2A6099"/>
+          <w:sz w:val="32"/>
+          <w:szCs w:val="32"/>
+        </w:rPr>
+      </w:pPr>
+      <w:r>
+        <w:rPr>
+          <w:rFonts w:ascii="Times New Roman" w:hAnsi="Times New Roman"/>
+          <w:b/>
+          <w:bCs/>
+          <w:color w:val="2A6099"/>
           <w:sz w:val="32"/>
           <w:szCs w:val="32"/>
         </w:rPr>
@@ -55219,23 +55323,6 @@
           <w:sz w:val="32"/>
           <w:szCs w:val="32"/>
         </w:rPr>
-      </w:r>
-    </w:p>
-    <w:p>
-      <w:pPr>
-        <w:pStyle w:val="Normal"/>
-        <w:rPr>
-          <w:rFonts w:ascii="Times New Roman" w:hAnsi="Times New Roman"/>
-          <w:sz w:val="32"/>
-          <w:szCs w:val="32"/>
-        </w:rPr>
-      </w:pPr>
-      <w:r>
-        <w:rPr>
-          <w:rFonts w:ascii="Times New Roman" w:hAnsi="Times New Roman"/>
-          <w:sz w:val="32"/>
-          <w:szCs w:val="32"/>
-        </w:rPr>
         <w:t>Cho một bộ xử lý MIPS 32 bits (có datapath và control như hình đã học).</w:t>
       </w:r>
     </w:p>
@@ -55282,101 +55369,230 @@
       </w:pPr>
       <w:r>
         <w:rPr>
-          <w:rFonts w:ascii="Times New Roman" w:hAnsi="Times New Roman"/>
-          <w:sz w:val="32"/>
-          <w:szCs w:val="32"/>
-        </w:rPr>
-        <w:t>1. addi $s0, $t1, 8</w:t>
-      </w:r>
-    </w:p>
-    <w:p>
-      <w:pPr>
-        <w:pStyle w:val="Normal"/>
-        <w:rPr>
-          <w:rFonts w:ascii="Times New Roman" w:hAnsi="Times New Roman"/>
-          <w:sz w:val="32"/>
-          <w:szCs w:val="32"/>
-        </w:rPr>
-      </w:pPr>
-      <w:r>
-        <w:rPr>
-          <w:rFonts w:ascii="Times New Roman" w:hAnsi="Times New Roman"/>
-          <w:sz w:val="32"/>
-          <w:szCs w:val="32"/>
-        </w:rPr>
-        <w:t>2. lw $t2, 8($s0)  </w:t>
-      </w:r>
-    </w:p>
-    <w:p>
-      <w:pPr>
-        <w:pStyle w:val="Normal"/>
-        <w:rPr>
-          <w:rFonts w:ascii="Times New Roman" w:hAnsi="Times New Roman"/>
-          <w:sz w:val="32"/>
-          <w:szCs w:val="32"/>
-        </w:rPr>
-      </w:pPr>
-      <w:r>
-        <w:rPr>
-          <w:rFonts w:ascii="Times New Roman" w:hAnsi="Times New Roman"/>
-          <w:sz w:val="32"/>
-          <w:szCs w:val="32"/>
-        </w:rPr>
-        <w:t>3. beq $t3, $t2, ABC</w:t>
-      </w:r>
-    </w:p>
-    <w:p>
-      <w:pPr>
-        <w:pStyle w:val="Normal"/>
-        <w:rPr>
-          <w:rFonts w:ascii="Times New Roman" w:hAnsi="Times New Roman"/>
-          <w:sz w:val="32"/>
-          <w:szCs w:val="32"/>
-        </w:rPr>
-      </w:pPr>
-      <w:r>
-        <w:rPr>
-          <w:rFonts w:ascii="Times New Roman" w:hAnsi="Times New Roman"/>
-          <w:sz w:val="32"/>
-          <w:szCs w:val="32"/>
-        </w:rPr>
-        <w:t>4. add $t2, $t3, $t4</w:t>
-      </w:r>
-    </w:p>
-    <w:p>
-      <w:pPr>
-        <w:pStyle w:val="Normal"/>
-        <w:rPr>
-          <w:rFonts w:ascii="Times New Roman" w:hAnsi="Times New Roman"/>
-          <w:sz w:val="32"/>
-          <w:szCs w:val="32"/>
-        </w:rPr>
-      </w:pPr>
-      <w:r>
-        <w:rPr>
-          <w:rFonts w:ascii="Times New Roman" w:hAnsi="Times New Roman"/>
-          <w:sz w:val="32"/>
-          <w:szCs w:val="32"/>
-        </w:rPr>
-        <w:t>5. ABC:    sub $t3, $t4, $t5</w:t>
-      </w:r>
-    </w:p>
-    <w:p>
-      <w:pPr>
-        <w:pStyle w:val="Normal"/>
-        <w:rPr>
-          <w:rFonts w:ascii="Times New Roman" w:hAnsi="Times New Roman"/>
-          <w:sz w:val="32"/>
-          <w:szCs w:val="32"/>
-        </w:rPr>
-      </w:pPr>
-      <w:r>
-        <w:rPr>
-          <w:rFonts w:ascii="Times New Roman" w:hAnsi="Times New Roman"/>
-          <w:sz w:val="32"/>
-          <w:szCs w:val="32"/>
-        </w:rPr>
-        <w:t>Khi bộ xử lý trên đang thực thi vừa xong công đoạn ALU ở câu lệnh thứ ba, giá trị ngõ ra Instruction [31-0] của khối Instruction Memory là bao nhiêu?</w:t>
+          <w:rFonts w:ascii="Courier New" w:hAnsi="Courier New"/>
+          <w:sz w:val="24"/>
+          <w:szCs w:val="24"/>
+        </w:rPr>
+        <w:t>0x00400000</w:t>
+      </w:r>
+      <w:r>
+        <w:rPr>
+          <w:rFonts w:ascii="Times New Roman" w:hAnsi="Times New Roman"/>
+          <w:sz w:val="32"/>
+          <w:szCs w:val="32"/>
+        </w:rPr>
+        <w:t xml:space="preserve"> addi $s0, $t1, 8</w:t>
+        <w:tab/>
+        <w:tab/>
+      </w:r>
+      <w:r>
+        <w:rPr>
+          <w:rFonts w:eastAsia="NSimSun" w:cs="Lucida Sans" w:ascii="Courier New" w:hAnsi="Courier New"/>
+          <w:color w:val="800080"/>
+          <w:kern w:val="2"/>
+          <w:sz w:val="24"/>
+          <w:szCs w:val="24"/>
+          <w:lang w:val="en-US" w:eastAsia="zh-CN" w:bidi="hi-IN"/>
+        </w:rPr>
+        <w:t>im = offset = (địa chỉ đích-(PC+4))/4</w:t>
+      </w:r>
+    </w:p>
+    <w:p>
+      <w:pPr>
+        <w:pStyle w:val="Normal"/>
+        <w:rPr>
+          <w:rFonts w:ascii="Times New Roman" w:hAnsi="Times New Roman"/>
+          <w:sz w:val="32"/>
+          <w:szCs w:val="32"/>
+        </w:rPr>
+      </w:pPr>
+      <w:r>
+        <w:rPr>
+          <w:rFonts w:eastAsia="NSimSun" w:cs="Lucida Sans" w:ascii="Courier New" w:hAnsi="Courier New"/>
+          <w:color w:val="auto"/>
+          <w:kern w:val="2"/>
+          <w:sz w:val="24"/>
+          <w:szCs w:val="24"/>
+          <w:lang w:val="en-US" w:eastAsia="zh-CN" w:bidi="hi-IN"/>
+        </w:rPr>
+        <w:t>0x00400004</w:t>
+      </w:r>
+      <w:r>
+        <w:rPr>
+          <w:rFonts w:ascii="Times New Roman" w:hAnsi="Times New Roman"/>
+          <w:sz w:val="32"/>
+          <w:szCs w:val="32"/>
+        </w:rPr>
+        <w:t xml:space="preserve"> lw $t2, 8($s0)</w:t>
+        <w:tab/>
+        <w:tab/>
+      </w:r>
+      <w:r>
+        <w:rPr>
+          <w:rFonts w:eastAsia="NSimSun" w:cs="Lucida Sans" w:ascii="Courier New" w:hAnsi="Courier New"/>
+          <w:color w:val="800080"/>
+          <w:kern w:val="2"/>
+          <w:sz w:val="24"/>
+          <w:szCs w:val="24"/>
+          <w:lang w:val="en-US" w:eastAsia="zh-CN" w:bidi="hi-IN"/>
+        </w:rPr>
+        <w:t>=(10-(8+4))/4=(10-C)/4=4/4=1</w:t>
+      </w:r>
+    </w:p>
+    <w:p>
+      <w:pPr>
+        <w:pStyle w:val="Normal"/>
+        <w:rPr>
+          <w:rFonts w:ascii="Times New Roman" w:hAnsi="Times New Roman"/>
+          <w:sz w:val="32"/>
+          <w:szCs w:val="32"/>
+        </w:rPr>
+      </w:pPr>
+      <w:r>
+        <w:rPr>
+          <w:rFonts w:eastAsia="NSimSun" w:cs="Lucida Sans" w:ascii="Courier New" w:hAnsi="Courier New"/>
+          <w:color w:val="auto"/>
+          <w:kern w:val="2"/>
+          <w:sz w:val="24"/>
+          <w:szCs w:val="24"/>
+          <w:lang w:val="en-US" w:eastAsia="zh-CN" w:bidi="hi-IN"/>
+        </w:rPr>
+        <w:t>0x00400008</w:t>
+      </w:r>
+      <w:r>
+        <w:rPr>
+          <w:rFonts w:ascii="Times New Roman" w:hAnsi="Times New Roman"/>
+          <w:sz w:val="32"/>
+          <w:szCs w:val="32"/>
+        </w:rPr>
+        <w:t xml:space="preserve"> </w:t>
+      </w:r>
+      <w:r>
+        <w:rPr>
+          <w:rFonts w:ascii="Times New Roman" w:hAnsi="Times New Roman"/>
+          <w:color w:val="2A6099"/>
+          <w:sz w:val="32"/>
+          <w:szCs w:val="32"/>
+        </w:rPr>
+        <w:t xml:space="preserve">beq $t3, $t2, ABC </w:t>
+        <w:tab/>
+      </w:r>
+      <w:r>
+        <w:rPr>
+          <w:rFonts w:eastAsia="NSimSun" w:cs="Lucida Sans" w:ascii="Courier New" w:hAnsi="Courier New"/>
+          <w:color w:val="800080"/>
+          <w:kern w:val="2"/>
+          <w:sz w:val="24"/>
+          <w:szCs w:val="24"/>
+          <w:lang w:val="en-US" w:eastAsia="zh-CN" w:bidi="hi-IN"/>
+        </w:rPr>
+        <w:t xml:space="preserve">000100 01010 01011 </w:t>
+      </w:r>
+      <w:r>
+        <w:rPr>
+          <w:rFonts w:eastAsia="NSimSun" w:cs="Lucida Sans" w:ascii="Courier New" w:hAnsi="Courier New"/>
+          <w:color w:val="800080"/>
+          <w:kern w:val="2"/>
+          <w:sz w:val="24"/>
+          <w:szCs w:val="24"/>
+          <w:lang w:val="en-US" w:eastAsia="zh-CN" w:bidi="hi-IN"/>
+        </w:rPr>
+        <w:t>0000 0000 0000 0001</w:t>
+      </w:r>
+    </w:p>
+    <w:p>
+      <w:pPr>
+        <w:pStyle w:val="Normal"/>
+        <w:rPr>
+          <w:rFonts w:ascii="Times New Roman" w:hAnsi="Times New Roman"/>
+          <w:sz w:val="32"/>
+          <w:szCs w:val="32"/>
+        </w:rPr>
+      </w:pPr>
+      <w:r>
+        <w:rPr>
+          <w:rFonts w:eastAsia="NSimSun" w:cs="Lucida Sans" w:ascii="Courier New" w:hAnsi="Courier New"/>
+          <w:color w:val="auto"/>
+          <w:kern w:val="2"/>
+          <w:sz w:val="24"/>
+          <w:szCs w:val="24"/>
+          <w:lang w:val="en-US" w:eastAsia="zh-CN" w:bidi="hi-IN"/>
+        </w:rPr>
+        <w:t>0x0040000C</w:t>
+      </w:r>
+      <w:r>
+        <w:rPr>
+          <w:rFonts w:ascii="Times New Roman" w:hAnsi="Times New Roman"/>
+          <w:sz w:val="32"/>
+          <w:szCs w:val="32"/>
+        </w:rPr>
+        <w:t xml:space="preserve"> add $t2, $t3, $t4</w:t>
+      </w:r>
+    </w:p>
+    <w:p>
+      <w:pPr>
+        <w:pStyle w:val="Normal"/>
+        <w:rPr>
+          <w:rFonts w:ascii="Times New Roman" w:hAnsi="Times New Roman"/>
+          <w:sz w:val="32"/>
+          <w:szCs w:val="32"/>
+        </w:rPr>
+      </w:pPr>
+      <w:r>
+        <w:rPr>
+          <w:rFonts w:eastAsia="NSimSun" w:cs="Lucida Sans" w:ascii="Courier New" w:hAnsi="Courier New"/>
+          <w:color w:val="auto"/>
+          <w:kern w:val="2"/>
+          <w:sz w:val="24"/>
+          <w:szCs w:val="24"/>
+          <w:lang w:val="en-US" w:eastAsia="zh-CN" w:bidi="hi-IN"/>
+        </w:rPr>
+        <w:t>0x00400010</w:t>
+      </w:r>
+      <w:r>
+        <w:rPr>
+          <w:rFonts w:ascii="Times New Roman" w:hAnsi="Times New Roman"/>
+          <w:sz w:val="32"/>
+          <w:szCs w:val="32"/>
+        </w:rPr>
+        <w:t xml:space="preserve"> ABC:    sub $t3, $t4, $t5</w:t>
+      </w:r>
+    </w:p>
+    <w:p>
+      <w:pPr>
+        <w:pStyle w:val="Normal"/>
+        <w:rPr>
+          <w:rFonts w:ascii="Times New Roman" w:hAnsi="Times New Roman"/>
+          <w:sz w:val="32"/>
+          <w:szCs w:val="32"/>
+        </w:rPr>
+      </w:pPr>
+      <w:r>
+        <w:rPr>
+          <w:rFonts w:ascii="Times New Roman" w:hAnsi="Times New Roman"/>
+          <w:sz w:val="32"/>
+          <w:szCs w:val="32"/>
+        </w:rPr>
+        <w:t xml:space="preserve">Khi bộ xử lý trên đang thực thi vừa xong công đoạn ALU ở câu lệnh thứ ba, giá trị ngõ ra </w:t>
+      </w:r>
+      <w:r>
+        <w:rPr>
+          <w:rFonts w:eastAsia="NSimSun" w:cs="Lucida Sans" w:ascii="Times New Roman" w:hAnsi="Times New Roman"/>
+          <w:color w:val="2A6099"/>
+          <w:kern w:val="2"/>
+          <w:sz w:val="32"/>
+          <w:szCs w:val="32"/>
+          <w:lang w:val="en-US" w:eastAsia="zh-CN" w:bidi="hi-IN"/>
+        </w:rPr>
+        <w:t>Instruction [31-0]</w:t>
+      </w:r>
+      <w:r>
+        <w:rPr>
+          <w:rFonts w:ascii="Times New Roman" w:hAnsi="Times New Roman"/>
+          <w:sz w:val="32"/>
+          <w:szCs w:val="32"/>
+        </w:rPr>
+        <w:t> của khối Instruction Memory là bao nhiêu?</w:t>
       </w:r>
     </w:p>
     <w:p>
@@ -55420,15 +55636,19 @@
         <w:pStyle w:val="Normal"/>
         <w:rPr>
           <w:rFonts w:ascii="Times New Roman" w:hAnsi="Times New Roman"/>
-          <w:color w:val="FF0000"/>
-          <w:sz w:val="32"/>
-          <w:szCs w:val="32"/>
-        </w:rPr>
-      </w:pPr>
-      <w:r>
-        <w:rPr>
-          <w:rFonts w:ascii="Times New Roman" w:hAnsi="Times New Roman"/>
-          <w:color w:val="FF0000"/>
+          <w:b/>
+          <w:bCs/>
+          <w:color w:val="2A6099"/>
+          <w:sz w:val="32"/>
+          <w:szCs w:val="32"/>
+        </w:rPr>
+      </w:pPr>
+      <w:r>
+        <w:rPr>
+          <w:rFonts w:ascii="Times New Roman" w:hAnsi="Times New Roman"/>
+          <w:b/>
+          <w:bCs/>
+          <w:color w:val="2A6099"/>
           <w:sz w:val="32"/>
           <w:szCs w:val="32"/>
         </w:rPr>
@@ -55535,101 +55755,301 @@
       </w:pPr>
       <w:r>
         <w:rPr>
-          <w:rFonts w:ascii="Times New Roman" w:hAnsi="Times New Roman"/>
-          <w:sz w:val="32"/>
-          <w:szCs w:val="32"/>
-        </w:rPr>
-        <w:t>1. addi $s0, $t1, 8</w:t>
-      </w:r>
-    </w:p>
-    <w:p>
-      <w:pPr>
-        <w:pStyle w:val="Normal"/>
-        <w:rPr>
-          <w:rFonts w:ascii="Times New Roman" w:hAnsi="Times New Roman"/>
-          <w:sz w:val="32"/>
-          <w:szCs w:val="32"/>
-        </w:rPr>
-      </w:pPr>
-      <w:r>
-        <w:rPr>
-          <w:rFonts w:ascii="Times New Roman" w:hAnsi="Times New Roman"/>
-          <w:sz w:val="32"/>
-          <w:szCs w:val="32"/>
-        </w:rPr>
-        <w:t>2. lw $t2, 8($s0)  </w:t>
-      </w:r>
-    </w:p>
-    <w:p>
-      <w:pPr>
-        <w:pStyle w:val="Normal"/>
-        <w:rPr>
-          <w:rFonts w:ascii="Times New Roman" w:hAnsi="Times New Roman"/>
-          <w:sz w:val="32"/>
-          <w:szCs w:val="32"/>
-        </w:rPr>
-      </w:pPr>
-      <w:r>
-        <w:rPr>
-          <w:rFonts w:ascii="Times New Roman" w:hAnsi="Times New Roman"/>
-          <w:sz w:val="32"/>
-          <w:szCs w:val="32"/>
-        </w:rPr>
-        <w:t>3. beq $t3, $t2, ABC</w:t>
-      </w:r>
-    </w:p>
-    <w:p>
-      <w:pPr>
-        <w:pStyle w:val="Normal"/>
-        <w:rPr>
-          <w:rFonts w:ascii="Times New Roman" w:hAnsi="Times New Roman"/>
-          <w:sz w:val="32"/>
-          <w:szCs w:val="32"/>
-        </w:rPr>
-      </w:pPr>
-      <w:r>
-        <w:rPr>
-          <w:rFonts w:ascii="Times New Roman" w:hAnsi="Times New Roman"/>
-          <w:sz w:val="32"/>
-          <w:szCs w:val="32"/>
-        </w:rPr>
-        <w:t>4. add $t2, $t3, $t4</w:t>
-      </w:r>
-    </w:p>
-    <w:p>
-      <w:pPr>
-        <w:pStyle w:val="Normal"/>
-        <w:rPr>
-          <w:rFonts w:ascii="Times New Roman" w:hAnsi="Times New Roman"/>
-          <w:sz w:val="32"/>
-          <w:szCs w:val="32"/>
-        </w:rPr>
-      </w:pPr>
-      <w:r>
-        <w:rPr>
-          <w:rFonts w:ascii="Times New Roman" w:hAnsi="Times New Roman"/>
-          <w:sz w:val="32"/>
-          <w:szCs w:val="32"/>
-        </w:rPr>
-        <w:t>5. ABC:    sub $t3, $t4, $t5</w:t>
-      </w:r>
-    </w:p>
-    <w:p>
-      <w:pPr>
-        <w:pStyle w:val="Normal"/>
-        <w:rPr>
-          <w:rFonts w:ascii="Times New Roman" w:hAnsi="Times New Roman"/>
-          <w:sz w:val="32"/>
-          <w:szCs w:val="32"/>
-        </w:rPr>
-      </w:pPr>
-      <w:r>
-        <w:rPr>
-          <w:rFonts w:ascii="Times New Roman" w:hAnsi="Times New Roman"/>
-          <w:sz w:val="32"/>
-          <w:szCs w:val="32"/>
-        </w:rPr>
-        <w:t>Khi bộ xử lý trên đang thực thi vừa xong công đoạn ALU ở câu lệnh thứ 2, giá trị ngõ ra Instruction [31-0] của khối Instruction Memory là bao nhiêu?</w:t>
+          <w:rFonts w:eastAsia="NSimSun" w:cs="Lucida Sans" w:ascii="Courier New" w:hAnsi="Courier New"/>
+          <w:color w:val="auto"/>
+          <w:kern w:val="2"/>
+          <w:sz w:val="24"/>
+          <w:szCs w:val="24"/>
+          <w:lang w:val="en-US" w:eastAsia="zh-CN" w:bidi="hi-IN"/>
+        </w:rPr>
+        <w:t>0x00400000</w:t>
+      </w:r>
+      <w:r>
+        <w:rPr>
+          <w:rFonts w:ascii="Times New Roman" w:hAnsi="Times New Roman"/>
+          <w:sz w:val="32"/>
+          <w:szCs w:val="32"/>
+        </w:rPr>
+        <w:t xml:space="preserve"> addi $s0, $t1, 8</w:t>
+        <w:tab/>
+        <w:tab/>
+      </w:r>
+      <w:r>
+        <w:rPr>
+          <w:rFonts w:eastAsia="NSimSun" w:cs="Lucida Sans" w:ascii="Courier New" w:hAnsi="Courier New"/>
+          <w:color w:val="800080"/>
+          <w:kern w:val="2"/>
+          <w:sz w:val="24"/>
+          <w:szCs w:val="24"/>
+          <w:lang w:val="en-US" w:eastAsia="zh-CN" w:bidi="hi-IN"/>
+        </w:rPr>
+        <w:t xml:space="preserve">im = offset = </w:t>
+      </w:r>
+      <w:r>
+        <w:rPr>
+          <w:rFonts w:eastAsia="NSimSun" w:cs="Lucida Sans" w:ascii="Courier New" w:hAnsi="Courier New"/>
+          <w:color w:val="800080"/>
+          <w:kern w:val="2"/>
+          <w:sz w:val="24"/>
+          <w:szCs w:val="24"/>
+          <w:lang w:val="en-US" w:eastAsia="zh-CN" w:bidi="hi-IN"/>
+        </w:rPr>
+        <w:t xml:space="preserve">8 </w:t>
+      </w:r>
+    </w:p>
+    <w:p>
+      <w:pPr>
+        <w:pStyle w:val="Normal"/>
+        <w:rPr>
+          <w:rFonts w:ascii="Times New Roman" w:hAnsi="Times New Roman"/>
+          <w:sz w:val="32"/>
+          <w:szCs w:val="32"/>
+        </w:rPr>
+      </w:pPr>
+      <w:r>
+        <w:rPr>
+          <w:rFonts w:eastAsia="NSimSun" w:cs="Lucida Sans" w:ascii="Courier New" w:hAnsi="Courier New"/>
+          <w:color w:val="auto"/>
+          <w:kern w:val="2"/>
+          <w:sz w:val="24"/>
+          <w:szCs w:val="24"/>
+          <w:lang w:val="en-US" w:eastAsia="zh-CN" w:bidi="hi-IN"/>
+        </w:rPr>
+        <w:t>0x0040000</w:t>
+      </w:r>
+      <w:r>
+        <w:rPr>
+          <w:rFonts w:eastAsia="NSimSun" w:cs="Lucida Sans" w:ascii="Courier New" w:hAnsi="Courier New"/>
+          <w:color w:val="auto"/>
+          <w:kern w:val="2"/>
+          <w:sz w:val="24"/>
+          <w:szCs w:val="24"/>
+          <w:lang w:val="en-US" w:eastAsia="zh-CN" w:bidi="hi-IN"/>
+        </w:rPr>
+        <w:t>4</w:t>
+      </w:r>
+      <w:r>
+        <w:rPr>
+          <w:rFonts w:ascii="Times New Roman" w:hAnsi="Times New Roman"/>
+          <w:sz w:val="32"/>
+          <w:szCs w:val="32"/>
+        </w:rPr>
+        <w:t xml:space="preserve"> </w:t>
+      </w:r>
+      <w:r>
+        <w:rPr>
+          <w:rFonts w:eastAsia="NSimSun" w:cs="Lucida Sans" w:ascii="Times New Roman" w:hAnsi="Times New Roman"/>
+          <w:color w:val="2A6099"/>
+          <w:kern w:val="2"/>
+          <w:sz w:val="32"/>
+          <w:szCs w:val="32"/>
+          <w:lang w:val="en-US" w:eastAsia="zh-CN" w:bidi="hi-IN"/>
+        </w:rPr>
+        <w:t xml:space="preserve">lw $t2, 8($s0) </w:t>
+      </w:r>
+      <w:r>
+        <w:rPr>
+          <w:rFonts w:eastAsia="NSimSun" w:cs="Lucida Sans" w:ascii="Courier New" w:hAnsi="Courier New"/>
+          <w:color w:val="800080"/>
+          <w:kern w:val="2"/>
+          <w:sz w:val="24"/>
+          <w:szCs w:val="24"/>
+          <w:lang w:val="en-US" w:eastAsia="zh-CN" w:bidi="hi-IN"/>
+        </w:rPr>
+        <w:tab/>
+        <w:tab/>
+        <w:t xml:space="preserve">100011 </w:t>
+      </w:r>
+      <w:r>
+        <w:rPr>
+          <w:rFonts w:eastAsia="NSimSun" w:cs="Lucida Sans" w:ascii="Courier New" w:hAnsi="Courier New"/>
+          <w:color w:val="800080"/>
+          <w:kern w:val="2"/>
+          <w:sz w:val="24"/>
+          <w:szCs w:val="24"/>
+          <w:lang w:val="en-US" w:eastAsia="zh-CN" w:bidi="hi-IN"/>
+        </w:rPr>
+        <w:t>10000 01010 0000 0000 0000 1000</w:t>
+      </w:r>
+    </w:p>
+    <w:p>
+      <w:pPr>
+        <w:pStyle w:val="Normal"/>
+        <w:rPr>
+          <w:rFonts w:ascii="Times New Roman" w:hAnsi="Times New Roman"/>
+          <w:sz w:val="32"/>
+          <w:szCs w:val="32"/>
+        </w:rPr>
+      </w:pPr>
+      <w:r>
+        <w:rPr>
+          <w:rFonts w:eastAsia="NSimSun" w:cs="Lucida Sans" w:ascii="Courier New" w:hAnsi="Courier New"/>
+          <w:color w:val="auto"/>
+          <w:kern w:val="2"/>
+          <w:sz w:val="24"/>
+          <w:szCs w:val="24"/>
+          <w:lang w:val="en-US" w:eastAsia="zh-CN" w:bidi="hi-IN"/>
+        </w:rPr>
+        <w:t>0x0040000</w:t>
+      </w:r>
+      <w:r>
+        <w:rPr>
+          <w:rFonts w:eastAsia="NSimSun" w:cs="Lucida Sans" w:ascii="Courier New" w:hAnsi="Courier New"/>
+          <w:color w:val="auto"/>
+          <w:kern w:val="2"/>
+          <w:sz w:val="24"/>
+          <w:szCs w:val="24"/>
+          <w:lang w:val="en-US" w:eastAsia="zh-CN" w:bidi="hi-IN"/>
+        </w:rPr>
+        <w:t>8</w:t>
+      </w:r>
+      <w:r>
+        <w:rPr>
+          <w:rFonts w:ascii="Times New Roman" w:hAnsi="Times New Roman"/>
+          <w:sz w:val="32"/>
+          <w:szCs w:val="32"/>
+        </w:rPr>
+        <w:t xml:space="preserve"> beq $t3, $t2, ABC</w:t>
+        <w:tab/>
+      </w:r>
+      <w:r>
+        <w:rPr>
+          <w:rFonts w:eastAsia="NSimSun" w:cs="Lucida Sans" w:ascii="Courier New" w:hAnsi="Courier New"/>
+          <w:color w:val="800080"/>
+          <w:kern w:val="2"/>
+          <w:sz w:val="24"/>
+          <w:szCs w:val="24"/>
+          <w:lang w:val="en-US" w:eastAsia="zh-CN" w:bidi="hi-IN"/>
+        </w:rPr>
+        <w:t>1000 11</w:t>
+      </w:r>
+      <w:r>
+        <w:rPr>
+          <w:rFonts w:eastAsia="NSimSun" w:cs="Lucida Sans" w:ascii="Courier New" w:hAnsi="Courier New"/>
+          <w:color w:val="800080"/>
+          <w:kern w:val="2"/>
+          <w:sz w:val="24"/>
+          <w:szCs w:val="24"/>
+          <w:lang w:val="en-US" w:eastAsia="zh-CN" w:bidi="hi-IN"/>
+        </w:rPr>
+        <w:t>10 0000 1010 0000 0000 0000 1000</w:t>
+      </w:r>
+    </w:p>
+    <w:p>
+      <w:pPr>
+        <w:pStyle w:val="Normal"/>
+        <w:rPr>
+          <w:rFonts w:ascii="Times New Roman" w:hAnsi="Times New Roman"/>
+          <w:sz w:val="32"/>
+          <w:szCs w:val="32"/>
+        </w:rPr>
+      </w:pPr>
+      <w:r>
+        <w:rPr>
+          <w:rFonts w:eastAsia="NSimSun" w:cs="Lucida Sans" w:ascii="Courier New" w:hAnsi="Courier New"/>
+          <w:color w:val="auto"/>
+          <w:kern w:val="2"/>
+          <w:sz w:val="24"/>
+          <w:szCs w:val="24"/>
+          <w:lang w:val="en-US" w:eastAsia="zh-CN" w:bidi="hi-IN"/>
+        </w:rPr>
+        <w:t>0x0040000</w:t>
+      </w:r>
+      <w:r>
+        <w:rPr>
+          <w:rFonts w:eastAsia="NSimSun" w:cs="Lucida Sans" w:ascii="Courier New" w:hAnsi="Courier New"/>
+          <w:color w:val="auto"/>
+          <w:kern w:val="2"/>
+          <w:sz w:val="24"/>
+          <w:szCs w:val="24"/>
+          <w:lang w:val="en-US" w:eastAsia="zh-CN" w:bidi="hi-IN"/>
+        </w:rPr>
+        <w:t>C</w:t>
+      </w:r>
+      <w:r>
+        <w:rPr>
+          <w:rFonts w:ascii="Times New Roman" w:hAnsi="Times New Roman"/>
+          <w:sz w:val="32"/>
+          <w:szCs w:val="32"/>
+        </w:rPr>
+        <w:t xml:space="preserve"> add $t2, $t3, $t4</w:t>
+      </w:r>
+    </w:p>
+    <w:p>
+      <w:pPr>
+        <w:pStyle w:val="Normal"/>
+        <w:rPr>
+          <w:rFonts w:ascii="Times New Roman" w:hAnsi="Times New Roman"/>
+          <w:sz w:val="32"/>
+          <w:szCs w:val="32"/>
+        </w:rPr>
+      </w:pPr>
+      <w:r>
+        <w:rPr>
+          <w:rFonts w:eastAsia="NSimSun" w:cs="Lucida Sans" w:ascii="Courier New" w:hAnsi="Courier New"/>
+          <w:color w:val="auto"/>
+          <w:kern w:val="2"/>
+          <w:sz w:val="24"/>
+          <w:szCs w:val="24"/>
+          <w:lang w:val="en-US" w:eastAsia="zh-CN" w:bidi="hi-IN"/>
+        </w:rPr>
+        <w:t>0x004000</w:t>
+      </w:r>
+      <w:r>
+        <w:rPr>
+          <w:rFonts w:eastAsia="NSimSun" w:cs="Lucida Sans" w:ascii="Courier New" w:hAnsi="Courier New"/>
+          <w:color w:val="auto"/>
+          <w:kern w:val="2"/>
+          <w:sz w:val="24"/>
+          <w:szCs w:val="24"/>
+          <w:lang w:val="en-US" w:eastAsia="zh-CN" w:bidi="hi-IN"/>
+        </w:rPr>
+        <w:t>10</w:t>
+      </w:r>
+      <w:r>
+        <w:rPr>
+          <w:rFonts w:ascii="Times New Roman" w:hAnsi="Times New Roman"/>
+          <w:sz w:val="32"/>
+          <w:szCs w:val="32"/>
+        </w:rPr>
+        <w:t xml:space="preserve"> ABC:    sub $t3, $t4, $t5</w:t>
+      </w:r>
+    </w:p>
+    <w:p>
+      <w:pPr>
+        <w:pStyle w:val="Normal"/>
+        <w:rPr>
+          <w:rFonts w:ascii="Times New Roman" w:hAnsi="Times New Roman"/>
+          <w:sz w:val="32"/>
+          <w:szCs w:val="32"/>
+        </w:rPr>
+      </w:pPr>
+      <w:r>
+        <w:rPr>
+          <w:rFonts w:ascii="Times New Roman" w:hAnsi="Times New Roman"/>
+          <w:sz w:val="32"/>
+          <w:szCs w:val="32"/>
+        </w:rPr>
+        <w:t xml:space="preserve">Khi bộ xử lý trên đang thực thi vừa xong công đoạn ALU ở câu lệnh thứ 2, giá trị ngõ ra </w:t>
+      </w:r>
+      <w:r>
+        <w:rPr>
+          <w:rFonts w:eastAsia="NSimSun" w:cs="Lucida Sans" w:ascii="Times New Roman" w:hAnsi="Times New Roman"/>
+          <w:color w:val="2A6099"/>
+          <w:kern w:val="2"/>
+          <w:sz w:val="32"/>
+          <w:szCs w:val="32"/>
+          <w:lang w:val="en-US" w:eastAsia="zh-CN" w:bidi="hi-IN"/>
+        </w:rPr>
+        <w:t>Instruction [31-0]</w:t>
+      </w:r>
+      <w:r>
+        <w:rPr>
+          <w:rFonts w:ascii="Times New Roman" w:hAnsi="Times New Roman"/>
+          <w:sz w:val="32"/>
+          <w:szCs w:val="32"/>
+        </w:rPr>
+        <w:t> của khối Instruction Memory là bao nhiêu?</w:t>
       </w:r>
     </w:p>
     <w:p>
@@ -55673,15 +56093,19 @@
         <w:pStyle w:val="Normal"/>
         <w:rPr>
           <w:rFonts w:ascii="Times New Roman" w:hAnsi="Times New Roman"/>
-          <w:color w:val="FF0000"/>
-          <w:sz w:val="32"/>
-          <w:szCs w:val="32"/>
-        </w:rPr>
-      </w:pPr>
-      <w:r>
-        <w:rPr>
-          <w:rFonts w:ascii="Times New Roman" w:hAnsi="Times New Roman"/>
-          <w:color w:val="FF0000"/>
+          <w:b/>
+          <w:bCs/>
+          <w:color w:val="2A6099"/>
+          <w:sz w:val="32"/>
+          <w:szCs w:val="32"/>
+        </w:rPr>
+      </w:pPr>
+      <w:r>
+        <w:rPr>
+          <w:rFonts w:ascii="Times New Roman" w:hAnsi="Times New Roman"/>
+          <w:b/>
+          <w:bCs/>
+          <w:color w:val="2A6099"/>
           <w:sz w:val="32"/>
           <w:szCs w:val="32"/>
         </w:rPr>
@@ -55824,7 +56248,33 @@
           <w:sz w:val="32"/>
           <w:szCs w:val="32"/>
         </w:rPr>
-        <w:t>Biết PC = 0x00400000; $t1 = 0x10010030; $t3 = 0x00000015; Word nhớ tại địa chỉ 0x10010030 có nội dung/giá trị bằng 0x00000015</w:t>
+        <w:t xml:space="preserve">Biết PC = 0x00400000; $t1 = 0x10010030; $t3 = </w:t>
+      </w:r>
+      <w:r>
+        <w:rPr>
+          <w:rFonts w:ascii="Times New Roman" w:hAnsi="Times New Roman"/>
+          <w:color w:val="800080"/>
+          <w:sz w:val="32"/>
+          <w:szCs w:val="32"/>
+        </w:rPr>
+        <w:t>0x00000015</w:t>
+      </w:r>
+      <w:r>
+        <w:rPr>
+          <w:rFonts w:ascii="Times New Roman" w:hAnsi="Times New Roman"/>
+          <w:sz w:val="32"/>
+          <w:szCs w:val="32"/>
+        </w:rPr>
+        <w:t xml:space="preserve">; Word nhớ tại địa chỉ 0x10010030 có nội dung/giá trị bằng </w:t>
+      </w:r>
+      <w:r>
+        <w:rPr>
+          <w:rFonts w:ascii="Times New Roman" w:hAnsi="Times New Roman"/>
+          <w:color w:val="800080"/>
+          <w:sz w:val="32"/>
+          <w:szCs w:val="32"/>
+        </w:rPr>
+        <w:t>0x00000015</w:t>
       </w:r>
     </w:p>
     <w:p>
@@ -55856,83 +56306,343 @@
       </w:pPr>
       <w:r>
         <w:rPr>
-          <w:rFonts w:ascii="Times New Roman" w:hAnsi="Times New Roman"/>
-          <w:sz w:val="32"/>
-          <w:szCs w:val="32"/>
-        </w:rPr>
-        <w:t>1. addi $s0, $t1, 8</w:t>
-      </w:r>
-    </w:p>
-    <w:p>
-      <w:pPr>
-        <w:pStyle w:val="Normal"/>
-        <w:rPr>
-          <w:rFonts w:ascii="Times New Roman" w:hAnsi="Times New Roman"/>
-          <w:sz w:val="32"/>
-          <w:szCs w:val="32"/>
-        </w:rPr>
-      </w:pPr>
-      <w:r>
-        <w:rPr>
-          <w:rFonts w:ascii="Times New Roman" w:hAnsi="Times New Roman"/>
-          <w:sz w:val="32"/>
-          <w:szCs w:val="32"/>
-        </w:rPr>
-        <w:t>2. lw $t2, 8($s0)  </w:t>
-      </w:r>
-    </w:p>
-    <w:p>
-      <w:pPr>
-        <w:pStyle w:val="Normal"/>
-        <w:rPr>
-          <w:rFonts w:ascii="Times New Roman" w:hAnsi="Times New Roman"/>
-          <w:sz w:val="32"/>
-          <w:szCs w:val="32"/>
-        </w:rPr>
-      </w:pPr>
-      <w:r>
-        <w:rPr>
-          <w:rFonts w:ascii="Times New Roman" w:hAnsi="Times New Roman"/>
-          <w:sz w:val="32"/>
-          <w:szCs w:val="32"/>
-        </w:rPr>
-        <w:t>3. beq $t3, $t2, ABC</w:t>
-      </w:r>
-    </w:p>
-    <w:p>
-      <w:pPr>
-        <w:pStyle w:val="Normal"/>
-        <w:rPr>
-          <w:rFonts w:ascii="Times New Roman" w:hAnsi="Times New Roman"/>
-          <w:sz w:val="32"/>
-          <w:szCs w:val="32"/>
-        </w:rPr>
-      </w:pPr>
-      <w:r>
-        <w:rPr>
-          <w:rFonts w:ascii="Times New Roman" w:hAnsi="Times New Roman"/>
-          <w:sz w:val="32"/>
-          <w:szCs w:val="32"/>
-        </w:rPr>
-        <w:t>4. add $t2, $t3, $t4</w:t>
-      </w:r>
-    </w:p>
-    <w:p>
-      <w:pPr>
-        <w:pStyle w:val="Normal"/>
-        <w:rPr>
-          <w:rFonts w:ascii="Times New Roman" w:hAnsi="Times New Roman"/>
-          <w:sz w:val="32"/>
-          <w:szCs w:val="32"/>
-        </w:rPr>
-      </w:pPr>
-      <w:r>
-        <w:rPr>
-          <w:rFonts w:ascii="Times New Roman" w:hAnsi="Times New Roman"/>
-          <w:sz w:val="32"/>
-          <w:szCs w:val="32"/>
-        </w:rPr>
-        <w:t>5. ABC:    sub $t3, $t4, $t5</w:t>
+          <w:rFonts w:eastAsia="NSimSun" w:cs="Lucida Sans" w:ascii="Courier New" w:hAnsi="Courier New"/>
+          <w:color w:val="auto"/>
+          <w:kern w:val="2"/>
+          <w:sz w:val="24"/>
+          <w:szCs w:val="24"/>
+          <w:lang w:val="en-US" w:eastAsia="zh-CN" w:bidi="hi-IN"/>
+        </w:rPr>
+        <w:t xml:space="preserve">0x00400000 </w:t>
+      </w:r>
+      <w:r>
+        <w:rPr>
+          <w:rFonts w:ascii="Times New Roman" w:hAnsi="Times New Roman"/>
+          <w:sz w:val="32"/>
+          <w:szCs w:val="32"/>
+        </w:rPr>
+        <w:t>addi $s0, $t1, 8</w:t>
+        <w:tab/>
+      </w:r>
+      <w:r>
+        <w:rPr>
+          <w:rFonts w:eastAsia="NSimSun" w:cs="Lucida Sans" w:ascii="Courier New" w:hAnsi="Courier New"/>
+          <w:color w:val="800080"/>
+          <w:kern w:val="2"/>
+          <w:sz w:val="24"/>
+          <w:szCs w:val="24"/>
+          <w:lang w:val="en-US" w:eastAsia="zh-CN" w:bidi="hi-IN"/>
+        </w:rPr>
+        <w:t>$s0=0x10010038</w:t>
+      </w:r>
+    </w:p>
+    <w:p>
+      <w:pPr>
+        <w:pStyle w:val="Normal"/>
+        <w:rPr>
+          <w:rFonts w:ascii="Times New Roman" w:hAnsi="Times New Roman"/>
+          <w:sz w:val="32"/>
+          <w:szCs w:val="32"/>
+        </w:rPr>
+      </w:pPr>
+      <w:r>
+        <w:rPr>
+          <w:rFonts w:eastAsia="NSimSun" w:cs="Lucida Sans" w:ascii="Courier New" w:hAnsi="Courier New"/>
+          <w:color w:val="auto"/>
+          <w:kern w:val="2"/>
+          <w:sz w:val="24"/>
+          <w:szCs w:val="24"/>
+          <w:lang w:val="en-US" w:eastAsia="zh-CN" w:bidi="hi-IN"/>
+        </w:rPr>
+        <w:t>0x0040000</w:t>
+      </w:r>
+      <w:r>
+        <w:rPr>
+          <w:rFonts w:eastAsia="NSimSun" w:cs="Lucida Sans" w:ascii="Courier New" w:hAnsi="Courier New"/>
+          <w:color w:val="auto"/>
+          <w:kern w:val="2"/>
+          <w:sz w:val="24"/>
+          <w:szCs w:val="24"/>
+          <w:lang w:val="en-US" w:eastAsia="zh-CN" w:bidi="hi-IN"/>
+        </w:rPr>
+        <w:t>4</w:t>
+      </w:r>
+      <w:r>
+        <w:rPr>
+          <w:rFonts w:eastAsia="NSimSun" w:cs="Lucida Sans" w:ascii="Courier New" w:hAnsi="Courier New"/>
+          <w:color w:val="auto"/>
+          <w:kern w:val="2"/>
+          <w:sz w:val="24"/>
+          <w:szCs w:val="24"/>
+          <w:lang w:val="en-US" w:eastAsia="zh-CN" w:bidi="hi-IN"/>
+        </w:rPr>
+        <w:t xml:space="preserve"> </w:t>
+      </w:r>
+      <w:r>
+        <w:rPr>
+          <w:rFonts w:ascii="Times New Roman" w:hAnsi="Times New Roman"/>
+          <w:sz w:val="32"/>
+          <w:szCs w:val="32"/>
+        </w:rPr>
+        <w:t>lw $t2, 8($s0)  </w:t>
+        <w:tab/>
+        <w:tab/>
+      </w:r>
+      <w:r>
+        <w:rPr>
+          <w:rFonts w:eastAsia="NSimSun" w:cs="Lucida Sans" w:ascii="Courier New" w:hAnsi="Courier New"/>
+          <w:color w:val="800080"/>
+          <w:kern w:val="2"/>
+          <w:sz w:val="24"/>
+          <w:szCs w:val="24"/>
+          <w:lang w:val="en-US" w:eastAsia="zh-CN" w:bidi="hi-IN"/>
+        </w:rPr>
+        <w:t>ALU=0x10010038+0x8=0x10010040</w:t>
+      </w:r>
+    </w:p>
+    <w:p>
+      <w:pPr>
+        <w:pStyle w:val="Normal"/>
+        <w:rPr>
+          <w:rFonts w:ascii="Times New Roman" w:hAnsi="Times New Roman"/>
+          <w:sz w:val="32"/>
+          <w:szCs w:val="32"/>
+        </w:rPr>
+      </w:pPr>
+      <w:r>
+        <w:rPr>
+          <w:rFonts w:eastAsia="NSimSun" w:cs="Lucida Sans" w:ascii="Courier New" w:hAnsi="Courier New"/>
+          <w:color w:val="800080"/>
+          <w:kern w:val="2"/>
+          <w:sz w:val="24"/>
+          <w:szCs w:val="24"/>
+          <w:lang w:val="en-US" w:eastAsia="zh-CN" w:bidi="hi-IN"/>
+        </w:rPr>
+        <w:tab/>
+        <w:tab/>
+        <w:tab/>
+        <w:tab/>
+        <w:tab/>
+        <w:tab/>
+      </w:r>
+      <w:r>
+        <w:rPr>
+          <w:rFonts w:eastAsia="NSimSun" w:cs="Lucida Sans" w:ascii="Courier New" w:hAnsi="Courier New"/>
+          <w:color w:val="800080"/>
+          <w:kern w:val="2"/>
+          <w:sz w:val="24"/>
+          <w:szCs w:val="24"/>
+          <w:lang w:val="en-US" w:eastAsia="zh-CN" w:bidi="hi-IN"/>
+        </w:rPr>
+        <w:t>$t2=Mem[0</w:t>
+      </w:r>
+      <w:r>
+        <w:rPr>
+          <w:rFonts w:eastAsia="NSimSun" w:cs="Lucida Sans" w:ascii="Courier New" w:hAnsi="Courier New"/>
+          <w:color w:val="800080"/>
+          <w:kern w:val="2"/>
+          <w:sz w:val="24"/>
+          <w:szCs w:val="24"/>
+          <w:lang w:val="en-US" w:eastAsia="zh-CN" w:bidi="hi-IN"/>
+        </w:rPr>
+        <w:t>x10010040]= méo cho</w:t>
+      </w:r>
+    </w:p>
+    <w:p>
+      <w:pPr>
+        <w:pStyle w:val="Normal"/>
+        <w:rPr>
+          <w:rFonts w:ascii="Times New Roman" w:hAnsi="Times New Roman"/>
+          <w:sz w:val="32"/>
+          <w:szCs w:val="32"/>
+        </w:rPr>
+      </w:pPr>
+      <w:r>
+        <w:rPr>
+          <w:rFonts w:eastAsia="NSimSun" w:cs="Lucida Sans" w:ascii="Courier New" w:hAnsi="Courier New"/>
+          <w:color w:val="auto"/>
+          <w:kern w:val="2"/>
+          <w:sz w:val="24"/>
+          <w:szCs w:val="24"/>
+          <w:lang w:val="en-US" w:eastAsia="zh-CN" w:bidi="hi-IN"/>
+        </w:rPr>
+        <w:t>0x0040000</w:t>
+      </w:r>
+      <w:r>
+        <w:rPr>
+          <w:rFonts w:eastAsia="NSimSun" w:cs="Lucida Sans" w:ascii="Courier New" w:hAnsi="Courier New"/>
+          <w:color w:val="auto"/>
+          <w:kern w:val="2"/>
+          <w:sz w:val="24"/>
+          <w:szCs w:val="24"/>
+          <w:lang w:val="en-US" w:eastAsia="zh-CN" w:bidi="hi-IN"/>
+        </w:rPr>
+        <w:t>8</w:t>
+      </w:r>
+      <w:r>
+        <w:rPr>
+          <w:rFonts w:eastAsia="NSimSun" w:cs="Lucida Sans" w:ascii="Courier New" w:hAnsi="Courier New"/>
+          <w:color w:val="auto"/>
+          <w:kern w:val="2"/>
+          <w:sz w:val="24"/>
+          <w:szCs w:val="24"/>
+          <w:lang w:val="en-US" w:eastAsia="zh-CN" w:bidi="hi-IN"/>
+        </w:rPr>
+        <w:t xml:space="preserve"> </w:t>
+      </w:r>
+      <w:r>
+        <w:rPr>
+          <w:rFonts w:eastAsia="NSimSun" w:cs="Lucida Sans" w:ascii="Times New Roman" w:hAnsi="Times New Roman"/>
+          <w:color w:val="2A6099"/>
+          <w:kern w:val="2"/>
+          <w:sz w:val="32"/>
+          <w:szCs w:val="32"/>
+          <w:lang w:val="en-US" w:eastAsia="zh-CN" w:bidi="hi-IN"/>
+        </w:rPr>
+        <w:t>beq $t3, $t2, ABC</w:t>
+        <w:tab/>
+      </w:r>
+      <w:r>
+        <w:rPr>
+          <w:rFonts w:eastAsia="NSimSun" w:cs="Lucida Sans" w:ascii="Courier New" w:hAnsi="Courier New"/>
+          <w:color w:val="800080"/>
+          <w:kern w:val="2"/>
+          <w:sz w:val="24"/>
+          <w:szCs w:val="24"/>
+          <w:lang w:val="en-US" w:eastAsia="zh-CN" w:bidi="hi-IN"/>
+        </w:rPr>
+        <w:t>ALU = ReadData1 − ReadData2</w:t>
+      </w:r>
+    </w:p>
+    <w:p>
+      <w:pPr>
+        <w:pStyle w:val="Normal"/>
+        <w:rPr>
+          <w:rFonts w:ascii="Times New Roman" w:hAnsi="Times New Roman"/>
+          <w:sz w:val="32"/>
+          <w:szCs w:val="32"/>
+        </w:rPr>
+      </w:pPr>
+      <w:r>
+        <w:rPr>
+          <w:rFonts w:eastAsia="NSimSun" w:cs="Lucida Sans" w:ascii="Courier New" w:hAnsi="Courier New"/>
+          <w:color w:val="auto"/>
+          <w:kern w:val="2"/>
+          <w:sz w:val="24"/>
+          <w:szCs w:val="24"/>
+          <w:lang w:val="en-US" w:eastAsia="zh-CN" w:bidi="hi-IN"/>
+        </w:rPr>
+        <w:t>0x0040000</w:t>
+      </w:r>
+      <w:r>
+        <w:rPr>
+          <w:rFonts w:eastAsia="NSimSun" w:cs="Lucida Sans" w:ascii="Courier New" w:hAnsi="Courier New"/>
+          <w:color w:val="auto"/>
+          <w:kern w:val="2"/>
+          <w:sz w:val="24"/>
+          <w:szCs w:val="24"/>
+          <w:lang w:val="en-US" w:eastAsia="zh-CN" w:bidi="hi-IN"/>
+        </w:rPr>
+        <w:t>C</w:t>
+      </w:r>
+      <w:r>
+        <w:rPr>
+          <w:rFonts w:eastAsia="NSimSun" w:cs="Lucida Sans" w:ascii="Courier New" w:hAnsi="Courier New"/>
+          <w:color w:val="auto"/>
+          <w:kern w:val="2"/>
+          <w:sz w:val="24"/>
+          <w:szCs w:val="24"/>
+          <w:lang w:val="en-US" w:eastAsia="zh-CN" w:bidi="hi-IN"/>
+        </w:rPr>
+        <w:t xml:space="preserve"> </w:t>
+      </w:r>
+      <w:r>
+        <w:rPr>
+          <w:rFonts w:ascii="Times New Roman" w:hAnsi="Times New Roman"/>
+          <w:sz w:val="32"/>
+          <w:szCs w:val="32"/>
+        </w:rPr>
+        <w:t>add $t2, $t3, $t4</w:t>
+        <w:tab/>
+        <w:tab/>
+      </w:r>
+      <w:r>
+        <w:rPr>
+          <w:rFonts w:eastAsia="NSimSun" w:cs="Lucida Sans" w:ascii="Courier New" w:hAnsi="Courier New"/>
+          <w:color w:val="800080"/>
+          <w:kern w:val="2"/>
+          <w:sz w:val="24"/>
+          <w:szCs w:val="24"/>
+          <w:lang w:val="en-US" w:eastAsia="zh-CN" w:bidi="hi-IN"/>
+        </w:rPr>
+        <w:t>Input 1</w:t>
+        <w:tab/>
+        <w:t>$t3 = 0x00000015</w:t>
+      </w:r>
+    </w:p>
+    <w:p>
+      <w:pPr>
+        <w:pStyle w:val="Normal"/>
+        <w:rPr>
+          <w:rFonts w:ascii="Times New Roman" w:hAnsi="Times New Roman"/>
+          <w:sz w:val="32"/>
+          <w:szCs w:val="32"/>
+        </w:rPr>
+      </w:pPr>
+      <w:r>
+        <w:rPr>
+          <w:rFonts w:eastAsia="NSimSun" w:cs="Lucida Sans" w:ascii="Courier New" w:hAnsi="Courier New"/>
+          <w:color w:val="auto"/>
+          <w:kern w:val="2"/>
+          <w:sz w:val="24"/>
+          <w:szCs w:val="24"/>
+          <w:lang w:val="en-US" w:eastAsia="zh-CN" w:bidi="hi-IN"/>
+        </w:rPr>
+        <w:t>0x004000</w:t>
+      </w:r>
+      <w:r>
+        <w:rPr>
+          <w:rFonts w:eastAsia="NSimSun" w:cs="Lucida Sans" w:ascii="Courier New" w:hAnsi="Courier New"/>
+          <w:color w:val="auto"/>
+          <w:kern w:val="2"/>
+          <w:sz w:val="24"/>
+          <w:szCs w:val="24"/>
+          <w:lang w:val="en-US" w:eastAsia="zh-CN" w:bidi="hi-IN"/>
+        </w:rPr>
+        <w:t>10</w:t>
+      </w:r>
+      <w:r>
+        <w:rPr>
+          <w:rFonts w:eastAsia="NSimSun" w:cs="Lucida Sans" w:ascii="Courier New" w:hAnsi="Courier New"/>
+          <w:color w:val="auto"/>
+          <w:kern w:val="2"/>
+          <w:sz w:val="24"/>
+          <w:szCs w:val="24"/>
+          <w:lang w:val="en-US" w:eastAsia="zh-CN" w:bidi="hi-IN"/>
+        </w:rPr>
+        <w:t xml:space="preserve"> </w:t>
+      </w:r>
+      <w:r>
+        <w:rPr>
+          <w:rFonts w:ascii="Times New Roman" w:hAnsi="Times New Roman"/>
+          <w:sz w:val="32"/>
+          <w:szCs w:val="32"/>
+        </w:rPr>
+        <w:t>ABC:    sub $t3, $t4, $t5</w:t>
+        <w:tab/>
+      </w:r>
+      <w:r>
+        <w:rPr>
+          <w:rFonts w:eastAsia="NSimSun" w:cs="Lucida Sans" w:ascii="Courier New" w:hAnsi="Courier New"/>
+          <w:color w:val="800080"/>
+          <w:kern w:val="2"/>
+          <w:sz w:val="24"/>
+          <w:szCs w:val="24"/>
+          <w:lang w:val="en-US" w:eastAsia="zh-CN" w:bidi="hi-IN"/>
+        </w:rPr>
+        <w:t>Input 2</w:t>
+        <w:tab/>
+        <w:t>$t2 = 0x00000015</w:t>
       </w:r>
     </w:p>
     <w:p>
@@ -56010,21 +56720,42 @@
     <w:p>
       <w:pPr>
         <w:pStyle w:val="Normal"/>
-        <w:rPr>
-          <w:rFonts w:ascii="Times New Roman" w:hAnsi="Times New Roman"/>
-          <w:color w:val="FF0000"/>
-          <w:sz w:val="32"/>
-          <w:szCs w:val="32"/>
-        </w:rPr>
-      </w:pPr>
-      <w:r>
-        <w:rPr>
-          <w:rFonts w:ascii="Times New Roman" w:hAnsi="Times New Roman"/>
-          <w:color w:val="FF0000"/>
+        <w:rPr/>
+      </w:pPr>
+      <w:r>
+        <w:rPr>
+          <w:rFonts w:ascii="Times New Roman" w:hAnsi="Times New Roman"/>
+          <w:b/>
+          <w:bCs/>
+          <w:color w:val="2A6099"/>
           <w:sz w:val="32"/>
           <w:szCs w:val="32"/>
         </w:rPr>
         <w:t>d. 0x00000015</w:t>
+        <w:tab/>
+      </w:r>
+      <w:r>
+        <w:rPr>
+          <w:rFonts w:eastAsia="NSimSun" w:cs="Lucida Sans" w:ascii="Courier New" w:hAnsi="Courier New"/>
+          <w:color w:val="800080"/>
+          <w:kern w:val="2"/>
+          <w:sz w:val="24"/>
+          <w:szCs w:val="24"/>
+          <w:lang w:val="en-US" w:eastAsia="zh-CN" w:bidi="hi-IN"/>
+        </w:rPr>
+        <w:t xml:space="preserve">người ra đề </w:t>
+      </w:r>
+      <w:r>
+        <w:rPr>
+          <w:rStyle w:val="Strong"/>
+          <w:rFonts w:eastAsia="NSimSun" w:cs="Lucida Sans" w:ascii="Courier New" w:hAnsi="Courier New"/>
+          <w:color w:val="800080"/>
+          <w:kern w:val="2"/>
+          <w:sz w:val="24"/>
+          <w:szCs w:val="24"/>
+          <w:lang w:val="en-US" w:eastAsia="zh-CN" w:bidi="hi-IN"/>
+        </w:rPr>
+        <w:t>đã cố ý cho hai thanh ghi bằng nhau ??</w:t>
       </w:r>
     </w:p>
     <w:p>
@@ -56566,6 +57297,18 @@
           <w:szCs w:val="32"/>
         </w:rPr>
         <w:t>addi $s2, $s6, 4</w:t>
+        <w:tab/>
+      </w:r>
+      <w:r>
+        <w:rPr>
+          <w:rFonts w:eastAsia="NSimSun" w:cs="Lucida Sans" w:ascii="Courier New" w:hAnsi="Courier New"/>
+          <w:color w:val="800080"/>
+          <w:kern w:val="2"/>
+          <w:sz w:val="24"/>
+          <w:szCs w:val="24"/>
+          <w:lang w:val="en-US" w:eastAsia="zh-CN" w:bidi="hi-IN"/>
+        </w:rPr>
+        <w:t>s2 0x10010060</w:t>
       </w:r>
     </w:p>
     <w:p>
@@ -56584,6 +57327,42 @@
           <w:szCs w:val="32"/>
         </w:rPr>
         <w:t>lw $t4, 8($s2)</w:t>
+        <w:tab/>
+      </w:r>
+      <w:r>
+        <w:rPr>
+          <w:rFonts w:eastAsia="NSimSun" w:cs="Lucida Sans" w:ascii="Courier New" w:hAnsi="Courier New"/>
+          <w:color w:val="800080"/>
+          <w:kern w:val="2"/>
+          <w:sz w:val="24"/>
+          <w:szCs w:val="24"/>
+          <w:lang w:val="en-US" w:eastAsia="zh-CN" w:bidi="hi-IN"/>
+        </w:rPr>
+        <w:t>ALU=0x10010060+0x8=0x10010068,</w:t>
+      </w:r>
+    </w:p>
+    <w:p>
+      <w:pPr>
+        <w:pStyle w:val="Normal"/>
+        <w:rPr>
+          <w:rFonts w:ascii="Times New Roman" w:hAnsi="Times New Roman"/>
+          <w:sz w:val="32"/>
+          <w:szCs w:val="32"/>
+        </w:rPr>
+      </w:pPr>
+      <w:r>
+        <w:rPr>
+          <w:rFonts w:eastAsia="NSimSun" w:cs="Lucida Sans" w:ascii="Courier New" w:hAnsi="Courier New"/>
+          <w:color w:val="800080"/>
+          <w:kern w:val="2"/>
+          <w:sz w:val="24"/>
+          <w:szCs w:val="24"/>
+          <w:lang w:val="en-US" w:eastAsia="zh-CN" w:bidi="hi-IN"/>
+        </w:rPr>
+        <w:tab/>
+        <w:tab/>
+        <w:tab/>
+        <w:t>$t4=Mem[0x10010068]=0x00005678</w:t>
       </w:r>
     </w:p>
     <w:p>
@@ -56602,24 +57381,71 @@
           <w:szCs w:val="32"/>
         </w:rPr>
         <w:t>sll $t4, $t4, 2</w:t>
-      </w:r>
-    </w:p>
-    <w:p>
-      <w:pPr>
-        <w:pStyle w:val="Normal"/>
-        <w:rPr>
-          <w:rFonts w:ascii="Times New Roman" w:hAnsi="Times New Roman"/>
-          <w:sz w:val="32"/>
-          <w:szCs w:val="32"/>
-        </w:rPr>
-      </w:pPr>
-      <w:r>
-        <w:rPr>
-          <w:rFonts w:ascii="Times New Roman" w:hAnsi="Times New Roman"/>
-          <w:sz w:val="32"/>
-          <w:szCs w:val="32"/>
-        </w:rPr>
-        <w:t>sw $t4, 16($s2)</w:t>
+        <w:tab/>
+      </w:r>
+      <w:r>
+        <w:rPr>
+          <w:rFonts w:eastAsia="NSimSun" w:cs="Lucida Sans" w:ascii="Courier New" w:hAnsi="Courier New"/>
+          <w:color w:val="800080"/>
+          <w:kern w:val="2"/>
+          <w:sz w:val="24"/>
+          <w:szCs w:val="24"/>
+          <w:lang w:val="en-US" w:eastAsia="zh-CN" w:bidi="hi-IN"/>
+        </w:rPr>
+        <w:t>$t4=0x00005678&lt;&lt;2=0x000159E0</w:t>
+      </w:r>
+    </w:p>
+    <w:p>
+      <w:pPr>
+        <w:pStyle w:val="Normal"/>
+        <w:rPr>
+          <w:rFonts w:ascii="Times New Roman" w:hAnsi="Times New Roman"/>
+          <w:sz w:val="32"/>
+          <w:szCs w:val="32"/>
+        </w:rPr>
+      </w:pPr>
+      <w:r>
+        <w:rPr>
+          <w:rFonts w:ascii="Times New Roman" w:hAnsi="Times New Roman"/>
+          <w:sz w:val="32"/>
+          <w:szCs w:val="32"/>
+        </w:rPr>
+        <w:t xml:space="preserve">sw $t4, 16($s2)  </w:t>
+      </w:r>
+      <w:r>
+        <w:rPr>
+          <w:rFonts w:eastAsia="NSimSun" w:cs="Lucida Sans" w:ascii="Courier New" w:hAnsi="Courier New"/>
+          <w:color w:val="800080"/>
+          <w:kern w:val="2"/>
+          <w:sz w:val="24"/>
+          <w:szCs w:val="24"/>
+          <w:lang w:val="en-US" w:eastAsia="zh-CN" w:bidi="hi-IN"/>
+        </w:rPr>
+        <w:t>ALU=0x10010060+0x10=0x10010070,</w:t>
+      </w:r>
+    </w:p>
+    <w:p>
+      <w:pPr>
+        <w:pStyle w:val="Normal"/>
+        <w:rPr>
+          <w:rFonts w:ascii="Times New Roman" w:hAnsi="Times New Roman"/>
+          <w:sz w:val="32"/>
+          <w:szCs w:val="32"/>
+        </w:rPr>
+      </w:pPr>
+      <w:r>
+        <w:rPr>
+          <w:rFonts w:eastAsia="NSimSun" w:cs="Lucida Sans" w:ascii="Courier New" w:hAnsi="Courier New"/>
+          <w:color w:val="800080"/>
+          <w:kern w:val="2"/>
+          <w:sz w:val="24"/>
+          <w:szCs w:val="24"/>
+          <w:lang w:val="en-US" w:eastAsia="zh-CN" w:bidi="hi-IN"/>
+        </w:rPr>
+        <w:tab/>
+        <w:tab/>
+        <w:tab/>
+        <w:t>$t4=Mem[0x10010070]=0x000159E0</w:t>
       </w:r>
     </w:p>
     <w:p>
@@ -56645,15 +57471,19 @@
         <w:pStyle w:val="Normal"/>
         <w:rPr>
           <w:rFonts w:ascii="Times New Roman" w:hAnsi="Times New Roman"/>
-          <w:color w:val="FF0000"/>
-          <w:sz w:val="32"/>
-          <w:szCs w:val="32"/>
-        </w:rPr>
-      </w:pPr>
-      <w:r>
-        <w:rPr>
-          <w:rFonts w:ascii="Times New Roman" w:hAnsi="Times New Roman"/>
-          <w:color w:val="FF0000"/>
+          <w:b/>
+          <w:bCs/>
+          <w:color w:val="2A6099"/>
+          <w:sz w:val="32"/>
+          <w:szCs w:val="32"/>
+        </w:rPr>
+      </w:pPr>
+      <w:r>
+        <w:rPr>
+          <w:rFonts w:ascii="Times New Roman" w:hAnsi="Times New Roman"/>
+          <w:b/>
+          <w:bCs/>
+          <w:color w:val="2A6099"/>
           <w:sz w:val="32"/>
           <w:szCs w:val="32"/>
         </w:rPr>

--- a/hk2-to-chuc-va-cau-truc-may-tinh/on_tap.docx
+++ b/hk2-to-chuc-va-cau-truc-may-tinh/on_tap.docx
@@ -10000,16 +10000,7 @@
           <w:bCs/>
           <w:color w:val="55308D"/>
         </w:rPr>
-        <w:t xml:space="preserve">0x02954824 </w:t>
-      </w:r>
-      <w:r>
-        <w:rPr>
-          <w:rFonts w:ascii="Courier New" w:hAnsi="Courier New"/>
-          <w:b/>
-          <w:bCs/>
-          <w:color w:val="55308D"/>
-        </w:rPr>
-        <w:t>= 000000 10100 10101 01001 00000 100100 and $t1, $s4, $s5</w:t>
+        <w:t>0x02954824 = 000000 10100 10101 01001 00000 100100 and $t1, $s4, $s5</w:t>
       </w:r>
     </w:p>
     <w:p>
@@ -10130,13 +10121,6 @@
           <w:szCs w:val="32"/>
         </w:rPr>
         <w:tab/>
-      </w:r>
-      <w:r>
-        <w:rPr>
-          <w:rFonts w:ascii="Times New Roman" w:hAnsi="Times New Roman"/>
-          <w:sz w:val="32"/>
-          <w:szCs w:val="32"/>
-        </w:rPr>
         <w:t>d. 0x0000abcd</w:t>
       </w:r>
     </w:p>
@@ -26939,97 +26923,135 @@
           <w:sz w:val="32"/>
           <w:szCs w:val="32"/>
         </w:rPr>
-        <w:t>Nêu ba loại biểu diễn lệnh bên trong máy tính (chọn nhiều phương án đúng)</w:t>
-      </w:r>
-    </w:p>
-    <w:p>
-      <w:pPr>
-        <w:pStyle w:val="Normal"/>
-        <w:rPr>
-          <w:rFonts w:ascii="Times New Roman" w:hAnsi="Times New Roman"/>
-          <w:b/>
-          <w:bCs/>
-          <w:color w:val="3465A4"/>
-          <w:sz w:val="32"/>
-          <w:szCs w:val="32"/>
-        </w:rPr>
-      </w:pPr>
-      <w:r>
-        <w:rPr>
-          <w:rFonts w:ascii="Times New Roman" w:hAnsi="Times New Roman"/>
-          <w:b/>
-          <w:bCs/>
-          <w:color w:val="3465A4"/>
-          <w:sz w:val="32"/>
-          <w:szCs w:val="32"/>
-        </w:rPr>
-        <w:t>a. Mã máy</w:t>
-      </w:r>
-    </w:p>
-    <w:p>
-      <w:pPr>
-        <w:pStyle w:val="Normal"/>
-        <w:rPr>
-          <w:rFonts w:ascii="Times New Roman" w:hAnsi="Times New Roman"/>
-          <w:b/>
-          <w:bCs/>
-          <w:color w:val="3465A4"/>
-          <w:sz w:val="32"/>
-          <w:szCs w:val="32"/>
-        </w:rPr>
-      </w:pPr>
-      <w:r>
-        <w:rPr>
-          <w:rFonts w:ascii="Times New Roman" w:hAnsi="Times New Roman"/>
-          <w:b/>
-          <w:bCs/>
-          <w:color w:val="3465A4"/>
-          <w:sz w:val="32"/>
-          <w:szCs w:val="32"/>
-        </w:rPr>
-        <w:t>b. Hợp ngữ</w:t>
-      </w:r>
-    </w:p>
-    <w:p>
-      <w:pPr>
-        <w:pStyle w:val="Normal"/>
-        <w:rPr>
-          <w:rFonts w:ascii="Times New Roman" w:hAnsi="Times New Roman"/>
-          <w:sz w:val="32"/>
-          <w:szCs w:val="32"/>
-        </w:rPr>
-      </w:pPr>
-      <w:r>
-        <w:rPr>
-          <w:rFonts w:ascii="Times New Roman" w:hAnsi="Times New Roman"/>
-          <w:sz w:val="32"/>
-          <w:szCs w:val="32"/>
-        </w:rPr>
-        <w:t>c. Ngôn ngữ tự nhiên</w:t>
-      </w:r>
-    </w:p>
-    <w:p>
-      <w:pPr>
-        <w:pStyle w:val="Normal"/>
-        <w:rPr>
-          <w:rFonts w:ascii="Times New Roman" w:hAnsi="Times New Roman"/>
-          <w:b/>
-          <w:bCs/>
-          <w:color w:val="3465A4"/>
-          <w:sz w:val="32"/>
-          <w:szCs w:val="32"/>
-        </w:rPr>
-      </w:pPr>
-      <w:r>
-        <w:rPr>
-          <w:rFonts w:ascii="Times New Roman" w:hAnsi="Times New Roman"/>
-          <w:b/>
-          <w:bCs/>
-          <w:color w:val="3465A4"/>
-          <w:sz w:val="32"/>
-          <w:szCs w:val="32"/>
-        </w:rPr>
-        <w:t>d. Ngôn ngữ lập trình</w:t>
+        <w:t>Câu 8: Bộ nhớ thanh ghi trong MIPS được đánh địa chỉ theo?</w:t>
+      </w:r>
+    </w:p>
+    <w:p>
+      <w:pPr>
+        <w:pStyle w:val="Normal"/>
+        <w:rPr>
+          <w:rFonts w:ascii="Times New Roman" w:hAnsi="Times New Roman"/>
+          <w:sz w:val="32"/>
+          <w:szCs w:val="32"/>
+        </w:rPr>
+      </w:pPr>
+      <w:r>
+        <w:rPr>
+          <w:rFonts w:ascii="Times New Roman" w:hAnsi="Times New Roman"/>
+          <w:sz w:val="32"/>
+          <w:szCs w:val="32"/>
+        </w:rPr>
+        <w:t>A. Bit</w:t>
+      </w:r>
+    </w:p>
+    <w:p>
+      <w:pPr>
+        <w:pStyle w:val="Normal"/>
+        <w:rPr>
+          <w:rFonts w:ascii="Times New Roman" w:hAnsi="Times New Roman"/>
+          <w:sz w:val="32"/>
+          <w:szCs w:val="32"/>
+        </w:rPr>
+      </w:pPr>
+      <w:r>
+        <w:rPr>
+          <w:rFonts w:ascii="Times New Roman" w:hAnsi="Times New Roman"/>
+          <w:sz w:val="32"/>
+          <w:szCs w:val="32"/>
+        </w:rPr>
+        <w:t>B. Byte</w:t>
+        <w:tab/>
+        <w:tab/>
+      </w:r>
+      <w:r>
+        <w:rPr>
+          <w:rFonts w:eastAsia="NSimSun" w:cs="Lucida Sans"/>
+          <w:color w:val="55308D"/>
+          <w:kern w:val="2"/>
+          <w:sz w:val="24"/>
+          <w:szCs w:val="24"/>
+          <w:lang w:val="en-US" w:eastAsia="zh-CN" w:bidi="hi-IN"/>
+        </w:rPr>
+        <w:t>Trong kiến trúc MIPS (MIPS-32 bit chuẩn), bộ nhớ thanh ghi (register file)</w:t>
+      </w:r>
+    </w:p>
+    <w:p>
+      <w:pPr>
+        <w:pStyle w:val="Normal"/>
+        <w:rPr>
+          <w:rFonts w:ascii="Times New Roman" w:hAnsi="Times New Roman"/>
+          <w:sz w:val="32"/>
+          <w:szCs w:val="32"/>
+        </w:rPr>
+      </w:pPr>
+      <w:r>
+        <w:rPr>
+          <w:rFonts w:eastAsia="NSimSun" w:cs="Lucida Sans" w:ascii="Times New Roman" w:hAnsi="Times New Roman"/>
+          <w:b/>
+          <w:bCs/>
+          <w:color w:val="2A6099"/>
+          <w:kern w:val="2"/>
+          <w:sz w:val="32"/>
+          <w:szCs w:val="32"/>
+          <w:lang w:val="en-US" w:eastAsia="zh-CN" w:bidi="hi-IN"/>
+        </w:rPr>
+        <w:t>C. Word</w:t>
+      </w:r>
+      <w:r>
+        <w:rPr>
+          <w:rFonts w:ascii="Times New Roman" w:hAnsi="Times New Roman"/>
+          <w:sz w:val="32"/>
+          <w:szCs w:val="32"/>
+        </w:rPr>
+        <w:tab/>
+        <w:tab/>
+      </w:r>
+      <w:r>
+        <w:rPr>
+          <w:rFonts w:eastAsia="NSimSun" w:cs="Lucida Sans"/>
+          <w:color w:val="55308D"/>
+          <w:kern w:val="2"/>
+          <w:sz w:val="24"/>
+          <w:szCs w:val="24"/>
+          <w:lang w:val="en-US" w:eastAsia="zh-CN" w:bidi="hi-IN"/>
+        </w:rPr>
+        <w:t xml:space="preserve">gồm 32 thanh ghi (từ $0 đến $31), </w:t>
+      </w:r>
+    </w:p>
+    <w:p>
+      <w:pPr>
+        <w:pStyle w:val="Normal"/>
+        <w:rPr>
+          <w:rFonts w:ascii="Times New Roman" w:hAnsi="Times New Roman"/>
+          <w:sz w:val="32"/>
+          <w:szCs w:val="32"/>
+        </w:rPr>
+      </w:pPr>
+      <w:r>
+        <w:rPr>
+          <w:rFonts w:eastAsia="NSimSun" w:cs="Lucida Sans" w:ascii="Times New Roman" w:hAnsi="Times New Roman"/>
+          <w:color w:val="auto"/>
+          <w:kern w:val="2"/>
+          <w:sz w:val="32"/>
+          <w:szCs w:val="32"/>
+          <w:lang w:val="en-US" w:eastAsia="zh-CN" w:bidi="hi-IN"/>
+        </w:rPr>
+        <w:t>D. Halfword</w:t>
+      </w:r>
+      <w:r>
+        <w:rPr/>
+        <w:tab/>
+      </w:r>
+      <w:r>
+        <w:rPr>
+          <w:rFonts w:eastAsia="NSimSun" w:cs="Lucida Sans"/>
+          <w:color w:val="55308D"/>
+          <w:kern w:val="2"/>
+          <w:sz w:val="24"/>
+          <w:szCs w:val="24"/>
+          <w:lang w:val="en-US" w:eastAsia="zh-CN" w:bidi="hi-IN"/>
+        </w:rPr>
+        <w:t>mỗi thanh ghi có kích thước 32 bit (tức 1 word).</w:t>
       </w:r>
     </w:p>
     <w:p>
@@ -40772,48 +40794,169 @@
         </w:rPr>
       </w:pPr>
       <w:r>
-        <w:rPr>
-          <w:rFonts w:ascii="Times New Roman" w:hAnsi="Times New Roman"/>
-          <w:sz w:val="32"/>
-          <w:szCs w:val="32"/>
-        </w:rPr>
-        <w:t>Câu 8: Bộ nhớ thanh ghi trong MIPS được đánh địa chỉ theo?</w:t>
-      </w:r>
-    </w:p>
-    <w:p>
-      <w:pPr>
-        <w:pStyle w:val="Normal"/>
-        <w:rPr>
-          <w:rFonts w:ascii="Times New Roman" w:hAnsi="Times New Roman"/>
-          <w:sz w:val="32"/>
-          <w:szCs w:val="32"/>
-        </w:rPr>
-      </w:pPr>
-      <w:r>
-        <w:rPr>
-          <w:rFonts w:ascii="Times New Roman" w:hAnsi="Times New Roman"/>
-          <w:sz w:val="32"/>
-          <w:szCs w:val="32"/>
-        </w:rPr>
-        <w:t>A. Bit</w:t>
-      </w:r>
-    </w:p>
-    <w:p>
-      <w:pPr>
-        <w:pStyle w:val="Normal"/>
-        <w:rPr>
-          <w:rFonts w:ascii="Times New Roman" w:hAnsi="Times New Roman"/>
-          <w:sz w:val="32"/>
-          <w:szCs w:val="32"/>
-        </w:rPr>
-      </w:pPr>
-      <w:r>
-        <w:rPr>
-          <w:rFonts w:ascii="Times New Roman" w:hAnsi="Times New Roman"/>
-          <w:sz w:val="32"/>
-          <w:szCs w:val="32"/>
-        </w:rPr>
-        <w:t>B. Byte</w:t>
+        <w:rPr/>
+      </w:r>
+    </w:p>
+    <w:p>
+      <w:pPr>
+        <w:pStyle w:val="Normal"/>
+        <w:rPr>
+          <w:rFonts w:ascii="Times New Roman" w:hAnsi="Times New Roman"/>
+          <w:sz w:val="32"/>
+          <w:szCs w:val="32"/>
+        </w:rPr>
+      </w:pPr>
+      <w:r>
+        <w:rPr>
+          <w:rFonts w:ascii="Times New Roman" w:hAnsi="Times New Roman"/>
+          <w:sz w:val="32"/>
+          <w:szCs w:val="32"/>
+        </w:rPr>
+        <w:t>Nêu ba loại biểu diễn lệnh bên trong máy tính (chọn nhiều phương án đúng)</w:t>
+      </w:r>
+    </w:p>
+    <w:p>
+      <w:pPr>
+        <w:pStyle w:val="Normal"/>
+        <w:rPr>
+          <w:rFonts w:ascii="Times New Roman" w:hAnsi="Times New Roman"/>
+          <w:b/>
+          <w:bCs/>
+          <w:color w:val="3465A4"/>
+          <w:sz w:val="32"/>
+          <w:szCs w:val="32"/>
+        </w:rPr>
+      </w:pPr>
+      <w:r>
+        <w:rPr>
+          <w:rFonts w:ascii="Times New Roman" w:hAnsi="Times New Roman"/>
+          <w:b/>
+          <w:bCs/>
+          <w:color w:val="3465A4"/>
+          <w:sz w:val="32"/>
+          <w:szCs w:val="32"/>
+        </w:rPr>
+        <w:t>a. Mã máy</w:t>
+      </w:r>
+    </w:p>
+    <w:p>
+      <w:pPr>
+        <w:pStyle w:val="Normal"/>
+        <w:rPr>
+          <w:rFonts w:ascii="Times New Roman" w:hAnsi="Times New Roman"/>
+          <w:b/>
+          <w:bCs/>
+          <w:color w:val="3465A4"/>
+          <w:sz w:val="32"/>
+          <w:szCs w:val="32"/>
+        </w:rPr>
+      </w:pPr>
+      <w:r>
+        <w:rPr>
+          <w:rFonts w:ascii="Times New Roman" w:hAnsi="Times New Roman"/>
+          <w:b/>
+          <w:bCs/>
+          <w:color w:val="3465A4"/>
+          <w:sz w:val="32"/>
+          <w:szCs w:val="32"/>
+        </w:rPr>
+        <w:t>b. Hợp ngữ</w:t>
+      </w:r>
+    </w:p>
+    <w:p>
+      <w:pPr>
+        <w:pStyle w:val="Normal"/>
+        <w:rPr>
+          <w:rFonts w:ascii="Times New Roman" w:hAnsi="Times New Roman"/>
+          <w:sz w:val="32"/>
+          <w:szCs w:val="32"/>
+        </w:rPr>
+      </w:pPr>
+      <w:r>
+        <w:rPr>
+          <w:rFonts w:ascii="Times New Roman" w:hAnsi="Times New Roman"/>
+          <w:sz w:val="32"/>
+          <w:szCs w:val="32"/>
+        </w:rPr>
+        <w:t>c. Ngôn ngữ tự nhiên</w:t>
+      </w:r>
+    </w:p>
+    <w:p>
+      <w:pPr>
+        <w:pStyle w:val="Normal"/>
+        <w:rPr>
+          <w:rFonts w:ascii="Times New Roman" w:hAnsi="Times New Roman"/>
+          <w:b/>
+          <w:bCs/>
+          <w:color w:val="3465A4"/>
+          <w:sz w:val="32"/>
+          <w:szCs w:val="32"/>
+        </w:rPr>
+      </w:pPr>
+      <w:r>
+        <w:rPr>
+          <w:rFonts w:ascii="Times New Roman" w:hAnsi="Times New Roman"/>
+          <w:b/>
+          <w:bCs/>
+          <w:color w:val="3465A4"/>
+          <w:sz w:val="32"/>
+          <w:szCs w:val="32"/>
+        </w:rPr>
+        <w:t>d. Ngôn ngữ lập trình</w:t>
+      </w:r>
+    </w:p>
+    <w:p>
+      <w:pPr>
+        <w:pStyle w:val="Normal"/>
+        <w:rPr>
+          <w:rFonts w:ascii="Times New Roman" w:hAnsi="Times New Roman"/>
+          <w:b/>
+          <w:bCs/>
+          <w:color w:val="3465A4"/>
+          <w:sz w:val="32"/>
+          <w:szCs w:val="32"/>
+        </w:rPr>
+      </w:pPr>
+      <w:r>
+        <w:rPr>
+          <w:b/>
+          <w:bCs/>
+          <w:color w:val="3465A4"/>
+        </w:rPr>
+      </w:r>
+    </w:p>
+    <w:p>
+      <w:pPr>
+        <w:pStyle w:val="Normal"/>
+        <w:rPr>
+          <w:rFonts w:ascii="Times New Roman" w:hAnsi="Times New Roman"/>
+          <w:sz w:val="32"/>
+          <w:szCs w:val="32"/>
+        </w:rPr>
+      </w:pPr>
+      <w:r>
+        <w:rPr>
+          <w:rFonts w:ascii="Times New Roman" w:hAnsi="Times New Roman"/>
+          <w:sz w:val="32"/>
+          <w:szCs w:val="32"/>
+        </w:rPr>
+        <w:t>Câu 9: Tập lệnh MIPS có mấy loại toán hạng?</w:t>
+        <w:br/>
+        <w:t>A. 2</w:t>
+        <w:br/>
+      </w:r>
+      <w:r>
+        <w:rPr>
+          <w:rFonts w:eastAsia="NSimSun" w:cs="Lucida Sans" w:ascii="Times New Roman" w:hAnsi="Times New Roman"/>
+          <w:b/>
+          <w:bCs/>
+          <w:color w:val="2A6099"/>
+          <w:kern w:val="2"/>
+          <w:sz w:val="32"/>
+          <w:szCs w:val="32"/>
+          <w:lang w:val="en-US" w:eastAsia="zh-CN" w:bidi="hi-IN"/>
+        </w:rPr>
+        <w:t>B. 3</w:t>
         <w:tab/>
         <w:tab/>
       </w:r>
@@ -40826,131 +40969,7 @@
           <w:szCs w:val="24"/>
           <w:lang w:val="en-US" w:eastAsia="zh-CN" w:bidi="hi-IN"/>
         </w:rPr>
-        <w:t>Trong kiến trúc MIPS (MIPS-32 bit chuẩn), bộ nhớ thanh ghi (register file)</w:t>
-      </w:r>
-    </w:p>
-    <w:p>
-      <w:pPr>
-        <w:pStyle w:val="Normal"/>
-        <w:rPr>
-          <w:rFonts w:ascii="Times New Roman" w:hAnsi="Times New Roman"/>
-          <w:sz w:val="32"/>
-          <w:szCs w:val="32"/>
-        </w:rPr>
-      </w:pPr>
-      <w:r>
-        <w:rPr>
-          <w:rFonts w:eastAsia="NSimSun" w:cs="Lucida Sans" w:ascii="Times New Roman" w:hAnsi="Times New Roman"/>
-          <w:b/>
-          <w:bCs/>
-          <w:color w:val="2A6099"/>
-          <w:kern w:val="2"/>
-          <w:sz w:val="32"/>
-          <w:szCs w:val="32"/>
-          <w:lang w:val="en-US" w:eastAsia="zh-CN" w:bidi="hi-IN"/>
-        </w:rPr>
-        <w:t>C. Word</w:t>
-      </w:r>
-      <w:r>
-        <w:rPr>
-          <w:rFonts w:ascii="Times New Roman" w:hAnsi="Times New Roman"/>
-          <w:sz w:val="32"/>
-          <w:szCs w:val="32"/>
-        </w:rPr>
-        <w:tab/>
-        <w:tab/>
-      </w:r>
-      <w:r>
-        <w:rPr>
-          <w:rFonts w:eastAsia="NSimSun" w:cs="Lucida Sans"/>
-          <w:color w:val="55308D"/>
-          <w:kern w:val="2"/>
-          <w:sz w:val="24"/>
-          <w:szCs w:val="24"/>
-          <w:lang w:val="en-US" w:eastAsia="zh-CN" w:bidi="hi-IN"/>
-        </w:rPr>
-        <w:t xml:space="preserve">gồm 32 thanh ghi (từ $0 đến $31), </w:t>
-      </w:r>
-    </w:p>
-    <w:p>
-      <w:pPr>
-        <w:pStyle w:val="Normal"/>
-        <w:rPr>
-          <w:rFonts w:ascii="Times New Roman" w:hAnsi="Times New Roman"/>
-          <w:sz w:val="32"/>
-          <w:szCs w:val="32"/>
-        </w:rPr>
-      </w:pPr>
-      <w:r>
-        <w:rPr>
-          <w:rFonts w:ascii="Times New Roman" w:hAnsi="Times New Roman"/>
-          <w:sz w:val="32"/>
-          <w:szCs w:val="32"/>
-        </w:rPr>
-        <w:t>D. Halfword</w:t>
-        <w:tab/>
-      </w:r>
-      <w:r>
-        <w:rPr>
-          <w:rFonts w:eastAsia="NSimSun" w:cs="Lucida Sans"/>
-          <w:color w:val="55308D"/>
-          <w:kern w:val="2"/>
-          <w:sz w:val="24"/>
-          <w:szCs w:val="24"/>
-          <w:lang w:val="en-US" w:eastAsia="zh-CN" w:bidi="hi-IN"/>
-        </w:rPr>
-        <w:t>mỗi thanh ghi có kích thước 32 bit (tức 1 word).</w:t>
-      </w:r>
-    </w:p>
-    <w:p>
-      <w:pPr>
-        <w:pStyle w:val="Normal"/>
-        <w:rPr>
-          <w:rFonts w:ascii="Times New Roman" w:hAnsi="Times New Roman"/>
-          <w:sz w:val="32"/>
-          <w:szCs w:val="32"/>
-        </w:rPr>
-      </w:pPr>
-      <w:r>
-        <w:rPr>
-          <w:rFonts w:ascii="Times New Roman" w:hAnsi="Times New Roman"/>
-          <w:sz w:val="32"/>
-          <w:szCs w:val="32"/>
-        </w:rPr>
-      </w:r>
-    </w:p>
-    <w:p>
-      <w:pPr>
-        <w:pStyle w:val="Normal"/>
-        <w:rPr>
-          <w:rFonts w:ascii="Times New Roman" w:hAnsi="Times New Roman"/>
-          <w:sz w:val="32"/>
-          <w:szCs w:val="32"/>
-        </w:rPr>
-      </w:pPr>
-      <w:r>
-        <w:rPr>
-          <w:rFonts w:ascii="Times New Roman" w:hAnsi="Times New Roman"/>
-          <w:sz w:val="32"/>
-          <w:szCs w:val="32"/>
-        </w:rPr>
-        <w:t>Câu 9: Tập lệnh MIPS có mấy loại toán hạng?</w:t>
-        <w:br/>
-        <w:t>A. 2</w:t>
-        <w:br/>
-      </w:r>
-      <w:r>
-        <w:rPr>
-          <w:rFonts w:eastAsia="NSimSun" w:cs="Lucida Sans" w:ascii="Times New Roman" w:hAnsi="Times New Roman"/>
-          <w:b/>
-          <w:bCs/>
-          <w:color w:val="2A6099"/>
-          <w:kern w:val="2"/>
-          <w:sz w:val="32"/>
-          <w:szCs w:val="32"/>
-          <w:lang w:val="en-US" w:eastAsia="zh-CN" w:bidi="hi-IN"/>
-        </w:rPr>
-        <w:t>B. 3</w:t>
+        <w:t>rs , rt, rd hoặc rs, rt, im</w:t>
       </w:r>
       <w:r>
         <w:rPr>
@@ -41750,25 +41769,7 @@
           <w:sz w:val="32"/>
           <w:szCs w:val="32"/>
         </w:rPr>
-        <w:t xml:space="preserve">Câu 16: Cho máy tính X có </w:t>
-      </w:r>
-      <w:r>
-        <w:rPr>
-          <w:rFonts w:ascii="Times New Roman" w:hAnsi="Times New Roman"/>
-          <w:color w:val="808080"/>
-          <w:sz w:val="32"/>
-          <w:szCs w:val="32"/>
-        </w:rPr>
-        <w:t>CPI</w:t>
-      </w:r>
-      <w:r>
-        <w:rPr>
-          <w:rFonts w:ascii="Times New Roman" w:hAnsi="Times New Roman"/>
-          <w:color w:val="808080"/>
-          <w:sz w:val="32"/>
-          <w:szCs w:val="32"/>
-        </w:rPr>
-        <w:t xml:space="preserve"> = 5. Máy tính X thực thi một chương trình có 1 triệu lệnh mất 5 ns. Hỏi tần số hoạt động của máy tính X là bao nhiêu?</w:t>
+        <w:t>Câu 16: Cho máy tính X có CPI = 5. Máy tính X thực thi một chương trình có 1 triệu lệnh mất 5 ns. Hỏi tần số hoạt động của máy tính X là bao nhiêu?</w:t>
       </w:r>
     </w:p>
     <w:p>
@@ -51471,7 +51472,11 @@
         </w:rPr>
       </w:pPr>
       <w:r>
-        <w:rPr/>
+        <w:rPr>
+          <w:rFonts w:ascii="Times New Roman" w:hAnsi="Times New Roman"/>
+          <w:sz w:val="32"/>
+          <w:szCs w:val="32"/>
+        </w:rPr>
       </w:r>
     </w:p>
     <w:p>
@@ -54159,18 +54164,7 @@
           <w:szCs w:val="24"/>
           <w:lang w:val="en-US" w:eastAsia="zh-CN" w:bidi="hi-IN"/>
         </w:rPr>
-        <w:t xml:space="preserve">0x02954825 </w:t>
-      </w:r>
-      <w:r>
-        <w:rPr>
-          <w:rFonts w:eastAsia="NSimSun" w:cs="Lucida Sans" w:ascii="Courier New" w:hAnsi="Courier New"/>
-          <w:color w:val="800080"/>
-          <w:kern w:val="2"/>
-          <w:sz w:val="24"/>
-          <w:szCs w:val="24"/>
-          <w:lang w:val="en-US" w:eastAsia="zh-CN" w:bidi="hi-IN"/>
-        </w:rPr>
-        <w:t>= 000000 10100 10101 01001 00000 100101 or $a1, $s4, $s5</w:t>
+        <w:t>0x02954825 = 000000 10100 10101 01001 00000 100101 or $a1, $s4, $s5</w:t>
       </w:r>
     </w:p>
     <w:p>
@@ -54248,20 +54242,7 @@
           <w:szCs w:val="32"/>
           <w:lang w:val="en-US" w:eastAsia="zh-CN" w:bidi="hi-IN"/>
         </w:rPr>
-        <w:t>d. 0x</w:t>
-      </w:r>
-      <w:r>
-        <w:rPr>
-          <w:rFonts w:eastAsia="NSimSun" w:cs="Lucida Sans" w:ascii="Times New Roman" w:hAnsi="Times New Roman"/>
-          <w:b/>
-          <w:bCs/>
-          <w:color w:val="2A6099"/>
-          <w:kern w:val="2"/>
-          <w:sz w:val="32"/>
-          <w:szCs w:val="32"/>
-          <w:lang w:val="en-US" w:eastAsia="zh-CN" w:bidi="hi-IN"/>
-        </w:rPr>
-        <w:t>2021abcd</w:t>
+        <w:t>d. 0x2021abcd</w:t>
       </w:r>
     </w:p>
     <w:p>
@@ -55486,7 +55467,282 @@
           <w:szCs w:val="24"/>
           <w:lang w:val="en-US" w:eastAsia="zh-CN" w:bidi="hi-IN"/>
         </w:rPr>
-        <w:t xml:space="preserve">000100 01010 01011 </w:t>
+        <w:t>000100 01010 01011 0000 0000 0000 0001</w:t>
+      </w:r>
+    </w:p>
+    <w:p>
+      <w:pPr>
+        <w:pStyle w:val="Normal"/>
+        <w:rPr>
+          <w:rFonts w:ascii="Times New Roman" w:hAnsi="Times New Roman"/>
+          <w:sz w:val="32"/>
+          <w:szCs w:val="32"/>
+        </w:rPr>
+      </w:pPr>
+      <w:r>
+        <w:rPr>
+          <w:rFonts w:eastAsia="NSimSun" w:cs="Lucida Sans" w:ascii="Courier New" w:hAnsi="Courier New"/>
+          <w:color w:val="auto"/>
+          <w:kern w:val="2"/>
+          <w:sz w:val="24"/>
+          <w:szCs w:val="24"/>
+          <w:lang w:val="en-US" w:eastAsia="zh-CN" w:bidi="hi-IN"/>
+        </w:rPr>
+        <w:t>0x0040000C</w:t>
+      </w:r>
+      <w:r>
+        <w:rPr>
+          <w:rFonts w:ascii="Times New Roman" w:hAnsi="Times New Roman"/>
+          <w:sz w:val="32"/>
+          <w:szCs w:val="32"/>
+        </w:rPr>
+        <w:t xml:space="preserve"> add $t2, $t3, $t4</w:t>
+      </w:r>
+    </w:p>
+    <w:p>
+      <w:pPr>
+        <w:pStyle w:val="Normal"/>
+        <w:rPr>
+          <w:rFonts w:ascii="Times New Roman" w:hAnsi="Times New Roman"/>
+          <w:sz w:val="32"/>
+          <w:szCs w:val="32"/>
+        </w:rPr>
+      </w:pPr>
+      <w:r>
+        <w:rPr>
+          <w:rFonts w:eastAsia="NSimSun" w:cs="Lucida Sans" w:ascii="Courier New" w:hAnsi="Courier New"/>
+          <w:color w:val="auto"/>
+          <w:kern w:val="2"/>
+          <w:sz w:val="24"/>
+          <w:szCs w:val="24"/>
+          <w:lang w:val="en-US" w:eastAsia="zh-CN" w:bidi="hi-IN"/>
+        </w:rPr>
+        <w:t>0x00400010</w:t>
+      </w:r>
+      <w:r>
+        <w:rPr>
+          <w:rFonts w:ascii="Times New Roman" w:hAnsi="Times New Roman"/>
+          <w:sz w:val="32"/>
+          <w:szCs w:val="32"/>
+        </w:rPr>
+        <w:t xml:space="preserve"> ABC:    sub $t3, $t4, $t5</w:t>
+      </w:r>
+    </w:p>
+    <w:p>
+      <w:pPr>
+        <w:pStyle w:val="Normal"/>
+        <w:rPr>
+          <w:rFonts w:ascii="Times New Roman" w:hAnsi="Times New Roman"/>
+          <w:sz w:val="32"/>
+          <w:szCs w:val="32"/>
+        </w:rPr>
+      </w:pPr>
+      <w:r>
+        <w:rPr>
+          <w:rFonts w:ascii="Times New Roman" w:hAnsi="Times New Roman"/>
+          <w:sz w:val="32"/>
+          <w:szCs w:val="32"/>
+        </w:rPr>
+        <w:t xml:space="preserve">Khi bộ xử lý trên đang thực thi vừa xong công đoạn ALU ở câu lệnh thứ ba, giá trị ngõ ra </w:t>
+      </w:r>
+      <w:r>
+        <w:rPr>
+          <w:rFonts w:eastAsia="NSimSun" w:cs="Lucida Sans" w:ascii="Times New Roman" w:hAnsi="Times New Roman"/>
+          <w:color w:val="2A6099"/>
+          <w:kern w:val="2"/>
+          <w:sz w:val="32"/>
+          <w:szCs w:val="32"/>
+          <w:lang w:val="en-US" w:eastAsia="zh-CN" w:bidi="hi-IN"/>
+        </w:rPr>
+        <w:t>Instruction [31-0]</w:t>
+      </w:r>
+      <w:r>
+        <w:rPr>
+          <w:rFonts w:ascii="Times New Roman" w:hAnsi="Times New Roman"/>
+          <w:sz w:val="32"/>
+          <w:szCs w:val="32"/>
+        </w:rPr>
+        <w:t> của khối Instruction Memory là bao nhiêu?</w:t>
+      </w:r>
+    </w:p>
+    <w:p>
+      <w:pPr>
+        <w:pStyle w:val="Normal"/>
+        <w:rPr>
+          <w:rFonts w:ascii="Times New Roman" w:hAnsi="Times New Roman"/>
+          <w:sz w:val="32"/>
+          <w:szCs w:val="32"/>
+        </w:rPr>
+      </w:pPr>
+      <w:r>
+        <w:rPr>
+          <w:rFonts w:ascii="Times New Roman" w:hAnsi="Times New Roman"/>
+          <w:sz w:val="32"/>
+          <w:szCs w:val="32"/>
+        </w:rPr>
+        <w:t>a. 0x117A0001</w:t>
+      </w:r>
+    </w:p>
+    <w:p>
+      <w:pPr>
+        <w:pStyle w:val="Normal"/>
+        <w:rPr>
+          <w:rFonts w:ascii="Times New Roman" w:hAnsi="Times New Roman"/>
+          <w:sz w:val="32"/>
+          <w:szCs w:val="32"/>
+        </w:rPr>
+      </w:pPr>
+      <w:r>
+        <w:rPr>
+          <w:rFonts w:ascii="Times New Roman" w:hAnsi="Times New Roman"/>
+          <w:sz w:val="32"/>
+          <w:szCs w:val="32"/>
+        </w:rPr>
+        <w:t>b. 0x117A0004</w:t>
+      </w:r>
+    </w:p>
+    <w:p>
+      <w:pPr>
+        <w:pStyle w:val="Normal"/>
+        <w:rPr>
+          <w:rFonts w:ascii="Times New Roman" w:hAnsi="Times New Roman"/>
+          <w:b/>
+          <w:bCs/>
+          <w:color w:val="2A6099"/>
+          <w:sz w:val="32"/>
+          <w:szCs w:val="32"/>
+        </w:rPr>
+      </w:pPr>
+      <w:r>
+        <w:rPr>
+          <w:rFonts w:ascii="Times New Roman" w:hAnsi="Times New Roman"/>
+          <w:b/>
+          <w:bCs/>
+          <w:color w:val="2A6099"/>
+          <w:sz w:val="32"/>
+          <w:szCs w:val="32"/>
+        </w:rPr>
+        <w:t>c. 0x116A0001</w:t>
+      </w:r>
+    </w:p>
+    <w:p>
+      <w:pPr>
+        <w:pStyle w:val="Normal"/>
+        <w:rPr>
+          <w:rFonts w:ascii="Times New Roman" w:hAnsi="Times New Roman"/>
+          <w:sz w:val="32"/>
+          <w:szCs w:val="32"/>
+        </w:rPr>
+      </w:pPr>
+      <w:r>
+        <w:rPr>
+          <w:rFonts w:ascii="Times New Roman" w:hAnsi="Times New Roman"/>
+          <w:sz w:val="32"/>
+          <w:szCs w:val="32"/>
+        </w:rPr>
+        <w:t>d. 0x116A0004</w:t>
+      </w:r>
+    </w:p>
+    <w:p>
+      <w:pPr>
+        <w:pStyle w:val="Normal"/>
+        <w:rPr>
+          <w:rFonts w:ascii="Times New Roman" w:hAnsi="Times New Roman"/>
+          <w:sz w:val="32"/>
+          <w:szCs w:val="32"/>
+        </w:rPr>
+      </w:pPr>
+      <w:r>
+        <w:rPr>
+          <w:rFonts w:ascii="Times New Roman" w:hAnsi="Times New Roman"/>
+          <w:sz w:val="32"/>
+          <w:szCs w:val="32"/>
+        </w:rPr>
+      </w:r>
+    </w:p>
+    <w:p>
+      <w:pPr>
+        <w:pStyle w:val="Normal"/>
+        <w:rPr>
+          <w:rFonts w:ascii="Times New Roman" w:hAnsi="Times New Roman"/>
+          <w:sz w:val="32"/>
+          <w:szCs w:val="32"/>
+        </w:rPr>
+      </w:pPr>
+      <w:r>
+        <w:rPr>
+          <w:rFonts w:ascii="Times New Roman" w:hAnsi="Times New Roman"/>
+          <w:sz w:val="32"/>
+          <w:szCs w:val="32"/>
+        </w:rPr>
+        <w:t>Cho một bộ xử lý MIPS 32 bits (có datapath và control như hình đã học).</w:t>
+      </w:r>
+    </w:p>
+    <w:p>
+      <w:pPr>
+        <w:pStyle w:val="Normal"/>
+        <w:rPr>
+          <w:rFonts w:ascii="Times New Roman" w:hAnsi="Times New Roman"/>
+          <w:sz w:val="32"/>
+          <w:szCs w:val="32"/>
+        </w:rPr>
+      </w:pPr>
+      <w:r>
+        <w:rPr>
+          <w:rFonts w:ascii="Times New Roman" w:hAnsi="Times New Roman"/>
+          <w:sz w:val="32"/>
+          <w:szCs w:val="32"/>
+        </w:rPr>
+        <w:t>Biết PC = 0x00400000; $t1 = 0x10010030; $t3 = 0x00000015; Word nhớ tại địa chỉ 0x10010030 có nội dung/giá trị bằng 0x00000015</w:t>
+      </w:r>
+    </w:p>
+    <w:p>
+      <w:pPr>
+        <w:pStyle w:val="Normal"/>
+        <w:rPr>
+          <w:rFonts w:ascii="Times New Roman" w:hAnsi="Times New Roman"/>
+          <w:sz w:val="32"/>
+          <w:szCs w:val="32"/>
+        </w:rPr>
+      </w:pPr>
+      <w:r>
+        <w:rPr>
+          <w:rFonts w:ascii="Times New Roman" w:hAnsi="Times New Roman"/>
+          <w:sz w:val="32"/>
+          <w:szCs w:val="32"/>
+        </w:rPr>
+        <w:t>Nếu đoạn chương trình sau được thực thi:</w:t>
+      </w:r>
+    </w:p>
+    <w:p>
+      <w:pPr>
+        <w:pStyle w:val="Normal"/>
+        <w:rPr>
+          <w:rFonts w:ascii="Times New Roman" w:hAnsi="Times New Roman"/>
+          <w:sz w:val="32"/>
+          <w:szCs w:val="32"/>
+        </w:rPr>
+      </w:pPr>
+      <w:r>
+        <w:rPr>
+          <w:rFonts w:eastAsia="NSimSun" w:cs="Lucida Sans" w:ascii="Courier New" w:hAnsi="Courier New"/>
+          <w:color w:val="auto"/>
+          <w:kern w:val="2"/>
+          <w:sz w:val="24"/>
+          <w:szCs w:val="24"/>
+          <w:lang w:val="en-US" w:eastAsia="zh-CN" w:bidi="hi-IN"/>
+        </w:rPr>
+        <w:t>0x00400000</w:t>
+      </w:r>
+      <w:r>
+        <w:rPr>
+          <w:rFonts w:ascii="Times New Roman" w:hAnsi="Times New Roman"/>
+          <w:sz w:val="32"/>
+          <w:szCs w:val="32"/>
+        </w:rPr>
+        <w:t xml:space="preserve"> addi $s0, $t1, 8</w:t>
+        <w:tab/>
+        <w:tab/>
       </w:r>
       <w:r>
         <w:rPr>
@@ -55497,7 +55753,7 @@
           <w:szCs w:val="24"/>
           <w:lang w:val="en-US" w:eastAsia="zh-CN" w:bidi="hi-IN"/>
         </w:rPr>
-        <w:t>0000 0000 0000 0001</w:t>
+        <w:t xml:space="preserve">im = offset = 8 </w:t>
       </w:r>
     </w:p>
     <w:p>
@@ -55518,15 +55774,39 @@
           <w:szCs w:val="24"/>
           <w:lang w:val="en-US" w:eastAsia="zh-CN" w:bidi="hi-IN"/>
         </w:rPr>
-        <w:t>0x0040000C</w:t>
-      </w:r>
-      <w:r>
-        <w:rPr>
-          <w:rFonts w:ascii="Times New Roman" w:hAnsi="Times New Roman"/>
-          <w:sz w:val="32"/>
-          <w:szCs w:val="32"/>
-        </w:rPr>
-        <w:t xml:space="preserve"> add $t2, $t3, $t4</w:t>
+        <w:t>0x00400004</w:t>
+      </w:r>
+      <w:r>
+        <w:rPr>
+          <w:rFonts w:ascii="Times New Roman" w:hAnsi="Times New Roman"/>
+          <w:sz w:val="32"/>
+          <w:szCs w:val="32"/>
+        </w:rPr>
+        <w:t xml:space="preserve"> </w:t>
+      </w:r>
+      <w:r>
+        <w:rPr>
+          <w:rFonts w:eastAsia="NSimSun" w:cs="Lucida Sans" w:ascii="Times New Roman" w:hAnsi="Times New Roman"/>
+          <w:color w:val="2A6099"/>
+          <w:kern w:val="2"/>
+          <w:sz w:val="32"/>
+          <w:szCs w:val="32"/>
+          <w:lang w:val="en-US" w:eastAsia="zh-CN" w:bidi="hi-IN"/>
+        </w:rPr>
+        <w:t xml:space="preserve">lw $t2, 8($s0) </w:t>
+      </w:r>
+      <w:r>
+        <w:rPr>
+          <w:rFonts w:eastAsia="NSimSun" w:cs="Lucida Sans" w:ascii="Courier New" w:hAnsi="Courier New"/>
+          <w:color w:val="800080"/>
+          <w:kern w:val="2"/>
+          <w:sz w:val="24"/>
+          <w:szCs w:val="24"/>
+          <w:lang w:val="en-US" w:eastAsia="zh-CN" w:bidi="hi-IN"/>
+        </w:rPr>
+        <w:tab/>
+        <w:tab/>
+        <w:t>100011 10000 01010 0000 0000 0000 1000</w:t>
       </w:r>
     </w:p>
     <w:p>
@@ -55547,201 +55827,27 @@
           <w:szCs w:val="24"/>
           <w:lang w:val="en-US" w:eastAsia="zh-CN" w:bidi="hi-IN"/>
         </w:rPr>
-        <w:t>0x00400010</w:t>
-      </w:r>
-      <w:r>
-        <w:rPr>
-          <w:rFonts w:ascii="Times New Roman" w:hAnsi="Times New Roman"/>
-          <w:sz w:val="32"/>
-          <w:szCs w:val="32"/>
-        </w:rPr>
-        <w:t xml:space="preserve"> ABC:    sub $t3, $t4, $t5</w:t>
-      </w:r>
-    </w:p>
-    <w:p>
-      <w:pPr>
-        <w:pStyle w:val="Normal"/>
-        <w:rPr>
-          <w:rFonts w:ascii="Times New Roman" w:hAnsi="Times New Roman"/>
-          <w:sz w:val="32"/>
-          <w:szCs w:val="32"/>
-        </w:rPr>
-      </w:pPr>
-      <w:r>
-        <w:rPr>
-          <w:rFonts w:ascii="Times New Roman" w:hAnsi="Times New Roman"/>
-          <w:sz w:val="32"/>
-          <w:szCs w:val="32"/>
-        </w:rPr>
-        <w:t xml:space="preserve">Khi bộ xử lý trên đang thực thi vừa xong công đoạn ALU ở câu lệnh thứ ba, giá trị ngõ ra </w:t>
-      </w:r>
-      <w:r>
-        <w:rPr>
-          <w:rFonts w:eastAsia="NSimSun" w:cs="Lucida Sans" w:ascii="Times New Roman" w:hAnsi="Times New Roman"/>
-          <w:color w:val="2A6099"/>
+        <w:t>0x00400008</w:t>
+      </w:r>
+      <w:r>
+        <w:rPr>
+          <w:rFonts w:ascii="Times New Roman" w:hAnsi="Times New Roman"/>
+          <w:sz w:val="32"/>
+          <w:szCs w:val="32"/>
+        </w:rPr>
+        <w:t xml:space="preserve"> beq $t3, $t2, ABC</w:t>
+        <w:tab/>
+      </w:r>
+      <w:r>
+        <w:rPr>
+          <w:rFonts w:eastAsia="NSimSun" w:cs="Lucida Sans" w:ascii="Courier New" w:hAnsi="Courier New"/>
+          <w:color w:val="800080"/>
           <w:kern w:val="2"/>
-          <w:sz w:val="32"/>
-          <w:szCs w:val="32"/>
+          <w:sz w:val="24"/>
+          <w:szCs w:val="24"/>
           <w:lang w:val="en-US" w:eastAsia="zh-CN" w:bidi="hi-IN"/>
         </w:rPr>
-        <w:t>Instruction [31-0]</w:t>
-      </w:r>
-      <w:r>
-        <w:rPr>
-          <w:rFonts w:ascii="Times New Roman" w:hAnsi="Times New Roman"/>
-          <w:sz w:val="32"/>
-          <w:szCs w:val="32"/>
-        </w:rPr>
-        <w:t> của khối Instruction Memory là bao nhiêu?</w:t>
-      </w:r>
-    </w:p>
-    <w:p>
-      <w:pPr>
-        <w:pStyle w:val="Normal"/>
-        <w:rPr>
-          <w:rFonts w:ascii="Times New Roman" w:hAnsi="Times New Roman"/>
-          <w:sz w:val="32"/>
-          <w:szCs w:val="32"/>
-        </w:rPr>
-      </w:pPr>
-      <w:r>
-        <w:rPr>
-          <w:rFonts w:ascii="Times New Roman" w:hAnsi="Times New Roman"/>
-          <w:sz w:val="32"/>
-          <w:szCs w:val="32"/>
-        </w:rPr>
-        <w:t>a. 0x117A0001</w:t>
-      </w:r>
-    </w:p>
-    <w:p>
-      <w:pPr>
-        <w:pStyle w:val="Normal"/>
-        <w:rPr>
-          <w:rFonts w:ascii="Times New Roman" w:hAnsi="Times New Roman"/>
-          <w:sz w:val="32"/>
-          <w:szCs w:val="32"/>
-        </w:rPr>
-      </w:pPr>
-      <w:r>
-        <w:rPr>
-          <w:rFonts w:ascii="Times New Roman" w:hAnsi="Times New Roman"/>
-          <w:sz w:val="32"/>
-          <w:szCs w:val="32"/>
-        </w:rPr>
-        <w:t>b. 0x117A0004</w:t>
-      </w:r>
-    </w:p>
-    <w:p>
-      <w:pPr>
-        <w:pStyle w:val="Normal"/>
-        <w:rPr>
-          <w:rFonts w:ascii="Times New Roman" w:hAnsi="Times New Roman"/>
-          <w:b/>
-          <w:bCs/>
-          <w:color w:val="2A6099"/>
-          <w:sz w:val="32"/>
-          <w:szCs w:val="32"/>
-        </w:rPr>
-      </w:pPr>
-      <w:r>
-        <w:rPr>
-          <w:rFonts w:ascii="Times New Roman" w:hAnsi="Times New Roman"/>
-          <w:b/>
-          <w:bCs/>
-          <w:color w:val="2A6099"/>
-          <w:sz w:val="32"/>
-          <w:szCs w:val="32"/>
-        </w:rPr>
-        <w:t>c. 0x116A0001</w:t>
-      </w:r>
-    </w:p>
-    <w:p>
-      <w:pPr>
-        <w:pStyle w:val="Normal"/>
-        <w:rPr>
-          <w:rFonts w:ascii="Times New Roman" w:hAnsi="Times New Roman"/>
-          <w:sz w:val="32"/>
-          <w:szCs w:val="32"/>
-        </w:rPr>
-      </w:pPr>
-      <w:r>
-        <w:rPr>
-          <w:rFonts w:ascii="Times New Roman" w:hAnsi="Times New Roman"/>
-          <w:sz w:val="32"/>
-          <w:szCs w:val="32"/>
-        </w:rPr>
-        <w:t>d. 0x116A0004</w:t>
-      </w:r>
-    </w:p>
-    <w:p>
-      <w:pPr>
-        <w:pStyle w:val="Normal"/>
-        <w:rPr>
-          <w:rFonts w:ascii="Times New Roman" w:hAnsi="Times New Roman"/>
-          <w:sz w:val="32"/>
-          <w:szCs w:val="32"/>
-        </w:rPr>
-      </w:pPr>
-      <w:r>
-        <w:rPr>
-          <w:rFonts w:ascii="Times New Roman" w:hAnsi="Times New Roman"/>
-          <w:sz w:val="32"/>
-          <w:szCs w:val="32"/>
-        </w:rPr>
-      </w:r>
-    </w:p>
-    <w:p>
-      <w:pPr>
-        <w:pStyle w:val="Normal"/>
-        <w:rPr>
-          <w:rFonts w:ascii="Times New Roman" w:hAnsi="Times New Roman"/>
-          <w:sz w:val="32"/>
-          <w:szCs w:val="32"/>
-        </w:rPr>
-      </w:pPr>
-      <w:r>
-        <w:rPr>
-          <w:rFonts w:ascii="Times New Roman" w:hAnsi="Times New Roman"/>
-          <w:sz w:val="32"/>
-          <w:szCs w:val="32"/>
-        </w:rPr>
-        <w:t>Cho một bộ xử lý MIPS 32 bits (có datapath và control như hình đã học).</w:t>
-      </w:r>
-    </w:p>
-    <w:p>
-      <w:pPr>
-        <w:pStyle w:val="Normal"/>
-        <w:rPr>
-          <w:rFonts w:ascii="Times New Roman" w:hAnsi="Times New Roman"/>
-          <w:sz w:val="32"/>
-          <w:szCs w:val="32"/>
-        </w:rPr>
-      </w:pPr>
-      <w:r>
-        <w:rPr>
-          <w:rFonts w:ascii="Times New Roman" w:hAnsi="Times New Roman"/>
-          <w:sz w:val="32"/>
-          <w:szCs w:val="32"/>
-        </w:rPr>
-        <w:t>Biết PC = 0x00400000; $t1 = 0x10010030; $t3 = 0x00000015; Word nhớ tại địa chỉ 0x10010030 có nội dung/giá trị bằng 0x00000015</w:t>
-      </w:r>
-    </w:p>
-    <w:p>
-      <w:pPr>
-        <w:pStyle w:val="Normal"/>
-        <w:rPr>
-          <w:rFonts w:ascii="Times New Roman" w:hAnsi="Times New Roman"/>
-          <w:sz w:val="32"/>
-          <w:szCs w:val="32"/>
-        </w:rPr>
-      </w:pPr>
-      <w:r>
-        <w:rPr>
-          <w:rFonts w:ascii="Times New Roman" w:hAnsi="Times New Roman"/>
-          <w:sz w:val="32"/>
-          <w:szCs w:val="32"/>
-        </w:rPr>
-        <w:t>Nếu đoạn chương trình sau được thực thi:</w:t>
+        <w:t>1000 1110 0000 1010 0000 0000 0000 1000</w:t>
       </w:r>
     </w:p>
     <w:p>
@@ -55762,16 +55868,353 @@
           <w:szCs w:val="24"/>
           <w:lang w:val="en-US" w:eastAsia="zh-CN" w:bidi="hi-IN"/>
         </w:rPr>
-        <w:t>0x00400000</w:t>
-      </w:r>
-      <w:r>
-        <w:rPr>
-          <w:rFonts w:ascii="Times New Roman" w:hAnsi="Times New Roman"/>
-          <w:sz w:val="32"/>
-          <w:szCs w:val="32"/>
-        </w:rPr>
-        <w:t xml:space="preserve"> addi $s0, $t1, 8</w:t>
-        <w:tab/>
+        <w:t>0x0040000C</w:t>
+      </w:r>
+      <w:r>
+        <w:rPr>
+          <w:rFonts w:ascii="Times New Roman" w:hAnsi="Times New Roman"/>
+          <w:sz w:val="32"/>
+          <w:szCs w:val="32"/>
+        </w:rPr>
+        <w:t xml:space="preserve"> add $t2, $t3, $t4</w:t>
+      </w:r>
+    </w:p>
+    <w:p>
+      <w:pPr>
+        <w:pStyle w:val="Normal"/>
+        <w:rPr>
+          <w:rFonts w:ascii="Times New Roman" w:hAnsi="Times New Roman"/>
+          <w:sz w:val="32"/>
+          <w:szCs w:val="32"/>
+        </w:rPr>
+      </w:pPr>
+      <w:r>
+        <w:rPr>
+          <w:rFonts w:eastAsia="NSimSun" w:cs="Lucida Sans" w:ascii="Courier New" w:hAnsi="Courier New"/>
+          <w:color w:val="auto"/>
+          <w:kern w:val="2"/>
+          <w:sz w:val="24"/>
+          <w:szCs w:val="24"/>
+          <w:lang w:val="en-US" w:eastAsia="zh-CN" w:bidi="hi-IN"/>
+        </w:rPr>
+        <w:t>0x00400010</w:t>
+      </w:r>
+      <w:r>
+        <w:rPr>
+          <w:rFonts w:ascii="Times New Roman" w:hAnsi="Times New Roman"/>
+          <w:sz w:val="32"/>
+          <w:szCs w:val="32"/>
+        </w:rPr>
+        <w:t xml:space="preserve"> ABC:    sub $t3, $t4, $t5</w:t>
+      </w:r>
+    </w:p>
+    <w:p>
+      <w:pPr>
+        <w:pStyle w:val="Normal"/>
+        <w:rPr>
+          <w:rFonts w:ascii="Times New Roman" w:hAnsi="Times New Roman"/>
+          <w:sz w:val="32"/>
+          <w:szCs w:val="32"/>
+        </w:rPr>
+      </w:pPr>
+      <w:r>
+        <w:rPr>
+          <w:rFonts w:ascii="Times New Roman" w:hAnsi="Times New Roman"/>
+          <w:sz w:val="32"/>
+          <w:szCs w:val="32"/>
+        </w:rPr>
+        <w:t xml:space="preserve">Khi bộ xử lý trên đang thực thi vừa xong công đoạn ALU ở câu lệnh thứ 2, giá trị ngõ ra </w:t>
+      </w:r>
+      <w:r>
+        <w:rPr>
+          <w:rFonts w:eastAsia="NSimSun" w:cs="Lucida Sans" w:ascii="Times New Roman" w:hAnsi="Times New Roman"/>
+          <w:color w:val="2A6099"/>
+          <w:kern w:val="2"/>
+          <w:sz w:val="32"/>
+          <w:szCs w:val="32"/>
+          <w:lang w:val="en-US" w:eastAsia="zh-CN" w:bidi="hi-IN"/>
+        </w:rPr>
+        <w:t>Instruction [31-0]</w:t>
+      </w:r>
+      <w:r>
+        <w:rPr>
+          <w:rFonts w:ascii="Times New Roman" w:hAnsi="Times New Roman"/>
+          <w:sz w:val="32"/>
+          <w:szCs w:val="32"/>
+        </w:rPr>
+        <w:t> của khối Instruction Memory là bao nhiêu?</w:t>
+      </w:r>
+    </w:p>
+    <w:p>
+      <w:pPr>
+        <w:pStyle w:val="Normal"/>
+        <w:rPr>
+          <w:rFonts w:ascii="Times New Roman" w:hAnsi="Times New Roman"/>
+          <w:sz w:val="32"/>
+          <w:szCs w:val="32"/>
+        </w:rPr>
+      </w:pPr>
+      <w:r>
+        <w:rPr>
+          <w:rFonts w:ascii="Times New Roman" w:hAnsi="Times New Roman"/>
+          <w:sz w:val="32"/>
+          <w:szCs w:val="32"/>
+        </w:rPr>
+        <w:t>a. 0x8c0a0008</w:t>
+      </w:r>
+    </w:p>
+    <w:p>
+      <w:pPr>
+        <w:pStyle w:val="Normal"/>
+        <w:rPr>
+          <w:rFonts w:ascii="Times New Roman" w:hAnsi="Times New Roman"/>
+          <w:sz w:val="32"/>
+          <w:szCs w:val="32"/>
+        </w:rPr>
+      </w:pPr>
+      <w:r>
+        <w:rPr>
+          <w:rFonts w:ascii="Times New Roman" w:hAnsi="Times New Roman"/>
+          <w:sz w:val="32"/>
+          <w:szCs w:val="32"/>
+        </w:rPr>
+        <w:t>b. 0x8e080008</w:t>
+      </w:r>
+    </w:p>
+    <w:p>
+      <w:pPr>
+        <w:pStyle w:val="Normal"/>
+        <w:rPr>
+          <w:rFonts w:ascii="Times New Roman" w:hAnsi="Times New Roman"/>
+          <w:b/>
+          <w:bCs/>
+          <w:color w:val="2A6099"/>
+          <w:sz w:val="32"/>
+          <w:szCs w:val="32"/>
+        </w:rPr>
+      </w:pPr>
+      <w:r>
+        <w:rPr>
+          <w:rFonts w:ascii="Times New Roman" w:hAnsi="Times New Roman"/>
+          <w:b/>
+          <w:bCs/>
+          <w:color w:val="2A6099"/>
+          <w:sz w:val="32"/>
+          <w:szCs w:val="32"/>
+        </w:rPr>
+        <w:t>c. 0x8e0a0008</w:t>
+      </w:r>
+    </w:p>
+    <w:p>
+      <w:pPr>
+        <w:pStyle w:val="Normal"/>
+        <w:rPr>
+          <w:rFonts w:ascii="Times New Roman" w:hAnsi="Times New Roman"/>
+          <w:sz w:val="32"/>
+          <w:szCs w:val="32"/>
+        </w:rPr>
+      </w:pPr>
+      <w:r>
+        <w:rPr>
+          <w:rFonts w:ascii="Times New Roman" w:hAnsi="Times New Roman"/>
+          <w:sz w:val="32"/>
+          <w:szCs w:val="32"/>
+        </w:rPr>
+        <w:t>d. 0x8e0a8008</w:t>
+      </w:r>
+    </w:p>
+    <w:p>
+      <w:pPr>
+        <w:pStyle w:val="Normal"/>
+        <w:rPr>
+          <w:rFonts w:ascii="Times New Roman" w:hAnsi="Times New Roman"/>
+          <w:sz w:val="32"/>
+          <w:szCs w:val="32"/>
+        </w:rPr>
+      </w:pPr>
+      <w:r>
+        <w:rPr>
+          <w:rFonts w:ascii="Times New Roman" w:hAnsi="Times New Roman"/>
+          <w:sz w:val="32"/>
+          <w:szCs w:val="32"/>
+        </w:rPr>
+      </w:r>
+    </w:p>
+    <w:p>
+      <w:pPr>
+        <w:pStyle w:val="Normal"/>
+        <w:rPr>
+          <w:rFonts w:ascii="Times New Roman" w:hAnsi="Times New Roman"/>
+          <w:sz w:val="32"/>
+          <w:szCs w:val="32"/>
+        </w:rPr>
+      </w:pPr>
+      <w:r>
+        <w:rPr>
+          <w:rFonts w:ascii="Times New Roman" w:hAnsi="Times New Roman"/>
+          <w:sz w:val="32"/>
+          <w:szCs w:val="32"/>
+        </w:rPr>
+      </w:r>
+    </w:p>
+    <w:p>
+      <w:pPr>
+        <w:pStyle w:val="Normal"/>
+        <w:rPr>
+          <w:rFonts w:ascii="Times New Roman" w:hAnsi="Times New Roman"/>
+          <w:sz w:val="32"/>
+          <w:szCs w:val="32"/>
+        </w:rPr>
+      </w:pPr>
+      <w:r>
+        <w:rPr>
+          <w:rFonts w:ascii="Times New Roman" w:hAnsi="Times New Roman"/>
+          <w:sz w:val="32"/>
+          <w:szCs w:val="32"/>
+        </w:rPr>
+      </w:r>
+    </w:p>
+    <w:p>
+      <w:pPr>
+        <w:pStyle w:val="Normal"/>
+        <w:rPr>
+          <w:rFonts w:ascii="Times New Roman" w:hAnsi="Times New Roman"/>
+          <w:sz w:val="32"/>
+          <w:szCs w:val="32"/>
+        </w:rPr>
+      </w:pPr>
+      <w:r>
+        <w:rPr>
+          <w:rFonts w:ascii="Times New Roman" w:hAnsi="Times New Roman"/>
+          <w:sz w:val="32"/>
+          <w:szCs w:val="32"/>
+        </w:rPr>
+      </w:r>
+    </w:p>
+    <w:p>
+      <w:pPr>
+        <w:pStyle w:val="Normal"/>
+        <w:rPr>
+          <w:rFonts w:ascii="Times New Roman" w:hAnsi="Times New Roman"/>
+          <w:sz w:val="32"/>
+          <w:szCs w:val="32"/>
+        </w:rPr>
+      </w:pPr>
+      <w:r>
+        <w:rPr>
+          <w:rFonts w:ascii="Times New Roman" w:hAnsi="Times New Roman"/>
+          <w:sz w:val="32"/>
+          <w:szCs w:val="32"/>
+        </w:rPr>
+      </w:r>
+    </w:p>
+    <w:p>
+      <w:pPr>
+        <w:pStyle w:val="Normal"/>
+        <w:rPr>
+          <w:rFonts w:ascii="Times New Roman" w:hAnsi="Times New Roman"/>
+          <w:sz w:val="32"/>
+          <w:szCs w:val="32"/>
+        </w:rPr>
+      </w:pPr>
+      <w:r>
+        <w:rPr>
+          <w:rFonts w:ascii="Times New Roman" w:hAnsi="Times New Roman"/>
+          <w:sz w:val="32"/>
+          <w:szCs w:val="32"/>
+        </w:rPr>
+        <w:t>Cho một bộ xử lý MIPS 32 bits (có datapath và control như hình đã học).</w:t>
+      </w:r>
+    </w:p>
+    <w:p>
+      <w:pPr>
+        <w:pStyle w:val="Normal"/>
+        <w:rPr>
+          <w:rFonts w:ascii="Times New Roman" w:hAnsi="Times New Roman"/>
+          <w:sz w:val="32"/>
+          <w:szCs w:val="32"/>
+        </w:rPr>
+      </w:pPr>
+      <w:r>
+        <w:rPr>
+          <w:rFonts w:ascii="Times New Roman" w:hAnsi="Times New Roman"/>
+          <w:sz w:val="32"/>
+          <w:szCs w:val="32"/>
+        </w:rPr>
+        <w:t xml:space="preserve">Biết PC = 0x00400000; $t1 = 0x10010030; $t3 = </w:t>
+      </w:r>
+      <w:r>
+        <w:rPr>
+          <w:rFonts w:ascii="Times New Roman" w:hAnsi="Times New Roman"/>
+          <w:color w:val="800080"/>
+          <w:sz w:val="32"/>
+          <w:szCs w:val="32"/>
+        </w:rPr>
+        <w:t>0x00000015</w:t>
+      </w:r>
+      <w:r>
+        <w:rPr>
+          <w:rFonts w:ascii="Times New Roman" w:hAnsi="Times New Roman"/>
+          <w:sz w:val="32"/>
+          <w:szCs w:val="32"/>
+        </w:rPr>
+        <w:t xml:space="preserve">; Word nhớ tại địa chỉ 0x10010030 có nội dung/giá trị bằng </w:t>
+      </w:r>
+      <w:r>
+        <w:rPr>
+          <w:rFonts w:ascii="Times New Roman" w:hAnsi="Times New Roman"/>
+          <w:color w:val="800080"/>
+          <w:sz w:val="32"/>
+          <w:szCs w:val="32"/>
+        </w:rPr>
+        <w:t>0x00000015</w:t>
+      </w:r>
+    </w:p>
+    <w:p>
+      <w:pPr>
+        <w:pStyle w:val="Normal"/>
+        <w:rPr>
+          <w:rFonts w:ascii="Times New Roman" w:hAnsi="Times New Roman"/>
+          <w:sz w:val="32"/>
+          <w:szCs w:val="32"/>
+        </w:rPr>
+      </w:pPr>
+      <w:r>
+        <w:rPr>
+          <w:rFonts w:ascii="Times New Roman" w:hAnsi="Times New Roman"/>
+          <w:sz w:val="32"/>
+          <w:szCs w:val="32"/>
+        </w:rPr>
+        <w:t>Nếu đoạn chương trình sau được thực thi:</w:t>
+      </w:r>
+    </w:p>
+    <w:p>
+      <w:pPr>
+        <w:pStyle w:val="Normal"/>
+        <w:rPr>
+          <w:rFonts w:ascii="Times New Roman" w:hAnsi="Times New Roman"/>
+          <w:sz w:val="32"/>
+          <w:szCs w:val="32"/>
+        </w:rPr>
+      </w:pPr>
+      <w:r>
+        <w:rPr>
+          <w:rFonts w:eastAsia="NSimSun" w:cs="Lucida Sans" w:ascii="Courier New" w:hAnsi="Courier New"/>
+          <w:color w:val="auto"/>
+          <w:kern w:val="2"/>
+          <w:sz w:val="24"/>
+          <w:szCs w:val="24"/>
+          <w:lang w:val="en-US" w:eastAsia="zh-CN" w:bidi="hi-IN"/>
+        </w:rPr>
+        <w:t xml:space="preserve">0x00400000 </w:t>
+      </w:r>
+      <w:r>
+        <w:rPr>
+          <w:rFonts w:ascii="Times New Roman" w:hAnsi="Times New Roman"/>
+          <w:sz w:val="32"/>
+          <w:szCs w:val="32"/>
+        </w:rPr>
+        <w:t>addi $s0, $t1, 8</w:t>
         <w:tab/>
       </w:r>
       <w:r>
@@ -55783,7 +56226,38 @@
           <w:szCs w:val="24"/>
           <w:lang w:val="en-US" w:eastAsia="zh-CN" w:bidi="hi-IN"/>
         </w:rPr>
-        <w:t xml:space="preserve">im = offset = </w:t>
+        <w:t>$s0=0x10010038</w:t>
+      </w:r>
+    </w:p>
+    <w:p>
+      <w:pPr>
+        <w:pStyle w:val="Normal"/>
+        <w:rPr>
+          <w:rFonts w:ascii="Times New Roman" w:hAnsi="Times New Roman"/>
+          <w:sz w:val="32"/>
+          <w:szCs w:val="32"/>
+        </w:rPr>
+      </w:pPr>
+      <w:r>
+        <w:rPr>
+          <w:rFonts w:eastAsia="NSimSun" w:cs="Lucida Sans" w:ascii="Courier New" w:hAnsi="Courier New"/>
+          <w:color w:val="auto"/>
+          <w:kern w:val="2"/>
+          <w:sz w:val="24"/>
+          <w:szCs w:val="24"/>
+          <w:lang w:val="en-US" w:eastAsia="zh-CN" w:bidi="hi-IN"/>
+        </w:rPr>
+        <w:t xml:space="preserve">0x00400004 </w:t>
+      </w:r>
+      <w:r>
+        <w:rPr>
+          <w:rFonts w:ascii="Times New Roman" w:hAnsi="Times New Roman"/>
+          <w:sz w:val="32"/>
+          <w:szCs w:val="32"/>
+        </w:rPr>
+        <w:t>lw $t2, 8($s0)  </w:t>
+        <w:tab/>
+        <w:tab/>
       </w:r>
       <w:r>
         <w:rPr>
@@ -55794,7 +56268,34 @@
           <w:szCs w:val="24"/>
           <w:lang w:val="en-US" w:eastAsia="zh-CN" w:bidi="hi-IN"/>
         </w:rPr>
-        <w:t xml:space="preserve">8 </w:t>
+        <w:t>ALU=0x10010038+0x8=0x10010040</w:t>
+      </w:r>
+    </w:p>
+    <w:p>
+      <w:pPr>
+        <w:pStyle w:val="Normal"/>
+        <w:rPr>
+          <w:rFonts w:ascii="Times New Roman" w:hAnsi="Times New Roman"/>
+          <w:sz w:val="32"/>
+          <w:szCs w:val="32"/>
+        </w:rPr>
+      </w:pPr>
+      <w:r>
+        <w:rPr>
+          <w:rFonts w:eastAsia="NSimSun" w:cs="Lucida Sans" w:ascii="Courier New" w:hAnsi="Courier New"/>
+          <w:color w:val="800080"/>
+          <w:kern w:val="2"/>
+          <w:sz w:val="24"/>
+          <w:szCs w:val="24"/>
+          <w:lang w:val="en-US" w:eastAsia="zh-CN" w:bidi="hi-IN"/>
+        </w:rPr>
+        <w:tab/>
+        <w:tab/>
+        <w:tab/>
+        <w:tab/>
+        <w:tab/>
+        <w:tab/>
+        <w:t>$t2=Mem[0x10010040]= méo cho</w:t>
       </w:r>
     </w:p>
     <w:p>
@@ -55815,8 +56316,41 @@
           <w:szCs w:val="24"/>
           <w:lang w:val="en-US" w:eastAsia="zh-CN" w:bidi="hi-IN"/>
         </w:rPr>
-        <w:t>0x0040000</w:t>
-      </w:r>
+        <w:t xml:space="preserve">0x00400008 </w:t>
+      </w:r>
+      <w:r>
+        <w:rPr>
+          <w:rFonts w:eastAsia="NSimSun" w:cs="Lucida Sans" w:ascii="Times New Roman" w:hAnsi="Times New Roman"/>
+          <w:color w:val="2A6099"/>
+          <w:kern w:val="2"/>
+          <w:sz w:val="32"/>
+          <w:szCs w:val="32"/>
+          <w:lang w:val="en-US" w:eastAsia="zh-CN" w:bidi="hi-IN"/>
+        </w:rPr>
+        <w:t>beq $t3, $t2, ABC</w:t>
+        <w:tab/>
+      </w:r>
+      <w:r>
+        <w:rPr>
+          <w:rFonts w:eastAsia="NSimSun" w:cs="Lucida Sans" w:ascii="Courier New" w:hAnsi="Courier New"/>
+          <w:color w:val="800080"/>
+          <w:kern w:val="2"/>
+          <w:sz w:val="24"/>
+          <w:szCs w:val="24"/>
+          <w:lang w:val="en-US" w:eastAsia="zh-CN" w:bidi="hi-IN"/>
+        </w:rPr>
+        <w:t>ALU = ReadData1 − ReadData2</w:t>
+      </w:r>
+    </w:p>
+    <w:p>
+      <w:pPr>
+        <w:pStyle w:val="Normal"/>
+        <w:rPr>
+          <w:rFonts w:ascii="Times New Roman" w:hAnsi="Times New Roman"/>
+          <w:sz w:val="32"/>
+          <w:szCs w:val="32"/>
+        </w:rPr>
+      </w:pPr>
       <w:r>
         <w:rPr>
           <w:rFonts w:eastAsia="NSimSun" w:cs="Lucida Sans" w:ascii="Courier New" w:hAnsi="Courier New"/>
@@ -55826,26 +56360,17 @@
           <w:szCs w:val="24"/>
           <w:lang w:val="en-US" w:eastAsia="zh-CN" w:bidi="hi-IN"/>
         </w:rPr>
-        <w:t>4</w:t>
-      </w:r>
-      <w:r>
-        <w:rPr>
-          <w:rFonts w:ascii="Times New Roman" w:hAnsi="Times New Roman"/>
-          <w:sz w:val="32"/>
-          <w:szCs w:val="32"/>
-        </w:rPr>
-        <w:t xml:space="preserve"> </w:t>
-      </w:r>
-      <w:r>
-        <w:rPr>
-          <w:rFonts w:eastAsia="NSimSun" w:cs="Lucida Sans" w:ascii="Times New Roman" w:hAnsi="Times New Roman"/>
-          <w:color w:val="2A6099"/>
-          <w:kern w:val="2"/>
-          <w:sz w:val="32"/>
-          <w:szCs w:val="32"/>
-          <w:lang w:val="en-US" w:eastAsia="zh-CN" w:bidi="hi-IN"/>
-        </w:rPr>
-        <w:t xml:space="preserve">lw $t2, 8($s0) </w:t>
+        <w:t xml:space="preserve">0x0040000C </w:t>
+      </w:r>
+      <w:r>
+        <w:rPr>
+          <w:rFonts w:ascii="Times New Roman" w:hAnsi="Times New Roman"/>
+          <w:sz w:val="32"/>
+          <w:szCs w:val="32"/>
+        </w:rPr>
+        <w:t>add $t2, $t3, $t4</w:t>
+        <w:tab/>
+        <w:tab/>
       </w:r>
       <w:r>
         <w:rPr>
@@ -55856,20 +56381,9 @@
           <w:szCs w:val="24"/>
           <w:lang w:val="en-US" w:eastAsia="zh-CN" w:bidi="hi-IN"/>
         </w:rPr>
-        <w:tab/>
-        <w:tab/>
-        <w:t xml:space="preserve">100011 </w:t>
-      </w:r>
-      <w:r>
-        <w:rPr>
-          <w:rFonts w:eastAsia="NSimSun" w:cs="Lucida Sans" w:ascii="Courier New" w:hAnsi="Courier New"/>
-          <w:color w:val="800080"/>
-          <w:kern w:val="2"/>
-          <w:sz w:val="24"/>
-          <w:szCs w:val="24"/>
-          <w:lang w:val="en-US" w:eastAsia="zh-CN" w:bidi="hi-IN"/>
-        </w:rPr>
-        <w:t>10000 01010 0000 0000 0000 1000</w:t>
+        <w:t>Input 1</w:t>
+        <w:tab/>
+        <w:t>$t3 = 0x00000015</w:t>
       </w:r>
     </w:p>
     <w:p>
@@ -55890,737 +56404,7 @@
           <w:szCs w:val="24"/>
           <w:lang w:val="en-US" w:eastAsia="zh-CN" w:bidi="hi-IN"/>
         </w:rPr>
-        <w:t>0x0040000</w:t>
-      </w:r>
-      <w:r>
-        <w:rPr>
-          <w:rFonts w:eastAsia="NSimSun" w:cs="Lucida Sans" w:ascii="Courier New" w:hAnsi="Courier New"/>
-          <w:color w:val="auto"/>
-          <w:kern w:val="2"/>
-          <w:sz w:val="24"/>
-          <w:szCs w:val="24"/>
-          <w:lang w:val="en-US" w:eastAsia="zh-CN" w:bidi="hi-IN"/>
-        </w:rPr>
-        <w:t>8</w:t>
-      </w:r>
-      <w:r>
-        <w:rPr>
-          <w:rFonts w:ascii="Times New Roman" w:hAnsi="Times New Roman"/>
-          <w:sz w:val="32"/>
-          <w:szCs w:val="32"/>
-        </w:rPr>
-        <w:t xml:space="preserve"> beq $t3, $t2, ABC</w:t>
-        <w:tab/>
-      </w:r>
-      <w:r>
-        <w:rPr>
-          <w:rFonts w:eastAsia="NSimSun" w:cs="Lucida Sans" w:ascii="Courier New" w:hAnsi="Courier New"/>
-          <w:color w:val="800080"/>
-          <w:kern w:val="2"/>
-          <w:sz w:val="24"/>
-          <w:szCs w:val="24"/>
-          <w:lang w:val="en-US" w:eastAsia="zh-CN" w:bidi="hi-IN"/>
-        </w:rPr>
-        <w:t>1000 11</w:t>
-      </w:r>
-      <w:r>
-        <w:rPr>
-          <w:rFonts w:eastAsia="NSimSun" w:cs="Lucida Sans" w:ascii="Courier New" w:hAnsi="Courier New"/>
-          <w:color w:val="800080"/>
-          <w:kern w:val="2"/>
-          <w:sz w:val="24"/>
-          <w:szCs w:val="24"/>
-          <w:lang w:val="en-US" w:eastAsia="zh-CN" w:bidi="hi-IN"/>
-        </w:rPr>
-        <w:t>10 0000 1010 0000 0000 0000 1000</w:t>
-      </w:r>
-    </w:p>
-    <w:p>
-      <w:pPr>
-        <w:pStyle w:val="Normal"/>
-        <w:rPr>
-          <w:rFonts w:ascii="Times New Roman" w:hAnsi="Times New Roman"/>
-          <w:sz w:val="32"/>
-          <w:szCs w:val="32"/>
-        </w:rPr>
-      </w:pPr>
-      <w:r>
-        <w:rPr>
-          <w:rFonts w:eastAsia="NSimSun" w:cs="Lucida Sans" w:ascii="Courier New" w:hAnsi="Courier New"/>
-          <w:color w:val="auto"/>
-          <w:kern w:val="2"/>
-          <w:sz w:val="24"/>
-          <w:szCs w:val="24"/>
-          <w:lang w:val="en-US" w:eastAsia="zh-CN" w:bidi="hi-IN"/>
-        </w:rPr>
-        <w:t>0x0040000</w:t>
-      </w:r>
-      <w:r>
-        <w:rPr>
-          <w:rFonts w:eastAsia="NSimSun" w:cs="Lucida Sans" w:ascii="Courier New" w:hAnsi="Courier New"/>
-          <w:color w:val="auto"/>
-          <w:kern w:val="2"/>
-          <w:sz w:val="24"/>
-          <w:szCs w:val="24"/>
-          <w:lang w:val="en-US" w:eastAsia="zh-CN" w:bidi="hi-IN"/>
-        </w:rPr>
-        <w:t>C</w:t>
-      </w:r>
-      <w:r>
-        <w:rPr>
-          <w:rFonts w:ascii="Times New Roman" w:hAnsi="Times New Roman"/>
-          <w:sz w:val="32"/>
-          <w:szCs w:val="32"/>
-        </w:rPr>
-        <w:t xml:space="preserve"> add $t2, $t3, $t4</w:t>
-      </w:r>
-    </w:p>
-    <w:p>
-      <w:pPr>
-        <w:pStyle w:val="Normal"/>
-        <w:rPr>
-          <w:rFonts w:ascii="Times New Roman" w:hAnsi="Times New Roman"/>
-          <w:sz w:val="32"/>
-          <w:szCs w:val="32"/>
-        </w:rPr>
-      </w:pPr>
-      <w:r>
-        <w:rPr>
-          <w:rFonts w:eastAsia="NSimSun" w:cs="Lucida Sans" w:ascii="Courier New" w:hAnsi="Courier New"/>
-          <w:color w:val="auto"/>
-          <w:kern w:val="2"/>
-          <w:sz w:val="24"/>
-          <w:szCs w:val="24"/>
-          <w:lang w:val="en-US" w:eastAsia="zh-CN" w:bidi="hi-IN"/>
-        </w:rPr>
-        <w:t>0x004000</w:t>
-      </w:r>
-      <w:r>
-        <w:rPr>
-          <w:rFonts w:eastAsia="NSimSun" w:cs="Lucida Sans" w:ascii="Courier New" w:hAnsi="Courier New"/>
-          <w:color w:val="auto"/>
-          <w:kern w:val="2"/>
-          <w:sz w:val="24"/>
-          <w:szCs w:val="24"/>
-          <w:lang w:val="en-US" w:eastAsia="zh-CN" w:bidi="hi-IN"/>
-        </w:rPr>
-        <w:t>10</w:t>
-      </w:r>
-      <w:r>
-        <w:rPr>
-          <w:rFonts w:ascii="Times New Roman" w:hAnsi="Times New Roman"/>
-          <w:sz w:val="32"/>
-          <w:szCs w:val="32"/>
-        </w:rPr>
-        <w:t xml:space="preserve"> ABC:    sub $t3, $t4, $t5</w:t>
-      </w:r>
-    </w:p>
-    <w:p>
-      <w:pPr>
-        <w:pStyle w:val="Normal"/>
-        <w:rPr>
-          <w:rFonts w:ascii="Times New Roman" w:hAnsi="Times New Roman"/>
-          <w:sz w:val="32"/>
-          <w:szCs w:val="32"/>
-        </w:rPr>
-      </w:pPr>
-      <w:r>
-        <w:rPr>
-          <w:rFonts w:ascii="Times New Roman" w:hAnsi="Times New Roman"/>
-          <w:sz w:val="32"/>
-          <w:szCs w:val="32"/>
-        </w:rPr>
-        <w:t xml:space="preserve">Khi bộ xử lý trên đang thực thi vừa xong công đoạn ALU ở câu lệnh thứ 2, giá trị ngõ ra </w:t>
-      </w:r>
-      <w:r>
-        <w:rPr>
-          <w:rFonts w:eastAsia="NSimSun" w:cs="Lucida Sans" w:ascii="Times New Roman" w:hAnsi="Times New Roman"/>
-          <w:color w:val="2A6099"/>
-          <w:kern w:val="2"/>
-          <w:sz w:val="32"/>
-          <w:szCs w:val="32"/>
-          <w:lang w:val="en-US" w:eastAsia="zh-CN" w:bidi="hi-IN"/>
-        </w:rPr>
-        <w:t>Instruction [31-0]</w:t>
-      </w:r>
-      <w:r>
-        <w:rPr>
-          <w:rFonts w:ascii="Times New Roman" w:hAnsi="Times New Roman"/>
-          <w:sz w:val="32"/>
-          <w:szCs w:val="32"/>
-        </w:rPr>
-        <w:t> của khối Instruction Memory là bao nhiêu?</w:t>
-      </w:r>
-    </w:p>
-    <w:p>
-      <w:pPr>
-        <w:pStyle w:val="Normal"/>
-        <w:rPr>
-          <w:rFonts w:ascii="Times New Roman" w:hAnsi="Times New Roman"/>
-          <w:sz w:val="32"/>
-          <w:szCs w:val="32"/>
-        </w:rPr>
-      </w:pPr>
-      <w:r>
-        <w:rPr>
-          <w:rFonts w:ascii="Times New Roman" w:hAnsi="Times New Roman"/>
-          <w:sz w:val="32"/>
-          <w:szCs w:val="32"/>
-        </w:rPr>
-        <w:t>a. 0x8c0a0008</w:t>
-      </w:r>
-    </w:p>
-    <w:p>
-      <w:pPr>
-        <w:pStyle w:val="Normal"/>
-        <w:rPr>
-          <w:rFonts w:ascii="Times New Roman" w:hAnsi="Times New Roman"/>
-          <w:sz w:val="32"/>
-          <w:szCs w:val="32"/>
-        </w:rPr>
-      </w:pPr>
-      <w:r>
-        <w:rPr>
-          <w:rFonts w:ascii="Times New Roman" w:hAnsi="Times New Roman"/>
-          <w:sz w:val="32"/>
-          <w:szCs w:val="32"/>
-        </w:rPr>
-        <w:t>b. 0x8e080008</w:t>
-      </w:r>
-    </w:p>
-    <w:p>
-      <w:pPr>
-        <w:pStyle w:val="Normal"/>
-        <w:rPr>
-          <w:rFonts w:ascii="Times New Roman" w:hAnsi="Times New Roman"/>
-          <w:b/>
-          <w:bCs/>
-          <w:color w:val="2A6099"/>
-          <w:sz w:val="32"/>
-          <w:szCs w:val="32"/>
-        </w:rPr>
-      </w:pPr>
-      <w:r>
-        <w:rPr>
-          <w:rFonts w:ascii="Times New Roman" w:hAnsi="Times New Roman"/>
-          <w:b/>
-          <w:bCs/>
-          <w:color w:val="2A6099"/>
-          <w:sz w:val="32"/>
-          <w:szCs w:val="32"/>
-        </w:rPr>
-        <w:t>c. 0x8e0a0008</w:t>
-      </w:r>
-    </w:p>
-    <w:p>
-      <w:pPr>
-        <w:pStyle w:val="Normal"/>
-        <w:rPr>
-          <w:rFonts w:ascii="Times New Roman" w:hAnsi="Times New Roman"/>
-          <w:sz w:val="32"/>
-          <w:szCs w:val="32"/>
-        </w:rPr>
-      </w:pPr>
-      <w:r>
-        <w:rPr>
-          <w:rFonts w:ascii="Times New Roman" w:hAnsi="Times New Roman"/>
-          <w:sz w:val="32"/>
-          <w:szCs w:val="32"/>
-        </w:rPr>
-        <w:t>d. 0x8e0a8008</w:t>
-      </w:r>
-    </w:p>
-    <w:p>
-      <w:pPr>
-        <w:pStyle w:val="Normal"/>
-        <w:rPr>
-          <w:rFonts w:ascii="Times New Roman" w:hAnsi="Times New Roman"/>
-          <w:sz w:val="32"/>
-          <w:szCs w:val="32"/>
-        </w:rPr>
-      </w:pPr>
-      <w:r>
-        <w:rPr>
-          <w:rFonts w:ascii="Times New Roman" w:hAnsi="Times New Roman"/>
-          <w:sz w:val="32"/>
-          <w:szCs w:val="32"/>
-        </w:rPr>
-      </w:r>
-    </w:p>
-    <w:p>
-      <w:pPr>
-        <w:pStyle w:val="Normal"/>
-        <w:rPr>
-          <w:rFonts w:ascii="Times New Roman" w:hAnsi="Times New Roman"/>
-          <w:sz w:val="32"/>
-          <w:szCs w:val="32"/>
-        </w:rPr>
-      </w:pPr>
-      <w:r>
-        <w:rPr>
-          <w:rFonts w:ascii="Times New Roman" w:hAnsi="Times New Roman"/>
-          <w:sz w:val="32"/>
-          <w:szCs w:val="32"/>
-        </w:rPr>
-      </w:r>
-    </w:p>
-    <w:p>
-      <w:pPr>
-        <w:pStyle w:val="Normal"/>
-        <w:rPr>
-          <w:rFonts w:ascii="Times New Roman" w:hAnsi="Times New Roman"/>
-          <w:sz w:val="32"/>
-          <w:szCs w:val="32"/>
-        </w:rPr>
-      </w:pPr>
-      <w:r>
-        <w:rPr>
-          <w:rFonts w:ascii="Times New Roman" w:hAnsi="Times New Roman"/>
-          <w:sz w:val="32"/>
-          <w:szCs w:val="32"/>
-        </w:rPr>
-      </w:r>
-    </w:p>
-    <w:p>
-      <w:pPr>
-        <w:pStyle w:val="Normal"/>
-        <w:rPr>
-          <w:rFonts w:ascii="Times New Roman" w:hAnsi="Times New Roman"/>
-          <w:sz w:val="32"/>
-          <w:szCs w:val="32"/>
-        </w:rPr>
-      </w:pPr>
-      <w:r>
-        <w:rPr>
-          <w:rFonts w:ascii="Times New Roman" w:hAnsi="Times New Roman"/>
-          <w:sz w:val="32"/>
-          <w:szCs w:val="32"/>
-        </w:rPr>
-      </w:r>
-    </w:p>
-    <w:p>
-      <w:pPr>
-        <w:pStyle w:val="Normal"/>
-        <w:rPr>
-          <w:rFonts w:ascii="Times New Roman" w:hAnsi="Times New Roman"/>
-          <w:sz w:val="32"/>
-          <w:szCs w:val="32"/>
-        </w:rPr>
-      </w:pPr>
-      <w:r>
-        <w:rPr>
-          <w:rFonts w:ascii="Times New Roman" w:hAnsi="Times New Roman"/>
-          <w:sz w:val="32"/>
-          <w:szCs w:val="32"/>
-        </w:rPr>
-      </w:r>
-    </w:p>
-    <w:p>
-      <w:pPr>
-        <w:pStyle w:val="Normal"/>
-        <w:rPr>
-          <w:rFonts w:ascii="Times New Roman" w:hAnsi="Times New Roman"/>
-          <w:sz w:val="32"/>
-          <w:szCs w:val="32"/>
-        </w:rPr>
-      </w:pPr>
-      <w:r>
-        <w:rPr>
-          <w:rFonts w:ascii="Times New Roman" w:hAnsi="Times New Roman"/>
-          <w:sz w:val="32"/>
-          <w:szCs w:val="32"/>
-        </w:rPr>
-        <w:t>Cho một bộ xử lý MIPS 32 bits (có datapath và control như hình đã học).</w:t>
-      </w:r>
-    </w:p>
-    <w:p>
-      <w:pPr>
-        <w:pStyle w:val="Normal"/>
-        <w:rPr>
-          <w:rFonts w:ascii="Times New Roman" w:hAnsi="Times New Roman"/>
-          <w:sz w:val="32"/>
-          <w:szCs w:val="32"/>
-        </w:rPr>
-      </w:pPr>
-      <w:r>
-        <w:rPr>
-          <w:rFonts w:ascii="Times New Roman" w:hAnsi="Times New Roman"/>
-          <w:sz w:val="32"/>
-          <w:szCs w:val="32"/>
-        </w:rPr>
-        <w:t xml:space="preserve">Biết PC = 0x00400000; $t1 = 0x10010030; $t3 = </w:t>
-      </w:r>
-      <w:r>
-        <w:rPr>
-          <w:rFonts w:ascii="Times New Roman" w:hAnsi="Times New Roman"/>
-          <w:color w:val="800080"/>
-          <w:sz w:val="32"/>
-          <w:szCs w:val="32"/>
-        </w:rPr>
-        <w:t>0x00000015</w:t>
-      </w:r>
-      <w:r>
-        <w:rPr>
-          <w:rFonts w:ascii="Times New Roman" w:hAnsi="Times New Roman"/>
-          <w:sz w:val="32"/>
-          <w:szCs w:val="32"/>
-        </w:rPr>
-        <w:t xml:space="preserve">; Word nhớ tại địa chỉ 0x10010030 có nội dung/giá trị bằng </w:t>
-      </w:r>
-      <w:r>
-        <w:rPr>
-          <w:rFonts w:ascii="Times New Roman" w:hAnsi="Times New Roman"/>
-          <w:color w:val="800080"/>
-          <w:sz w:val="32"/>
-          <w:szCs w:val="32"/>
-        </w:rPr>
-        <w:t>0x00000015</w:t>
-      </w:r>
-    </w:p>
-    <w:p>
-      <w:pPr>
-        <w:pStyle w:val="Normal"/>
-        <w:rPr>
-          <w:rFonts w:ascii="Times New Roman" w:hAnsi="Times New Roman"/>
-          <w:sz w:val="32"/>
-          <w:szCs w:val="32"/>
-        </w:rPr>
-      </w:pPr>
-      <w:r>
-        <w:rPr>
-          <w:rFonts w:ascii="Times New Roman" w:hAnsi="Times New Roman"/>
-          <w:sz w:val="32"/>
-          <w:szCs w:val="32"/>
-        </w:rPr>
-        <w:t>Nếu đoạn chương trình sau được thực thi:</w:t>
-      </w:r>
-    </w:p>
-    <w:p>
-      <w:pPr>
-        <w:pStyle w:val="Normal"/>
-        <w:rPr>
-          <w:rFonts w:ascii="Times New Roman" w:hAnsi="Times New Roman"/>
-          <w:sz w:val="32"/>
-          <w:szCs w:val="32"/>
-        </w:rPr>
-      </w:pPr>
-      <w:r>
-        <w:rPr>
-          <w:rFonts w:eastAsia="NSimSun" w:cs="Lucida Sans" w:ascii="Courier New" w:hAnsi="Courier New"/>
-          <w:color w:val="auto"/>
-          <w:kern w:val="2"/>
-          <w:sz w:val="24"/>
-          <w:szCs w:val="24"/>
-          <w:lang w:val="en-US" w:eastAsia="zh-CN" w:bidi="hi-IN"/>
-        </w:rPr>
-        <w:t xml:space="preserve">0x00400000 </w:t>
-      </w:r>
-      <w:r>
-        <w:rPr>
-          <w:rFonts w:ascii="Times New Roman" w:hAnsi="Times New Roman"/>
-          <w:sz w:val="32"/>
-          <w:szCs w:val="32"/>
-        </w:rPr>
-        <w:t>addi $s0, $t1, 8</w:t>
-        <w:tab/>
-      </w:r>
-      <w:r>
-        <w:rPr>
-          <w:rFonts w:eastAsia="NSimSun" w:cs="Lucida Sans" w:ascii="Courier New" w:hAnsi="Courier New"/>
-          <w:color w:val="800080"/>
-          <w:kern w:val="2"/>
-          <w:sz w:val="24"/>
-          <w:szCs w:val="24"/>
-          <w:lang w:val="en-US" w:eastAsia="zh-CN" w:bidi="hi-IN"/>
-        </w:rPr>
-        <w:t>$s0=0x10010038</w:t>
-      </w:r>
-    </w:p>
-    <w:p>
-      <w:pPr>
-        <w:pStyle w:val="Normal"/>
-        <w:rPr>
-          <w:rFonts w:ascii="Times New Roman" w:hAnsi="Times New Roman"/>
-          <w:sz w:val="32"/>
-          <w:szCs w:val="32"/>
-        </w:rPr>
-      </w:pPr>
-      <w:r>
-        <w:rPr>
-          <w:rFonts w:eastAsia="NSimSun" w:cs="Lucida Sans" w:ascii="Courier New" w:hAnsi="Courier New"/>
-          <w:color w:val="auto"/>
-          <w:kern w:val="2"/>
-          <w:sz w:val="24"/>
-          <w:szCs w:val="24"/>
-          <w:lang w:val="en-US" w:eastAsia="zh-CN" w:bidi="hi-IN"/>
-        </w:rPr>
-        <w:t>0x0040000</w:t>
-      </w:r>
-      <w:r>
-        <w:rPr>
-          <w:rFonts w:eastAsia="NSimSun" w:cs="Lucida Sans" w:ascii="Courier New" w:hAnsi="Courier New"/>
-          <w:color w:val="auto"/>
-          <w:kern w:val="2"/>
-          <w:sz w:val="24"/>
-          <w:szCs w:val="24"/>
-          <w:lang w:val="en-US" w:eastAsia="zh-CN" w:bidi="hi-IN"/>
-        </w:rPr>
-        <w:t>4</w:t>
-      </w:r>
-      <w:r>
-        <w:rPr>
-          <w:rFonts w:eastAsia="NSimSun" w:cs="Lucida Sans" w:ascii="Courier New" w:hAnsi="Courier New"/>
-          <w:color w:val="auto"/>
-          <w:kern w:val="2"/>
-          <w:sz w:val="24"/>
-          <w:szCs w:val="24"/>
-          <w:lang w:val="en-US" w:eastAsia="zh-CN" w:bidi="hi-IN"/>
-        </w:rPr>
-        <w:t xml:space="preserve"> </w:t>
-      </w:r>
-      <w:r>
-        <w:rPr>
-          <w:rFonts w:ascii="Times New Roman" w:hAnsi="Times New Roman"/>
-          <w:sz w:val="32"/>
-          <w:szCs w:val="32"/>
-        </w:rPr>
-        <w:t>lw $t2, 8($s0)  </w:t>
-        <w:tab/>
-        <w:tab/>
-      </w:r>
-      <w:r>
-        <w:rPr>
-          <w:rFonts w:eastAsia="NSimSun" w:cs="Lucida Sans" w:ascii="Courier New" w:hAnsi="Courier New"/>
-          <w:color w:val="800080"/>
-          <w:kern w:val="2"/>
-          <w:sz w:val="24"/>
-          <w:szCs w:val="24"/>
-          <w:lang w:val="en-US" w:eastAsia="zh-CN" w:bidi="hi-IN"/>
-        </w:rPr>
-        <w:t>ALU=0x10010038+0x8=0x10010040</w:t>
-      </w:r>
-    </w:p>
-    <w:p>
-      <w:pPr>
-        <w:pStyle w:val="Normal"/>
-        <w:rPr>
-          <w:rFonts w:ascii="Times New Roman" w:hAnsi="Times New Roman"/>
-          <w:sz w:val="32"/>
-          <w:szCs w:val="32"/>
-        </w:rPr>
-      </w:pPr>
-      <w:r>
-        <w:rPr>
-          <w:rFonts w:eastAsia="NSimSun" w:cs="Lucida Sans" w:ascii="Courier New" w:hAnsi="Courier New"/>
-          <w:color w:val="800080"/>
-          <w:kern w:val="2"/>
-          <w:sz w:val="24"/>
-          <w:szCs w:val="24"/>
-          <w:lang w:val="en-US" w:eastAsia="zh-CN" w:bidi="hi-IN"/>
-        </w:rPr>
-        <w:tab/>
-        <w:tab/>
-        <w:tab/>
-        <w:tab/>
-        <w:tab/>
-        <w:tab/>
-      </w:r>
-      <w:r>
-        <w:rPr>
-          <w:rFonts w:eastAsia="NSimSun" w:cs="Lucida Sans" w:ascii="Courier New" w:hAnsi="Courier New"/>
-          <w:color w:val="800080"/>
-          <w:kern w:val="2"/>
-          <w:sz w:val="24"/>
-          <w:szCs w:val="24"/>
-          <w:lang w:val="en-US" w:eastAsia="zh-CN" w:bidi="hi-IN"/>
-        </w:rPr>
-        <w:t>$t2=Mem[0</w:t>
-      </w:r>
-      <w:r>
-        <w:rPr>
-          <w:rFonts w:eastAsia="NSimSun" w:cs="Lucida Sans" w:ascii="Courier New" w:hAnsi="Courier New"/>
-          <w:color w:val="800080"/>
-          <w:kern w:val="2"/>
-          <w:sz w:val="24"/>
-          <w:szCs w:val="24"/>
-          <w:lang w:val="en-US" w:eastAsia="zh-CN" w:bidi="hi-IN"/>
-        </w:rPr>
-        <w:t>x10010040]= méo cho</w:t>
-      </w:r>
-    </w:p>
-    <w:p>
-      <w:pPr>
-        <w:pStyle w:val="Normal"/>
-        <w:rPr>
-          <w:rFonts w:ascii="Times New Roman" w:hAnsi="Times New Roman"/>
-          <w:sz w:val="32"/>
-          <w:szCs w:val="32"/>
-        </w:rPr>
-      </w:pPr>
-      <w:r>
-        <w:rPr>
-          <w:rFonts w:eastAsia="NSimSun" w:cs="Lucida Sans" w:ascii="Courier New" w:hAnsi="Courier New"/>
-          <w:color w:val="auto"/>
-          <w:kern w:val="2"/>
-          <w:sz w:val="24"/>
-          <w:szCs w:val="24"/>
-          <w:lang w:val="en-US" w:eastAsia="zh-CN" w:bidi="hi-IN"/>
-        </w:rPr>
-        <w:t>0x0040000</w:t>
-      </w:r>
-      <w:r>
-        <w:rPr>
-          <w:rFonts w:eastAsia="NSimSun" w:cs="Lucida Sans" w:ascii="Courier New" w:hAnsi="Courier New"/>
-          <w:color w:val="auto"/>
-          <w:kern w:val="2"/>
-          <w:sz w:val="24"/>
-          <w:szCs w:val="24"/>
-          <w:lang w:val="en-US" w:eastAsia="zh-CN" w:bidi="hi-IN"/>
-        </w:rPr>
-        <w:t>8</w:t>
-      </w:r>
-      <w:r>
-        <w:rPr>
-          <w:rFonts w:eastAsia="NSimSun" w:cs="Lucida Sans" w:ascii="Courier New" w:hAnsi="Courier New"/>
-          <w:color w:val="auto"/>
-          <w:kern w:val="2"/>
-          <w:sz w:val="24"/>
-          <w:szCs w:val="24"/>
-          <w:lang w:val="en-US" w:eastAsia="zh-CN" w:bidi="hi-IN"/>
-        </w:rPr>
-        <w:t xml:space="preserve"> </w:t>
-      </w:r>
-      <w:r>
-        <w:rPr>
-          <w:rFonts w:eastAsia="NSimSun" w:cs="Lucida Sans" w:ascii="Times New Roman" w:hAnsi="Times New Roman"/>
-          <w:color w:val="2A6099"/>
-          <w:kern w:val="2"/>
-          <w:sz w:val="32"/>
-          <w:szCs w:val="32"/>
-          <w:lang w:val="en-US" w:eastAsia="zh-CN" w:bidi="hi-IN"/>
-        </w:rPr>
-        <w:t>beq $t3, $t2, ABC</w:t>
-        <w:tab/>
-      </w:r>
-      <w:r>
-        <w:rPr>
-          <w:rFonts w:eastAsia="NSimSun" w:cs="Lucida Sans" w:ascii="Courier New" w:hAnsi="Courier New"/>
-          <w:color w:val="800080"/>
-          <w:kern w:val="2"/>
-          <w:sz w:val="24"/>
-          <w:szCs w:val="24"/>
-          <w:lang w:val="en-US" w:eastAsia="zh-CN" w:bidi="hi-IN"/>
-        </w:rPr>
-        <w:t>ALU = ReadData1 − ReadData2</w:t>
-      </w:r>
-    </w:p>
-    <w:p>
-      <w:pPr>
-        <w:pStyle w:val="Normal"/>
-        <w:rPr>
-          <w:rFonts w:ascii="Times New Roman" w:hAnsi="Times New Roman"/>
-          <w:sz w:val="32"/>
-          <w:szCs w:val="32"/>
-        </w:rPr>
-      </w:pPr>
-      <w:r>
-        <w:rPr>
-          <w:rFonts w:eastAsia="NSimSun" w:cs="Lucida Sans" w:ascii="Courier New" w:hAnsi="Courier New"/>
-          <w:color w:val="auto"/>
-          <w:kern w:val="2"/>
-          <w:sz w:val="24"/>
-          <w:szCs w:val="24"/>
-          <w:lang w:val="en-US" w:eastAsia="zh-CN" w:bidi="hi-IN"/>
-        </w:rPr>
-        <w:t>0x0040000</w:t>
-      </w:r>
-      <w:r>
-        <w:rPr>
-          <w:rFonts w:eastAsia="NSimSun" w:cs="Lucida Sans" w:ascii="Courier New" w:hAnsi="Courier New"/>
-          <w:color w:val="auto"/>
-          <w:kern w:val="2"/>
-          <w:sz w:val="24"/>
-          <w:szCs w:val="24"/>
-          <w:lang w:val="en-US" w:eastAsia="zh-CN" w:bidi="hi-IN"/>
-        </w:rPr>
-        <w:t>C</w:t>
-      </w:r>
-      <w:r>
-        <w:rPr>
-          <w:rFonts w:eastAsia="NSimSun" w:cs="Lucida Sans" w:ascii="Courier New" w:hAnsi="Courier New"/>
-          <w:color w:val="auto"/>
-          <w:kern w:val="2"/>
-          <w:sz w:val="24"/>
-          <w:szCs w:val="24"/>
-          <w:lang w:val="en-US" w:eastAsia="zh-CN" w:bidi="hi-IN"/>
-        </w:rPr>
-        <w:t xml:space="preserve"> </w:t>
-      </w:r>
-      <w:r>
-        <w:rPr>
-          <w:rFonts w:ascii="Times New Roman" w:hAnsi="Times New Roman"/>
-          <w:sz w:val="32"/>
-          <w:szCs w:val="32"/>
-        </w:rPr>
-        <w:t>add $t2, $t3, $t4</w:t>
-        <w:tab/>
-        <w:tab/>
-      </w:r>
-      <w:r>
-        <w:rPr>
-          <w:rFonts w:eastAsia="NSimSun" w:cs="Lucida Sans" w:ascii="Courier New" w:hAnsi="Courier New"/>
-          <w:color w:val="800080"/>
-          <w:kern w:val="2"/>
-          <w:sz w:val="24"/>
-          <w:szCs w:val="24"/>
-          <w:lang w:val="en-US" w:eastAsia="zh-CN" w:bidi="hi-IN"/>
-        </w:rPr>
-        <w:t>Input 1</w:t>
-        <w:tab/>
-        <w:t>$t3 = 0x00000015</w:t>
-      </w:r>
-    </w:p>
-    <w:p>
-      <w:pPr>
-        <w:pStyle w:val="Normal"/>
-        <w:rPr>
-          <w:rFonts w:ascii="Times New Roman" w:hAnsi="Times New Roman"/>
-          <w:sz w:val="32"/>
-          <w:szCs w:val="32"/>
-        </w:rPr>
-      </w:pPr>
-      <w:r>
-        <w:rPr>
-          <w:rFonts w:eastAsia="NSimSun" w:cs="Lucida Sans" w:ascii="Courier New" w:hAnsi="Courier New"/>
-          <w:color w:val="auto"/>
-          <w:kern w:val="2"/>
-          <w:sz w:val="24"/>
-          <w:szCs w:val="24"/>
-          <w:lang w:val="en-US" w:eastAsia="zh-CN" w:bidi="hi-IN"/>
-        </w:rPr>
-        <w:t>0x004000</w:t>
-      </w:r>
-      <w:r>
-        <w:rPr>
-          <w:rFonts w:eastAsia="NSimSun" w:cs="Lucida Sans" w:ascii="Courier New" w:hAnsi="Courier New"/>
-          <w:color w:val="auto"/>
-          <w:kern w:val="2"/>
-          <w:sz w:val="24"/>
-          <w:szCs w:val="24"/>
-          <w:lang w:val="en-US" w:eastAsia="zh-CN" w:bidi="hi-IN"/>
-        </w:rPr>
-        <w:t>10</w:t>
-      </w:r>
-      <w:r>
-        <w:rPr>
-          <w:rFonts w:eastAsia="NSimSun" w:cs="Lucida Sans" w:ascii="Courier New" w:hAnsi="Courier New"/>
-          <w:color w:val="auto"/>
-          <w:kern w:val="2"/>
-          <w:sz w:val="24"/>
-          <w:szCs w:val="24"/>
-          <w:lang w:val="en-US" w:eastAsia="zh-CN" w:bidi="hi-IN"/>
-        </w:rPr>
-        <w:t xml:space="preserve"> </w:t>
+        <w:t xml:space="preserve">0x00400010 </w:t>
       </w:r>
       <w:r>
         <w:rPr>
@@ -57789,15 +57573,15 @@
         </w:tblCellMar>
       </w:tblPr>
       <w:tblGrid>
-        <w:gridCol w:w="3466"/>
-        <w:gridCol w:w="3158"/>
+        <w:gridCol w:w="3465"/>
+        <w:gridCol w:w="3159"/>
         <w:gridCol w:w="3312"/>
       </w:tblGrid>
       <w:tr>
         <w:trPr/>
         <w:tc>
           <w:tcPr>
-            <w:tcW w:w="3466" w:type="dxa"/>
+            <w:tcW w:w="3465" w:type="dxa"/>
             <w:tcBorders>
               <w:top w:val="single" w:sz="4" w:space="0" w:color="000000"/>
               <w:start w:val="single" w:sz="4" w:space="0" w:color="000000"/>
@@ -57825,7 +57609,7 @@
         </w:tc>
         <w:tc>
           <w:tcPr>
-            <w:tcW w:w="3158" w:type="dxa"/>
+            <w:tcW w:w="3159" w:type="dxa"/>
             <w:tcBorders>
               <w:top w:val="single" w:sz="4" w:space="0" w:color="000000"/>
               <w:start w:val="single" w:sz="4" w:space="0" w:color="000000"/>
@@ -57885,7 +57669,7 @@
         <w:trPr/>
         <w:tc>
           <w:tcPr>
-            <w:tcW w:w="3466" w:type="dxa"/>
+            <w:tcW w:w="3465" w:type="dxa"/>
             <w:tcBorders>
               <w:start w:val="single" w:sz="4" w:space="0" w:color="000000"/>
               <w:bottom w:val="single" w:sz="4" w:space="0" w:color="000000"/>
@@ -57912,7 +57696,7 @@
         </w:tc>
         <w:tc>
           <w:tcPr>
-            <w:tcW w:w="3158" w:type="dxa"/>
+            <w:tcW w:w="3159" w:type="dxa"/>
             <w:tcBorders>
               <w:start w:val="single" w:sz="4" w:space="0" w:color="000000"/>
               <w:bottom w:val="single" w:sz="4" w:space="0" w:color="000000"/>
@@ -57968,7 +57752,7 @@
         <w:trPr/>
         <w:tc>
           <w:tcPr>
-            <w:tcW w:w="3466" w:type="dxa"/>
+            <w:tcW w:w="3465" w:type="dxa"/>
             <w:tcBorders>
               <w:start w:val="single" w:sz="4" w:space="0" w:color="000000"/>
               <w:bottom w:val="single" w:sz="4" w:space="0" w:color="000000"/>
@@ -57994,7 +57778,7 @@
         </w:tc>
         <w:tc>
           <w:tcPr>
-            <w:tcW w:w="3158" w:type="dxa"/>
+            <w:tcW w:w="3159" w:type="dxa"/>
             <w:tcBorders>
               <w:start w:val="single" w:sz="4" w:space="0" w:color="000000"/>
               <w:bottom w:val="single" w:sz="4" w:space="0" w:color="000000"/>
@@ -58052,7 +57836,7 @@
         <w:trPr/>
         <w:tc>
           <w:tcPr>
-            <w:tcW w:w="3466" w:type="dxa"/>
+            <w:tcW w:w="3465" w:type="dxa"/>
             <w:tcBorders>
               <w:start w:val="single" w:sz="4" w:space="0" w:color="000000"/>
               <w:bottom w:val="single" w:sz="4" w:space="0" w:color="000000"/>
@@ -58079,7 +57863,7 @@
         </w:tc>
         <w:tc>
           <w:tcPr>
-            <w:tcW w:w="3158" w:type="dxa"/>
+            <w:tcW w:w="3159" w:type="dxa"/>
             <w:tcBorders>
               <w:start w:val="single" w:sz="4" w:space="0" w:color="000000"/>
               <w:bottom w:val="single" w:sz="4" w:space="0" w:color="000000"/>
@@ -61641,15 +61425,15 @@
       <w:bCs/>
     </w:rPr>
   </w:style>
-  <w:style w:type="character" w:styleId="Bullets">
-    <w:name w:val="Bullets"/>
+  <w:style w:type="character" w:styleId="Bulletsuser">
+    <w:name w:val="Bullets (user)"/>
     <w:qFormat/>
     <w:rPr>
       <w:rFonts w:ascii="OpenSymbol" w:hAnsi="OpenSymbol" w:eastAsia="OpenSymbol" w:cs="OpenSymbol"/>
     </w:rPr>
   </w:style>
-  <w:style w:type="character" w:styleId="Bulletsuser">
-    <w:name w:val="Bullets (user)"/>
+  <w:style w:type="character" w:styleId="Bullets">
+    <w:name w:val="Bullets"/>
     <w:qFormat/>
     <w:rPr>
       <w:rFonts w:ascii="OpenSymbol" w:hAnsi="OpenSymbol" w:eastAsia="OpenSymbol" w:cs="OpenSymbol"/>
@@ -61744,15 +61528,15 @@
       <w:bCs/>
     </w:rPr>
   </w:style>
-  <w:style w:type="paragraph" w:styleId="FrameContentsuser">
-    <w:name w:val="Frame Contents (user)"/>
+  <w:style w:type="paragraph" w:styleId="FrameContents">
+    <w:name w:val="Frame Contents"/>
     <w:basedOn w:val="Normal"/>
     <w:qFormat/>
     <w:pPr/>
     <w:rPr/>
   </w:style>
-  <w:style w:type="paragraph" w:styleId="FrameContents">
-    <w:name w:val="Frame Contents"/>
+  <w:style w:type="paragraph" w:styleId="FrameContentsuser">
+    <w:name w:val="Frame Contents (user)"/>
     <w:basedOn w:val="Normal"/>
     <w:qFormat/>
     <w:pPr/>

--- a/hk2-to-chuc-va-cau-truc-may-tinh/on_tap.docx
+++ b/hk2-to-chuc-va-cau-truc-may-tinh/on_tap.docx
@@ -40794,7 +40794,11 @@
         </w:rPr>
       </w:pPr>
       <w:r>
-        <w:rPr/>
+        <w:rPr>
+          <w:rFonts w:ascii="Times New Roman" w:hAnsi="Times New Roman"/>
+          <w:sz w:val="32"/>
+          <w:szCs w:val="32"/>
+        </w:rPr>
       </w:r>
     </w:p>
     <w:p>
@@ -40919,9 +40923,12 @@
       </w:pPr>
       <w:r>
         <w:rPr>
+          <w:rFonts w:ascii="Times New Roman" w:hAnsi="Times New Roman"/>
           <w:b/>
           <w:bCs/>
           <w:color w:val="3465A4"/>
+          <w:sz w:val="32"/>
+          <w:szCs w:val="32"/>
         </w:rPr>
       </w:r>
     </w:p>
@@ -52912,23 +52919,6 @@
           <w:sz w:val="32"/>
           <w:szCs w:val="32"/>
         </w:rPr>
-      </w:r>
-    </w:p>
-    <w:p>
-      <w:pPr>
-        <w:pStyle w:val="Normal"/>
-        <w:rPr>
-          <w:rFonts w:ascii="Times New Roman" w:hAnsi="Times New Roman"/>
-          <w:sz w:val="32"/>
-          <w:szCs w:val="32"/>
-        </w:rPr>
-      </w:pPr>
-      <w:r>
-        <w:rPr>
-          <w:rFonts w:ascii="Times New Roman" w:hAnsi="Times New Roman"/>
-          <w:sz w:val="32"/>
-          <w:szCs w:val="32"/>
-        </w:rPr>
         <w:t>Trong các câu lệnh sau, câu lệnh nào có tín hiệu ALUSrc = 1?</w:t>
       </w:r>
     </w:p>
@@ -55202,6 +55192,23 @@
           <w:szCs w:val="32"/>
         </w:rPr>
         <w:t>d. 440</w:t>
+      </w:r>
+    </w:p>
+    <w:p>
+      <w:pPr>
+        <w:pStyle w:val="Normal"/>
+        <w:rPr>
+          <w:rFonts w:ascii="Times New Roman" w:hAnsi="Times New Roman"/>
+          <w:sz w:val="32"/>
+          <w:szCs w:val="32"/>
+        </w:rPr>
+      </w:pPr>
+      <w:r>
+        <w:rPr>
+          <w:rFonts w:ascii="Times New Roman" w:hAnsi="Times New Roman"/>
+          <w:sz w:val="32"/>
+          <w:szCs w:val="32"/>
+        </w:rPr>
       </w:r>
     </w:p>
     <w:p>
@@ -57360,23 +57367,6 @@
           <w:sz w:val="32"/>
           <w:szCs w:val="32"/>
         </w:rPr>
-      </w:r>
-    </w:p>
-    <w:p>
-      <w:pPr>
-        <w:pStyle w:val="Normal"/>
-        <w:rPr>
-          <w:rFonts w:ascii="Times New Roman" w:hAnsi="Times New Roman"/>
-          <w:sz w:val="32"/>
-          <w:szCs w:val="32"/>
-        </w:rPr>
-      </w:pPr>
-      <w:r>
-        <w:rPr>
-          <w:rFonts w:ascii="Times New Roman" w:hAnsi="Times New Roman"/>
-          <w:sz w:val="32"/>
-          <w:szCs w:val="32"/>
-        </w:rPr>
         <w:t xml:space="preserve">Cho thời gian trễ (thời gian cần để hoàn thành) của từng khối trong datapath đã học như sau (khối nào không có trong bảng xem như thời gian trễ bằng 0): I-Mem (360ps), Add (190ps), Mux (60ps), ALU (180ps), Regs (250ps), D-Mem (310ps). Thời gian trễ lớn nhất của lệnh “add” khi thực thi theo Datapath đã học là? </w:t>
       </w:r>
       <w:r>
@@ -57573,15 +57563,15 @@
         </w:tblCellMar>
       </w:tblPr>
       <w:tblGrid>
-        <w:gridCol w:w="3465"/>
-        <w:gridCol w:w="3159"/>
+        <w:gridCol w:w="3464"/>
+        <w:gridCol w:w="3160"/>
         <w:gridCol w:w="3312"/>
       </w:tblGrid>
       <w:tr>
         <w:trPr/>
         <w:tc>
           <w:tcPr>
-            <w:tcW w:w="3465" w:type="dxa"/>
+            <w:tcW w:w="3464" w:type="dxa"/>
             <w:tcBorders>
               <w:top w:val="single" w:sz="4" w:space="0" w:color="000000"/>
               <w:start w:val="single" w:sz="4" w:space="0" w:color="000000"/>
@@ -57609,7 +57599,7 @@
         </w:tc>
         <w:tc>
           <w:tcPr>
-            <w:tcW w:w="3159" w:type="dxa"/>
+            <w:tcW w:w="3160" w:type="dxa"/>
             <w:tcBorders>
               <w:top w:val="single" w:sz="4" w:space="0" w:color="000000"/>
               <w:start w:val="single" w:sz="4" w:space="0" w:color="000000"/>
@@ -57669,7 +57659,7 @@
         <w:trPr/>
         <w:tc>
           <w:tcPr>
-            <w:tcW w:w="3465" w:type="dxa"/>
+            <w:tcW w:w="3464" w:type="dxa"/>
             <w:tcBorders>
               <w:start w:val="single" w:sz="4" w:space="0" w:color="000000"/>
               <w:bottom w:val="single" w:sz="4" w:space="0" w:color="000000"/>
@@ -57696,7 +57686,7 @@
         </w:tc>
         <w:tc>
           <w:tcPr>
-            <w:tcW w:w="3159" w:type="dxa"/>
+            <w:tcW w:w="3160" w:type="dxa"/>
             <w:tcBorders>
               <w:start w:val="single" w:sz="4" w:space="0" w:color="000000"/>
               <w:bottom w:val="single" w:sz="4" w:space="0" w:color="000000"/>
@@ -57752,7 +57742,7 @@
         <w:trPr/>
         <w:tc>
           <w:tcPr>
-            <w:tcW w:w="3465" w:type="dxa"/>
+            <w:tcW w:w="3464" w:type="dxa"/>
             <w:tcBorders>
               <w:start w:val="single" w:sz="4" w:space="0" w:color="000000"/>
               <w:bottom w:val="single" w:sz="4" w:space="0" w:color="000000"/>
@@ -57778,7 +57768,7 @@
         </w:tc>
         <w:tc>
           <w:tcPr>
-            <w:tcW w:w="3159" w:type="dxa"/>
+            <w:tcW w:w="3160" w:type="dxa"/>
             <w:tcBorders>
               <w:start w:val="single" w:sz="4" w:space="0" w:color="000000"/>
               <w:bottom w:val="single" w:sz="4" w:space="0" w:color="000000"/>
@@ -57836,7 +57826,7 @@
         <w:trPr/>
         <w:tc>
           <w:tcPr>
-            <w:tcW w:w="3465" w:type="dxa"/>
+            <w:tcW w:w="3464" w:type="dxa"/>
             <w:tcBorders>
               <w:start w:val="single" w:sz="4" w:space="0" w:color="000000"/>
               <w:bottom w:val="single" w:sz="4" w:space="0" w:color="000000"/>
@@ -57863,7 +57853,7 @@
         </w:tc>
         <w:tc>
           <w:tcPr>
-            <w:tcW w:w="3159" w:type="dxa"/>
+            <w:tcW w:w="3160" w:type="dxa"/>
             <w:tcBorders>
               <w:start w:val="single" w:sz="4" w:space="0" w:color="000000"/>
               <w:bottom w:val="single" w:sz="4" w:space="0" w:color="000000"/>
@@ -61425,15 +61415,15 @@
       <w:bCs/>
     </w:rPr>
   </w:style>
-  <w:style w:type="character" w:styleId="Bulletsuser">
-    <w:name w:val="Bullets (user)"/>
+  <w:style w:type="character" w:styleId="Bullets">
+    <w:name w:val="Bullets"/>
     <w:qFormat/>
     <w:rPr>
       <w:rFonts w:ascii="OpenSymbol" w:hAnsi="OpenSymbol" w:eastAsia="OpenSymbol" w:cs="OpenSymbol"/>
     </w:rPr>
   </w:style>
-  <w:style w:type="character" w:styleId="Bullets">
-    <w:name w:val="Bullets"/>
+  <w:style w:type="character" w:styleId="Bulletsuser">
+    <w:name w:val="Bullets (user)"/>
     <w:qFormat/>
     <w:rPr>
       <w:rFonts w:ascii="OpenSymbol" w:hAnsi="OpenSymbol" w:eastAsia="OpenSymbol" w:cs="OpenSymbol"/>
@@ -61528,15 +61518,15 @@
       <w:bCs/>
     </w:rPr>
   </w:style>
-  <w:style w:type="paragraph" w:styleId="FrameContents">
-    <w:name w:val="Frame Contents"/>
+  <w:style w:type="paragraph" w:styleId="FrameContentsuser">
+    <w:name w:val="Frame Contents (user)"/>
     <w:basedOn w:val="Normal"/>
     <w:qFormat/>
     <w:pPr/>
     <w:rPr/>
   </w:style>
-  <w:style w:type="paragraph" w:styleId="FrameContentsuser">
-    <w:name w:val="Frame Contents (user)"/>
+  <w:style w:type="paragraph" w:styleId="FrameContents">
+    <w:name w:val="Frame Contents"/>
     <w:basedOn w:val="Normal"/>
     <w:qFormat/>
     <w:pPr/>
